--- a/data/outputs/v2/Chemistry/SS2.1_Introduction_to_Salts/Chemistry_Introduction_to_Salts_CBE_LessonSequence.docx
+++ b/data/outputs/v2/Chemistry/SS2.1_Introduction_to_Salts/Chemistry_Introduction_to_Salts_CBE_LessonSequence.docx
@@ -3038,32 +3038,32 @@
         <w:tc>
           <w:tcPr>
             <w:tcW w:type="dxa" w:w="1520"/>
-            <w:shd w:fill="F2F2F2" w:color="auto" w:val="clear"/>
-            <w:tcMar>
-              <w:top w:type="dxa" w:w="60"/>
-              <w:left w:type="dxa" w:w="120"/>
-              <w:bottom w:type="dxa" w:w="60"/>
-              <w:right w:type="dxa" w:w="120"/>
-            </w:tcMar>
-            <w:vAlign w:val="top"/>
-          </w:tcPr>
-          <w:p>
-            <w:pPr>
-              <w:spacing w:after="40" w:before="0"/>
-              <w:jc w:val="left"/>
-            </w:pPr>
-            <w:r>
-              <w:rPr>
-                <w:rFonts w:ascii="Arial" w:cs="Arial" w:eastAsia="Arial" w:hAnsi="Arial"/>
-                <w:b/>
-                <w:bCs/>
-                <w:i w:val="false"/>
-                <w:iCs w:val="false"/>
-                <w:color w:val="000000"/>
-                <w:sz w:val="18"/>
-                <w:szCs w:val="18"/>
-              </w:rPr>
-              <w:t xml:space="preserve">Phase 1 — Predict</w:t>
+            <w:shd w:fill="EAD1F5" w:color="auto" w:val="clear"/>
+            <w:tcMar>
+              <w:top w:type="dxa" w:w="60"/>
+              <w:left w:type="dxa" w:w="120"/>
+              <w:bottom w:type="dxa" w:w="60"/>
+              <w:right w:type="dxa" w:w="120"/>
+            </w:tcMar>
+            <w:vAlign w:val="top"/>
+          </w:tcPr>
+          <w:p>
+            <w:pPr>
+              <w:spacing w:after="40" w:before="0"/>
+              <w:jc w:val="left"/>
+            </w:pPr>
+            <w:r>
+              <w:rPr>
+                <w:rFonts w:ascii="Arial" w:cs="Arial" w:eastAsia="Arial" w:hAnsi="Arial"/>
+                <w:b/>
+                <w:bCs/>
+                <w:i w:val="false"/>
+                <w:iCs w:val="false"/>
+                <w:color w:val="000000"/>
+                <w:sz w:val="18"/>
+                <w:szCs w:val="18"/>
+              </w:rPr>
+              <w:t xml:space="preserve">Predict Phase</w:t>
             </w:r>
           </w:p>
           <w:p>
@@ -3086,7 +3086,7 @@
             <w:pPr>
               <w:spacing w:after="20" w:before="0"/>
             </w:pPr>
-            <w:hyperlink w:history="1" r:id="rIdxyzryoafo1ebfao7bmuxt">
+            <w:hyperlink w:history="1" r:id="rId1cuwa-v6jh5slzqpz46e0">
               <w:r>
                 <w:rPr>
                   <w:rFonts w:ascii="Arial" w:cs="Arial" w:eastAsia="Arial" w:hAnsi="Arial"/>
@@ -3119,7 +3119,7 @@
               <w:spacing w:after="10" w:before="0"/>
               <w:ind w:left="120"/>
             </w:pPr>
-            <w:hyperlink w:history="1" r:id="rIdumaerpz__bwxhuxtpryfq">
+            <w:hyperlink w:history="1" r:id="rId06l0hml4ydq1vfxg4brmk">
               <w:r>
                 <w:rPr>
                   <w:rFonts w:ascii="Arial" w:cs="Arial" w:eastAsia="Arial" w:hAnsi="Arial"/>
@@ -3164,7 +3164,7 @@
             <w:pPr>
               <w:spacing w:after="20" w:before="0"/>
             </w:pPr>
-            <w:hyperlink w:history="1" r:id="rIdgfxjclrhcqexy882hhruk">
+            <w:hyperlink w:history="1" r:id="rId5eexcezsr4rixv_7lcwxk">
               <w:r>
                 <w:rPr>
                   <w:rFonts w:ascii="Arial" w:cs="Arial" w:eastAsia="Arial" w:hAnsi="Arial"/>
@@ -3197,7 +3197,7 @@
               <w:spacing w:after="10" w:before="0"/>
               <w:ind w:left="120"/>
             </w:pPr>
-            <w:hyperlink w:history="1" r:id="rIdegbemqbr7pbhm-x4d2xzh">
+            <w:hyperlink w:history="1" r:id="rIdh-d5tk4c-ymtj4q3dsfbh">
               <w:r>
                 <w:rPr>
                   <w:rFonts w:ascii="Arial" w:cs="Arial" w:eastAsia="Arial" w:hAnsi="Arial"/>
@@ -3344,32 +3344,32 @@
         <w:tc>
           <w:tcPr>
             <w:tcW w:type="dxa" w:w="1520"/>
-            <w:shd w:fill="F2F2F2" w:color="auto" w:val="clear"/>
-            <w:tcMar>
-              <w:top w:type="dxa" w:w="60"/>
-              <w:left w:type="dxa" w:w="120"/>
-              <w:bottom w:type="dxa" w:w="60"/>
-              <w:right w:type="dxa" w:w="120"/>
-            </w:tcMar>
-            <w:vAlign w:val="top"/>
-          </w:tcPr>
-          <w:p>
-            <w:pPr>
-              <w:spacing w:after="40" w:before="0"/>
-              <w:jc w:val="left"/>
-            </w:pPr>
-            <w:r>
-              <w:rPr>
-                <w:rFonts w:ascii="Arial" w:cs="Arial" w:eastAsia="Arial" w:hAnsi="Arial"/>
-                <w:b/>
-                <w:bCs/>
-                <w:i w:val="false"/>
-                <w:iCs w:val="false"/>
-                <w:color w:val="000000"/>
-                <w:sz w:val="18"/>
-                <w:szCs w:val="18"/>
-              </w:rPr>
-              <w:t xml:space="preserve">Phase 2 — Observe</w:t>
+            <w:shd w:fill="D9EEF1" w:color="auto" w:val="clear"/>
+            <w:tcMar>
+              <w:top w:type="dxa" w:w="60"/>
+              <w:left w:type="dxa" w:w="120"/>
+              <w:bottom w:type="dxa" w:w="60"/>
+              <w:right w:type="dxa" w:w="120"/>
+            </w:tcMar>
+            <w:vAlign w:val="top"/>
+          </w:tcPr>
+          <w:p>
+            <w:pPr>
+              <w:spacing w:after="40" w:before="0"/>
+              <w:jc w:val="left"/>
+            </w:pPr>
+            <w:r>
+              <w:rPr>
+                <w:rFonts w:ascii="Arial" w:cs="Arial" w:eastAsia="Arial" w:hAnsi="Arial"/>
+                <w:b/>
+                <w:bCs/>
+                <w:i w:val="false"/>
+                <w:iCs w:val="false"/>
+                <w:color w:val="000000"/>
+                <w:sz w:val="18"/>
+                <w:szCs w:val="18"/>
+              </w:rPr>
+              <w:t xml:space="preserve">Observe Phase</w:t>
             </w:r>
           </w:p>
           <w:p>
@@ -3392,7 +3392,7 @@
             <w:pPr>
               <w:spacing w:after="20" w:before="0"/>
             </w:pPr>
-            <w:hyperlink w:history="1" r:id="rIdm9ue5440fotfe0fnju4s_">
+            <w:hyperlink w:history="1" r:id="rIdziwceugdyc0_bm10vx4q6">
               <w:r>
                 <w:rPr>
                   <w:rFonts w:ascii="Arial" w:cs="Arial" w:eastAsia="Arial" w:hAnsi="Arial"/>
@@ -3425,7 +3425,7 @@
               <w:spacing w:after="10" w:before="0"/>
               <w:ind w:left="120"/>
             </w:pPr>
-            <w:hyperlink w:history="1" r:id="rId5orfjhluwypmtbozo0ltu">
+            <w:hyperlink w:history="1" r:id="rIdeauhp6ah1hmkuyxkztv09">
               <w:r>
                 <w:rPr>
                   <w:rFonts w:ascii="Arial" w:cs="Arial" w:eastAsia="Arial" w:hAnsi="Arial"/>
@@ -3470,7 +3470,7 @@
             <w:pPr>
               <w:spacing w:after="20" w:before="0"/>
             </w:pPr>
-            <w:hyperlink w:history="1" r:id="rId6pfgt-etzuvctlwwdfclu">
+            <w:hyperlink w:history="1" r:id="rIdwuyx35mta_vvznqfad8fi">
               <w:r>
                 <w:rPr>
                   <w:rFonts w:ascii="Arial" w:cs="Arial" w:eastAsia="Arial" w:hAnsi="Arial"/>
@@ -3503,7 +3503,7 @@
               <w:spacing w:after="10" w:before="0"/>
               <w:ind w:left="120"/>
             </w:pPr>
-            <w:hyperlink w:history="1" r:id="rId0sle08z21fo0psia_jdei">
+            <w:hyperlink w:history="1" r:id="rIdmemlxng98sepjkkfl-1ni">
               <w:r>
                 <w:rPr>
                   <w:rFonts w:ascii="Arial" w:cs="Arial" w:eastAsia="Arial" w:hAnsi="Arial"/>
@@ -3650,32 +3650,32 @@
         <w:tc>
           <w:tcPr>
             <w:tcW w:type="dxa" w:w="1520"/>
-            <w:shd w:fill="F2F2F2" w:color="auto" w:val="clear"/>
-            <w:tcMar>
-              <w:top w:type="dxa" w:w="60"/>
-              <w:left w:type="dxa" w:w="120"/>
-              <w:bottom w:type="dxa" w:w="60"/>
-              <w:right w:type="dxa" w:w="120"/>
-            </w:tcMar>
-            <w:vAlign w:val="top"/>
-          </w:tcPr>
-          <w:p>
-            <w:pPr>
-              <w:spacing w:after="40" w:before="0"/>
-              <w:jc w:val="left"/>
-            </w:pPr>
-            <w:r>
-              <w:rPr>
-                <w:rFonts w:ascii="Arial" w:cs="Arial" w:eastAsia="Arial" w:hAnsi="Arial"/>
-                <w:b/>
-                <w:bCs/>
-                <w:i w:val="false"/>
-                <w:iCs w:val="false"/>
-                <w:color w:val="000000"/>
-                <w:sz w:val="18"/>
-                <w:szCs w:val="18"/>
-              </w:rPr>
-              <w:t xml:space="preserve">Phase 3 — Explain</w:t>
+            <w:shd w:fill="E2EFDA" w:color="auto" w:val="clear"/>
+            <w:tcMar>
+              <w:top w:type="dxa" w:w="60"/>
+              <w:left w:type="dxa" w:w="120"/>
+              <w:bottom w:type="dxa" w:w="60"/>
+              <w:right w:type="dxa" w:w="120"/>
+            </w:tcMar>
+            <w:vAlign w:val="top"/>
+          </w:tcPr>
+          <w:p>
+            <w:pPr>
+              <w:spacing w:after="40" w:before="0"/>
+              <w:jc w:val="left"/>
+            </w:pPr>
+            <w:r>
+              <w:rPr>
+                <w:rFonts w:ascii="Arial" w:cs="Arial" w:eastAsia="Arial" w:hAnsi="Arial"/>
+                <w:b/>
+                <w:bCs/>
+                <w:i w:val="false"/>
+                <w:iCs w:val="false"/>
+                <w:color w:val="000000"/>
+                <w:sz w:val="18"/>
+                <w:szCs w:val="18"/>
+              </w:rPr>
+              <w:t xml:space="preserve">Explain Phase</w:t>
             </w:r>
           </w:p>
           <w:p>
@@ -3698,7 +3698,7 @@
             <w:pPr>
               <w:spacing w:after="20" w:before="0"/>
             </w:pPr>
-            <w:hyperlink w:history="1" r:id="rIdayd7eaib08p-c97gpqkz4">
+            <w:hyperlink w:history="1" r:id="rIdlhi7ngqplrgsnlc7fpgmt">
               <w:r>
                 <w:rPr>
                   <w:rFonts w:ascii="Arial" w:cs="Arial" w:eastAsia="Arial" w:hAnsi="Arial"/>
@@ -3731,7 +3731,7 @@
               <w:spacing w:after="10" w:before="0"/>
               <w:ind w:left="120"/>
             </w:pPr>
-            <w:hyperlink w:history="1" r:id="rIdsi5k47skr5gyjyz2gya5k">
+            <w:hyperlink w:history="1" r:id="rIdwolvj5_vhwbnqwemk9nrx">
               <w:r>
                 <w:rPr>
                   <w:rFonts w:ascii="Arial" w:cs="Arial" w:eastAsia="Arial" w:hAnsi="Arial"/>
@@ -3776,7 +3776,7 @@
             <w:pPr>
               <w:spacing w:after="20" w:before="0"/>
             </w:pPr>
-            <w:hyperlink w:history="1" r:id="rIdyy1xkmfmlnjoeupzblsva">
+            <w:hyperlink w:history="1" r:id="rIdetpuwxqa1rbqk33gtkoke">
               <w:r>
                 <w:rPr>
                   <w:rFonts w:ascii="Arial" w:cs="Arial" w:eastAsia="Arial" w:hAnsi="Arial"/>
@@ -3809,7 +3809,7 @@
               <w:spacing w:after="10" w:before="0"/>
               <w:ind w:left="120"/>
             </w:pPr>
-            <w:hyperlink w:history="1" r:id="rIdwf1vhid4yjuq-_-jnagwu">
+            <w:hyperlink w:history="1" r:id="rIdyyojookxa2fr4jhwcrx_5">
               <w:r>
                 <w:rPr>
                   <w:rFonts w:ascii="Arial" w:cs="Arial" w:eastAsia="Arial" w:hAnsi="Arial"/>
@@ -3956,32 +3956,32 @@
         <w:tc>
           <w:tcPr>
             <w:tcW w:type="dxa" w:w="1520"/>
-            <w:shd w:fill="F2F2F2" w:color="auto" w:val="clear"/>
-            <w:tcMar>
-              <w:top w:type="dxa" w:w="60"/>
-              <w:left w:type="dxa" w:w="120"/>
-              <w:bottom w:type="dxa" w:w="60"/>
-              <w:right w:type="dxa" w:w="120"/>
-            </w:tcMar>
-            <w:vAlign w:val="top"/>
-          </w:tcPr>
-          <w:p>
-            <w:pPr>
-              <w:spacing w:after="40" w:before="0"/>
-              <w:jc w:val="left"/>
-            </w:pPr>
-            <w:r>
-              <w:rPr>
-                <w:rFonts w:ascii="Arial" w:cs="Arial" w:eastAsia="Arial" w:hAnsi="Arial"/>
-                <w:b/>
-                <w:bCs/>
-                <w:i w:val="false"/>
-                <w:iCs w:val="false"/>
-                <w:color w:val="000000"/>
-                <w:sz w:val="18"/>
-                <w:szCs w:val="18"/>
-              </w:rPr>
-              <w:t xml:space="preserve">Phase 4 — Driving Question Board (DQB) Creation</w:t>
+            <w:shd w:fill="FCE4D6" w:color="auto" w:val="clear"/>
+            <w:tcMar>
+              <w:top w:type="dxa" w:w="60"/>
+              <w:left w:type="dxa" w:w="120"/>
+              <w:bottom w:type="dxa" w:w="60"/>
+              <w:right w:type="dxa" w:w="120"/>
+            </w:tcMar>
+            <w:vAlign w:val="top"/>
+          </w:tcPr>
+          <w:p>
+            <w:pPr>
+              <w:spacing w:after="40" w:before="0"/>
+              <w:jc w:val="left"/>
+            </w:pPr>
+            <w:r>
+              <w:rPr>
+                <w:rFonts w:ascii="Arial" w:cs="Arial" w:eastAsia="Arial" w:hAnsi="Arial"/>
+                <w:b/>
+                <w:bCs/>
+                <w:i w:val="false"/>
+                <w:iCs w:val="false"/>
+                <w:color w:val="000000"/>
+                <w:sz w:val="18"/>
+                <w:szCs w:val="18"/>
+              </w:rPr>
+              <w:t xml:space="preserve">Driving Question Board (DQB) Creation</w:t>
             </w:r>
           </w:p>
           <w:p>
@@ -4004,7 +4004,7 @@
             <w:pPr>
               <w:spacing w:after="20" w:before="0"/>
             </w:pPr>
-            <w:hyperlink w:history="1" r:id="rIdvoxmvtlb9v0f07y7aqbrh">
+            <w:hyperlink w:history="1" r:id="rIduuqz9-wfz0dxds2wr-olx">
               <w:r>
                 <w:rPr>
                   <w:rFonts w:ascii="Arial" w:cs="Arial" w:eastAsia="Arial" w:hAnsi="Arial"/>
@@ -4037,7 +4037,7 @@
               <w:spacing w:after="10" w:before="0"/>
               <w:ind w:left="120"/>
             </w:pPr>
-            <w:hyperlink w:history="1" r:id="rIdyht7hy6_q0073qkllduya">
+            <w:hyperlink w:history="1" r:id="rIdmtkrhioef1ropk3zdlsq8">
               <w:r>
                 <w:rPr>
                   <w:rFonts w:ascii="Arial" w:cs="Arial" w:eastAsia="Arial" w:hAnsi="Arial"/>
@@ -4082,7 +4082,7 @@
             <w:pPr>
               <w:spacing w:after="20" w:before="0"/>
             </w:pPr>
-            <w:hyperlink w:history="1" r:id="rIdsadfuitgdch-zho35bjel">
+            <w:hyperlink w:history="1" r:id="rIdwp2dhewangx5cm5o1jpfv">
               <w:r>
                 <w:rPr>
                   <w:rFonts w:ascii="Arial" w:cs="Arial" w:eastAsia="Arial" w:hAnsi="Arial"/>
@@ -4115,7 +4115,7 @@
               <w:spacing w:after="10" w:before="0"/>
               <w:ind w:left="120"/>
             </w:pPr>
-            <w:hyperlink w:history="1" r:id="rId9yhv8szzvcjkqznoc3btk">
+            <w:hyperlink w:history="1" r:id="rId_w7laezr7w97cjp6zugkq">
               <w:r>
                 <w:rPr>
                   <w:rFonts w:ascii="Arial" w:cs="Arial" w:eastAsia="Arial" w:hAnsi="Arial"/>
@@ -4262,32 +4262,32 @@
         <w:tc>
           <w:tcPr>
             <w:tcW w:type="dxa" w:w="1520"/>
-            <w:shd w:fill="F2F2F2" w:color="auto" w:val="clear"/>
-            <w:tcMar>
-              <w:top w:type="dxa" w:w="60"/>
-              <w:left w:type="dxa" w:w="120"/>
-              <w:bottom w:type="dxa" w:w="60"/>
-              <w:right w:type="dxa" w:w="120"/>
-            </w:tcMar>
-            <w:vAlign w:val="top"/>
-          </w:tcPr>
-          <w:p>
-            <w:pPr>
-              <w:spacing w:after="40" w:before="0"/>
-              <w:jc w:val="left"/>
-            </w:pPr>
-            <w:r>
-              <w:rPr>
-                <w:rFonts w:ascii="Arial" w:cs="Arial" w:eastAsia="Arial" w:hAnsi="Arial"/>
-                <w:b/>
-                <w:bCs/>
-                <w:i w:val="false"/>
-                <w:iCs w:val="false"/>
-                <w:color w:val="000000"/>
-                <w:sz w:val="18"/>
-                <w:szCs w:val="18"/>
-              </w:rPr>
-              <w:t xml:space="preserve">Phase 5 — Model Building</w:t>
+            <w:shd w:fill="D5E8F0" w:color="auto" w:val="clear"/>
+            <w:tcMar>
+              <w:top w:type="dxa" w:w="60"/>
+              <w:left w:type="dxa" w:w="120"/>
+              <w:bottom w:type="dxa" w:w="60"/>
+              <w:right w:type="dxa" w:w="120"/>
+            </w:tcMar>
+            <w:vAlign w:val="top"/>
+          </w:tcPr>
+          <w:p>
+            <w:pPr>
+              <w:spacing w:after="40" w:before="0"/>
+              <w:jc w:val="left"/>
+            </w:pPr>
+            <w:r>
+              <w:rPr>
+                <w:rFonts w:ascii="Arial" w:cs="Arial" w:eastAsia="Arial" w:hAnsi="Arial"/>
+                <w:b/>
+                <w:bCs/>
+                <w:i w:val="false"/>
+                <w:iCs w:val="false"/>
+                <w:color w:val="000000"/>
+                <w:sz w:val="18"/>
+                <w:szCs w:val="18"/>
+              </w:rPr>
+              <w:t xml:space="preserve">Model Building Phase</w:t>
             </w:r>
           </w:p>
           <w:p>
@@ -4310,7 +4310,7 @@
             <w:pPr>
               <w:spacing w:after="20" w:before="0"/>
             </w:pPr>
-            <w:hyperlink w:history="1" r:id="rIdftbjkrvjd41rqgxcgy19g">
+            <w:hyperlink w:history="1" r:id="rIdaofyto0uatkxxezkec4y3">
               <w:r>
                 <w:rPr>
                   <w:rFonts w:ascii="Arial" w:cs="Arial" w:eastAsia="Arial" w:hAnsi="Arial"/>
@@ -4343,7 +4343,7 @@
               <w:spacing w:after="10" w:before="0"/>
               <w:ind w:left="120"/>
             </w:pPr>
-            <w:hyperlink w:history="1" r:id="rIdxw3azb07uonakjvja3wii">
+            <w:hyperlink w:history="1" r:id="rIdgr3nq48kwuzylylj-nkgz">
               <w:r>
                 <w:rPr>
                   <w:rFonts w:ascii="Arial" w:cs="Arial" w:eastAsia="Arial" w:hAnsi="Arial"/>
@@ -4388,7 +4388,7 @@
             <w:pPr>
               <w:spacing w:after="20" w:before="0"/>
             </w:pPr>
-            <w:hyperlink w:history="1" r:id="rId1dughc62exr-bhvli8lhc">
+            <w:hyperlink w:history="1" r:id="rIdazpquj2wyof5hlxibgoyn">
               <w:r>
                 <w:rPr>
                   <w:rFonts w:ascii="Arial" w:cs="Arial" w:eastAsia="Arial" w:hAnsi="Arial"/>
@@ -4421,7 +4421,7 @@
               <w:spacing w:after="10" w:before="0"/>
               <w:ind w:left="120"/>
             </w:pPr>
-            <w:hyperlink w:history="1" r:id="rIdl1yudnclt1ckots6wylsa">
+            <w:hyperlink w:history="1" r:id="rIdv-mb6zofnisnozeeqahma">
               <w:r>
                 <w:rPr>
                   <w:rFonts w:ascii="Arial" w:cs="Arial" w:eastAsia="Arial" w:hAnsi="Arial"/>
@@ -5630,7 +5630,25 @@
             </w:tcMar>
             <w:vAlign w:val="top"/>
           </w:tcPr>
-          <w:p/>
+          <w:p>
+            <w:pPr>
+              <w:spacing w:after="40" w:before="0"/>
+              <w:jc w:val="left"/>
+            </w:pPr>
+            <w:r>
+              <w:rPr>
+                <w:rFonts w:ascii="Arial" w:cs="Arial" w:eastAsia="Arial" w:hAnsi="Arial"/>
+                <w:b w:val="false"/>
+                <w:bCs w:val="false"/>
+                <w:i w:val="false"/>
+                <w:iCs w:val="false"/>
+                <w:color w:val="000000"/>
+                <w:sz w:val="18"/>
+                <w:szCs w:val="18"/>
+              </w:rPr>
+              <w:t xml:space="preserve">Avoid ingesting any chemicals. Copper sulphate is toxic — learners must wear gloves when handling it. Barium chloride (if used) is toxic; substitute with sodium chloride if unavailable. Wash hands thoroughly after the experiment. Dispose of solutions into the designated waste container, not the sink. Supervise learners when handling glassware.</w:t>
+            </w:r>
+          </w:p>
         </w:tc>
       </w:tr>
     </w:tbl>
@@ -6004,7 +6022,7 @@
             <w:pPr>
               <w:spacing w:after="20" w:before="0"/>
             </w:pPr>
-            <w:hyperlink w:history="1" r:id="rId_xko6ttxy0u72qmapzy8c">
+            <w:hyperlink w:history="1" r:id="rIdhwzbdxo0e7j5lgsvf7ijr">
               <w:r>
                 <w:rPr>
                   <w:rFonts w:ascii="Arial" w:cs="Arial" w:eastAsia="Arial" w:hAnsi="Arial"/>
@@ -6037,7 +6055,7 @@
               <w:spacing w:after="10" w:before="0"/>
               <w:ind w:left="120"/>
             </w:pPr>
-            <w:hyperlink w:history="1" r:id="rIdehpbmzi_nrxlzjonch11m">
+            <w:hyperlink w:history="1" r:id="rIdr1biw24j1-jupyaj1cozo">
               <w:r>
                 <w:rPr>
                   <w:rFonts w:ascii="Arial" w:cs="Arial" w:eastAsia="Arial" w:hAnsi="Arial"/>
@@ -6082,7 +6100,7 @@
             <w:pPr>
               <w:spacing w:after="20" w:before="0"/>
             </w:pPr>
-            <w:hyperlink w:history="1" r:id="rIdtysfp9nqdypcpbwz9zkxx">
+            <w:hyperlink w:history="1" r:id="rIdfbw5mpnljt3o5afofhz3q">
               <w:r>
                 <w:rPr>
                   <w:rFonts w:ascii="Arial" w:cs="Arial" w:eastAsia="Arial" w:hAnsi="Arial"/>
@@ -6115,7 +6133,7 @@
               <w:spacing w:after="10" w:before="0"/>
               <w:ind w:left="120"/>
             </w:pPr>
-            <w:hyperlink w:history="1" r:id="rIdcomlzmx8klqsrc6sa4p7w">
+            <w:hyperlink w:history="1" r:id="rIdlwmfdgj66ldqoj7f4u9ua">
               <w:r>
                 <w:rPr>
                   <w:rFonts w:ascii="Arial" w:cs="Arial" w:eastAsia="Arial" w:hAnsi="Arial"/>
@@ -6310,7 +6328,7 @@
             <w:pPr>
               <w:spacing w:after="20" w:before="0"/>
             </w:pPr>
-            <w:hyperlink w:history="1" r:id="rId9mb7joadrjmbhm9h0ycno">
+            <w:hyperlink w:history="1" r:id="rId6qk55eves0ir15t-goo77">
               <w:r>
                 <w:rPr>
                   <w:rFonts w:ascii="Arial" w:cs="Arial" w:eastAsia="Arial" w:hAnsi="Arial"/>
@@ -6343,7 +6361,7 @@
               <w:spacing w:after="10" w:before="0"/>
               <w:ind w:left="120"/>
             </w:pPr>
-            <w:hyperlink w:history="1" r:id="rId_atbqaxa3hvav-prweymb">
+            <w:hyperlink w:history="1" r:id="rIdqrohsund2gm4rwmm_5bvl">
               <w:r>
                 <w:rPr>
                   <w:rFonts w:ascii="Arial" w:cs="Arial" w:eastAsia="Arial" w:hAnsi="Arial"/>
@@ -6388,7 +6406,7 @@
             <w:pPr>
               <w:spacing w:after="20" w:before="0"/>
             </w:pPr>
-            <w:hyperlink w:history="1" r:id="rIdfsbb4owxgwip73cig8tm7">
+            <w:hyperlink w:history="1" r:id="rIdbfn3achc3fym_fdmslyn3">
               <w:r>
                 <w:rPr>
                   <w:rFonts w:ascii="Arial" w:cs="Arial" w:eastAsia="Arial" w:hAnsi="Arial"/>
@@ -6421,7 +6439,7 @@
               <w:spacing w:after="10" w:before="0"/>
               <w:ind w:left="120"/>
             </w:pPr>
-            <w:hyperlink w:history="1" r:id="rId_yao4fom8rksvill8uzpm">
+            <w:hyperlink w:history="1" r:id="rIdx0iib9okj811pvlpkvhip">
               <w:r>
                 <w:rPr>
                   <w:rFonts w:ascii="Arial" w:cs="Arial" w:eastAsia="Arial" w:hAnsi="Arial"/>
@@ -6616,7 +6634,7 @@
             <w:pPr>
               <w:spacing w:after="20" w:before="0"/>
             </w:pPr>
-            <w:hyperlink w:history="1" r:id="rIdg5w7tnoqcfomhzngs3k3e">
+            <w:hyperlink w:history="1" r:id="rIdhorhscicn78wkqvx2iy46">
               <w:r>
                 <w:rPr>
                   <w:rFonts w:ascii="Arial" w:cs="Arial" w:eastAsia="Arial" w:hAnsi="Arial"/>
@@ -6649,7 +6667,7 @@
               <w:spacing w:after="10" w:before="0"/>
               <w:ind w:left="120"/>
             </w:pPr>
-            <w:hyperlink w:history="1" r:id="rIdmeszax_gb486fgrw_dgna">
+            <w:hyperlink w:history="1" r:id="rIduty8seztgdrcp-nr55y3e">
               <w:r>
                 <w:rPr>
                   <w:rFonts w:ascii="Arial" w:cs="Arial" w:eastAsia="Arial" w:hAnsi="Arial"/>
@@ -6694,7 +6712,7 @@
             <w:pPr>
               <w:spacing w:after="20" w:before="0"/>
             </w:pPr>
-            <w:hyperlink w:history="1" r:id="rIdmuvjtdvlw4zqyk7jriqc6">
+            <w:hyperlink w:history="1" r:id="rIdlztyweg7u3ld-brqiux7y">
               <w:r>
                 <w:rPr>
                   <w:rFonts w:ascii="Arial" w:cs="Arial" w:eastAsia="Arial" w:hAnsi="Arial"/>
@@ -6727,7 +6745,7 @@
               <w:spacing w:after="10" w:before="0"/>
               <w:ind w:left="120"/>
             </w:pPr>
-            <w:hyperlink w:history="1" r:id="rIdt-dplr9bzqjveqwz8otmd">
+            <w:hyperlink w:history="1" r:id="rIdapvfz7vjdsyhwro91rhjf">
               <w:r>
                 <w:rPr>
                   <w:rFonts w:ascii="Arial" w:cs="Arial" w:eastAsia="Arial" w:hAnsi="Arial"/>
@@ -6922,7 +6940,7 @@
             <w:pPr>
               <w:spacing w:after="20" w:before="0"/>
             </w:pPr>
-            <w:hyperlink w:history="1" r:id="rIddeogyiyx85os9dnvnbs_1">
+            <w:hyperlink w:history="1" r:id="rIdw68_otwdtydwbbbjseywr">
               <w:r>
                 <w:rPr>
                   <w:rFonts w:ascii="Arial" w:cs="Arial" w:eastAsia="Arial" w:hAnsi="Arial"/>
@@ -6955,7 +6973,7 @@
               <w:spacing w:after="10" w:before="0"/>
               <w:ind w:left="120"/>
             </w:pPr>
-            <w:hyperlink w:history="1" r:id="rIdvehsweypu1xjxlqg08fml">
+            <w:hyperlink w:history="1" r:id="rIdzdomwneukni9vlvpeyezp">
               <w:r>
                 <w:rPr>
                   <w:rFonts w:ascii="Arial" w:cs="Arial" w:eastAsia="Arial" w:hAnsi="Arial"/>
@@ -7000,7 +7018,7 @@
             <w:pPr>
               <w:spacing w:after="20" w:before="0"/>
             </w:pPr>
-            <w:hyperlink w:history="1" r:id="rId4gzculykxl9kkzosoyjzg">
+            <w:hyperlink w:history="1" r:id="rIdjbgqta9khz5jqaixuuptn">
               <w:r>
                 <w:rPr>
                   <w:rFonts w:ascii="Arial" w:cs="Arial" w:eastAsia="Arial" w:hAnsi="Arial"/>
@@ -7033,7 +7051,7 @@
               <w:spacing w:after="10" w:before="0"/>
               <w:ind w:left="120"/>
             </w:pPr>
-            <w:hyperlink w:history="1" r:id="rIdfrdotanleuzmfgpzjb31k">
+            <w:hyperlink w:history="1" r:id="rIdl_n-weyego--pkxuxv3nc">
               <w:r>
                 <w:rPr>
                   <w:rFonts w:ascii="Arial" w:cs="Arial" w:eastAsia="Arial" w:hAnsi="Arial"/>
@@ -7228,7 +7246,7 @@
             <w:pPr>
               <w:spacing w:after="20" w:before="0"/>
             </w:pPr>
-            <w:hyperlink w:history="1" r:id="rId6fqubbrydcbmfs11bg-_y">
+            <w:hyperlink w:history="1" r:id="rIdqz-kw7lrbkpzrsmyasbxt">
               <w:r>
                 <w:rPr>
                   <w:rFonts w:ascii="Arial" w:cs="Arial" w:eastAsia="Arial" w:hAnsi="Arial"/>
@@ -7261,7 +7279,7 @@
               <w:spacing w:after="10" w:before="0"/>
               <w:ind w:left="120"/>
             </w:pPr>
-            <w:hyperlink w:history="1" r:id="rIdo53c1ubekvzcbfjdy2lpy">
+            <w:hyperlink w:history="1" r:id="rIdgl5yeqywgq-eshb6nbzfg">
               <w:r>
                 <w:rPr>
                   <w:rFonts w:ascii="Arial" w:cs="Arial" w:eastAsia="Arial" w:hAnsi="Arial"/>
@@ -7306,7 +7324,7 @@
             <w:pPr>
               <w:spacing w:after="20" w:before="0"/>
             </w:pPr>
-            <w:hyperlink w:history="1" r:id="rIdyfb_w7tcglckqy5h0vbkc">
+            <w:hyperlink w:history="1" r:id="rId-tconec0edlrdryi-iirs">
               <w:r>
                 <w:rPr>
                   <w:rFonts w:ascii="Arial" w:cs="Arial" w:eastAsia="Arial" w:hAnsi="Arial"/>
@@ -7339,7 +7357,7 @@
               <w:spacing w:after="10" w:before="0"/>
               <w:ind w:left="120"/>
             </w:pPr>
-            <w:hyperlink w:history="1" r:id="rId334ecrnjfncl_gqqrb4tn">
+            <w:hyperlink w:history="1" r:id="rIdzkqdvmf5ubs8k1erhoysz">
               <w:r>
                 <w:rPr>
                   <w:rFonts w:ascii="Arial" w:cs="Arial" w:eastAsia="Arial" w:hAnsi="Arial"/>
@@ -8778,32 +8796,32 @@
         <w:tc>
           <w:tcPr>
             <w:tcW w:type="dxa" w:w="1520"/>
-            <w:shd w:fill="F2F2F2" w:color="auto" w:val="clear"/>
-            <w:tcMar>
-              <w:top w:type="dxa" w:w="60"/>
-              <w:left w:type="dxa" w:w="120"/>
-              <w:bottom w:type="dxa" w:w="60"/>
-              <w:right w:type="dxa" w:w="120"/>
-            </w:tcMar>
-            <w:vAlign w:val="top"/>
-          </w:tcPr>
-          <w:p>
-            <w:pPr>
-              <w:spacing w:after="40" w:before="0"/>
-              <w:jc w:val="left"/>
-            </w:pPr>
-            <w:r>
-              <w:rPr>
-                <w:rFonts w:ascii="Arial" w:cs="Arial" w:eastAsia="Arial" w:hAnsi="Arial"/>
-                <w:b/>
-                <w:bCs/>
-                <w:i w:val="false"/>
-                <w:iCs w:val="false"/>
-                <w:color w:val="000000"/>
-                <w:sz w:val="18"/>
-                <w:szCs w:val="18"/>
-              </w:rPr>
-              <w:t xml:space="preserve">Phase 1 — PREDICT (10 minutes)</w:t>
+            <w:shd w:fill="EAD1F5" w:color="auto" w:val="clear"/>
+            <w:tcMar>
+              <w:top w:type="dxa" w:w="60"/>
+              <w:left w:type="dxa" w:w="120"/>
+              <w:bottom w:type="dxa" w:w="60"/>
+              <w:right w:type="dxa" w:w="120"/>
+            </w:tcMar>
+            <w:vAlign w:val="top"/>
+          </w:tcPr>
+          <w:p>
+            <w:pPr>
+              <w:spacing w:after="40" w:before="0"/>
+              <w:jc w:val="left"/>
+            </w:pPr>
+            <w:r>
+              <w:rPr>
+                <w:rFonts w:ascii="Arial" w:cs="Arial" w:eastAsia="Arial" w:hAnsi="Arial"/>
+                <w:b/>
+                <w:bCs/>
+                <w:i w:val="false"/>
+                <w:iCs w:val="false"/>
+                <w:color w:val="000000"/>
+                <w:sz w:val="18"/>
+                <w:szCs w:val="18"/>
+              </w:rPr>
+              <w:t xml:space="preserve">Predict Phase</w:t>
             </w:r>
           </w:p>
           <w:p>
@@ -8826,7 +8844,7 @@
             <w:pPr>
               <w:spacing w:after="20" w:before="0"/>
             </w:pPr>
-            <w:hyperlink w:history="1" r:id="rIdjotnikadc6rqg3mxiujkc">
+            <w:hyperlink w:history="1" r:id="rIdg0uqqevjxueo5vhn52lqb">
               <w:r>
                 <w:rPr>
                   <w:rFonts w:ascii="Arial" w:cs="Arial" w:eastAsia="Arial" w:hAnsi="Arial"/>
@@ -8859,7 +8877,7 @@
               <w:spacing w:after="10" w:before="0"/>
               <w:ind w:left="120"/>
             </w:pPr>
-            <w:hyperlink w:history="1" r:id="rIdk1lxsy0wsfehgboz9h7ru">
+            <w:hyperlink w:history="1" r:id="rIdd0v-w7wavrfxevdukxf14">
               <w:r>
                 <w:rPr>
                   <w:rFonts w:ascii="Arial" w:cs="Arial" w:eastAsia="Arial" w:hAnsi="Arial"/>
@@ -8904,7 +8922,7 @@
             <w:pPr>
               <w:spacing w:after="20" w:before="0"/>
             </w:pPr>
-            <w:hyperlink w:history="1" r:id="rId2bjz6zj7q5tneyyctfb3i">
+            <w:hyperlink w:history="1" r:id="rId7pfehc5m5dv0cqoelzlmy">
               <w:r>
                 <w:rPr>
                   <w:rFonts w:ascii="Arial" w:cs="Arial" w:eastAsia="Arial" w:hAnsi="Arial"/>
@@ -8937,7 +8955,7 @@
               <w:spacing w:after="10" w:before="0"/>
               <w:ind w:left="120"/>
             </w:pPr>
-            <w:hyperlink w:history="1" r:id="rIdzcg-6fdqxiitwbonp-vyk">
+            <w:hyperlink w:history="1" r:id="rIdl0xbbp5-n2f3hb3dwtsj0">
               <w:r>
                 <w:rPr>
                   <w:rFonts w:ascii="Arial" w:cs="Arial" w:eastAsia="Arial" w:hAnsi="Arial"/>
@@ -9084,32 +9102,32 @@
         <w:tc>
           <w:tcPr>
             <w:tcW w:type="dxa" w:w="1520"/>
-            <w:shd w:fill="F2F2F2" w:color="auto" w:val="clear"/>
-            <w:tcMar>
-              <w:top w:type="dxa" w:w="60"/>
-              <w:left w:type="dxa" w:w="120"/>
-              <w:bottom w:type="dxa" w:w="60"/>
-              <w:right w:type="dxa" w:w="120"/>
-            </w:tcMar>
-            <w:vAlign w:val="top"/>
-          </w:tcPr>
-          <w:p>
-            <w:pPr>
-              <w:spacing w:after="40" w:before="0"/>
-              <w:jc w:val="left"/>
-            </w:pPr>
-            <w:r>
-              <w:rPr>
-                <w:rFonts w:ascii="Arial" w:cs="Arial" w:eastAsia="Arial" w:hAnsi="Arial"/>
-                <w:b/>
-                <w:bCs/>
-                <w:i w:val="false"/>
-                <w:iCs w:val="false"/>
-                <w:color w:val="000000"/>
-                <w:sz w:val="18"/>
-                <w:szCs w:val="18"/>
-              </w:rPr>
-              <w:t xml:space="preserve">Phase 2 — OBSERVE (30 minutes)</w:t>
+            <w:shd w:fill="D9EEF1" w:color="auto" w:val="clear"/>
+            <w:tcMar>
+              <w:top w:type="dxa" w:w="60"/>
+              <w:left w:type="dxa" w:w="120"/>
+              <w:bottom w:type="dxa" w:w="60"/>
+              <w:right w:type="dxa" w:w="120"/>
+            </w:tcMar>
+            <w:vAlign w:val="top"/>
+          </w:tcPr>
+          <w:p>
+            <w:pPr>
+              <w:spacing w:after="40" w:before="0"/>
+              <w:jc w:val="left"/>
+            </w:pPr>
+            <w:r>
+              <w:rPr>
+                <w:rFonts w:ascii="Arial" w:cs="Arial" w:eastAsia="Arial" w:hAnsi="Arial"/>
+                <w:b/>
+                <w:bCs/>
+                <w:i w:val="false"/>
+                <w:iCs w:val="false"/>
+                <w:color w:val="000000"/>
+                <w:sz w:val="18"/>
+                <w:szCs w:val="18"/>
+              </w:rPr>
+              <w:t xml:space="preserve">Observe Phase</w:t>
             </w:r>
           </w:p>
           <w:p>
@@ -9132,7 +9150,7 @@
             <w:pPr>
               <w:spacing w:after="20" w:before="0"/>
             </w:pPr>
-            <w:hyperlink w:history="1" r:id="rId4zg-cuxlnbtxsqiju5ngm">
+            <w:hyperlink w:history="1" r:id="rIdf-ddu9y7hg65jv_6qhnwh">
               <w:r>
                 <w:rPr>
                   <w:rFonts w:ascii="Arial" w:cs="Arial" w:eastAsia="Arial" w:hAnsi="Arial"/>
@@ -9165,7 +9183,7 @@
               <w:spacing w:after="10" w:before="0"/>
               <w:ind w:left="120"/>
             </w:pPr>
-            <w:hyperlink w:history="1" r:id="rIdobczpbfjhrmwm5wpugcfr">
+            <w:hyperlink w:history="1" r:id="rIdyufpmgsugtslplni1vdbs">
               <w:r>
                 <w:rPr>
                   <w:rFonts w:ascii="Arial" w:cs="Arial" w:eastAsia="Arial" w:hAnsi="Arial"/>
@@ -9210,7 +9228,7 @@
             <w:pPr>
               <w:spacing w:after="20" w:before="0"/>
             </w:pPr>
-            <w:hyperlink w:history="1" r:id="rIdnemjbfoj_eoiv7acspwrl">
+            <w:hyperlink w:history="1" r:id="rIdu3dymzv6tkt1tnz9rt27a">
               <w:r>
                 <w:rPr>
                   <w:rFonts w:ascii="Arial" w:cs="Arial" w:eastAsia="Arial" w:hAnsi="Arial"/>
@@ -9243,7 +9261,7 @@
               <w:spacing w:after="10" w:before="0"/>
               <w:ind w:left="120"/>
             </w:pPr>
-            <w:hyperlink w:history="1" r:id="rIdpb6z0wwwnmxi8u2lpxscl">
+            <w:hyperlink w:history="1" r:id="rIdzfd9sppxh7ph8p4rmstme">
               <w:r>
                 <w:rPr>
                   <w:rFonts w:ascii="Arial" w:cs="Arial" w:eastAsia="Arial" w:hAnsi="Arial"/>
@@ -9390,32 +9408,32 @@
         <w:tc>
           <w:tcPr>
             <w:tcW w:type="dxa" w:w="1520"/>
-            <w:shd w:fill="F2F2F2" w:color="auto" w:val="clear"/>
-            <w:tcMar>
-              <w:top w:type="dxa" w:w="60"/>
-              <w:left w:type="dxa" w:w="120"/>
-              <w:bottom w:type="dxa" w:w="60"/>
-              <w:right w:type="dxa" w:w="120"/>
-            </w:tcMar>
-            <w:vAlign w:val="top"/>
-          </w:tcPr>
-          <w:p>
-            <w:pPr>
-              <w:spacing w:after="40" w:before="0"/>
-              <w:jc w:val="left"/>
-            </w:pPr>
-            <w:r>
-              <w:rPr>
-                <w:rFonts w:ascii="Arial" w:cs="Arial" w:eastAsia="Arial" w:hAnsi="Arial"/>
-                <w:b/>
-                <w:bCs/>
-                <w:i w:val="false"/>
-                <w:iCs w:val="false"/>
-                <w:color w:val="000000"/>
-                <w:sz w:val="18"/>
-                <w:szCs w:val="18"/>
-              </w:rPr>
-              <w:t xml:space="preserve">Phase 3 — EXPLAIN (20 minutes)</w:t>
+            <w:shd w:fill="E2EFDA" w:color="auto" w:val="clear"/>
+            <w:tcMar>
+              <w:top w:type="dxa" w:w="60"/>
+              <w:left w:type="dxa" w:w="120"/>
+              <w:bottom w:type="dxa" w:w="60"/>
+              <w:right w:type="dxa" w:w="120"/>
+            </w:tcMar>
+            <w:vAlign w:val="top"/>
+          </w:tcPr>
+          <w:p>
+            <w:pPr>
+              <w:spacing w:after="40" w:before="0"/>
+              <w:jc w:val="left"/>
+            </w:pPr>
+            <w:r>
+              <w:rPr>
+                <w:rFonts w:ascii="Arial" w:cs="Arial" w:eastAsia="Arial" w:hAnsi="Arial"/>
+                <w:b/>
+                <w:bCs/>
+                <w:i w:val="false"/>
+                <w:iCs w:val="false"/>
+                <w:color w:val="000000"/>
+                <w:sz w:val="18"/>
+                <w:szCs w:val="18"/>
+              </w:rPr>
+              <w:t xml:space="preserve">Explain Phase</w:t>
             </w:r>
           </w:p>
           <w:p>
@@ -9438,7 +9456,7 @@
             <w:pPr>
               <w:spacing w:after="20" w:before="0"/>
             </w:pPr>
-            <w:hyperlink w:history="1" r:id="rId5fqnx9fexh3nprefmj7zf">
+            <w:hyperlink w:history="1" r:id="rIdbydgd70pw1zo4hvy-plpk">
               <w:r>
                 <w:rPr>
                   <w:rFonts w:ascii="Arial" w:cs="Arial" w:eastAsia="Arial" w:hAnsi="Arial"/>
@@ -9471,7 +9489,7 @@
               <w:spacing w:after="10" w:before="0"/>
               <w:ind w:left="120"/>
             </w:pPr>
-            <w:hyperlink w:history="1" r:id="rIdhlymb8ooqewi3gxrwet-w">
+            <w:hyperlink w:history="1" r:id="rIddw7ikrjhof1bod6qyvyxh">
               <w:r>
                 <w:rPr>
                   <w:rFonts w:ascii="Arial" w:cs="Arial" w:eastAsia="Arial" w:hAnsi="Arial"/>
@@ -9516,7 +9534,7 @@
             <w:pPr>
               <w:spacing w:after="20" w:before="0"/>
             </w:pPr>
-            <w:hyperlink w:history="1" r:id="rId-2gnz6l4g8lv2cwwfsrsn">
+            <w:hyperlink w:history="1" r:id="rIdqaqsg9ixtdi9y37t0q-vu">
               <w:r>
                 <w:rPr>
                   <w:rFonts w:ascii="Arial" w:cs="Arial" w:eastAsia="Arial" w:hAnsi="Arial"/>
@@ -9549,7 +9567,7 @@
               <w:spacing w:after="10" w:before="0"/>
               <w:ind w:left="120"/>
             </w:pPr>
-            <w:hyperlink w:history="1" r:id="rIdu15t40m3otq3i2sdhrnki">
+            <w:hyperlink w:history="1" r:id="rIdsh4wsmiywmbt08kuto8jh">
               <w:r>
                 <w:rPr>
                   <w:rFonts w:ascii="Arial" w:cs="Arial" w:eastAsia="Arial" w:hAnsi="Arial"/>
@@ -9696,32 +9714,32 @@
         <w:tc>
           <w:tcPr>
             <w:tcW w:type="dxa" w:w="1520"/>
-            <w:shd w:fill="F2F2F2" w:color="auto" w:val="clear"/>
-            <w:tcMar>
-              <w:top w:type="dxa" w:w="60"/>
-              <w:left w:type="dxa" w:w="120"/>
-              <w:bottom w:type="dxa" w:w="60"/>
-              <w:right w:type="dxa" w:w="120"/>
-            </w:tcMar>
-            <w:vAlign w:val="top"/>
-          </w:tcPr>
-          <w:p>
-            <w:pPr>
-              <w:spacing w:after="40" w:before="0"/>
-              <w:jc w:val="left"/>
-            </w:pPr>
-            <w:r>
-              <w:rPr>
-                <w:rFonts w:ascii="Arial" w:cs="Arial" w:eastAsia="Arial" w:hAnsi="Arial"/>
-                <w:b/>
-                <w:bCs/>
-                <w:i w:val="false"/>
-                <w:iCs w:val="false"/>
-                <w:color w:val="000000"/>
-                <w:sz w:val="18"/>
-                <w:szCs w:val="18"/>
-              </w:rPr>
-              <w:t xml:space="preserve">Phase 4 — DRIVING QUESTION BOARD (DQB) Update (10 minutes)</w:t>
+            <w:shd w:fill="FCE4D6" w:color="auto" w:val="clear"/>
+            <w:tcMar>
+              <w:top w:type="dxa" w:w="60"/>
+              <w:left w:type="dxa" w:w="120"/>
+              <w:bottom w:type="dxa" w:w="60"/>
+              <w:right w:type="dxa" w:w="120"/>
+            </w:tcMar>
+            <w:vAlign w:val="top"/>
+          </w:tcPr>
+          <w:p>
+            <w:pPr>
+              <w:spacing w:after="40" w:before="0"/>
+              <w:jc w:val="left"/>
+            </w:pPr>
+            <w:r>
+              <w:rPr>
+                <w:rFonts w:ascii="Arial" w:cs="Arial" w:eastAsia="Arial" w:hAnsi="Arial"/>
+                <w:b/>
+                <w:bCs/>
+                <w:i w:val="false"/>
+                <w:iCs w:val="false"/>
+                <w:color w:val="000000"/>
+                <w:sz w:val="18"/>
+                <w:szCs w:val="18"/>
+              </w:rPr>
+              <w:t xml:space="preserve">Driving Question Board (DQB) Creation</w:t>
             </w:r>
           </w:p>
           <w:p>
@@ -9744,7 +9762,7 @@
             <w:pPr>
               <w:spacing w:after="20" w:before="0"/>
             </w:pPr>
-            <w:hyperlink w:history="1" r:id="rIda47pbv07wpw9hahfgyo7w">
+            <w:hyperlink w:history="1" r:id="rIdzcaqrgad85kml6jv6rvcz">
               <w:r>
                 <w:rPr>
                   <w:rFonts w:ascii="Arial" w:cs="Arial" w:eastAsia="Arial" w:hAnsi="Arial"/>
@@ -9777,7 +9795,7 @@
               <w:spacing w:after="10" w:before="0"/>
               <w:ind w:left="120"/>
             </w:pPr>
-            <w:hyperlink w:history="1" r:id="rIdbhgxo2df4epvfwnir89me">
+            <w:hyperlink w:history="1" r:id="rIdgljumuqo52qmyrki9xuab">
               <w:r>
                 <w:rPr>
                   <w:rFonts w:ascii="Arial" w:cs="Arial" w:eastAsia="Arial" w:hAnsi="Arial"/>
@@ -9822,7 +9840,7 @@
             <w:pPr>
               <w:spacing w:after="20" w:before="0"/>
             </w:pPr>
-            <w:hyperlink w:history="1" r:id="rIdkawflzqggle4mvfjcngdj">
+            <w:hyperlink w:history="1" r:id="rId94wjkcsaerhik8jpn8rf6">
               <w:r>
                 <w:rPr>
                   <w:rFonts w:ascii="Arial" w:cs="Arial" w:eastAsia="Arial" w:hAnsi="Arial"/>
@@ -9855,7 +9873,7 @@
               <w:spacing w:after="10" w:before="0"/>
               <w:ind w:left="120"/>
             </w:pPr>
-            <w:hyperlink w:history="1" r:id="rIdeehwsrt50flbngizprrlk">
+            <w:hyperlink w:history="1" r:id="rIdfv7hjx6wvuts6s-prdmlq">
               <w:r>
                 <w:rPr>
                   <w:rFonts w:ascii="Arial" w:cs="Arial" w:eastAsia="Arial" w:hAnsi="Arial"/>
@@ -10002,32 +10020,32 @@
         <w:tc>
           <w:tcPr>
             <w:tcW w:type="dxa" w:w="1520"/>
-            <w:shd w:fill="F2F2F2" w:color="auto" w:val="clear"/>
-            <w:tcMar>
-              <w:top w:type="dxa" w:w="60"/>
-              <w:left w:type="dxa" w:w="120"/>
-              <w:bottom w:type="dxa" w:w="60"/>
-              <w:right w:type="dxa" w:w="120"/>
-            </w:tcMar>
-            <w:vAlign w:val="top"/>
-          </w:tcPr>
-          <w:p>
-            <w:pPr>
-              <w:spacing w:after="40" w:before="0"/>
-              <w:jc w:val="left"/>
-            </w:pPr>
-            <w:r>
-              <w:rPr>
-                <w:rFonts w:ascii="Arial" w:cs="Arial" w:eastAsia="Arial" w:hAnsi="Arial"/>
-                <w:b/>
-                <w:bCs/>
-                <w:i w:val="false"/>
-                <w:iCs w:val="false"/>
-                <w:color w:val="000000"/>
-                <w:sz w:val="18"/>
-                <w:szCs w:val="18"/>
-              </w:rPr>
-              <w:t xml:space="preserve">Phase 5 — MODEL BUILDING (10 minutes)</w:t>
+            <w:shd w:fill="D5E8F0" w:color="auto" w:val="clear"/>
+            <w:tcMar>
+              <w:top w:type="dxa" w:w="60"/>
+              <w:left w:type="dxa" w:w="120"/>
+              <w:bottom w:type="dxa" w:w="60"/>
+              <w:right w:type="dxa" w:w="120"/>
+            </w:tcMar>
+            <w:vAlign w:val="top"/>
+          </w:tcPr>
+          <w:p>
+            <w:pPr>
+              <w:spacing w:after="40" w:before="0"/>
+              <w:jc w:val="left"/>
+            </w:pPr>
+            <w:r>
+              <w:rPr>
+                <w:rFonts w:ascii="Arial" w:cs="Arial" w:eastAsia="Arial" w:hAnsi="Arial"/>
+                <w:b/>
+                <w:bCs/>
+                <w:i w:val="false"/>
+                <w:iCs w:val="false"/>
+                <w:color w:val="000000"/>
+                <w:sz w:val="18"/>
+                <w:szCs w:val="18"/>
+              </w:rPr>
+              <w:t xml:space="preserve">Model Building Phase</w:t>
             </w:r>
           </w:p>
           <w:p>
@@ -10050,7 +10068,7 @@
             <w:pPr>
               <w:spacing w:after="20" w:before="0"/>
             </w:pPr>
-            <w:hyperlink w:history="1" r:id="rIdulru0gqxjkkcutjjq-yc_">
+            <w:hyperlink w:history="1" r:id="rIdyl048ss_h-zicc-snxx6i">
               <w:r>
                 <w:rPr>
                   <w:rFonts w:ascii="Arial" w:cs="Arial" w:eastAsia="Arial" w:hAnsi="Arial"/>
@@ -10083,7 +10101,7 @@
               <w:spacing w:after="10" w:before="0"/>
               <w:ind w:left="120"/>
             </w:pPr>
-            <w:hyperlink w:history="1" r:id="rIdwm1iwaudq2ttplde0ihgn">
+            <w:hyperlink w:history="1" r:id="rIddgiyhvi0pwbp2vs9if5cc">
               <w:r>
                 <w:rPr>
                   <w:rFonts w:ascii="Arial" w:cs="Arial" w:eastAsia="Arial" w:hAnsi="Arial"/>
@@ -10128,7 +10146,7 @@
             <w:pPr>
               <w:spacing w:after="20" w:before="0"/>
             </w:pPr>
-            <w:hyperlink w:history="1" r:id="rId5ohqeki11-zsnqxswqltc">
+            <w:hyperlink w:history="1" r:id="rIdu5rhfy7ee_va2bm3kmkd0">
               <w:r>
                 <w:rPr>
                   <w:rFonts w:ascii="Arial" w:cs="Arial" w:eastAsia="Arial" w:hAnsi="Arial"/>
@@ -10161,7 +10179,7 @@
               <w:spacing w:after="10" w:before="0"/>
               <w:ind w:left="120"/>
             </w:pPr>
-            <w:hyperlink w:history="1" r:id="rIdvf87wyxjglgkh02v9oqkm">
+            <w:hyperlink w:history="1" r:id="rId0rbmatibsvuum4kcnn71l">
               <w:r>
                 <w:rPr>
                   <w:rFonts w:ascii="Arial" w:cs="Arial" w:eastAsia="Arial" w:hAnsi="Arial"/>
@@ -11695,32 +11713,32 @@
         <w:tc>
           <w:tcPr>
             <w:tcW w:type="dxa" w:w="1520"/>
-            <w:shd w:fill="F2F2F2" w:color="auto" w:val="clear"/>
-            <w:tcMar>
-              <w:top w:type="dxa" w:w="60"/>
-              <w:left w:type="dxa" w:w="120"/>
-              <w:bottom w:type="dxa" w:w="60"/>
-              <w:right w:type="dxa" w:w="120"/>
-            </w:tcMar>
-            <w:vAlign w:val="top"/>
-          </w:tcPr>
-          <w:p>
-            <w:pPr>
-              <w:spacing w:after="40" w:before="0"/>
-              <w:jc w:val="left"/>
-            </w:pPr>
-            <w:r>
-              <w:rPr>
-                <w:rFonts w:ascii="Arial" w:cs="Arial" w:eastAsia="Arial" w:hAnsi="Arial"/>
-                <w:b/>
-                <w:bCs/>
-                <w:i w:val="false"/>
-                <w:iCs w:val="false"/>
-                <w:color w:val="000000"/>
-                <w:sz w:val="18"/>
-                <w:szCs w:val="18"/>
-              </w:rPr>
-              <w:t xml:space="preserve">Phase 1 — Predict (10 minutes)</w:t>
+            <w:shd w:fill="EAD1F5" w:color="auto" w:val="clear"/>
+            <w:tcMar>
+              <w:top w:type="dxa" w:w="60"/>
+              <w:left w:type="dxa" w:w="120"/>
+              <w:bottom w:type="dxa" w:w="60"/>
+              <w:right w:type="dxa" w:w="120"/>
+            </w:tcMar>
+            <w:vAlign w:val="top"/>
+          </w:tcPr>
+          <w:p>
+            <w:pPr>
+              <w:spacing w:after="40" w:before="0"/>
+              <w:jc w:val="left"/>
+            </w:pPr>
+            <w:r>
+              <w:rPr>
+                <w:rFonts w:ascii="Arial" w:cs="Arial" w:eastAsia="Arial" w:hAnsi="Arial"/>
+                <w:b/>
+                <w:bCs/>
+                <w:i w:val="false"/>
+                <w:iCs w:val="false"/>
+                <w:color w:val="000000"/>
+                <w:sz w:val="18"/>
+                <w:szCs w:val="18"/>
+              </w:rPr>
+              <w:t xml:space="preserve">Predict Phase</w:t>
             </w:r>
           </w:p>
           <w:p>
@@ -11743,7 +11761,7 @@
             <w:pPr>
               <w:spacing w:after="20" w:before="0"/>
             </w:pPr>
-            <w:hyperlink w:history="1" r:id="rIdpgoptbbuacvyazgdf3jb_">
+            <w:hyperlink w:history="1" r:id="rIdlego1ukrqbmal0nhesipa">
               <w:r>
                 <w:rPr>
                   <w:rFonts w:ascii="Arial" w:cs="Arial" w:eastAsia="Arial" w:hAnsi="Arial"/>
@@ -11776,7 +11794,7 @@
               <w:spacing w:after="10" w:before="0"/>
               <w:ind w:left="120"/>
             </w:pPr>
-            <w:hyperlink w:history="1" r:id="rIdvxps1gk8nss-qtqwijibc">
+            <w:hyperlink w:history="1" r:id="rIdkpfscu2anr6bwig2a3w1y">
               <w:r>
                 <w:rPr>
                   <w:rFonts w:ascii="Arial" w:cs="Arial" w:eastAsia="Arial" w:hAnsi="Arial"/>
@@ -11821,7 +11839,7 @@
             <w:pPr>
               <w:spacing w:after="20" w:before="0"/>
             </w:pPr>
-            <w:hyperlink w:history="1" r:id="rIdelxabhtaad38_4p3_xty6">
+            <w:hyperlink w:history="1" r:id="rIdn7in0lojax0w89ds7imrd">
               <w:r>
                 <w:rPr>
                   <w:rFonts w:ascii="Arial" w:cs="Arial" w:eastAsia="Arial" w:hAnsi="Arial"/>
@@ -11854,7 +11872,7 @@
               <w:spacing w:after="10" w:before="0"/>
               <w:ind w:left="120"/>
             </w:pPr>
-            <w:hyperlink w:history="1" r:id="rIdh7vrrjyisy_8cmg3l4bds">
+            <w:hyperlink w:history="1" r:id="rIdazuys-3wdweybsldw08ef">
               <w:r>
                 <w:rPr>
                   <w:rFonts w:ascii="Arial" w:cs="Arial" w:eastAsia="Arial" w:hAnsi="Arial"/>
@@ -12001,32 +12019,32 @@
         <w:tc>
           <w:tcPr>
             <w:tcW w:type="dxa" w:w="1520"/>
-            <w:shd w:fill="F2F2F2" w:color="auto" w:val="clear"/>
-            <w:tcMar>
-              <w:top w:type="dxa" w:w="60"/>
-              <w:left w:type="dxa" w:w="120"/>
-              <w:bottom w:type="dxa" w:w="60"/>
-              <w:right w:type="dxa" w:w="120"/>
-            </w:tcMar>
-            <w:vAlign w:val="top"/>
-          </w:tcPr>
-          <w:p>
-            <w:pPr>
-              <w:spacing w:after="40" w:before="0"/>
-              <w:jc w:val="left"/>
-            </w:pPr>
-            <w:r>
-              <w:rPr>
-                <w:rFonts w:ascii="Arial" w:cs="Arial" w:eastAsia="Arial" w:hAnsi="Arial"/>
-                <w:b/>
-                <w:bCs/>
-                <w:i w:val="false"/>
-                <w:iCs w:val="false"/>
-                <w:color w:val="000000"/>
-                <w:sz w:val="18"/>
-                <w:szCs w:val="18"/>
-              </w:rPr>
-              <w:t xml:space="preserve">Phase 2 — Observe (30 minutes)</w:t>
+            <w:shd w:fill="D9EEF1" w:color="auto" w:val="clear"/>
+            <w:tcMar>
+              <w:top w:type="dxa" w:w="60"/>
+              <w:left w:type="dxa" w:w="120"/>
+              <w:bottom w:type="dxa" w:w="60"/>
+              <w:right w:type="dxa" w:w="120"/>
+            </w:tcMar>
+            <w:vAlign w:val="top"/>
+          </w:tcPr>
+          <w:p>
+            <w:pPr>
+              <w:spacing w:after="40" w:before="0"/>
+              <w:jc w:val="left"/>
+            </w:pPr>
+            <w:r>
+              <w:rPr>
+                <w:rFonts w:ascii="Arial" w:cs="Arial" w:eastAsia="Arial" w:hAnsi="Arial"/>
+                <w:b/>
+                <w:bCs/>
+                <w:i w:val="false"/>
+                <w:iCs w:val="false"/>
+                <w:color w:val="000000"/>
+                <w:sz w:val="18"/>
+                <w:szCs w:val="18"/>
+              </w:rPr>
+              <w:t xml:space="preserve">Observe Phase</w:t>
             </w:r>
           </w:p>
           <w:p>
@@ -12049,7 +12067,7 @@
             <w:pPr>
               <w:spacing w:after="20" w:before="0"/>
             </w:pPr>
-            <w:hyperlink w:history="1" r:id="rIdiu0stlpuaao4nskcvad3o">
+            <w:hyperlink w:history="1" r:id="rIdrf2hh11mxtqzisykkezys">
               <w:r>
                 <w:rPr>
                   <w:rFonts w:ascii="Arial" w:cs="Arial" w:eastAsia="Arial" w:hAnsi="Arial"/>
@@ -12082,7 +12100,7 @@
               <w:spacing w:after="10" w:before="0"/>
               <w:ind w:left="120"/>
             </w:pPr>
-            <w:hyperlink w:history="1" r:id="rIdxkdscvpucjvrvx7izg9lu">
+            <w:hyperlink w:history="1" r:id="rIdex2wv9wo_bz2veg4ma8qz">
               <w:r>
                 <w:rPr>
                   <w:rFonts w:ascii="Arial" w:cs="Arial" w:eastAsia="Arial" w:hAnsi="Arial"/>
@@ -12127,7 +12145,7 @@
             <w:pPr>
               <w:spacing w:after="20" w:before="0"/>
             </w:pPr>
-            <w:hyperlink w:history="1" r:id="rIdihwzklffbd47ilm4rhajf">
+            <w:hyperlink w:history="1" r:id="rId6rb1l4yg6uknnbu-o4fl3">
               <w:r>
                 <w:rPr>
                   <w:rFonts w:ascii="Arial" w:cs="Arial" w:eastAsia="Arial" w:hAnsi="Arial"/>
@@ -12160,7 +12178,7 @@
               <w:spacing w:after="10" w:before="0"/>
               <w:ind w:left="120"/>
             </w:pPr>
-            <w:hyperlink w:history="1" r:id="rIdzyteaikcvcq7lcx0stnkx">
+            <w:hyperlink w:history="1" r:id="rIdjp7luksx1it_koqi-awqa">
               <w:r>
                 <w:rPr>
                   <w:rFonts w:ascii="Arial" w:cs="Arial" w:eastAsia="Arial" w:hAnsi="Arial"/>
@@ -12307,32 +12325,32 @@
         <w:tc>
           <w:tcPr>
             <w:tcW w:type="dxa" w:w="1520"/>
-            <w:shd w:fill="F2F2F2" w:color="auto" w:val="clear"/>
-            <w:tcMar>
-              <w:top w:type="dxa" w:w="60"/>
-              <w:left w:type="dxa" w:w="120"/>
-              <w:bottom w:type="dxa" w:w="60"/>
-              <w:right w:type="dxa" w:w="120"/>
-            </w:tcMar>
-            <w:vAlign w:val="top"/>
-          </w:tcPr>
-          <w:p>
-            <w:pPr>
-              <w:spacing w:after="40" w:before="0"/>
-              <w:jc w:val="left"/>
-            </w:pPr>
-            <w:r>
-              <w:rPr>
-                <w:rFonts w:ascii="Arial" w:cs="Arial" w:eastAsia="Arial" w:hAnsi="Arial"/>
-                <w:b/>
-                <w:bCs/>
-                <w:i w:val="false"/>
-                <w:iCs w:val="false"/>
-                <w:color w:val="000000"/>
-                <w:sz w:val="18"/>
-                <w:szCs w:val="18"/>
-              </w:rPr>
-              <w:t xml:space="preserve">Phase 3 — Explain (20 minutes)</w:t>
+            <w:shd w:fill="E2EFDA" w:color="auto" w:val="clear"/>
+            <w:tcMar>
+              <w:top w:type="dxa" w:w="60"/>
+              <w:left w:type="dxa" w:w="120"/>
+              <w:bottom w:type="dxa" w:w="60"/>
+              <w:right w:type="dxa" w:w="120"/>
+            </w:tcMar>
+            <w:vAlign w:val="top"/>
+          </w:tcPr>
+          <w:p>
+            <w:pPr>
+              <w:spacing w:after="40" w:before="0"/>
+              <w:jc w:val="left"/>
+            </w:pPr>
+            <w:r>
+              <w:rPr>
+                <w:rFonts w:ascii="Arial" w:cs="Arial" w:eastAsia="Arial" w:hAnsi="Arial"/>
+                <w:b/>
+                <w:bCs/>
+                <w:i w:val="false"/>
+                <w:iCs w:val="false"/>
+                <w:color w:val="000000"/>
+                <w:sz w:val="18"/>
+                <w:szCs w:val="18"/>
+              </w:rPr>
+              <w:t xml:space="preserve">Explain Phase</w:t>
             </w:r>
           </w:p>
           <w:p>
@@ -12355,7 +12373,7 @@
             <w:pPr>
               <w:spacing w:after="20" w:before="0"/>
             </w:pPr>
-            <w:hyperlink w:history="1" r:id="rIdihcjijdxkjvxghdzzeapl">
+            <w:hyperlink w:history="1" r:id="rId_2ljv2ulfb3l8ijxvwavf">
               <w:r>
                 <w:rPr>
                   <w:rFonts w:ascii="Arial" w:cs="Arial" w:eastAsia="Arial" w:hAnsi="Arial"/>
@@ -12388,7 +12406,7 @@
               <w:spacing w:after="10" w:before="0"/>
               <w:ind w:left="120"/>
             </w:pPr>
-            <w:hyperlink w:history="1" r:id="rId1pukexlvyshykcede3kae">
+            <w:hyperlink w:history="1" r:id="rIdkfptotrvg5mbq7ezqfzq2">
               <w:r>
                 <w:rPr>
                   <w:rFonts w:ascii="Arial" w:cs="Arial" w:eastAsia="Arial" w:hAnsi="Arial"/>
@@ -12433,7 +12451,7 @@
             <w:pPr>
               <w:spacing w:after="20" w:before="0"/>
             </w:pPr>
-            <w:hyperlink w:history="1" r:id="rIdby5d2nqafl0ocapliupvd">
+            <w:hyperlink w:history="1" r:id="rId6x_coiakklj-jnktjiy1l">
               <w:r>
                 <w:rPr>
                   <w:rFonts w:ascii="Arial" w:cs="Arial" w:eastAsia="Arial" w:hAnsi="Arial"/>
@@ -12466,7 +12484,7 @@
               <w:spacing w:after="10" w:before="0"/>
               <w:ind w:left="120"/>
             </w:pPr>
-            <w:hyperlink w:history="1" r:id="rIdmc_pxjlul76bhz0tt1dhh">
+            <w:hyperlink w:history="1" r:id="rIdyjjw6dpmlmah7u0qi8lxp">
               <w:r>
                 <w:rPr>
                   <w:rFonts w:ascii="Arial" w:cs="Arial" w:eastAsia="Arial" w:hAnsi="Arial"/>
@@ -12613,32 +12631,32 @@
         <w:tc>
           <w:tcPr>
             <w:tcW w:type="dxa" w:w="1520"/>
-            <w:shd w:fill="F2F2F2" w:color="auto" w:val="clear"/>
-            <w:tcMar>
-              <w:top w:type="dxa" w:w="60"/>
-              <w:left w:type="dxa" w:w="120"/>
-              <w:bottom w:type="dxa" w:w="60"/>
-              <w:right w:type="dxa" w:w="120"/>
-            </w:tcMar>
-            <w:vAlign w:val="top"/>
-          </w:tcPr>
-          <w:p>
-            <w:pPr>
-              <w:spacing w:after="40" w:before="0"/>
-              <w:jc w:val="left"/>
-            </w:pPr>
-            <w:r>
-              <w:rPr>
-                <w:rFonts w:ascii="Arial" w:cs="Arial" w:eastAsia="Arial" w:hAnsi="Arial"/>
-                <w:b/>
-                <w:bCs/>
-                <w:i w:val="false"/>
-                <w:iCs w:val="false"/>
-                <w:color w:val="000000"/>
-                <w:sz w:val="18"/>
-                <w:szCs w:val="18"/>
-              </w:rPr>
-              <w:t xml:space="preserve">Phase 4 — Driving Question Board (DQB) Update (10 minutes)</w:t>
+            <w:shd w:fill="FCE4D6" w:color="auto" w:val="clear"/>
+            <w:tcMar>
+              <w:top w:type="dxa" w:w="60"/>
+              <w:left w:type="dxa" w:w="120"/>
+              <w:bottom w:type="dxa" w:w="60"/>
+              <w:right w:type="dxa" w:w="120"/>
+            </w:tcMar>
+            <w:vAlign w:val="top"/>
+          </w:tcPr>
+          <w:p>
+            <w:pPr>
+              <w:spacing w:after="40" w:before="0"/>
+              <w:jc w:val="left"/>
+            </w:pPr>
+            <w:r>
+              <w:rPr>
+                <w:rFonts w:ascii="Arial" w:cs="Arial" w:eastAsia="Arial" w:hAnsi="Arial"/>
+                <w:b/>
+                <w:bCs/>
+                <w:i w:val="false"/>
+                <w:iCs w:val="false"/>
+                <w:color w:val="000000"/>
+                <w:sz w:val="18"/>
+                <w:szCs w:val="18"/>
+              </w:rPr>
+              <w:t xml:space="preserve">Driving Question Board (DQB) Creation</w:t>
             </w:r>
           </w:p>
           <w:p>
@@ -12661,7 +12679,7 @@
             <w:pPr>
               <w:spacing w:after="20" w:before="0"/>
             </w:pPr>
-            <w:hyperlink w:history="1" r:id="rIdt0dtdkayfuekqfclx3fc_">
+            <w:hyperlink w:history="1" r:id="rIdwws51bdexxtu8o6feszoh">
               <w:r>
                 <w:rPr>
                   <w:rFonts w:ascii="Arial" w:cs="Arial" w:eastAsia="Arial" w:hAnsi="Arial"/>
@@ -12694,7 +12712,7 @@
               <w:spacing w:after="10" w:before="0"/>
               <w:ind w:left="120"/>
             </w:pPr>
-            <w:hyperlink w:history="1" r:id="rIdvfnttlcun52kw3vyy6fcj">
+            <w:hyperlink w:history="1" r:id="rId4iwsh85xqstno7baevfp_">
               <w:r>
                 <w:rPr>
                   <w:rFonts w:ascii="Arial" w:cs="Arial" w:eastAsia="Arial" w:hAnsi="Arial"/>
@@ -12739,7 +12757,7 @@
             <w:pPr>
               <w:spacing w:after="20" w:before="0"/>
             </w:pPr>
-            <w:hyperlink w:history="1" r:id="rIdi9e6z4xrc-eaxv1pxhiph">
+            <w:hyperlink w:history="1" r:id="rIdh3zw21iya5l7v4bwz8odz">
               <w:r>
                 <w:rPr>
                   <w:rFonts w:ascii="Arial" w:cs="Arial" w:eastAsia="Arial" w:hAnsi="Arial"/>
@@ -12772,7 +12790,7 @@
               <w:spacing w:after="10" w:before="0"/>
               <w:ind w:left="120"/>
             </w:pPr>
-            <w:hyperlink w:history="1" r:id="rIdvg6p5vcl5a5jesehmb2ya">
+            <w:hyperlink w:history="1" r:id="rIdwbt9wx5s9c22hdqy3sml1">
               <w:r>
                 <w:rPr>
                   <w:rFonts w:ascii="Arial" w:cs="Arial" w:eastAsia="Arial" w:hAnsi="Arial"/>
@@ -12919,32 +12937,32 @@
         <w:tc>
           <w:tcPr>
             <w:tcW w:type="dxa" w:w="1520"/>
-            <w:shd w:fill="F2F2F2" w:color="auto" w:val="clear"/>
-            <w:tcMar>
-              <w:top w:type="dxa" w:w="60"/>
-              <w:left w:type="dxa" w:w="120"/>
-              <w:bottom w:type="dxa" w:w="60"/>
-              <w:right w:type="dxa" w:w="120"/>
-            </w:tcMar>
-            <w:vAlign w:val="top"/>
-          </w:tcPr>
-          <w:p>
-            <w:pPr>
-              <w:spacing w:after="40" w:before="0"/>
-              <w:jc w:val="left"/>
-            </w:pPr>
-            <w:r>
-              <w:rPr>
-                <w:rFonts w:ascii="Arial" w:cs="Arial" w:eastAsia="Arial" w:hAnsi="Arial"/>
-                <w:b/>
-                <w:bCs/>
-                <w:i w:val="false"/>
-                <w:iCs w:val="false"/>
-                <w:color w:val="000000"/>
-                <w:sz w:val="18"/>
-                <w:szCs w:val="18"/>
-              </w:rPr>
-              <w:t xml:space="preserve">Phase 5 — Model Building (10 minutes)</w:t>
+            <w:shd w:fill="D5E8F0" w:color="auto" w:val="clear"/>
+            <w:tcMar>
+              <w:top w:type="dxa" w:w="60"/>
+              <w:left w:type="dxa" w:w="120"/>
+              <w:bottom w:type="dxa" w:w="60"/>
+              <w:right w:type="dxa" w:w="120"/>
+            </w:tcMar>
+            <w:vAlign w:val="top"/>
+          </w:tcPr>
+          <w:p>
+            <w:pPr>
+              <w:spacing w:after="40" w:before="0"/>
+              <w:jc w:val="left"/>
+            </w:pPr>
+            <w:r>
+              <w:rPr>
+                <w:rFonts w:ascii="Arial" w:cs="Arial" w:eastAsia="Arial" w:hAnsi="Arial"/>
+                <w:b/>
+                <w:bCs/>
+                <w:i w:val="false"/>
+                <w:iCs w:val="false"/>
+                <w:color w:val="000000"/>
+                <w:sz w:val="18"/>
+                <w:szCs w:val="18"/>
+              </w:rPr>
+              <w:t xml:space="preserve">Model Building Phase</w:t>
             </w:r>
           </w:p>
           <w:p>
@@ -12967,7 +12985,7 @@
             <w:pPr>
               <w:spacing w:after="20" w:before="0"/>
             </w:pPr>
-            <w:hyperlink w:history="1" r:id="rIdei1w95sw_akpbc-jc5uyh">
+            <w:hyperlink w:history="1" r:id="rIdrvohcqv20iiumnnmswpla">
               <w:r>
                 <w:rPr>
                   <w:rFonts w:ascii="Arial" w:cs="Arial" w:eastAsia="Arial" w:hAnsi="Arial"/>
@@ -13000,7 +13018,7 @@
               <w:spacing w:after="10" w:before="0"/>
               <w:ind w:left="120"/>
             </w:pPr>
-            <w:hyperlink w:history="1" r:id="rIdiu6iwasbquhv5rbalcfoi">
+            <w:hyperlink w:history="1" r:id="rIdmaplo96jqdzspyf0xcl8u">
               <w:r>
                 <w:rPr>
                   <w:rFonts w:ascii="Arial" w:cs="Arial" w:eastAsia="Arial" w:hAnsi="Arial"/>
@@ -13045,7 +13063,7 @@
             <w:pPr>
               <w:spacing w:after="20" w:before="0"/>
             </w:pPr>
-            <w:hyperlink w:history="1" r:id="rIdizm9fn6g0icsyadjk_pbm">
+            <w:hyperlink w:history="1" r:id="rIdihf6nxzck1o_omp0tfplm">
               <w:r>
                 <w:rPr>
                   <w:rFonts w:ascii="Arial" w:cs="Arial" w:eastAsia="Arial" w:hAnsi="Arial"/>
@@ -13078,7 +13096,7 @@
               <w:spacing w:after="10" w:before="0"/>
               <w:ind w:left="120"/>
             </w:pPr>
-            <w:hyperlink w:history="1" r:id="rIdpylmgozlc6bg9i826peew">
+            <w:hyperlink w:history="1" r:id="rId3maufpjy2tox25lsyyqcs">
               <w:r>
                 <w:rPr>
                   <w:rFonts w:ascii="Arial" w:cs="Arial" w:eastAsia="Arial" w:hAnsi="Arial"/>
@@ -14517,32 +14535,32 @@
         <w:tc>
           <w:tcPr>
             <w:tcW w:type="dxa" w:w="1520"/>
-            <w:shd w:fill="F2F2F2" w:color="auto" w:val="clear"/>
-            <w:tcMar>
-              <w:top w:type="dxa" w:w="60"/>
-              <w:left w:type="dxa" w:w="120"/>
-              <w:bottom w:type="dxa" w:w="60"/>
-              <w:right w:type="dxa" w:w="120"/>
-            </w:tcMar>
-            <w:vAlign w:val="top"/>
-          </w:tcPr>
-          <w:p>
-            <w:pPr>
-              <w:spacing w:after="40" w:before="0"/>
-              <w:jc w:val="left"/>
-            </w:pPr>
-            <w:r>
-              <w:rPr>
-                <w:rFonts w:ascii="Arial" w:cs="Arial" w:eastAsia="Arial" w:hAnsi="Arial"/>
-                <w:b/>
-                <w:bCs/>
-                <w:i w:val="false"/>
-                <w:iCs w:val="false"/>
-                <w:color w:val="000000"/>
-                <w:sz w:val="18"/>
-                <w:szCs w:val="18"/>
-              </w:rPr>
-              <w:t xml:space="preserve">Phase 1 — Predict</w:t>
+            <w:shd w:fill="EAD1F5" w:color="auto" w:val="clear"/>
+            <w:tcMar>
+              <w:top w:type="dxa" w:w="60"/>
+              <w:left w:type="dxa" w:w="120"/>
+              <w:bottom w:type="dxa" w:w="60"/>
+              <w:right w:type="dxa" w:w="120"/>
+            </w:tcMar>
+            <w:vAlign w:val="top"/>
+          </w:tcPr>
+          <w:p>
+            <w:pPr>
+              <w:spacing w:after="40" w:before="0"/>
+              <w:jc w:val="left"/>
+            </w:pPr>
+            <w:r>
+              <w:rPr>
+                <w:rFonts w:ascii="Arial" w:cs="Arial" w:eastAsia="Arial" w:hAnsi="Arial"/>
+                <w:b/>
+                <w:bCs/>
+                <w:i w:val="false"/>
+                <w:iCs w:val="false"/>
+                <w:color w:val="000000"/>
+                <w:sz w:val="18"/>
+                <w:szCs w:val="18"/>
+              </w:rPr>
+              <w:t xml:space="preserve">Predict Phase</w:t>
             </w:r>
           </w:p>
           <w:p>
@@ -14565,7 +14583,7 @@
             <w:pPr>
               <w:spacing w:after="20" w:before="0"/>
             </w:pPr>
-            <w:hyperlink w:history="1" r:id="rIdofb9iwh_eqmuhizfxqlml">
+            <w:hyperlink w:history="1" r:id="rIdtqtevbf1bju-t6kzvogej">
               <w:r>
                 <w:rPr>
                   <w:rFonts w:ascii="Arial" w:cs="Arial" w:eastAsia="Arial" w:hAnsi="Arial"/>
@@ -14598,7 +14616,7 @@
               <w:spacing w:after="10" w:before="0"/>
               <w:ind w:left="120"/>
             </w:pPr>
-            <w:hyperlink w:history="1" r:id="rIdpuh_s0ksb6zojyk4ffmsd">
+            <w:hyperlink w:history="1" r:id="rIdptj3nljcyr8xtqveoyuce">
               <w:r>
                 <w:rPr>
                   <w:rFonts w:ascii="Arial" w:cs="Arial" w:eastAsia="Arial" w:hAnsi="Arial"/>
@@ -14643,7 +14661,7 @@
             <w:pPr>
               <w:spacing w:after="20" w:before="0"/>
             </w:pPr>
-            <w:hyperlink w:history="1" r:id="rIdrkgpg6upf60o11q8fc-8o">
+            <w:hyperlink w:history="1" r:id="rIdhactvi2-86kazkhncbjdj">
               <w:r>
                 <w:rPr>
                   <w:rFonts w:ascii="Arial" w:cs="Arial" w:eastAsia="Arial" w:hAnsi="Arial"/>
@@ -14676,7 +14694,7 @@
               <w:spacing w:after="10" w:before="0"/>
               <w:ind w:left="120"/>
             </w:pPr>
-            <w:hyperlink w:history="1" r:id="rIdnda_er2kjf4zm5yzn4jvx">
+            <w:hyperlink w:history="1" r:id="rIdrmzvkosen_fzugfq7t9we">
               <w:r>
                 <w:rPr>
                   <w:rFonts w:ascii="Arial" w:cs="Arial" w:eastAsia="Arial" w:hAnsi="Arial"/>
@@ -14823,32 +14841,32 @@
         <w:tc>
           <w:tcPr>
             <w:tcW w:type="dxa" w:w="1520"/>
-            <w:shd w:fill="F2F2F2" w:color="auto" w:val="clear"/>
-            <w:tcMar>
-              <w:top w:type="dxa" w:w="60"/>
-              <w:left w:type="dxa" w:w="120"/>
-              <w:bottom w:type="dxa" w:w="60"/>
-              <w:right w:type="dxa" w:w="120"/>
-            </w:tcMar>
-            <w:vAlign w:val="top"/>
-          </w:tcPr>
-          <w:p>
-            <w:pPr>
-              <w:spacing w:after="40" w:before="0"/>
-              <w:jc w:val="left"/>
-            </w:pPr>
-            <w:r>
-              <w:rPr>
-                <w:rFonts w:ascii="Arial" w:cs="Arial" w:eastAsia="Arial" w:hAnsi="Arial"/>
-                <w:b/>
-                <w:bCs/>
-                <w:i w:val="false"/>
-                <w:iCs w:val="false"/>
-                <w:color w:val="000000"/>
-                <w:sz w:val="18"/>
-                <w:szCs w:val="18"/>
-              </w:rPr>
-              <w:t xml:space="preserve">Phase 2 — Observe (Experiment 2c: Precipitation / Double Decomposition)</w:t>
+            <w:shd w:fill="D9EEF1" w:color="auto" w:val="clear"/>
+            <w:tcMar>
+              <w:top w:type="dxa" w:w="60"/>
+              <w:left w:type="dxa" w:w="120"/>
+              <w:bottom w:type="dxa" w:w="60"/>
+              <w:right w:type="dxa" w:w="120"/>
+            </w:tcMar>
+            <w:vAlign w:val="top"/>
+          </w:tcPr>
+          <w:p>
+            <w:pPr>
+              <w:spacing w:after="40" w:before="0"/>
+              <w:jc w:val="left"/>
+            </w:pPr>
+            <w:r>
+              <w:rPr>
+                <w:rFonts w:ascii="Arial" w:cs="Arial" w:eastAsia="Arial" w:hAnsi="Arial"/>
+                <w:b/>
+                <w:bCs/>
+                <w:i w:val="false"/>
+                <w:iCs w:val="false"/>
+                <w:color w:val="000000"/>
+                <w:sz w:val="18"/>
+                <w:szCs w:val="18"/>
+              </w:rPr>
+              <w:t xml:space="preserve">Observe Phase</w:t>
             </w:r>
           </w:p>
           <w:p>
@@ -14871,7 +14889,7 @@
             <w:pPr>
               <w:spacing w:after="20" w:before="0"/>
             </w:pPr>
-            <w:hyperlink w:history="1" r:id="rIdgmpb9vog79dbsnrfwdap-">
+            <w:hyperlink w:history="1" r:id="rId0o8jhhx14bhvlb7uceuvj">
               <w:r>
                 <w:rPr>
                   <w:rFonts w:ascii="Arial" w:cs="Arial" w:eastAsia="Arial" w:hAnsi="Arial"/>
@@ -14904,7 +14922,7 @@
               <w:spacing w:after="10" w:before="0"/>
               <w:ind w:left="120"/>
             </w:pPr>
-            <w:hyperlink w:history="1" r:id="rIdh0gvdkhiiri2xmoewemy1">
+            <w:hyperlink w:history="1" r:id="rIdfjfdhxyf3kn1s2kcw3hzl">
               <w:r>
                 <w:rPr>
                   <w:rFonts w:ascii="Arial" w:cs="Arial" w:eastAsia="Arial" w:hAnsi="Arial"/>
@@ -14949,7 +14967,7 @@
             <w:pPr>
               <w:spacing w:after="20" w:before="0"/>
             </w:pPr>
-            <w:hyperlink w:history="1" r:id="rIddonkowur8zixrscfkjjn1">
+            <w:hyperlink w:history="1" r:id="rId_vxfa-jab_bawyclxitsl">
               <w:r>
                 <w:rPr>
                   <w:rFonts w:ascii="Arial" w:cs="Arial" w:eastAsia="Arial" w:hAnsi="Arial"/>
@@ -14982,7 +15000,7 @@
               <w:spacing w:after="10" w:before="0"/>
               <w:ind w:left="120"/>
             </w:pPr>
-            <w:hyperlink w:history="1" r:id="rIdqcvbdvxnaj8esq5wjqnoe">
+            <w:hyperlink w:history="1" r:id="rIdulghfbkqt6jghz9twdgws">
               <w:r>
                 <w:rPr>
                   <w:rFonts w:ascii="Arial" w:cs="Arial" w:eastAsia="Arial" w:hAnsi="Arial"/>
@@ -15129,32 +15147,32 @@
         <w:tc>
           <w:tcPr>
             <w:tcW w:type="dxa" w:w="1520"/>
-            <w:shd w:fill="F2F2F2" w:color="auto" w:val="clear"/>
-            <w:tcMar>
-              <w:top w:type="dxa" w:w="60"/>
-              <w:left w:type="dxa" w:w="120"/>
-              <w:bottom w:type="dxa" w:w="60"/>
-              <w:right w:type="dxa" w:w="120"/>
-            </w:tcMar>
-            <w:vAlign w:val="top"/>
-          </w:tcPr>
-          <w:p>
-            <w:pPr>
-              <w:spacing w:after="40" w:before="0"/>
-              <w:jc w:val="left"/>
-            </w:pPr>
-            <w:r>
-              <w:rPr>
-                <w:rFonts w:ascii="Arial" w:cs="Arial" w:eastAsia="Arial" w:hAnsi="Arial"/>
-                <w:b/>
-                <w:bCs/>
-                <w:i w:val="false"/>
-                <w:iCs w:val="false"/>
-                <w:color w:val="000000"/>
-                <w:sz w:val="18"/>
-                <w:szCs w:val="18"/>
-              </w:rPr>
-              <w:t xml:space="preserve">Phase 3 — Explain</w:t>
+            <w:shd w:fill="E2EFDA" w:color="auto" w:val="clear"/>
+            <w:tcMar>
+              <w:top w:type="dxa" w:w="60"/>
+              <w:left w:type="dxa" w:w="120"/>
+              <w:bottom w:type="dxa" w:w="60"/>
+              <w:right w:type="dxa" w:w="120"/>
+            </w:tcMar>
+            <w:vAlign w:val="top"/>
+          </w:tcPr>
+          <w:p>
+            <w:pPr>
+              <w:spacing w:after="40" w:before="0"/>
+              <w:jc w:val="left"/>
+            </w:pPr>
+            <w:r>
+              <w:rPr>
+                <w:rFonts w:ascii="Arial" w:cs="Arial" w:eastAsia="Arial" w:hAnsi="Arial"/>
+                <w:b/>
+                <w:bCs/>
+                <w:i w:val="false"/>
+                <w:iCs w:val="false"/>
+                <w:color w:val="000000"/>
+                <w:sz w:val="18"/>
+                <w:szCs w:val="18"/>
+              </w:rPr>
+              <w:t xml:space="preserve">Explain Phase</w:t>
             </w:r>
           </w:p>
           <w:p>
@@ -15177,7 +15195,7 @@
             <w:pPr>
               <w:spacing w:after="20" w:before="0"/>
             </w:pPr>
-            <w:hyperlink w:history="1" r:id="rIdqtq1tgw_7le0vvtvuothj">
+            <w:hyperlink w:history="1" r:id="rId7cya0foz-twjhgecdlryb">
               <w:r>
                 <w:rPr>
                   <w:rFonts w:ascii="Arial" w:cs="Arial" w:eastAsia="Arial" w:hAnsi="Arial"/>
@@ -15210,7 +15228,7 @@
               <w:spacing w:after="10" w:before="0"/>
               <w:ind w:left="120"/>
             </w:pPr>
-            <w:hyperlink w:history="1" r:id="rIdimvq1iv6zdmge3adllamv">
+            <w:hyperlink w:history="1" r:id="rIddldwwcl5h4n3rqrr_igou">
               <w:r>
                 <w:rPr>
                   <w:rFonts w:ascii="Arial" w:cs="Arial" w:eastAsia="Arial" w:hAnsi="Arial"/>
@@ -15255,7 +15273,7 @@
             <w:pPr>
               <w:spacing w:after="20" w:before="0"/>
             </w:pPr>
-            <w:hyperlink w:history="1" r:id="rIdxkp5mbdadi-ggmdklozlz">
+            <w:hyperlink w:history="1" r:id="rId8fwess2i_nsxnclvbkzqg">
               <w:r>
                 <w:rPr>
                   <w:rFonts w:ascii="Arial" w:cs="Arial" w:eastAsia="Arial" w:hAnsi="Arial"/>
@@ -15288,7 +15306,7 @@
               <w:spacing w:after="10" w:before="0"/>
               <w:ind w:left="120"/>
             </w:pPr>
-            <w:hyperlink w:history="1" r:id="rIdfilyoxuyfxfyanm0oxb2k">
+            <w:hyperlink w:history="1" r:id="rId9wyjbvil9am9rwdqucdwk">
               <w:r>
                 <w:rPr>
                   <w:rFonts w:ascii="Arial" w:cs="Arial" w:eastAsia="Arial" w:hAnsi="Arial"/>
@@ -15435,32 +15453,32 @@
         <w:tc>
           <w:tcPr>
             <w:tcW w:type="dxa" w:w="1520"/>
-            <w:shd w:fill="F2F2F2" w:color="auto" w:val="clear"/>
-            <w:tcMar>
-              <w:top w:type="dxa" w:w="60"/>
-              <w:left w:type="dxa" w:w="120"/>
-              <w:bottom w:type="dxa" w:w="60"/>
-              <w:right w:type="dxa" w:w="120"/>
-            </w:tcMar>
-            <w:vAlign w:val="top"/>
-          </w:tcPr>
-          <w:p>
-            <w:pPr>
-              <w:spacing w:after="40" w:before="0"/>
-              <w:jc w:val="left"/>
-            </w:pPr>
-            <w:r>
-              <w:rPr>
-                <w:rFonts w:ascii="Arial" w:cs="Arial" w:eastAsia="Arial" w:hAnsi="Arial"/>
-                <w:b/>
-                <w:bCs/>
-                <w:i w:val="false"/>
-                <w:iCs w:val="false"/>
-                <w:color w:val="000000"/>
-                <w:sz w:val="18"/>
-                <w:szCs w:val="18"/>
-              </w:rPr>
-              <w:t xml:space="preserve">Phase 4 — Driving Question Board (DQB) Update</w:t>
+            <w:shd w:fill="FCE4D6" w:color="auto" w:val="clear"/>
+            <w:tcMar>
+              <w:top w:type="dxa" w:w="60"/>
+              <w:left w:type="dxa" w:w="120"/>
+              <w:bottom w:type="dxa" w:w="60"/>
+              <w:right w:type="dxa" w:w="120"/>
+            </w:tcMar>
+            <w:vAlign w:val="top"/>
+          </w:tcPr>
+          <w:p>
+            <w:pPr>
+              <w:spacing w:after="40" w:before="0"/>
+              <w:jc w:val="left"/>
+            </w:pPr>
+            <w:r>
+              <w:rPr>
+                <w:rFonts w:ascii="Arial" w:cs="Arial" w:eastAsia="Arial" w:hAnsi="Arial"/>
+                <w:b/>
+                <w:bCs/>
+                <w:i w:val="false"/>
+                <w:iCs w:val="false"/>
+                <w:color w:val="000000"/>
+                <w:sz w:val="18"/>
+                <w:szCs w:val="18"/>
+              </w:rPr>
+              <w:t xml:space="preserve">Driving Question Board (DQB) Creation</w:t>
             </w:r>
           </w:p>
           <w:p>
@@ -15483,7 +15501,7 @@
             <w:pPr>
               <w:spacing w:after="20" w:before="0"/>
             </w:pPr>
-            <w:hyperlink w:history="1" r:id="rIdd1xx-hopnzm-nw-crv4kn">
+            <w:hyperlink w:history="1" r:id="rIdynlwnmqhpxvsahljgrez3">
               <w:r>
                 <w:rPr>
                   <w:rFonts w:ascii="Arial" w:cs="Arial" w:eastAsia="Arial" w:hAnsi="Arial"/>
@@ -15516,7 +15534,7 @@
               <w:spacing w:after="10" w:before="0"/>
               <w:ind w:left="120"/>
             </w:pPr>
-            <w:hyperlink w:history="1" r:id="rIdz-jlrtmbqujruk_p0fxdj">
+            <w:hyperlink w:history="1" r:id="rId9_xr1cpq5hngw-5-wr4ai">
               <w:r>
                 <w:rPr>
                   <w:rFonts w:ascii="Arial" w:cs="Arial" w:eastAsia="Arial" w:hAnsi="Arial"/>
@@ -15561,7 +15579,7 @@
             <w:pPr>
               <w:spacing w:after="20" w:before="0"/>
             </w:pPr>
-            <w:hyperlink w:history="1" r:id="rIdnyshny-yi-3s9lofe9atp">
+            <w:hyperlink w:history="1" r:id="rId2urcsnv0lgfh238_gv7nc">
               <w:r>
                 <w:rPr>
                   <w:rFonts w:ascii="Arial" w:cs="Arial" w:eastAsia="Arial" w:hAnsi="Arial"/>
@@ -15594,7 +15612,7 @@
               <w:spacing w:after="10" w:before="0"/>
               <w:ind w:left="120"/>
             </w:pPr>
-            <w:hyperlink w:history="1" r:id="rIdtwq_zjj9wo0sixo1mfxbk">
+            <w:hyperlink w:history="1" r:id="rIdofakz-nzllelrnpk7eao_">
               <w:r>
                 <w:rPr>
                   <w:rFonts w:ascii="Arial" w:cs="Arial" w:eastAsia="Arial" w:hAnsi="Arial"/>
@@ -15741,32 +15759,32 @@
         <w:tc>
           <w:tcPr>
             <w:tcW w:type="dxa" w:w="1520"/>
-            <w:shd w:fill="F2F2F2" w:color="auto" w:val="clear"/>
-            <w:tcMar>
-              <w:top w:type="dxa" w:w="60"/>
-              <w:left w:type="dxa" w:w="120"/>
-              <w:bottom w:type="dxa" w:w="60"/>
-              <w:right w:type="dxa" w:w="120"/>
-            </w:tcMar>
-            <w:vAlign w:val="top"/>
-          </w:tcPr>
-          <w:p>
-            <w:pPr>
-              <w:spacing w:after="40" w:before="0"/>
-              <w:jc w:val="left"/>
-            </w:pPr>
-            <w:r>
-              <w:rPr>
-                <w:rFonts w:ascii="Arial" w:cs="Arial" w:eastAsia="Arial" w:hAnsi="Arial"/>
-                <w:b/>
-                <w:bCs/>
-                <w:i w:val="false"/>
-                <w:iCs w:val="false"/>
-                <w:color w:val="000000"/>
-                <w:sz w:val="18"/>
-                <w:szCs w:val="18"/>
-              </w:rPr>
-              <w:t xml:space="preserve">Phase 5 — Model Building</w:t>
+            <w:shd w:fill="D5E8F0" w:color="auto" w:val="clear"/>
+            <w:tcMar>
+              <w:top w:type="dxa" w:w="60"/>
+              <w:left w:type="dxa" w:w="120"/>
+              <w:bottom w:type="dxa" w:w="60"/>
+              <w:right w:type="dxa" w:w="120"/>
+            </w:tcMar>
+            <w:vAlign w:val="top"/>
+          </w:tcPr>
+          <w:p>
+            <w:pPr>
+              <w:spacing w:after="40" w:before="0"/>
+              <w:jc w:val="left"/>
+            </w:pPr>
+            <w:r>
+              <w:rPr>
+                <w:rFonts w:ascii="Arial" w:cs="Arial" w:eastAsia="Arial" w:hAnsi="Arial"/>
+                <w:b/>
+                <w:bCs/>
+                <w:i w:val="false"/>
+                <w:iCs w:val="false"/>
+                <w:color w:val="000000"/>
+                <w:sz w:val="18"/>
+                <w:szCs w:val="18"/>
+              </w:rPr>
+              <w:t xml:space="preserve">Model Building Phase</w:t>
             </w:r>
           </w:p>
           <w:p>
@@ -15789,7 +15807,7 @@
             <w:pPr>
               <w:spacing w:after="20" w:before="0"/>
             </w:pPr>
-            <w:hyperlink w:history="1" r:id="rId8zlfsjl4fuacqztaakbxj">
+            <w:hyperlink w:history="1" r:id="rIdylwappxnjeeefowap-ogf">
               <w:r>
                 <w:rPr>
                   <w:rFonts w:ascii="Arial" w:cs="Arial" w:eastAsia="Arial" w:hAnsi="Arial"/>
@@ -15822,7 +15840,7 @@
               <w:spacing w:after="10" w:before="0"/>
               <w:ind w:left="120"/>
             </w:pPr>
-            <w:hyperlink w:history="1" r:id="rId09iqrb79ixlm_jvlh22ad">
+            <w:hyperlink w:history="1" r:id="rId6mkl7fxhjnae3z6m2fcbo">
               <w:r>
                 <w:rPr>
                   <w:rFonts w:ascii="Arial" w:cs="Arial" w:eastAsia="Arial" w:hAnsi="Arial"/>
@@ -15867,7 +15885,7 @@
             <w:pPr>
               <w:spacing w:after="20" w:before="0"/>
             </w:pPr>
-            <w:hyperlink w:history="1" r:id="rIdzku72l3c0xjwordd6huuu">
+            <w:hyperlink w:history="1" r:id="rIdg9yjp3xg7bggivwcbl_-p">
               <w:r>
                 <w:rPr>
                   <w:rFonts w:ascii="Arial" w:cs="Arial" w:eastAsia="Arial" w:hAnsi="Arial"/>
@@ -15900,7 +15918,7 @@
               <w:spacing w:after="10" w:before="0"/>
               <w:ind w:left="120"/>
             </w:pPr>
-            <w:hyperlink w:history="1" r:id="rIdv1hf9qo7xhemcnwhhxd16">
+            <w:hyperlink w:history="1" r:id="rIdkpybecqc1us19mvuz_rir">
               <w:r>
                 <w:rPr>
                   <w:rFonts w:ascii="Arial" w:cs="Arial" w:eastAsia="Arial" w:hAnsi="Arial"/>
@@ -17339,32 +17357,32 @@
         <w:tc>
           <w:tcPr>
             <w:tcW w:type="dxa" w:w="1520"/>
-            <w:shd w:fill="F2F2F2" w:color="auto" w:val="clear"/>
-            <w:tcMar>
-              <w:top w:type="dxa" w:w="60"/>
-              <w:left w:type="dxa" w:w="120"/>
-              <w:bottom w:type="dxa" w:w="60"/>
-              <w:right w:type="dxa" w:w="120"/>
-            </w:tcMar>
-            <w:vAlign w:val="top"/>
-          </w:tcPr>
-          <w:p>
-            <w:pPr>
-              <w:spacing w:after="40" w:before="0"/>
-              <w:jc w:val="left"/>
-            </w:pPr>
-            <w:r>
-              <w:rPr>
-                <w:rFonts w:ascii="Arial" w:cs="Arial" w:eastAsia="Arial" w:hAnsi="Arial"/>
-                <w:b/>
-                <w:bCs/>
-                <w:i w:val="false"/>
-                <w:iCs w:val="false"/>
-                <w:color w:val="000000"/>
-                <w:sz w:val="18"/>
-                <w:szCs w:val="18"/>
-              </w:rPr>
-              <w:t xml:space="preserve">Phase 1 — Predict</w:t>
+            <w:shd w:fill="EAD1F5" w:color="auto" w:val="clear"/>
+            <w:tcMar>
+              <w:top w:type="dxa" w:w="60"/>
+              <w:left w:type="dxa" w:w="120"/>
+              <w:bottom w:type="dxa" w:w="60"/>
+              <w:right w:type="dxa" w:w="120"/>
+            </w:tcMar>
+            <w:vAlign w:val="top"/>
+          </w:tcPr>
+          <w:p>
+            <w:pPr>
+              <w:spacing w:after="40" w:before="0"/>
+              <w:jc w:val="left"/>
+            </w:pPr>
+            <w:r>
+              <w:rPr>
+                <w:rFonts w:ascii="Arial" w:cs="Arial" w:eastAsia="Arial" w:hAnsi="Arial"/>
+                <w:b/>
+                <w:bCs/>
+                <w:i w:val="false"/>
+                <w:iCs w:val="false"/>
+                <w:color w:val="000000"/>
+                <w:sz w:val="18"/>
+                <w:szCs w:val="18"/>
+              </w:rPr>
+              <w:t xml:space="preserve">Predict Phase</w:t>
             </w:r>
           </w:p>
           <w:p>
@@ -17387,7 +17405,7 @@
             <w:pPr>
               <w:spacing w:after="20" w:before="0"/>
             </w:pPr>
-            <w:hyperlink w:history="1" r:id="rIdaf7y-44-c947ytpefenq5">
+            <w:hyperlink w:history="1" r:id="rIdd40j9a1xpsktwgr7nz8vu">
               <w:r>
                 <w:rPr>
                   <w:rFonts w:ascii="Arial" w:cs="Arial" w:eastAsia="Arial" w:hAnsi="Arial"/>
@@ -17420,7 +17438,7 @@
               <w:spacing w:after="10" w:before="0"/>
               <w:ind w:left="120"/>
             </w:pPr>
-            <w:hyperlink w:history="1" r:id="rId1wazhtyiyelrxyvmbshmm">
+            <w:hyperlink w:history="1" r:id="rIdxyzdkpxzbxcelvbjudtm_">
               <w:r>
                 <w:rPr>
                   <w:rFonts w:ascii="Arial" w:cs="Arial" w:eastAsia="Arial" w:hAnsi="Arial"/>
@@ -17465,7 +17483,7 @@
             <w:pPr>
               <w:spacing w:after="20" w:before="0"/>
             </w:pPr>
-            <w:hyperlink w:history="1" r:id="rIdqnroo1yyeu_f-cjapgevv">
+            <w:hyperlink w:history="1" r:id="rIdlxjxnhodyt2yjevwipaoz">
               <w:r>
                 <w:rPr>
                   <w:rFonts w:ascii="Arial" w:cs="Arial" w:eastAsia="Arial" w:hAnsi="Arial"/>
@@ -17498,7 +17516,7 @@
               <w:spacing w:after="10" w:before="0"/>
               <w:ind w:left="120"/>
             </w:pPr>
-            <w:hyperlink w:history="1" r:id="rId93po8pvzz2n6q7inbjpfg">
+            <w:hyperlink w:history="1" r:id="rIdeuwlshonx4d1cf-btensw">
               <w:r>
                 <w:rPr>
                   <w:rFonts w:ascii="Arial" w:cs="Arial" w:eastAsia="Arial" w:hAnsi="Arial"/>
@@ -17645,32 +17663,32 @@
         <w:tc>
           <w:tcPr>
             <w:tcW w:type="dxa" w:w="1520"/>
-            <w:shd w:fill="F2F2F2" w:color="auto" w:val="clear"/>
-            <w:tcMar>
-              <w:top w:type="dxa" w:w="60"/>
-              <w:left w:type="dxa" w:w="120"/>
-              <w:bottom w:type="dxa" w:w="60"/>
-              <w:right w:type="dxa" w:w="120"/>
-            </w:tcMar>
-            <w:vAlign w:val="top"/>
-          </w:tcPr>
-          <w:p>
-            <w:pPr>
-              <w:spacing w:after="40" w:before="0"/>
-              <w:jc w:val="left"/>
-            </w:pPr>
-            <w:r>
-              <w:rPr>
-                <w:rFonts w:ascii="Arial" w:cs="Arial" w:eastAsia="Arial" w:hAnsi="Arial"/>
-                <w:b/>
-                <w:bCs/>
-                <w:i w:val="false"/>
-                <w:iCs w:val="false"/>
-                <w:color w:val="000000"/>
-                <w:sz w:val="18"/>
-                <w:szCs w:val="18"/>
-              </w:rPr>
-              <w:t xml:space="preserve">Phase 2 — Observe</w:t>
+            <w:shd w:fill="D9EEF1" w:color="auto" w:val="clear"/>
+            <w:tcMar>
+              <w:top w:type="dxa" w:w="60"/>
+              <w:left w:type="dxa" w:w="120"/>
+              <w:bottom w:type="dxa" w:w="60"/>
+              <w:right w:type="dxa" w:w="120"/>
+            </w:tcMar>
+            <w:vAlign w:val="top"/>
+          </w:tcPr>
+          <w:p>
+            <w:pPr>
+              <w:spacing w:after="40" w:before="0"/>
+              <w:jc w:val="left"/>
+            </w:pPr>
+            <w:r>
+              <w:rPr>
+                <w:rFonts w:ascii="Arial" w:cs="Arial" w:eastAsia="Arial" w:hAnsi="Arial"/>
+                <w:b/>
+                <w:bCs/>
+                <w:i w:val="false"/>
+                <w:iCs w:val="false"/>
+                <w:color w:val="000000"/>
+                <w:sz w:val="18"/>
+                <w:szCs w:val="18"/>
+              </w:rPr>
+              <w:t xml:space="preserve">Observe Phase</w:t>
             </w:r>
           </w:p>
           <w:p>
@@ -17693,7 +17711,7 @@
             <w:pPr>
               <w:spacing w:after="20" w:before="0"/>
             </w:pPr>
-            <w:hyperlink w:history="1" r:id="rIdg6gtldewphalfgcilu8y3">
+            <w:hyperlink w:history="1" r:id="rIdsknh5fa81ctuf1g1b_6v4">
               <w:r>
                 <w:rPr>
                   <w:rFonts w:ascii="Arial" w:cs="Arial" w:eastAsia="Arial" w:hAnsi="Arial"/>
@@ -17726,7 +17744,7 @@
               <w:spacing w:after="10" w:before="0"/>
               <w:ind w:left="120"/>
             </w:pPr>
-            <w:hyperlink w:history="1" r:id="rId499doppf14qeoiergup7e">
+            <w:hyperlink w:history="1" r:id="rIdljab6uozmrzbxld3qlahf">
               <w:r>
                 <w:rPr>
                   <w:rFonts w:ascii="Arial" w:cs="Arial" w:eastAsia="Arial" w:hAnsi="Arial"/>
@@ -17771,7 +17789,7 @@
             <w:pPr>
               <w:spacing w:after="20" w:before="0"/>
             </w:pPr>
-            <w:hyperlink w:history="1" r:id="rIdc9tu0uwcl7kjmzxn5p_qa">
+            <w:hyperlink w:history="1" r:id="rIdg_g2kftbqbydho4t7lgcv">
               <w:r>
                 <w:rPr>
                   <w:rFonts w:ascii="Arial" w:cs="Arial" w:eastAsia="Arial" w:hAnsi="Arial"/>
@@ -17804,7 +17822,7 @@
               <w:spacing w:after="10" w:before="0"/>
               <w:ind w:left="120"/>
             </w:pPr>
-            <w:hyperlink w:history="1" r:id="rIdwsdn-aqkgpd1xkxhx01zo">
+            <w:hyperlink w:history="1" r:id="rId6xcsccp05lb-hayvag8y5">
               <w:r>
                 <w:rPr>
                   <w:rFonts w:ascii="Arial" w:cs="Arial" w:eastAsia="Arial" w:hAnsi="Arial"/>
@@ -17951,32 +17969,32 @@
         <w:tc>
           <w:tcPr>
             <w:tcW w:type="dxa" w:w="1520"/>
-            <w:shd w:fill="F2F2F2" w:color="auto" w:val="clear"/>
-            <w:tcMar>
-              <w:top w:type="dxa" w:w="60"/>
-              <w:left w:type="dxa" w:w="120"/>
-              <w:bottom w:type="dxa" w:w="60"/>
-              <w:right w:type="dxa" w:w="120"/>
-            </w:tcMar>
-            <w:vAlign w:val="top"/>
-          </w:tcPr>
-          <w:p>
-            <w:pPr>
-              <w:spacing w:after="40" w:before="0"/>
-              <w:jc w:val="left"/>
-            </w:pPr>
-            <w:r>
-              <w:rPr>
-                <w:rFonts w:ascii="Arial" w:cs="Arial" w:eastAsia="Arial" w:hAnsi="Arial"/>
-                <w:b/>
-                <w:bCs/>
-                <w:i w:val="false"/>
-                <w:iCs w:val="false"/>
-                <w:color w:val="000000"/>
-                <w:sz w:val="18"/>
-                <w:szCs w:val="18"/>
-              </w:rPr>
-              <w:t xml:space="preserve">Phase 3 — Explain</w:t>
+            <w:shd w:fill="E2EFDA" w:color="auto" w:val="clear"/>
+            <w:tcMar>
+              <w:top w:type="dxa" w:w="60"/>
+              <w:left w:type="dxa" w:w="120"/>
+              <w:bottom w:type="dxa" w:w="60"/>
+              <w:right w:type="dxa" w:w="120"/>
+            </w:tcMar>
+            <w:vAlign w:val="top"/>
+          </w:tcPr>
+          <w:p>
+            <w:pPr>
+              <w:spacing w:after="40" w:before="0"/>
+              <w:jc w:val="left"/>
+            </w:pPr>
+            <w:r>
+              <w:rPr>
+                <w:rFonts w:ascii="Arial" w:cs="Arial" w:eastAsia="Arial" w:hAnsi="Arial"/>
+                <w:b/>
+                <w:bCs/>
+                <w:i w:val="false"/>
+                <w:iCs w:val="false"/>
+                <w:color w:val="000000"/>
+                <w:sz w:val="18"/>
+                <w:szCs w:val="18"/>
+              </w:rPr>
+              <w:t xml:space="preserve">Explain Phase</w:t>
             </w:r>
           </w:p>
           <w:p>
@@ -17999,7 +18017,7 @@
             <w:pPr>
               <w:spacing w:after="20" w:before="0"/>
             </w:pPr>
-            <w:hyperlink w:history="1" r:id="rIdovy3uwjknjcn41ru1e9a_">
+            <w:hyperlink w:history="1" r:id="rIdaqhhdszxbwntpfef14keg">
               <w:r>
                 <w:rPr>
                   <w:rFonts w:ascii="Arial" w:cs="Arial" w:eastAsia="Arial" w:hAnsi="Arial"/>
@@ -18032,7 +18050,7 @@
               <w:spacing w:after="10" w:before="0"/>
               <w:ind w:left="120"/>
             </w:pPr>
-            <w:hyperlink w:history="1" r:id="rIdfq78hci8ftex9f2favrsr">
+            <w:hyperlink w:history="1" r:id="rIde4w5d7imdqclj_emun1jk">
               <w:r>
                 <w:rPr>
                   <w:rFonts w:ascii="Arial" w:cs="Arial" w:eastAsia="Arial" w:hAnsi="Arial"/>
@@ -18077,7 +18095,7 @@
             <w:pPr>
               <w:spacing w:after="20" w:before="0"/>
             </w:pPr>
-            <w:hyperlink w:history="1" r:id="rIdrzycq6u2nhk6slhlxjled">
+            <w:hyperlink w:history="1" r:id="rIdrpevtixaiu4r-fyl0ofmr">
               <w:r>
                 <w:rPr>
                   <w:rFonts w:ascii="Arial" w:cs="Arial" w:eastAsia="Arial" w:hAnsi="Arial"/>
@@ -18110,7 +18128,7 @@
               <w:spacing w:after="10" w:before="0"/>
               <w:ind w:left="120"/>
             </w:pPr>
-            <w:hyperlink w:history="1" r:id="rIdzne1itba6795viledpemh">
+            <w:hyperlink w:history="1" r:id="rIdf4d4bqfrftmrvgfnkla7_">
               <w:r>
                 <w:rPr>
                   <w:rFonts w:ascii="Arial" w:cs="Arial" w:eastAsia="Arial" w:hAnsi="Arial"/>
@@ -18257,32 +18275,32 @@
         <w:tc>
           <w:tcPr>
             <w:tcW w:type="dxa" w:w="1520"/>
-            <w:shd w:fill="F2F2F2" w:color="auto" w:val="clear"/>
-            <w:tcMar>
-              <w:top w:type="dxa" w:w="60"/>
-              <w:left w:type="dxa" w:w="120"/>
-              <w:bottom w:type="dxa" w:w="60"/>
-              <w:right w:type="dxa" w:w="120"/>
-            </w:tcMar>
-            <w:vAlign w:val="top"/>
-          </w:tcPr>
-          <w:p>
-            <w:pPr>
-              <w:spacing w:after="40" w:before="0"/>
-              <w:jc w:val="left"/>
-            </w:pPr>
-            <w:r>
-              <w:rPr>
-                <w:rFonts w:ascii="Arial" w:cs="Arial" w:eastAsia="Arial" w:hAnsi="Arial"/>
-                <w:b/>
-                <w:bCs/>
-                <w:i w:val="false"/>
-                <w:iCs w:val="false"/>
-                <w:color w:val="000000"/>
-                <w:sz w:val="18"/>
-                <w:szCs w:val="18"/>
-              </w:rPr>
-              <w:t xml:space="preserve">Phase 4 — Driving Question Board (DQB) Update</w:t>
+            <w:shd w:fill="FCE4D6" w:color="auto" w:val="clear"/>
+            <w:tcMar>
+              <w:top w:type="dxa" w:w="60"/>
+              <w:left w:type="dxa" w:w="120"/>
+              <w:bottom w:type="dxa" w:w="60"/>
+              <w:right w:type="dxa" w:w="120"/>
+            </w:tcMar>
+            <w:vAlign w:val="top"/>
+          </w:tcPr>
+          <w:p>
+            <w:pPr>
+              <w:spacing w:after="40" w:before="0"/>
+              <w:jc w:val="left"/>
+            </w:pPr>
+            <w:r>
+              <w:rPr>
+                <w:rFonts w:ascii="Arial" w:cs="Arial" w:eastAsia="Arial" w:hAnsi="Arial"/>
+                <w:b/>
+                <w:bCs/>
+                <w:i w:val="false"/>
+                <w:iCs w:val="false"/>
+                <w:color w:val="000000"/>
+                <w:sz w:val="18"/>
+                <w:szCs w:val="18"/>
+              </w:rPr>
+              <w:t xml:space="preserve">Driving Question Board (DQB) Creation</w:t>
             </w:r>
           </w:p>
           <w:p>
@@ -18305,7 +18323,7 @@
             <w:pPr>
               <w:spacing w:after="20" w:before="0"/>
             </w:pPr>
-            <w:hyperlink w:history="1" r:id="rIdzekasibwzhuknj7iz79wn">
+            <w:hyperlink w:history="1" r:id="rIdlkihfimq2fwif4hthodzi">
               <w:r>
                 <w:rPr>
                   <w:rFonts w:ascii="Arial" w:cs="Arial" w:eastAsia="Arial" w:hAnsi="Arial"/>
@@ -18338,7 +18356,7 @@
               <w:spacing w:after="10" w:before="0"/>
               <w:ind w:left="120"/>
             </w:pPr>
-            <w:hyperlink w:history="1" r:id="rId1zeadqykkwljtiv2ksjnz">
+            <w:hyperlink w:history="1" r:id="rIdy4jurs3zagyjm_kblxrkr">
               <w:r>
                 <w:rPr>
                   <w:rFonts w:ascii="Arial" w:cs="Arial" w:eastAsia="Arial" w:hAnsi="Arial"/>
@@ -18383,7 +18401,7 @@
             <w:pPr>
               <w:spacing w:after="20" w:before="0"/>
             </w:pPr>
-            <w:hyperlink w:history="1" r:id="rIdocmxpvbvuj-uxbdhmvvni">
+            <w:hyperlink w:history="1" r:id="rIdzqhxqdbjl4_dzev6qyyin">
               <w:r>
                 <w:rPr>
                   <w:rFonts w:ascii="Arial" w:cs="Arial" w:eastAsia="Arial" w:hAnsi="Arial"/>
@@ -18416,7 +18434,7 @@
               <w:spacing w:after="10" w:before="0"/>
               <w:ind w:left="120"/>
             </w:pPr>
-            <w:hyperlink w:history="1" r:id="rIdqid95uf0ubrsx6q9l39pv">
+            <w:hyperlink w:history="1" r:id="rIdq8muggvqkdrpe2ylumych">
               <w:r>
                 <w:rPr>
                   <w:rFonts w:ascii="Arial" w:cs="Arial" w:eastAsia="Arial" w:hAnsi="Arial"/>
@@ -18563,32 +18581,32 @@
         <w:tc>
           <w:tcPr>
             <w:tcW w:type="dxa" w:w="1520"/>
-            <w:shd w:fill="F2F2F2" w:color="auto" w:val="clear"/>
-            <w:tcMar>
-              <w:top w:type="dxa" w:w="60"/>
-              <w:left w:type="dxa" w:w="120"/>
-              <w:bottom w:type="dxa" w:w="60"/>
-              <w:right w:type="dxa" w:w="120"/>
-            </w:tcMar>
-            <w:vAlign w:val="top"/>
-          </w:tcPr>
-          <w:p>
-            <w:pPr>
-              <w:spacing w:after="40" w:before="0"/>
-              <w:jc w:val="left"/>
-            </w:pPr>
-            <w:r>
-              <w:rPr>
-                <w:rFonts w:ascii="Arial" w:cs="Arial" w:eastAsia="Arial" w:hAnsi="Arial"/>
-                <w:b/>
-                <w:bCs/>
-                <w:i w:val="false"/>
-                <w:iCs w:val="false"/>
-                <w:color w:val="000000"/>
-                <w:sz w:val="18"/>
-                <w:szCs w:val="18"/>
-              </w:rPr>
-              <w:t xml:space="preserve">Phase 5 — Model Building</w:t>
+            <w:shd w:fill="D5E8F0" w:color="auto" w:val="clear"/>
+            <w:tcMar>
+              <w:top w:type="dxa" w:w="60"/>
+              <w:left w:type="dxa" w:w="120"/>
+              <w:bottom w:type="dxa" w:w="60"/>
+              <w:right w:type="dxa" w:w="120"/>
+            </w:tcMar>
+            <w:vAlign w:val="top"/>
+          </w:tcPr>
+          <w:p>
+            <w:pPr>
+              <w:spacing w:after="40" w:before="0"/>
+              <w:jc w:val="left"/>
+            </w:pPr>
+            <w:r>
+              <w:rPr>
+                <w:rFonts w:ascii="Arial" w:cs="Arial" w:eastAsia="Arial" w:hAnsi="Arial"/>
+                <w:b/>
+                <w:bCs/>
+                <w:i w:val="false"/>
+                <w:iCs w:val="false"/>
+                <w:color w:val="000000"/>
+                <w:sz w:val="18"/>
+                <w:szCs w:val="18"/>
+              </w:rPr>
+              <w:t xml:space="preserve">Model Building Phase</w:t>
             </w:r>
           </w:p>
           <w:p>
@@ -18611,7 +18629,7 @@
             <w:pPr>
               <w:spacing w:after="20" w:before="0"/>
             </w:pPr>
-            <w:hyperlink w:history="1" r:id="rIdm8tykntjgc4n2u8p2ig09">
+            <w:hyperlink w:history="1" r:id="rIdnkpf0fsqzidumpj3br1ub">
               <w:r>
                 <w:rPr>
                   <w:rFonts w:ascii="Arial" w:cs="Arial" w:eastAsia="Arial" w:hAnsi="Arial"/>
@@ -18644,7 +18662,7 @@
               <w:spacing w:after="10" w:before="0"/>
               <w:ind w:left="120"/>
             </w:pPr>
-            <w:hyperlink w:history="1" r:id="rId70w8qexz61m6yzi8j7bgq">
+            <w:hyperlink w:history="1" r:id="rIdoebkk_yrmcadfiu19cp7l">
               <w:r>
                 <w:rPr>
                   <w:rFonts w:ascii="Arial" w:cs="Arial" w:eastAsia="Arial" w:hAnsi="Arial"/>
@@ -18689,7 +18707,7 @@
             <w:pPr>
               <w:spacing w:after="20" w:before="0"/>
             </w:pPr>
-            <w:hyperlink w:history="1" r:id="rId6m4xetdxcg9fnko-1llbs">
+            <w:hyperlink w:history="1" r:id="rId88yrj1oqbx_lffoucsjin">
               <w:r>
                 <w:rPr>
                   <w:rFonts w:ascii="Arial" w:cs="Arial" w:eastAsia="Arial" w:hAnsi="Arial"/>
@@ -18722,7 +18740,7 @@
               <w:spacing w:after="10" w:before="0"/>
               <w:ind w:left="120"/>
             </w:pPr>
-            <w:hyperlink w:history="1" r:id="rIdxytkzlphzpt67xpopckqr">
+            <w:hyperlink w:history="1" r:id="rIdmp9fhsnkujelv2ibzc5g8">
               <w:r>
                 <w:rPr>
                   <w:rFonts w:ascii="Arial" w:cs="Arial" w:eastAsia="Arial" w:hAnsi="Arial"/>
@@ -20161,32 +20179,32 @@
         <w:tc>
           <w:tcPr>
             <w:tcW w:type="dxa" w:w="1520"/>
-            <w:shd w:fill="F2F2F2" w:color="auto" w:val="clear"/>
-            <w:tcMar>
-              <w:top w:type="dxa" w:w="60"/>
-              <w:left w:type="dxa" w:w="120"/>
-              <w:bottom w:type="dxa" w:w="60"/>
-              <w:right w:type="dxa" w:w="120"/>
-            </w:tcMar>
-            <w:vAlign w:val="top"/>
-          </w:tcPr>
-          <w:p>
-            <w:pPr>
-              <w:spacing w:after="40" w:before="0"/>
-              <w:jc w:val="left"/>
-            </w:pPr>
-            <w:r>
-              <w:rPr>
-                <w:rFonts w:ascii="Arial" w:cs="Arial" w:eastAsia="Arial" w:hAnsi="Arial"/>
-                <w:b/>
-                <w:bCs/>
-                <w:i w:val="false"/>
-                <w:iCs w:val="false"/>
-                <w:color w:val="000000"/>
-                <w:sz w:val="18"/>
-                <w:szCs w:val="18"/>
-              </w:rPr>
-              <w:t xml:space="preserve">Phase 1 — Predict</w:t>
+            <w:shd w:fill="EAD1F5" w:color="auto" w:val="clear"/>
+            <w:tcMar>
+              <w:top w:type="dxa" w:w="60"/>
+              <w:left w:type="dxa" w:w="120"/>
+              <w:bottom w:type="dxa" w:w="60"/>
+              <w:right w:type="dxa" w:w="120"/>
+            </w:tcMar>
+            <w:vAlign w:val="top"/>
+          </w:tcPr>
+          <w:p>
+            <w:pPr>
+              <w:spacing w:after="40" w:before="0"/>
+              <w:jc w:val="left"/>
+            </w:pPr>
+            <w:r>
+              <w:rPr>
+                <w:rFonts w:ascii="Arial" w:cs="Arial" w:eastAsia="Arial" w:hAnsi="Arial"/>
+                <w:b/>
+                <w:bCs/>
+                <w:i w:val="false"/>
+                <w:iCs w:val="false"/>
+                <w:color w:val="000000"/>
+                <w:sz w:val="18"/>
+                <w:szCs w:val="18"/>
+              </w:rPr>
+              <w:t xml:space="preserve">Predict Phase</w:t>
             </w:r>
           </w:p>
           <w:p>
@@ -20209,7 +20227,7 @@
             <w:pPr>
               <w:spacing w:after="20" w:before="0"/>
             </w:pPr>
-            <w:hyperlink w:history="1" r:id="rIdwbkffs0yp40h5qeurmttq">
+            <w:hyperlink w:history="1" r:id="rIdke8sl5lynopgoif1yp8bg">
               <w:r>
                 <w:rPr>
                   <w:rFonts w:ascii="Arial" w:cs="Arial" w:eastAsia="Arial" w:hAnsi="Arial"/>
@@ -20242,7 +20260,7 @@
               <w:spacing w:after="10" w:before="0"/>
               <w:ind w:left="120"/>
             </w:pPr>
-            <w:hyperlink w:history="1" r:id="rIdydkgyw6soka2dj-lw7dvp">
+            <w:hyperlink w:history="1" r:id="rIdfqbhm3yjjtnaro9xipt3j">
               <w:r>
                 <w:rPr>
                   <w:rFonts w:ascii="Arial" w:cs="Arial" w:eastAsia="Arial" w:hAnsi="Arial"/>
@@ -20287,7 +20305,7 @@
             <w:pPr>
               <w:spacing w:after="20" w:before="0"/>
             </w:pPr>
-            <w:hyperlink w:history="1" r:id="rIdpkm_l9pamv7is_0n08dpa">
+            <w:hyperlink w:history="1" r:id="rId89_pqgzjp0augvex4pxke">
               <w:r>
                 <w:rPr>
                   <w:rFonts w:ascii="Arial" w:cs="Arial" w:eastAsia="Arial" w:hAnsi="Arial"/>
@@ -20320,7 +20338,7 @@
               <w:spacing w:after="10" w:before="0"/>
               <w:ind w:left="120"/>
             </w:pPr>
-            <w:hyperlink w:history="1" r:id="rIdz8ctjktypsy2x_mfcr81r">
+            <w:hyperlink w:history="1" r:id="rIdlllakaq-n8mbc7rf0zwwz">
               <w:r>
                 <w:rPr>
                   <w:rFonts w:ascii="Arial" w:cs="Arial" w:eastAsia="Arial" w:hAnsi="Arial"/>
@@ -20467,32 +20485,32 @@
         <w:tc>
           <w:tcPr>
             <w:tcW w:type="dxa" w:w="1520"/>
-            <w:shd w:fill="F2F2F2" w:color="auto" w:val="clear"/>
-            <w:tcMar>
-              <w:top w:type="dxa" w:w="60"/>
-              <w:left w:type="dxa" w:w="120"/>
-              <w:bottom w:type="dxa" w:w="60"/>
-              <w:right w:type="dxa" w:w="120"/>
-            </w:tcMar>
-            <w:vAlign w:val="top"/>
-          </w:tcPr>
-          <w:p>
-            <w:pPr>
-              <w:spacing w:after="40" w:before="0"/>
-              <w:jc w:val="left"/>
-            </w:pPr>
-            <w:r>
-              <w:rPr>
-                <w:rFonts w:ascii="Arial" w:cs="Arial" w:eastAsia="Arial" w:hAnsi="Arial"/>
-                <w:b/>
-                <w:bCs/>
-                <w:i w:val="false"/>
-                <w:iCs w:val="false"/>
-                <w:color w:val="000000"/>
-                <w:sz w:val="18"/>
-                <w:szCs w:val="18"/>
-              </w:rPr>
-              <w:t xml:space="preserve">Phase 2 — Observe (Research and Reading Activity)</w:t>
+            <w:shd w:fill="D9EEF1" w:color="auto" w:val="clear"/>
+            <w:tcMar>
+              <w:top w:type="dxa" w:w="60"/>
+              <w:left w:type="dxa" w:w="120"/>
+              <w:bottom w:type="dxa" w:w="60"/>
+              <w:right w:type="dxa" w:w="120"/>
+            </w:tcMar>
+            <w:vAlign w:val="top"/>
+          </w:tcPr>
+          <w:p>
+            <w:pPr>
+              <w:spacing w:after="40" w:before="0"/>
+              <w:jc w:val="left"/>
+            </w:pPr>
+            <w:r>
+              <w:rPr>
+                <w:rFonts w:ascii="Arial" w:cs="Arial" w:eastAsia="Arial" w:hAnsi="Arial"/>
+                <w:b/>
+                <w:bCs/>
+                <w:i w:val="false"/>
+                <w:iCs w:val="false"/>
+                <w:color w:val="000000"/>
+                <w:sz w:val="18"/>
+                <w:szCs w:val="18"/>
+              </w:rPr>
+              <w:t xml:space="preserve">Observe Phase</w:t>
             </w:r>
           </w:p>
           <w:p>
@@ -20515,7 +20533,7 @@
             <w:pPr>
               <w:spacing w:after="20" w:before="0"/>
             </w:pPr>
-            <w:hyperlink w:history="1" r:id="rId59lezcyi1qhiobup5gkvb">
+            <w:hyperlink w:history="1" r:id="rIdw5l59yxxenygaad5_4ne6">
               <w:r>
                 <w:rPr>
                   <w:rFonts w:ascii="Arial" w:cs="Arial" w:eastAsia="Arial" w:hAnsi="Arial"/>
@@ -20548,7 +20566,7 @@
               <w:spacing w:after="10" w:before="0"/>
               <w:ind w:left="120"/>
             </w:pPr>
-            <w:hyperlink w:history="1" r:id="rIdcmawsjq0le1hz-yenrfhg">
+            <w:hyperlink w:history="1" r:id="rIdxzd6lr36dxfbrmmgbg8ap">
               <w:r>
                 <w:rPr>
                   <w:rFonts w:ascii="Arial" w:cs="Arial" w:eastAsia="Arial" w:hAnsi="Arial"/>
@@ -20593,7 +20611,7 @@
             <w:pPr>
               <w:spacing w:after="20" w:before="0"/>
             </w:pPr>
-            <w:hyperlink w:history="1" r:id="rIdeppfisxrcbcelctccj3kh">
+            <w:hyperlink w:history="1" r:id="rIdxs2vgma0ayr29mscndxex">
               <w:r>
                 <w:rPr>
                   <w:rFonts w:ascii="Arial" w:cs="Arial" w:eastAsia="Arial" w:hAnsi="Arial"/>
@@ -20626,7 +20644,7 @@
               <w:spacing w:after="10" w:before="0"/>
               <w:ind w:left="120"/>
             </w:pPr>
-            <w:hyperlink w:history="1" r:id="rIdj-l4ooqm_q_lvihaxntf9">
+            <w:hyperlink w:history="1" r:id="rIdlqimnwlpdfrecxy5-0zgq">
               <w:r>
                 <w:rPr>
                   <w:rFonts w:ascii="Arial" w:cs="Arial" w:eastAsia="Arial" w:hAnsi="Arial"/>
@@ -20773,32 +20791,32 @@
         <w:tc>
           <w:tcPr>
             <w:tcW w:type="dxa" w:w="1520"/>
-            <w:shd w:fill="F2F2F2" w:color="auto" w:val="clear"/>
-            <w:tcMar>
-              <w:top w:type="dxa" w:w="60"/>
-              <w:left w:type="dxa" w:w="120"/>
-              <w:bottom w:type="dxa" w:w="60"/>
-              <w:right w:type="dxa" w:w="120"/>
-            </w:tcMar>
-            <w:vAlign w:val="top"/>
-          </w:tcPr>
-          <w:p>
-            <w:pPr>
-              <w:spacing w:after="40" w:before="0"/>
-              <w:jc w:val="left"/>
-            </w:pPr>
-            <w:r>
-              <w:rPr>
-                <w:rFonts w:ascii="Arial" w:cs="Arial" w:eastAsia="Arial" w:hAnsi="Arial"/>
-                <w:b/>
-                <w:bCs/>
-                <w:i w:val="false"/>
-                <w:iCs w:val="false"/>
-                <w:color w:val="000000"/>
-                <w:sz w:val="18"/>
-                <w:szCs w:val="18"/>
-              </w:rPr>
-              <w:t xml:space="preserve">Phase 3 — Explain (Gallery Walk and Whole-Class Synthesis)</w:t>
+            <w:shd w:fill="E2EFDA" w:color="auto" w:val="clear"/>
+            <w:tcMar>
+              <w:top w:type="dxa" w:w="60"/>
+              <w:left w:type="dxa" w:w="120"/>
+              <w:bottom w:type="dxa" w:w="60"/>
+              <w:right w:type="dxa" w:w="120"/>
+            </w:tcMar>
+            <w:vAlign w:val="top"/>
+          </w:tcPr>
+          <w:p>
+            <w:pPr>
+              <w:spacing w:after="40" w:before="0"/>
+              <w:jc w:val="left"/>
+            </w:pPr>
+            <w:r>
+              <w:rPr>
+                <w:rFonts w:ascii="Arial" w:cs="Arial" w:eastAsia="Arial" w:hAnsi="Arial"/>
+                <w:b/>
+                <w:bCs/>
+                <w:i w:val="false"/>
+                <w:iCs w:val="false"/>
+                <w:color w:val="000000"/>
+                <w:sz w:val="18"/>
+                <w:szCs w:val="18"/>
+              </w:rPr>
+              <w:t xml:space="preserve">Explain Phase</w:t>
             </w:r>
           </w:p>
           <w:p>
@@ -20821,7 +20839,7 @@
             <w:pPr>
               <w:spacing w:after="20" w:before="0"/>
             </w:pPr>
-            <w:hyperlink w:history="1" r:id="rIdmwkujf-s-sgppo69iygvf">
+            <w:hyperlink w:history="1" r:id="rIdbw63ekckruljqfjdsqjlb">
               <w:r>
                 <w:rPr>
                   <w:rFonts w:ascii="Arial" w:cs="Arial" w:eastAsia="Arial" w:hAnsi="Arial"/>
@@ -20854,7 +20872,7 @@
               <w:spacing w:after="10" w:before="0"/>
               <w:ind w:left="120"/>
             </w:pPr>
-            <w:hyperlink w:history="1" r:id="rIdtduc4ur1b0gvzivvnolio">
+            <w:hyperlink w:history="1" r:id="rIdrw9tzh0-blrwhs0x30ef3">
               <w:r>
                 <w:rPr>
                   <w:rFonts w:ascii="Arial" w:cs="Arial" w:eastAsia="Arial" w:hAnsi="Arial"/>
@@ -20899,7 +20917,7 @@
             <w:pPr>
               <w:spacing w:after="20" w:before="0"/>
             </w:pPr>
-            <w:hyperlink w:history="1" r:id="rIdjxawxzwodoxoos7aqic1v">
+            <w:hyperlink w:history="1" r:id="rIdlwlz3hb_ymsbbbhy30n2i">
               <w:r>
                 <w:rPr>
                   <w:rFonts w:ascii="Arial" w:cs="Arial" w:eastAsia="Arial" w:hAnsi="Arial"/>
@@ -20932,7 +20950,7 @@
               <w:spacing w:after="10" w:before="0"/>
               <w:ind w:left="120"/>
             </w:pPr>
-            <w:hyperlink w:history="1" r:id="rIdoixui89q8eu8ox-jf1_ul">
+            <w:hyperlink w:history="1" r:id="rIds501pwcq279xcdeqpo5ni">
               <w:r>
                 <w:rPr>
                   <w:rFonts w:ascii="Arial" w:cs="Arial" w:eastAsia="Arial" w:hAnsi="Arial"/>
@@ -21079,32 +21097,32 @@
         <w:tc>
           <w:tcPr>
             <w:tcW w:type="dxa" w:w="1520"/>
-            <w:shd w:fill="F2F2F2" w:color="auto" w:val="clear"/>
-            <w:tcMar>
-              <w:top w:type="dxa" w:w="60"/>
-              <w:left w:type="dxa" w:w="120"/>
-              <w:bottom w:type="dxa" w:w="60"/>
-              <w:right w:type="dxa" w:w="120"/>
-            </w:tcMar>
-            <w:vAlign w:val="top"/>
-          </w:tcPr>
-          <w:p>
-            <w:pPr>
-              <w:spacing w:after="40" w:before="0"/>
-              <w:jc w:val="left"/>
-            </w:pPr>
-            <w:r>
-              <w:rPr>
-                <w:rFonts w:ascii="Arial" w:cs="Arial" w:eastAsia="Arial" w:hAnsi="Arial"/>
-                <w:b/>
-                <w:bCs/>
-                <w:i w:val="false"/>
-                <w:iCs w:val="false"/>
-                <w:color w:val="000000"/>
-                <w:sz w:val="18"/>
-                <w:szCs w:val="18"/>
-              </w:rPr>
-              <w:t xml:space="preserve">Phase 4 — Driving Question Board (DQB) Update</w:t>
+            <w:shd w:fill="FCE4D6" w:color="auto" w:val="clear"/>
+            <w:tcMar>
+              <w:top w:type="dxa" w:w="60"/>
+              <w:left w:type="dxa" w:w="120"/>
+              <w:bottom w:type="dxa" w:w="60"/>
+              <w:right w:type="dxa" w:w="120"/>
+            </w:tcMar>
+            <w:vAlign w:val="top"/>
+          </w:tcPr>
+          <w:p>
+            <w:pPr>
+              <w:spacing w:after="40" w:before="0"/>
+              <w:jc w:val="left"/>
+            </w:pPr>
+            <w:r>
+              <w:rPr>
+                <w:rFonts w:ascii="Arial" w:cs="Arial" w:eastAsia="Arial" w:hAnsi="Arial"/>
+                <w:b/>
+                <w:bCs/>
+                <w:i w:val="false"/>
+                <w:iCs w:val="false"/>
+                <w:color w:val="000000"/>
+                <w:sz w:val="18"/>
+                <w:szCs w:val="18"/>
+              </w:rPr>
+              <w:t xml:space="preserve">Driving Question Board (DQB) Creation</w:t>
             </w:r>
           </w:p>
           <w:p>
@@ -21127,7 +21145,7 @@
             <w:pPr>
               <w:spacing w:after="20" w:before="0"/>
             </w:pPr>
-            <w:hyperlink w:history="1" r:id="rIdm8byrxjimtbet1qr75tjk">
+            <w:hyperlink w:history="1" r:id="rIdnrw7a2o_-qyhom2polcld">
               <w:r>
                 <w:rPr>
                   <w:rFonts w:ascii="Arial" w:cs="Arial" w:eastAsia="Arial" w:hAnsi="Arial"/>
@@ -21160,7 +21178,7 @@
               <w:spacing w:after="10" w:before="0"/>
               <w:ind w:left="120"/>
             </w:pPr>
-            <w:hyperlink w:history="1" r:id="rId5sogeezgei2t0inzwtvmy">
+            <w:hyperlink w:history="1" r:id="rIdlhx3tfzk_qvbqmkyr4gzn">
               <w:r>
                 <w:rPr>
                   <w:rFonts w:ascii="Arial" w:cs="Arial" w:eastAsia="Arial" w:hAnsi="Arial"/>
@@ -21205,7 +21223,7 @@
             <w:pPr>
               <w:spacing w:after="20" w:before="0"/>
             </w:pPr>
-            <w:hyperlink w:history="1" r:id="rIdsleh6zfdp1fuc6saqochp">
+            <w:hyperlink w:history="1" r:id="rIdtrshvs-k0xxsnlexkzm-j">
               <w:r>
                 <w:rPr>
                   <w:rFonts w:ascii="Arial" w:cs="Arial" w:eastAsia="Arial" w:hAnsi="Arial"/>
@@ -21238,7 +21256,7 @@
               <w:spacing w:after="10" w:before="0"/>
               <w:ind w:left="120"/>
             </w:pPr>
-            <w:hyperlink w:history="1" r:id="rIdbjhdczuvohu2miaeyizuk">
+            <w:hyperlink w:history="1" r:id="rIdjttyefh0wdypvca94i0yr">
               <w:r>
                 <w:rPr>
                   <w:rFonts w:ascii="Arial" w:cs="Arial" w:eastAsia="Arial" w:hAnsi="Arial"/>
@@ -21385,32 +21403,32 @@
         <w:tc>
           <w:tcPr>
             <w:tcW w:type="dxa" w:w="1520"/>
-            <w:shd w:fill="F2F2F2" w:color="auto" w:val="clear"/>
-            <w:tcMar>
-              <w:top w:type="dxa" w:w="60"/>
-              <w:left w:type="dxa" w:w="120"/>
-              <w:bottom w:type="dxa" w:w="60"/>
-              <w:right w:type="dxa" w:w="120"/>
-            </w:tcMar>
-            <w:vAlign w:val="top"/>
-          </w:tcPr>
-          <w:p>
-            <w:pPr>
-              <w:spacing w:after="40" w:before="0"/>
-              <w:jc w:val="left"/>
-            </w:pPr>
-            <w:r>
-              <w:rPr>
-                <w:rFonts w:ascii="Arial" w:cs="Arial" w:eastAsia="Arial" w:hAnsi="Arial"/>
-                <w:b/>
-                <w:bCs/>
-                <w:i w:val="false"/>
-                <w:iCs w:val="false"/>
-                <w:color w:val="000000"/>
-                <w:sz w:val="18"/>
-                <w:szCs w:val="18"/>
-              </w:rPr>
-              <w:t xml:space="preserve">Phase 5 — Model Building</w:t>
+            <w:shd w:fill="D5E8F0" w:color="auto" w:val="clear"/>
+            <w:tcMar>
+              <w:top w:type="dxa" w:w="60"/>
+              <w:left w:type="dxa" w:w="120"/>
+              <w:bottom w:type="dxa" w:w="60"/>
+              <w:right w:type="dxa" w:w="120"/>
+            </w:tcMar>
+            <w:vAlign w:val="top"/>
+          </w:tcPr>
+          <w:p>
+            <w:pPr>
+              <w:spacing w:after="40" w:before="0"/>
+              <w:jc w:val="left"/>
+            </w:pPr>
+            <w:r>
+              <w:rPr>
+                <w:rFonts w:ascii="Arial" w:cs="Arial" w:eastAsia="Arial" w:hAnsi="Arial"/>
+                <w:b/>
+                <w:bCs/>
+                <w:i w:val="false"/>
+                <w:iCs w:val="false"/>
+                <w:color w:val="000000"/>
+                <w:sz w:val="18"/>
+                <w:szCs w:val="18"/>
+              </w:rPr>
+              <w:t xml:space="preserve">Model Building Phase</w:t>
             </w:r>
           </w:p>
           <w:p>
@@ -21433,7 +21451,7 @@
             <w:pPr>
               <w:spacing w:after="20" w:before="0"/>
             </w:pPr>
-            <w:hyperlink w:history="1" r:id="rIddehkz9x--8neyidsfxihl">
+            <w:hyperlink w:history="1" r:id="rIdepzppwancczjxtpldjl7o">
               <w:r>
                 <w:rPr>
                   <w:rFonts w:ascii="Arial" w:cs="Arial" w:eastAsia="Arial" w:hAnsi="Arial"/>
@@ -21466,7 +21484,7 @@
               <w:spacing w:after="10" w:before="0"/>
               <w:ind w:left="120"/>
             </w:pPr>
-            <w:hyperlink w:history="1" r:id="rIdxfuiuxkkctzo-jsr33pgc">
+            <w:hyperlink w:history="1" r:id="rId2_hd4l2jnadecmjt4vpp6">
               <w:r>
                 <w:rPr>
                   <w:rFonts w:ascii="Arial" w:cs="Arial" w:eastAsia="Arial" w:hAnsi="Arial"/>
@@ -21511,7 +21529,7 @@
             <w:pPr>
               <w:spacing w:after="20" w:before="0"/>
             </w:pPr>
-            <w:hyperlink w:history="1" r:id="rIdq--hx2tv4zesdch3mymiv">
+            <w:hyperlink w:history="1" r:id="rIdrqyhdwvpsztsph8wwbb51">
               <w:r>
                 <w:rPr>
                   <w:rFonts w:ascii="Arial" w:cs="Arial" w:eastAsia="Arial" w:hAnsi="Arial"/>
@@ -21544,7 +21562,7 @@
               <w:spacing w:after="10" w:before="0"/>
               <w:ind w:left="120"/>
             </w:pPr>
-            <w:hyperlink w:history="1" r:id="rIdzw7zqvtsbwg_szgrlkzru">
+            <w:hyperlink w:history="1" r:id="rIdy8pgb6hfh3ev2jzcgrwrb">
               <w:r>
                 <w:rPr>
                   <w:rFonts w:ascii="Arial" w:cs="Arial" w:eastAsia="Arial" w:hAnsi="Arial"/>
@@ -22983,32 +23001,32 @@
         <w:tc>
           <w:tcPr>
             <w:tcW w:type="dxa" w:w="1520"/>
-            <w:shd w:fill="F2F2F2" w:color="auto" w:val="clear"/>
-            <w:tcMar>
-              <w:top w:type="dxa" w:w="60"/>
-              <w:left w:type="dxa" w:w="120"/>
-              <w:bottom w:type="dxa" w:w="60"/>
-              <w:right w:type="dxa" w:w="120"/>
-            </w:tcMar>
-            <w:vAlign w:val="top"/>
-          </w:tcPr>
-          <w:p>
-            <w:pPr>
-              <w:spacing w:after="40" w:before="0"/>
-              <w:jc w:val="left"/>
-            </w:pPr>
-            <w:r>
-              <w:rPr>
-                <w:rFonts w:ascii="Arial" w:cs="Arial" w:eastAsia="Arial" w:hAnsi="Arial"/>
-                <w:b/>
-                <w:bCs/>
-                <w:i w:val="false"/>
-                <w:iCs w:val="false"/>
-                <w:color w:val="000000"/>
-                <w:sz w:val="18"/>
-                <w:szCs w:val="18"/>
-              </w:rPr>
-              <w:t xml:space="preserve">Phase 1 — Predict: Return to the Phenomenon (Silent Pre-Write)</w:t>
+            <w:shd w:fill="EAD1F5" w:color="auto" w:val="clear"/>
+            <w:tcMar>
+              <w:top w:type="dxa" w:w="60"/>
+              <w:left w:type="dxa" w:w="120"/>
+              <w:bottom w:type="dxa" w:w="60"/>
+              <w:right w:type="dxa" w:w="120"/>
+            </w:tcMar>
+            <w:vAlign w:val="top"/>
+          </w:tcPr>
+          <w:p>
+            <w:pPr>
+              <w:spacing w:after="40" w:before="0"/>
+              <w:jc w:val="left"/>
+            </w:pPr>
+            <w:r>
+              <w:rPr>
+                <w:rFonts w:ascii="Arial" w:cs="Arial" w:eastAsia="Arial" w:hAnsi="Arial"/>
+                <w:b/>
+                <w:bCs/>
+                <w:i w:val="false"/>
+                <w:iCs w:val="false"/>
+                <w:color w:val="000000"/>
+                <w:sz w:val="18"/>
+                <w:szCs w:val="18"/>
+              </w:rPr>
+              <w:t xml:space="preserve">Predict Phase</w:t>
             </w:r>
           </w:p>
           <w:p>
@@ -23031,7 +23049,7 @@
             <w:pPr>
               <w:spacing w:after="20" w:before="0"/>
             </w:pPr>
-            <w:hyperlink w:history="1" r:id="rIdnbasveknjscelesyxwbtf">
+            <w:hyperlink w:history="1" r:id="rIdil_tmo_rbk1ed5frdgvab">
               <w:r>
                 <w:rPr>
                   <w:rFonts w:ascii="Arial" w:cs="Arial" w:eastAsia="Arial" w:hAnsi="Arial"/>
@@ -23064,7 +23082,7 @@
               <w:spacing w:after="10" w:before="0"/>
               <w:ind w:left="120"/>
             </w:pPr>
-            <w:hyperlink w:history="1" r:id="rIdlysx9b47iixppde555gab">
+            <w:hyperlink w:history="1" r:id="rIdu32_ryfpi37tddj8qqojz">
               <w:r>
                 <w:rPr>
                   <w:rFonts w:ascii="Arial" w:cs="Arial" w:eastAsia="Arial" w:hAnsi="Arial"/>
@@ -23109,7 +23127,7 @@
             <w:pPr>
               <w:spacing w:after="20" w:before="0"/>
             </w:pPr>
-            <w:hyperlink w:history="1" r:id="rIdo3lyi5pconjvek8omvztu">
+            <w:hyperlink w:history="1" r:id="rId-ktnriygfgn44iknoexwu">
               <w:r>
                 <w:rPr>
                   <w:rFonts w:ascii="Arial" w:cs="Arial" w:eastAsia="Arial" w:hAnsi="Arial"/>
@@ -23142,7 +23160,7 @@
               <w:spacing w:after="10" w:before="0"/>
               <w:ind w:left="120"/>
             </w:pPr>
-            <w:hyperlink w:history="1" r:id="rIdcxi_70jltajzn4mxrrlfg">
+            <w:hyperlink w:history="1" r:id="rId5bf2ys6hgkzxfghrqgc6t">
               <w:r>
                 <w:rPr>
                   <w:rFonts w:ascii="Arial" w:cs="Arial" w:eastAsia="Arial" w:hAnsi="Arial"/>
@@ -23289,32 +23307,32 @@
         <w:tc>
           <w:tcPr>
             <w:tcW w:type="dxa" w:w="1520"/>
-            <w:shd w:fill="F2F2F2" w:color="auto" w:val="clear"/>
-            <w:tcMar>
-              <w:top w:type="dxa" w:w="60"/>
-              <w:left w:type="dxa" w:w="120"/>
-              <w:bottom w:type="dxa" w:w="60"/>
-              <w:right w:type="dxa" w:w="120"/>
-            </w:tcMar>
-            <w:vAlign w:val="top"/>
-          </w:tcPr>
-          <w:p>
-            <w:pPr>
-              <w:spacing w:after="40" w:before="0"/>
-              <w:jc w:val="left"/>
-            </w:pPr>
-            <w:r>
-              <w:rPr>
-                <w:rFonts w:ascii="Arial" w:cs="Arial" w:eastAsia="Arial" w:hAnsi="Arial"/>
-                <w:b/>
-                <w:bCs/>
-                <w:i w:val="false"/>
-                <w:iCs w:val="false"/>
-                <w:color w:val="000000"/>
-                <w:sz w:val="18"/>
-                <w:szCs w:val="18"/>
-              </w:rPr>
-              <w:t xml:space="preserve">Phase 2 — Observe: Gallery Walk — Lesson 1 Model vs. Final Cumulative Model</w:t>
+            <w:shd w:fill="D9EEF1" w:color="auto" w:val="clear"/>
+            <w:tcMar>
+              <w:top w:type="dxa" w:w="60"/>
+              <w:left w:type="dxa" w:w="120"/>
+              <w:bottom w:type="dxa" w:w="60"/>
+              <w:right w:type="dxa" w:w="120"/>
+            </w:tcMar>
+            <w:vAlign w:val="top"/>
+          </w:tcPr>
+          <w:p>
+            <w:pPr>
+              <w:spacing w:after="40" w:before="0"/>
+              <w:jc w:val="left"/>
+            </w:pPr>
+            <w:r>
+              <w:rPr>
+                <w:rFonts w:ascii="Arial" w:cs="Arial" w:eastAsia="Arial" w:hAnsi="Arial"/>
+                <w:b/>
+                <w:bCs/>
+                <w:i w:val="false"/>
+                <w:iCs w:val="false"/>
+                <w:color w:val="000000"/>
+                <w:sz w:val="18"/>
+                <w:szCs w:val="18"/>
+              </w:rPr>
+              <w:t xml:space="preserve">Observe Phase</w:t>
             </w:r>
           </w:p>
           <w:p>
@@ -23337,7 +23355,7 @@
             <w:pPr>
               <w:spacing w:after="20" w:before="0"/>
             </w:pPr>
-            <w:hyperlink w:history="1" r:id="rIdlbp26aleoh_fzhnbg5im1">
+            <w:hyperlink w:history="1" r:id="rId10oe6w5mwwh-k9pyio_ux">
               <w:r>
                 <w:rPr>
                   <w:rFonts w:ascii="Arial" w:cs="Arial" w:eastAsia="Arial" w:hAnsi="Arial"/>
@@ -23370,7 +23388,7 @@
               <w:spacing w:after="10" w:before="0"/>
               <w:ind w:left="120"/>
             </w:pPr>
-            <w:hyperlink w:history="1" r:id="rIdfox0p6fgtrhdhqn0rvuxe">
+            <w:hyperlink w:history="1" r:id="rId9hkppqgpoq7kvs1ttdssz">
               <w:r>
                 <w:rPr>
                   <w:rFonts w:ascii="Arial" w:cs="Arial" w:eastAsia="Arial" w:hAnsi="Arial"/>
@@ -23415,7 +23433,7 @@
             <w:pPr>
               <w:spacing w:after="20" w:before="0"/>
             </w:pPr>
-            <w:hyperlink w:history="1" r:id="rIdksp5a4gxt0zwdmwyh3hea">
+            <w:hyperlink w:history="1" r:id="rIdhzajixi1m3j-igjymwk3y">
               <w:r>
                 <w:rPr>
                   <w:rFonts w:ascii="Arial" w:cs="Arial" w:eastAsia="Arial" w:hAnsi="Arial"/>
@@ -23448,7 +23466,7 @@
               <w:spacing w:after="10" w:before="0"/>
               <w:ind w:left="120"/>
             </w:pPr>
-            <w:hyperlink w:history="1" r:id="rId4e6gosx59i-tloenuhjoh">
+            <w:hyperlink w:history="1" r:id="rIdutwh44_ehjnzbh74srw-e">
               <w:r>
                 <w:rPr>
                   <w:rFonts w:ascii="Arial" w:cs="Arial" w:eastAsia="Arial" w:hAnsi="Arial"/>
@@ -23595,32 +23613,32 @@
         <w:tc>
           <w:tcPr>
             <w:tcW w:type="dxa" w:w="1520"/>
-            <w:shd w:fill="F2F2F2" w:color="auto" w:val="clear"/>
-            <w:tcMar>
-              <w:top w:type="dxa" w:w="60"/>
-              <w:left w:type="dxa" w:w="120"/>
-              <w:bottom w:type="dxa" w:w="60"/>
-              <w:right w:type="dxa" w:w="120"/>
-            </w:tcMar>
-            <w:vAlign w:val="top"/>
-          </w:tcPr>
-          <w:p>
-            <w:pPr>
-              <w:spacing w:after="40" w:before="0"/>
-              <w:jc w:val="left"/>
-            </w:pPr>
-            <w:r>
-              <w:rPr>
-                <w:rFonts w:ascii="Arial" w:cs="Arial" w:eastAsia="Arial" w:hAnsi="Arial"/>
-                <w:b/>
-                <w:bCs/>
-                <w:i w:val="false"/>
-                <w:iCs w:val="false"/>
-                <w:color w:val="000000"/>
-                <w:sz w:val="18"/>
-                <w:szCs w:val="18"/>
-              </w:rPr>
-              <w:t xml:space="preserve">Phase 3 — Explain: Driving Question Board (DQB) Full Closure</w:t>
+            <w:shd w:fill="E2EFDA" w:color="auto" w:val="clear"/>
+            <w:tcMar>
+              <w:top w:type="dxa" w:w="60"/>
+              <w:left w:type="dxa" w:w="120"/>
+              <w:bottom w:type="dxa" w:w="60"/>
+              <w:right w:type="dxa" w:w="120"/>
+            </w:tcMar>
+            <w:vAlign w:val="top"/>
+          </w:tcPr>
+          <w:p>
+            <w:pPr>
+              <w:spacing w:after="40" w:before="0"/>
+              <w:jc w:val="left"/>
+            </w:pPr>
+            <w:r>
+              <w:rPr>
+                <w:rFonts w:ascii="Arial" w:cs="Arial" w:eastAsia="Arial" w:hAnsi="Arial"/>
+                <w:b/>
+                <w:bCs/>
+                <w:i w:val="false"/>
+                <w:iCs w:val="false"/>
+                <w:color w:val="000000"/>
+                <w:sz w:val="18"/>
+                <w:szCs w:val="18"/>
+              </w:rPr>
+              <w:t xml:space="preserve">Explain Phase</w:t>
             </w:r>
           </w:p>
           <w:p>
@@ -23643,7 +23661,7 @@
             <w:pPr>
               <w:spacing w:after="20" w:before="0"/>
             </w:pPr>
-            <w:hyperlink w:history="1" r:id="rIdszitir9_ty-ebatzwsw-p">
+            <w:hyperlink w:history="1" r:id="rIdovw7sebhk6i6dfmoafodt">
               <w:r>
                 <w:rPr>
                   <w:rFonts w:ascii="Arial" w:cs="Arial" w:eastAsia="Arial" w:hAnsi="Arial"/>
@@ -23676,7 +23694,7 @@
               <w:spacing w:after="10" w:before="0"/>
               <w:ind w:left="120"/>
             </w:pPr>
-            <w:hyperlink w:history="1" r:id="rIdnqauszocscagmaf_qetj0">
+            <w:hyperlink w:history="1" r:id="rIdcf1qsvuajca_8vxacqarm">
               <w:r>
                 <w:rPr>
                   <w:rFonts w:ascii="Arial" w:cs="Arial" w:eastAsia="Arial" w:hAnsi="Arial"/>
@@ -23721,7 +23739,7 @@
             <w:pPr>
               <w:spacing w:after="20" w:before="0"/>
             </w:pPr>
-            <w:hyperlink w:history="1" r:id="rId5bniqce6u7vgfxnnvil_a">
+            <w:hyperlink w:history="1" r:id="rId_w4jbmx5pofzcndcpywkp">
               <w:r>
                 <w:rPr>
                   <w:rFonts w:ascii="Arial" w:cs="Arial" w:eastAsia="Arial" w:hAnsi="Arial"/>
@@ -23754,7 +23772,7 @@
               <w:spacing w:after="10" w:before="0"/>
               <w:ind w:left="120"/>
             </w:pPr>
-            <w:hyperlink w:history="1" r:id="rIdqn5kniujk2l686gfh3wue">
+            <w:hyperlink w:history="1" r:id="rIdf31mzbz7dc7avodiycu_z">
               <w:r>
                 <w:rPr>
                   <w:rFonts w:ascii="Arial" w:cs="Arial" w:eastAsia="Arial" w:hAnsi="Arial"/>
@@ -23901,32 +23919,32 @@
         <w:tc>
           <w:tcPr>
             <w:tcW w:type="dxa" w:w="1520"/>
-            <w:shd w:fill="F2F2F2" w:color="auto" w:val="clear"/>
-            <w:tcMar>
-              <w:top w:type="dxa" w:w="60"/>
-              <w:left w:type="dxa" w:w="120"/>
-              <w:bottom w:type="dxa" w:w="60"/>
-              <w:right w:type="dxa" w:w="120"/>
-            </w:tcMar>
-            <w:vAlign w:val="top"/>
-          </w:tcPr>
-          <w:p>
-            <w:pPr>
-              <w:spacing w:after="40" w:before="0"/>
-              <w:jc w:val="left"/>
-            </w:pPr>
-            <w:r>
-              <w:rPr>
-                <w:rFonts w:ascii="Arial" w:cs="Arial" w:eastAsia="Arial" w:hAnsi="Arial"/>
-                <w:b/>
-                <w:bCs/>
-                <w:i w:val="false"/>
-                <w:iCs w:val="false"/>
-                <w:color w:val="000000"/>
-                <w:sz w:val="18"/>
-                <w:szCs w:val="18"/>
-              </w:rPr>
-              <w:t xml:space="preserve">Phase 4 — DQB Creation: Summative Assessment Task (Individual)</w:t>
+            <w:shd w:fill="FCE4D6" w:color="auto" w:val="clear"/>
+            <w:tcMar>
+              <w:top w:type="dxa" w:w="60"/>
+              <w:left w:type="dxa" w:w="120"/>
+              <w:bottom w:type="dxa" w:w="60"/>
+              <w:right w:type="dxa" w:w="120"/>
+            </w:tcMar>
+            <w:vAlign w:val="top"/>
+          </w:tcPr>
+          <w:p>
+            <w:pPr>
+              <w:spacing w:after="40" w:before="0"/>
+              <w:jc w:val="left"/>
+            </w:pPr>
+            <w:r>
+              <w:rPr>
+                <w:rFonts w:ascii="Arial" w:cs="Arial" w:eastAsia="Arial" w:hAnsi="Arial"/>
+                <w:b/>
+                <w:bCs/>
+                <w:i w:val="false"/>
+                <w:iCs w:val="false"/>
+                <w:color w:val="000000"/>
+                <w:sz w:val="18"/>
+                <w:szCs w:val="18"/>
+              </w:rPr>
+              <w:t xml:space="preserve">Driving Question Board (DQB) Creation</w:t>
             </w:r>
           </w:p>
           <w:p>
@@ -23949,7 +23967,7 @@
             <w:pPr>
               <w:spacing w:after="20" w:before="0"/>
             </w:pPr>
-            <w:hyperlink w:history="1" r:id="rId3nsdivi3e43p8xn_je9tu">
+            <w:hyperlink w:history="1" r:id="rIdrnmasx84wzxtqkotz35xg">
               <w:r>
                 <w:rPr>
                   <w:rFonts w:ascii="Arial" w:cs="Arial" w:eastAsia="Arial" w:hAnsi="Arial"/>
@@ -23982,7 +24000,7 @@
               <w:spacing w:after="10" w:before="0"/>
               <w:ind w:left="120"/>
             </w:pPr>
-            <w:hyperlink w:history="1" r:id="rIdjntlqpajpdweubqmb8yh2">
+            <w:hyperlink w:history="1" r:id="rId7-_osgtb38ve7dleigjqw">
               <w:r>
                 <w:rPr>
                   <w:rFonts w:ascii="Arial" w:cs="Arial" w:eastAsia="Arial" w:hAnsi="Arial"/>
@@ -24027,7 +24045,7 @@
             <w:pPr>
               <w:spacing w:after="20" w:before="0"/>
             </w:pPr>
-            <w:hyperlink w:history="1" r:id="rIdueanw_gazhxskouhvpcl5">
+            <w:hyperlink w:history="1" r:id="rIdwmljbjlhb9gg_kf3ri_-k">
               <w:r>
                 <w:rPr>
                   <w:rFonts w:ascii="Arial" w:cs="Arial" w:eastAsia="Arial" w:hAnsi="Arial"/>
@@ -24060,7 +24078,7 @@
               <w:spacing w:after="10" w:before="0"/>
               <w:ind w:left="120"/>
             </w:pPr>
-            <w:hyperlink w:history="1" r:id="rId4ab4v5djipo-po9x8iguy">
+            <w:hyperlink w:history="1" r:id="rIdvrn6j5ph48_njwv_-go52">
               <w:r>
                 <w:rPr>
                   <w:rFonts w:ascii="Arial" w:cs="Arial" w:eastAsia="Arial" w:hAnsi="Arial"/>
@@ -24207,32 +24225,32 @@
         <w:tc>
           <w:tcPr>
             <w:tcW w:type="dxa" w:w="1520"/>
-            <w:shd w:fill="F2F2F2" w:color="auto" w:val="clear"/>
-            <w:tcMar>
-              <w:top w:type="dxa" w:w="60"/>
-              <w:left w:type="dxa" w:w="120"/>
-              <w:bottom w:type="dxa" w:w="60"/>
-              <w:right w:type="dxa" w:w="120"/>
-            </w:tcMar>
-            <w:vAlign w:val="top"/>
-          </w:tcPr>
-          <w:p>
-            <w:pPr>
-              <w:spacing w:after="40" w:before="0"/>
-              <w:jc w:val="left"/>
-            </w:pPr>
-            <w:r>
-              <w:rPr>
-                <w:rFonts w:ascii="Arial" w:cs="Arial" w:eastAsia="Arial" w:hAnsi="Arial"/>
-                <w:b/>
-                <w:bCs/>
-                <w:i w:val="false"/>
-                <w:iCs w:val="false"/>
-                <w:color w:val="000000"/>
-                <w:sz w:val="18"/>
-                <w:szCs w:val="18"/>
-              </w:rPr>
-              <w:t xml:space="preserve">Phase 5 — Model Building: Final Model Sharing, Celebration and Unit Close</w:t>
+            <w:shd w:fill="D5E8F0" w:color="auto" w:val="clear"/>
+            <w:tcMar>
+              <w:top w:type="dxa" w:w="60"/>
+              <w:left w:type="dxa" w:w="120"/>
+              <w:bottom w:type="dxa" w:w="60"/>
+              <w:right w:type="dxa" w:w="120"/>
+            </w:tcMar>
+            <w:vAlign w:val="top"/>
+          </w:tcPr>
+          <w:p>
+            <w:pPr>
+              <w:spacing w:after="40" w:before="0"/>
+              <w:jc w:val="left"/>
+            </w:pPr>
+            <w:r>
+              <w:rPr>
+                <w:rFonts w:ascii="Arial" w:cs="Arial" w:eastAsia="Arial" w:hAnsi="Arial"/>
+                <w:b/>
+                <w:bCs/>
+                <w:i w:val="false"/>
+                <w:iCs w:val="false"/>
+                <w:color w:val="000000"/>
+                <w:sz w:val="18"/>
+                <w:szCs w:val="18"/>
+              </w:rPr>
+              <w:t xml:space="preserve">Model Building Phase</w:t>
             </w:r>
           </w:p>
           <w:p>
@@ -24255,7 +24273,7 @@
             <w:pPr>
               <w:spacing w:after="20" w:before="0"/>
             </w:pPr>
-            <w:hyperlink w:history="1" r:id="rIdkluf3bwtzlkjjpiakbzxv">
+            <w:hyperlink w:history="1" r:id="rIdqpzse1vuyulyeizq8mjtx">
               <w:r>
                 <w:rPr>
                   <w:rFonts w:ascii="Arial" w:cs="Arial" w:eastAsia="Arial" w:hAnsi="Arial"/>
@@ -24288,7 +24306,7 @@
               <w:spacing w:after="10" w:before="0"/>
               <w:ind w:left="120"/>
             </w:pPr>
-            <w:hyperlink w:history="1" r:id="rIddwqj1mdqcy6wtnic7zwty">
+            <w:hyperlink w:history="1" r:id="rId1fsu3ojajve5gn1v6js51">
               <w:r>
                 <w:rPr>
                   <w:rFonts w:ascii="Arial" w:cs="Arial" w:eastAsia="Arial" w:hAnsi="Arial"/>
@@ -24333,7 +24351,7 @@
             <w:pPr>
               <w:spacing w:after="20" w:before="0"/>
             </w:pPr>
-            <w:hyperlink w:history="1" r:id="rIdhakg-_vd58brlpcwrglb2">
+            <w:hyperlink w:history="1" r:id="rId2wdkjjo_wuyvv7l9boxqi">
               <w:r>
                 <w:rPr>
                   <w:rFonts w:ascii="Arial" w:cs="Arial" w:eastAsia="Arial" w:hAnsi="Arial"/>
@@ -24366,7 +24384,7 @@
               <w:spacing w:after="10" w:before="0"/>
               <w:ind w:left="120"/>
             </w:pPr>
-            <w:hyperlink w:history="1" r:id="rIdb-s6x3mr9qlj7-zk90iqf">
+            <w:hyperlink w:history="1" r:id="rIdekvvnuupc97u2by22vt2q">
               <w:r>
                 <w:rPr>
                   <w:rFonts w:ascii="Arial" w:cs="Arial" w:eastAsia="Arial" w:hAnsi="Arial"/>

--- a/data/outputs/v2/Chemistry/SS2.1_Introduction_to_Salts/Chemistry_Introduction_to_Salts_CBE_LessonSequence.docx
+++ b/data/outputs/v2/Chemistry/SS2.1_Introduction_to_Salts/Chemistry_Introduction_to_Salts_CBE_LessonSequence.docx
@@ -3086,7 +3086,7 @@
             <w:pPr>
               <w:spacing w:after="20" w:before="0"/>
             </w:pPr>
-            <w:hyperlink w:history="1" r:id="rId1cuwa-v6jh5slzqpz46e0">
+            <w:hyperlink w:history="1" r:id="rIdusqtaiwxvgfhhnngt-xrz">
               <w:r>
                 <w:rPr>
                   <w:rFonts w:ascii="Arial" w:cs="Arial" w:eastAsia="Arial" w:hAnsi="Arial"/>
@@ -3119,7 +3119,7 @@
               <w:spacing w:after="10" w:before="0"/>
               <w:ind w:left="120"/>
             </w:pPr>
-            <w:hyperlink w:history="1" r:id="rId06l0hml4ydq1vfxg4brmk">
+            <w:hyperlink w:history="1" r:id="rIdrslh5-8eds6wrj76lxqu1">
               <w:r>
                 <w:rPr>
                   <w:rFonts w:ascii="Arial" w:cs="Arial" w:eastAsia="Arial" w:hAnsi="Arial"/>
@@ -3164,7 +3164,7 @@
             <w:pPr>
               <w:spacing w:after="20" w:before="0"/>
             </w:pPr>
-            <w:hyperlink w:history="1" r:id="rId5eexcezsr4rixv_7lcwxk">
+            <w:hyperlink w:history="1" r:id="rId7w9luep7tt6hqwdsz8suw">
               <w:r>
                 <w:rPr>
                   <w:rFonts w:ascii="Arial" w:cs="Arial" w:eastAsia="Arial" w:hAnsi="Arial"/>
@@ -3197,7 +3197,7 @@
               <w:spacing w:after="10" w:before="0"/>
               <w:ind w:left="120"/>
             </w:pPr>
-            <w:hyperlink w:history="1" r:id="rIdh-d5tk4c-ymtj4q3dsfbh">
+            <w:hyperlink w:history="1" r:id="rIddzoahjertxabb5v_afdcv">
               <w:r>
                 <w:rPr>
                   <w:rFonts w:ascii="Arial" w:cs="Arial" w:eastAsia="Arial" w:hAnsi="Arial"/>
@@ -3392,7 +3392,7 @@
             <w:pPr>
               <w:spacing w:after="20" w:before="0"/>
             </w:pPr>
-            <w:hyperlink w:history="1" r:id="rIdziwceugdyc0_bm10vx4q6">
+            <w:hyperlink w:history="1" r:id="rIduw60icap_ltmkvazqvon4">
               <w:r>
                 <w:rPr>
                   <w:rFonts w:ascii="Arial" w:cs="Arial" w:eastAsia="Arial" w:hAnsi="Arial"/>
@@ -3425,7 +3425,7 @@
               <w:spacing w:after="10" w:before="0"/>
               <w:ind w:left="120"/>
             </w:pPr>
-            <w:hyperlink w:history="1" r:id="rIdeauhp6ah1hmkuyxkztv09">
+            <w:hyperlink w:history="1" r:id="rIdt21ooxbuop0pumbzmcmtl">
               <w:r>
                 <w:rPr>
                   <w:rFonts w:ascii="Arial" w:cs="Arial" w:eastAsia="Arial" w:hAnsi="Arial"/>
@@ -3470,7 +3470,7 @@
             <w:pPr>
               <w:spacing w:after="20" w:before="0"/>
             </w:pPr>
-            <w:hyperlink w:history="1" r:id="rIdwuyx35mta_vvznqfad8fi">
+            <w:hyperlink w:history="1" r:id="rIdokkeopx5pglq5dvjgg10u">
               <w:r>
                 <w:rPr>
                   <w:rFonts w:ascii="Arial" w:cs="Arial" w:eastAsia="Arial" w:hAnsi="Arial"/>
@@ -3503,7 +3503,7 @@
               <w:spacing w:after="10" w:before="0"/>
               <w:ind w:left="120"/>
             </w:pPr>
-            <w:hyperlink w:history="1" r:id="rIdmemlxng98sepjkkfl-1ni">
+            <w:hyperlink w:history="1" r:id="rIdyznofuxlafletjs3h8_6t">
               <w:r>
                 <w:rPr>
                   <w:rFonts w:ascii="Arial" w:cs="Arial" w:eastAsia="Arial" w:hAnsi="Arial"/>
@@ -3698,7 +3698,7 @@
             <w:pPr>
               <w:spacing w:after="20" w:before="0"/>
             </w:pPr>
-            <w:hyperlink w:history="1" r:id="rIdlhi7ngqplrgsnlc7fpgmt">
+            <w:hyperlink w:history="1" r:id="rId3pp2hgg7eupgs5gothyfa">
               <w:r>
                 <w:rPr>
                   <w:rFonts w:ascii="Arial" w:cs="Arial" w:eastAsia="Arial" w:hAnsi="Arial"/>
@@ -3731,7 +3731,7 @@
               <w:spacing w:after="10" w:before="0"/>
               <w:ind w:left="120"/>
             </w:pPr>
-            <w:hyperlink w:history="1" r:id="rIdwolvj5_vhwbnqwemk9nrx">
+            <w:hyperlink w:history="1" r:id="rIdq6u-ckz2ae4ts0wvz0e-r">
               <w:r>
                 <w:rPr>
                   <w:rFonts w:ascii="Arial" w:cs="Arial" w:eastAsia="Arial" w:hAnsi="Arial"/>
@@ -3776,7 +3776,7 @@
             <w:pPr>
               <w:spacing w:after="20" w:before="0"/>
             </w:pPr>
-            <w:hyperlink w:history="1" r:id="rIdetpuwxqa1rbqk33gtkoke">
+            <w:hyperlink w:history="1" r:id="rId2lbpa3hyscxjtj_ygrlqg">
               <w:r>
                 <w:rPr>
                   <w:rFonts w:ascii="Arial" w:cs="Arial" w:eastAsia="Arial" w:hAnsi="Arial"/>
@@ -3809,7 +3809,7 @@
               <w:spacing w:after="10" w:before="0"/>
               <w:ind w:left="120"/>
             </w:pPr>
-            <w:hyperlink w:history="1" r:id="rIdyyojookxa2fr4jhwcrx_5">
+            <w:hyperlink w:history="1" r:id="rIdyaxfcjbv4liunzvf18xwn">
               <w:r>
                 <w:rPr>
                   <w:rFonts w:ascii="Arial" w:cs="Arial" w:eastAsia="Arial" w:hAnsi="Arial"/>
@@ -4004,7 +4004,7 @@
             <w:pPr>
               <w:spacing w:after="20" w:before="0"/>
             </w:pPr>
-            <w:hyperlink w:history="1" r:id="rIduuqz9-wfz0dxds2wr-olx">
+            <w:hyperlink w:history="1" r:id="rIdgaw63rcmbh-cg8zlookf3">
               <w:r>
                 <w:rPr>
                   <w:rFonts w:ascii="Arial" w:cs="Arial" w:eastAsia="Arial" w:hAnsi="Arial"/>
@@ -4037,7 +4037,7 @@
               <w:spacing w:after="10" w:before="0"/>
               <w:ind w:left="120"/>
             </w:pPr>
-            <w:hyperlink w:history="1" r:id="rIdmtkrhioef1ropk3zdlsq8">
+            <w:hyperlink w:history="1" r:id="rIdoqcrs-hokugkcqc6r5k5k">
               <w:r>
                 <w:rPr>
                   <w:rFonts w:ascii="Arial" w:cs="Arial" w:eastAsia="Arial" w:hAnsi="Arial"/>
@@ -4082,7 +4082,7 @@
             <w:pPr>
               <w:spacing w:after="20" w:before="0"/>
             </w:pPr>
-            <w:hyperlink w:history="1" r:id="rIdwp2dhewangx5cm5o1jpfv">
+            <w:hyperlink w:history="1" r:id="rIdrrgsbtmdeofr_lvwtgjg3">
               <w:r>
                 <w:rPr>
                   <w:rFonts w:ascii="Arial" w:cs="Arial" w:eastAsia="Arial" w:hAnsi="Arial"/>
@@ -4115,7 +4115,7 @@
               <w:spacing w:after="10" w:before="0"/>
               <w:ind w:left="120"/>
             </w:pPr>
-            <w:hyperlink w:history="1" r:id="rId_w7laezr7w97cjp6zugkq">
+            <w:hyperlink w:history="1" r:id="rIdi9b4i60bagltqr2cl4ozu">
               <w:r>
                 <w:rPr>
                   <w:rFonts w:ascii="Arial" w:cs="Arial" w:eastAsia="Arial" w:hAnsi="Arial"/>
@@ -4310,7 +4310,7 @@
             <w:pPr>
               <w:spacing w:after="20" w:before="0"/>
             </w:pPr>
-            <w:hyperlink w:history="1" r:id="rIdaofyto0uatkxxezkec4y3">
+            <w:hyperlink w:history="1" r:id="rIdqlenuta0qzaqa5euomctg">
               <w:r>
                 <w:rPr>
                   <w:rFonts w:ascii="Arial" w:cs="Arial" w:eastAsia="Arial" w:hAnsi="Arial"/>
@@ -4343,7 +4343,7 @@
               <w:spacing w:after="10" w:before="0"/>
               <w:ind w:left="120"/>
             </w:pPr>
-            <w:hyperlink w:history="1" r:id="rIdgr3nq48kwuzylylj-nkgz">
+            <w:hyperlink w:history="1" r:id="rIdj-4y87vzgdo4ns8j8ff1x">
               <w:r>
                 <w:rPr>
                   <w:rFonts w:ascii="Arial" w:cs="Arial" w:eastAsia="Arial" w:hAnsi="Arial"/>
@@ -4388,7 +4388,7 @@
             <w:pPr>
               <w:spacing w:after="20" w:before="0"/>
             </w:pPr>
-            <w:hyperlink w:history="1" r:id="rIdazpquj2wyof5hlxibgoyn">
+            <w:hyperlink w:history="1" r:id="rIdfhsee4ix1luj4mnwesrhp">
               <w:r>
                 <w:rPr>
                   <w:rFonts w:ascii="Arial" w:cs="Arial" w:eastAsia="Arial" w:hAnsi="Arial"/>
@@ -4421,7 +4421,7 @@
               <w:spacing w:after="10" w:before="0"/>
               <w:ind w:left="120"/>
             </w:pPr>
-            <w:hyperlink w:history="1" r:id="rIdv-mb6zofnisnozeeqahma">
+            <w:hyperlink w:history="1" r:id="rIde2dpghtg7eqdveiehqdcp">
               <w:r>
                 <w:rPr>
                   <w:rFonts w:ascii="Arial" w:cs="Arial" w:eastAsia="Arial" w:hAnsi="Arial"/>
@@ -6022,7 +6022,7 @@
             <w:pPr>
               <w:spacing w:after="20" w:before="0"/>
             </w:pPr>
-            <w:hyperlink w:history="1" r:id="rIdhwzbdxo0e7j5lgsvf7ijr">
+            <w:hyperlink w:history="1" r:id="rIddhbzmwc_2kosygriu6mdp">
               <w:r>
                 <w:rPr>
                   <w:rFonts w:ascii="Arial" w:cs="Arial" w:eastAsia="Arial" w:hAnsi="Arial"/>
@@ -6055,7 +6055,7 @@
               <w:spacing w:after="10" w:before="0"/>
               <w:ind w:left="120"/>
             </w:pPr>
-            <w:hyperlink w:history="1" r:id="rIdr1biw24j1-jupyaj1cozo">
+            <w:hyperlink w:history="1" r:id="rIdejmhetldxjgcmnjvdarrn">
               <w:r>
                 <w:rPr>
                   <w:rFonts w:ascii="Arial" w:cs="Arial" w:eastAsia="Arial" w:hAnsi="Arial"/>
@@ -6100,7 +6100,7 @@
             <w:pPr>
               <w:spacing w:after="20" w:before="0"/>
             </w:pPr>
-            <w:hyperlink w:history="1" r:id="rIdfbw5mpnljt3o5afofhz3q">
+            <w:hyperlink w:history="1" r:id="rId2ptymyjekn_g3pyczpy1i">
               <w:r>
                 <w:rPr>
                   <w:rFonts w:ascii="Arial" w:cs="Arial" w:eastAsia="Arial" w:hAnsi="Arial"/>
@@ -6133,7 +6133,7 @@
               <w:spacing w:after="10" w:before="0"/>
               <w:ind w:left="120"/>
             </w:pPr>
-            <w:hyperlink w:history="1" r:id="rIdlwmfdgj66ldqoj7f4u9ua">
+            <w:hyperlink w:history="1" r:id="rIdecldoo2ydlgzgtihsauin">
               <w:r>
                 <w:rPr>
                   <w:rFonts w:ascii="Arial" w:cs="Arial" w:eastAsia="Arial" w:hAnsi="Arial"/>
@@ -6328,7 +6328,7 @@
             <w:pPr>
               <w:spacing w:after="20" w:before="0"/>
             </w:pPr>
-            <w:hyperlink w:history="1" r:id="rId6qk55eves0ir15t-goo77">
+            <w:hyperlink w:history="1" r:id="rIdyzlxcxnq54c_5zd31wc9m">
               <w:r>
                 <w:rPr>
                   <w:rFonts w:ascii="Arial" w:cs="Arial" w:eastAsia="Arial" w:hAnsi="Arial"/>
@@ -6361,7 +6361,7 @@
               <w:spacing w:after="10" w:before="0"/>
               <w:ind w:left="120"/>
             </w:pPr>
-            <w:hyperlink w:history="1" r:id="rIdqrohsund2gm4rwmm_5bvl">
+            <w:hyperlink w:history="1" r:id="rIdgz6ubr4y82c6i_h0o-mbz">
               <w:r>
                 <w:rPr>
                   <w:rFonts w:ascii="Arial" w:cs="Arial" w:eastAsia="Arial" w:hAnsi="Arial"/>
@@ -6406,7 +6406,7 @@
             <w:pPr>
               <w:spacing w:after="20" w:before="0"/>
             </w:pPr>
-            <w:hyperlink w:history="1" r:id="rIdbfn3achc3fym_fdmslyn3">
+            <w:hyperlink w:history="1" r:id="rIdeqpma8g3-wryhomcbfroi">
               <w:r>
                 <w:rPr>
                   <w:rFonts w:ascii="Arial" w:cs="Arial" w:eastAsia="Arial" w:hAnsi="Arial"/>
@@ -6439,7 +6439,7 @@
               <w:spacing w:after="10" w:before="0"/>
               <w:ind w:left="120"/>
             </w:pPr>
-            <w:hyperlink w:history="1" r:id="rIdx0iib9okj811pvlpkvhip">
+            <w:hyperlink w:history="1" r:id="rIdsyu6chy6akmygrgpobcm4">
               <w:r>
                 <w:rPr>
                   <w:rFonts w:ascii="Arial" w:cs="Arial" w:eastAsia="Arial" w:hAnsi="Arial"/>
@@ -6634,7 +6634,7 @@
             <w:pPr>
               <w:spacing w:after="20" w:before="0"/>
             </w:pPr>
-            <w:hyperlink w:history="1" r:id="rIdhorhscicn78wkqvx2iy46">
+            <w:hyperlink w:history="1" r:id="rIdwxgguowuezzbr7-di6opp">
               <w:r>
                 <w:rPr>
                   <w:rFonts w:ascii="Arial" w:cs="Arial" w:eastAsia="Arial" w:hAnsi="Arial"/>
@@ -6667,7 +6667,7 @@
               <w:spacing w:after="10" w:before="0"/>
               <w:ind w:left="120"/>
             </w:pPr>
-            <w:hyperlink w:history="1" r:id="rIduty8seztgdrcp-nr55y3e">
+            <w:hyperlink w:history="1" r:id="rIdo_c7gapexdm-zpsgbfray">
               <w:r>
                 <w:rPr>
                   <w:rFonts w:ascii="Arial" w:cs="Arial" w:eastAsia="Arial" w:hAnsi="Arial"/>
@@ -6712,7 +6712,7 @@
             <w:pPr>
               <w:spacing w:after="20" w:before="0"/>
             </w:pPr>
-            <w:hyperlink w:history="1" r:id="rIdlztyweg7u3ld-brqiux7y">
+            <w:hyperlink w:history="1" r:id="rIdzjwrgnfk00xl9-ey30po9">
               <w:r>
                 <w:rPr>
                   <w:rFonts w:ascii="Arial" w:cs="Arial" w:eastAsia="Arial" w:hAnsi="Arial"/>
@@ -6745,7 +6745,7 @@
               <w:spacing w:after="10" w:before="0"/>
               <w:ind w:left="120"/>
             </w:pPr>
-            <w:hyperlink w:history="1" r:id="rIdapvfz7vjdsyhwro91rhjf">
+            <w:hyperlink w:history="1" r:id="rIdmmmejuayiks4ywdwv-tgc">
               <w:r>
                 <w:rPr>
                   <w:rFonts w:ascii="Arial" w:cs="Arial" w:eastAsia="Arial" w:hAnsi="Arial"/>
@@ -6940,7 +6940,7 @@
             <w:pPr>
               <w:spacing w:after="20" w:before="0"/>
             </w:pPr>
-            <w:hyperlink w:history="1" r:id="rIdw68_otwdtydwbbbjseywr">
+            <w:hyperlink w:history="1" r:id="rIdk4m0fn9iq9xyaoluid1ll">
               <w:r>
                 <w:rPr>
                   <w:rFonts w:ascii="Arial" w:cs="Arial" w:eastAsia="Arial" w:hAnsi="Arial"/>
@@ -6973,7 +6973,7 @@
               <w:spacing w:after="10" w:before="0"/>
               <w:ind w:left="120"/>
             </w:pPr>
-            <w:hyperlink w:history="1" r:id="rIdzdomwneukni9vlvpeyezp">
+            <w:hyperlink w:history="1" r:id="rIdxkpa55vkoynihvly6_x0o">
               <w:r>
                 <w:rPr>
                   <w:rFonts w:ascii="Arial" w:cs="Arial" w:eastAsia="Arial" w:hAnsi="Arial"/>
@@ -7018,7 +7018,7 @@
             <w:pPr>
               <w:spacing w:after="20" w:before="0"/>
             </w:pPr>
-            <w:hyperlink w:history="1" r:id="rIdjbgqta9khz5jqaixuuptn">
+            <w:hyperlink w:history="1" r:id="rIdrd0j3get4b3rmo3o_iyrr">
               <w:r>
                 <w:rPr>
                   <w:rFonts w:ascii="Arial" w:cs="Arial" w:eastAsia="Arial" w:hAnsi="Arial"/>
@@ -7051,7 +7051,7 @@
               <w:spacing w:after="10" w:before="0"/>
               <w:ind w:left="120"/>
             </w:pPr>
-            <w:hyperlink w:history="1" r:id="rIdl_n-weyego--pkxuxv3nc">
+            <w:hyperlink w:history="1" r:id="rIds0iqt4pcpknflzr3gbjdz">
               <w:r>
                 <w:rPr>
                   <w:rFonts w:ascii="Arial" w:cs="Arial" w:eastAsia="Arial" w:hAnsi="Arial"/>
@@ -7246,7 +7246,7 @@
             <w:pPr>
               <w:spacing w:after="20" w:before="0"/>
             </w:pPr>
-            <w:hyperlink w:history="1" r:id="rIdqz-kw7lrbkpzrsmyasbxt">
+            <w:hyperlink w:history="1" r:id="rIdqi8qjpjs0ifx-yglzf_7w">
               <w:r>
                 <w:rPr>
                   <w:rFonts w:ascii="Arial" w:cs="Arial" w:eastAsia="Arial" w:hAnsi="Arial"/>
@@ -7279,7 +7279,7 @@
               <w:spacing w:after="10" w:before="0"/>
               <w:ind w:left="120"/>
             </w:pPr>
-            <w:hyperlink w:history="1" r:id="rIdgl5yeqywgq-eshb6nbzfg">
+            <w:hyperlink w:history="1" r:id="rId_rk4cj6dhxy-xxj7ppr6b">
               <w:r>
                 <w:rPr>
                   <w:rFonts w:ascii="Arial" w:cs="Arial" w:eastAsia="Arial" w:hAnsi="Arial"/>
@@ -7324,7 +7324,7 @@
             <w:pPr>
               <w:spacing w:after="20" w:before="0"/>
             </w:pPr>
-            <w:hyperlink w:history="1" r:id="rId-tconec0edlrdryi-iirs">
+            <w:hyperlink w:history="1" r:id="rId4ilwqqgj1btbwzkho15aq">
               <w:r>
                 <w:rPr>
                   <w:rFonts w:ascii="Arial" w:cs="Arial" w:eastAsia="Arial" w:hAnsi="Arial"/>
@@ -7357,7 +7357,7 @@
               <w:spacing w:after="10" w:before="0"/>
               <w:ind w:left="120"/>
             </w:pPr>
-            <w:hyperlink w:history="1" r:id="rIdzkqdvmf5ubs8k1erhoysz">
+            <w:hyperlink w:history="1" r:id="rId3_v-bdapy6m4_gyx89yxv">
               <w:r>
                 <w:rPr>
                   <w:rFonts w:ascii="Arial" w:cs="Arial" w:eastAsia="Arial" w:hAnsi="Arial"/>
@@ -8844,7 +8844,7 @@
             <w:pPr>
               <w:spacing w:after="20" w:before="0"/>
             </w:pPr>
-            <w:hyperlink w:history="1" r:id="rIdg0uqqevjxueo5vhn52lqb">
+            <w:hyperlink w:history="1" r:id="rIdx7p1v9wk6e5ea5azynvvn">
               <w:r>
                 <w:rPr>
                   <w:rFonts w:ascii="Arial" w:cs="Arial" w:eastAsia="Arial" w:hAnsi="Arial"/>
@@ -8877,7 +8877,7 @@
               <w:spacing w:after="10" w:before="0"/>
               <w:ind w:left="120"/>
             </w:pPr>
-            <w:hyperlink w:history="1" r:id="rIdd0v-w7wavrfxevdukxf14">
+            <w:hyperlink w:history="1" r:id="rId-al2ccaxt1syvhay6drrf">
               <w:r>
                 <w:rPr>
                   <w:rFonts w:ascii="Arial" w:cs="Arial" w:eastAsia="Arial" w:hAnsi="Arial"/>
@@ -8922,7 +8922,7 @@
             <w:pPr>
               <w:spacing w:after="20" w:before="0"/>
             </w:pPr>
-            <w:hyperlink w:history="1" r:id="rId7pfehc5m5dv0cqoelzlmy">
+            <w:hyperlink w:history="1" r:id="rIdwosxci_jkizo7qt2zbbuo">
               <w:r>
                 <w:rPr>
                   <w:rFonts w:ascii="Arial" w:cs="Arial" w:eastAsia="Arial" w:hAnsi="Arial"/>
@@ -8955,7 +8955,7 @@
               <w:spacing w:after="10" w:before="0"/>
               <w:ind w:left="120"/>
             </w:pPr>
-            <w:hyperlink w:history="1" r:id="rIdl0xbbp5-n2f3hb3dwtsj0">
+            <w:hyperlink w:history="1" r:id="rId6nuaqkqm0cyh6yvhk_haq">
               <w:r>
                 <w:rPr>
                   <w:rFonts w:ascii="Arial" w:cs="Arial" w:eastAsia="Arial" w:hAnsi="Arial"/>
@@ -9150,7 +9150,7 @@
             <w:pPr>
               <w:spacing w:after="20" w:before="0"/>
             </w:pPr>
-            <w:hyperlink w:history="1" r:id="rIdf-ddu9y7hg65jv_6qhnwh">
+            <w:hyperlink w:history="1" r:id="rIdlfltjs_qzjz_4tnbdfg3y">
               <w:r>
                 <w:rPr>
                   <w:rFonts w:ascii="Arial" w:cs="Arial" w:eastAsia="Arial" w:hAnsi="Arial"/>
@@ -9183,7 +9183,7 @@
               <w:spacing w:after="10" w:before="0"/>
               <w:ind w:left="120"/>
             </w:pPr>
-            <w:hyperlink w:history="1" r:id="rIdyufpmgsugtslplni1vdbs">
+            <w:hyperlink w:history="1" r:id="rIdroqkzo1zkddvdc4y5ww5x">
               <w:r>
                 <w:rPr>
                   <w:rFonts w:ascii="Arial" w:cs="Arial" w:eastAsia="Arial" w:hAnsi="Arial"/>
@@ -9228,7 +9228,7 @@
             <w:pPr>
               <w:spacing w:after="20" w:before="0"/>
             </w:pPr>
-            <w:hyperlink w:history="1" r:id="rIdu3dymzv6tkt1tnz9rt27a">
+            <w:hyperlink w:history="1" r:id="rIdnn1uv7__ojjvco0acdcb5">
               <w:r>
                 <w:rPr>
                   <w:rFonts w:ascii="Arial" w:cs="Arial" w:eastAsia="Arial" w:hAnsi="Arial"/>
@@ -9261,7 +9261,7 @@
               <w:spacing w:after="10" w:before="0"/>
               <w:ind w:left="120"/>
             </w:pPr>
-            <w:hyperlink w:history="1" r:id="rIdzfd9sppxh7ph8p4rmstme">
+            <w:hyperlink w:history="1" r:id="rIdli0oxnz9wpzzfbg_2btu4">
               <w:r>
                 <w:rPr>
                   <w:rFonts w:ascii="Arial" w:cs="Arial" w:eastAsia="Arial" w:hAnsi="Arial"/>
@@ -9456,7 +9456,7 @@
             <w:pPr>
               <w:spacing w:after="20" w:before="0"/>
             </w:pPr>
-            <w:hyperlink w:history="1" r:id="rIdbydgd70pw1zo4hvy-plpk">
+            <w:hyperlink w:history="1" r:id="rIdrhdlmkrhtgvszytzex58s">
               <w:r>
                 <w:rPr>
                   <w:rFonts w:ascii="Arial" w:cs="Arial" w:eastAsia="Arial" w:hAnsi="Arial"/>
@@ -9489,7 +9489,7 @@
               <w:spacing w:after="10" w:before="0"/>
               <w:ind w:left="120"/>
             </w:pPr>
-            <w:hyperlink w:history="1" r:id="rIddw7ikrjhof1bod6qyvyxh">
+            <w:hyperlink w:history="1" r:id="rId3pknxbrgas-2638-srfc5">
               <w:r>
                 <w:rPr>
                   <w:rFonts w:ascii="Arial" w:cs="Arial" w:eastAsia="Arial" w:hAnsi="Arial"/>
@@ -9534,7 +9534,7 @@
             <w:pPr>
               <w:spacing w:after="20" w:before="0"/>
             </w:pPr>
-            <w:hyperlink w:history="1" r:id="rIdqaqsg9ixtdi9y37t0q-vu">
+            <w:hyperlink w:history="1" r:id="rIdbz9fb0flwkolhraojibzs">
               <w:r>
                 <w:rPr>
                   <w:rFonts w:ascii="Arial" w:cs="Arial" w:eastAsia="Arial" w:hAnsi="Arial"/>
@@ -9567,7 +9567,7 @@
               <w:spacing w:after="10" w:before="0"/>
               <w:ind w:left="120"/>
             </w:pPr>
-            <w:hyperlink w:history="1" r:id="rIdsh4wsmiywmbt08kuto8jh">
+            <w:hyperlink w:history="1" r:id="rId1h9wgm7xkagbbyne3igoe">
               <w:r>
                 <w:rPr>
                   <w:rFonts w:ascii="Arial" w:cs="Arial" w:eastAsia="Arial" w:hAnsi="Arial"/>
@@ -9762,7 +9762,7 @@
             <w:pPr>
               <w:spacing w:after="20" w:before="0"/>
             </w:pPr>
-            <w:hyperlink w:history="1" r:id="rIdzcaqrgad85kml6jv6rvcz">
+            <w:hyperlink w:history="1" r:id="rId1m45erp6nya-yyysgtcfo">
               <w:r>
                 <w:rPr>
                   <w:rFonts w:ascii="Arial" w:cs="Arial" w:eastAsia="Arial" w:hAnsi="Arial"/>
@@ -9795,7 +9795,7 @@
               <w:spacing w:after="10" w:before="0"/>
               <w:ind w:left="120"/>
             </w:pPr>
-            <w:hyperlink w:history="1" r:id="rIdgljumuqo52qmyrki9xuab">
+            <w:hyperlink w:history="1" r:id="rId8vf0dhhonouzdyqfxs2vv">
               <w:r>
                 <w:rPr>
                   <w:rFonts w:ascii="Arial" w:cs="Arial" w:eastAsia="Arial" w:hAnsi="Arial"/>
@@ -9840,7 +9840,7 @@
             <w:pPr>
               <w:spacing w:after="20" w:before="0"/>
             </w:pPr>
-            <w:hyperlink w:history="1" r:id="rId94wjkcsaerhik8jpn8rf6">
+            <w:hyperlink w:history="1" r:id="rIdlm4l5h_qzehvv2e_vpdnk">
               <w:r>
                 <w:rPr>
                   <w:rFonts w:ascii="Arial" w:cs="Arial" w:eastAsia="Arial" w:hAnsi="Arial"/>
@@ -9873,7 +9873,7 @@
               <w:spacing w:after="10" w:before="0"/>
               <w:ind w:left="120"/>
             </w:pPr>
-            <w:hyperlink w:history="1" r:id="rIdfv7hjx6wvuts6s-prdmlq">
+            <w:hyperlink w:history="1" r:id="rIdm1tdvqqsn-ngmaa3jfzqw">
               <w:r>
                 <w:rPr>
                   <w:rFonts w:ascii="Arial" w:cs="Arial" w:eastAsia="Arial" w:hAnsi="Arial"/>
@@ -10068,7 +10068,7 @@
             <w:pPr>
               <w:spacing w:after="20" w:before="0"/>
             </w:pPr>
-            <w:hyperlink w:history="1" r:id="rIdyl048ss_h-zicc-snxx6i">
+            <w:hyperlink w:history="1" r:id="rIdfr7qraaegks7nk0oymayi">
               <w:r>
                 <w:rPr>
                   <w:rFonts w:ascii="Arial" w:cs="Arial" w:eastAsia="Arial" w:hAnsi="Arial"/>
@@ -10101,7 +10101,7 @@
               <w:spacing w:after="10" w:before="0"/>
               <w:ind w:left="120"/>
             </w:pPr>
-            <w:hyperlink w:history="1" r:id="rIddgiyhvi0pwbp2vs9if5cc">
+            <w:hyperlink w:history="1" r:id="rIdiyzuzofyazhcuprknwrb4">
               <w:r>
                 <w:rPr>
                   <w:rFonts w:ascii="Arial" w:cs="Arial" w:eastAsia="Arial" w:hAnsi="Arial"/>
@@ -10146,7 +10146,7 @@
             <w:pPr>
               <w:spacing w:after="20" w:before="0"/>
             </w:pPr>
-            <w:hyperlink w:history="1" r:id="rIdu5rhfy7ee_va2bm3kmkd0">
+            <w:hyperlink w:history="1" r:id="rIdaxt81x5tcocbuudpmthto">
               <w:r>
                 <w:rPr>
                   <w:rFonts w:ascii="Arial" w:cs="Arial" w:eastAsia="Arial" w:hAnsi="Arial"/>
@@ -10179,7 +10179,7 @@
               <w:spacing w:after="10" w:before="0"/>
               <w:ind w:left="120"/>
             </w:pPr>
-            <w:hyperlink w:history="1" r:id="rId0rbmatibsvuum4kcnn71l">
+            <w:hyperlink w:history="1" r:id="rId8lh-2nqpaexwut-xfoesj">
               <w:r>
                 <w:rPr>
                   <w:rFonts w:ascii="Arial" w:cs="Arial" w:eastAsia="Arial" w:hAnsi="Arial"/>
@@ -11761,7 +11761,7 @@
             <w:pPr>
               <w:spacing w:after="20" w:before="0"/>
             </w:pPr>
-            <w:hyperlink w:history="1" r:id="rIdlego1ukrqbmal0nhesipa">
+            <w:hyperlink w:history="1" r:id="rId0ulnb1y5an0apq_4co4bq">
               <w:r>
                 <w:rPr>
                   <w:rFonts w:ascii="Arial" w:cs="Arial" w:eastAsia="Arial" w:hAnsi="Arial"/>
@@ -11794,7 +11794,7 @@
               <w:spacing w:after="10" w:before="0"/>
               <w:ind w:left="120"/>
             </w:pPr>
-            <w:hyperlink w:history="1" r:id="rIdkpfscu2anr6bwig2a3w1y">
+            <w:hyperlink w:history="1" r:id="rIdbh3mqlg6iynwvufc0qkln">
               <w:r>
                 <w:rPr>
                   <w:rFonts w:ascii="Arial" w:cs="Arial" w:eastAsia="Arial" w:hAnsi="Arial"/>
@@ -11839,7 +11839,7 @@
             <w:pPr>
               <w:spacing w:after="20" w:before="0"/>
             </w:pPr>
-            <w:hyperlink w:history="1" r:id="rIdn7in0lojax0w89ds7imrd">
+            <w:hyperlink w:history="1" r:id="rId_yju9hwpvp9ku_y_cveru">
               <w:r>
                 <w:rPr>
                   <w:rFonts w:ascii="Arial" w:cs="Arial" w:eastAsia="Arial" w:hAnsi="Arial"/>
@@ -11872,7 +11872,7 @@
               <w:spacing w:after="10" w:before="0"/>
               <w:ind w:left="120"/>
             </w:pPr>
-            <w:hyperlink w:history="1" r:id="rIdazuys-3wdweybsldw08ef">
+            <w:hyperlink w:history="1" r:id="rIdtidltgtop7crpmj8nym70">
               <w:r>
                 <w:rPr>
                   <w:rFonts w:ascii="Arial" w:cs="Arial" w:eastAsia="Arial" w:hAnsi="Arial"/>
@@ -12067,7 +12067,7 @@
             <w:pPr>
               <w:spacing w:after="20" w:before="0"/>
             </w:pPr>
-            <w:hyperlink w:history="1" r:id="rIdrf2hh11mxtqzisykkezys">
+            <w:hyperlink w:history="1" r:id="rIdlo22sud7veiw3t4oa-vf8">
               <w:r>
                 <w:rPr>
                   <w:rFonts w:ascii="Arial" w:cs="Arial" w:eastAsia="Arial" w:hAnsi="Arial"/>
@@ -12100,7 +12100,7 @@
               <w:spacing w:after="10" w:before="0"/>
               <w:ind w:left="120"/>
             </w:pPr>
-            <w:hyperlink w:history="1" r:id="rIdex2wv9wo_bz2veg4ma8qz">
+            <w:hyperlink w:history="1" r:id="rIdtd5iarkcquhhncbqamygj">
               <w:r>
                 <w:rPr>
                   <w:rFonts w:ascii="Arial" w:cs="Arial" w:eastAsia="Arial" w:hAnsi="Arial"/>
@@ -12145,7 +12145,7 @@
             <w:pPr>
               <w:spacing w:after="20" w:before="0"/>
             </w:pPr>
-            <w:hyperlink w:history="1" r:id="rId6rb1l4yg6uknnbu-o4fl3">
+            <w:hyperlink w:history="1" r:id="rIdazhuixti-alqvwi2hs6uu">
               <w:r>
                 <w:rPr>
                   <w:rFonts w:ascii="Arial" w:cs="Arial" w:eastAsia="Arial" w:hAnsi="Arial"/>
@@ -12178,7 +12178,7 @@
               <w:spacing w:after="10" w:before="0"/>
               <w:ind w:left="120"/>
             </w:pPr>
-            <w:hyperlink w:history="1" r:id="rIdjp7luksx1it_koqi-awqa">
+            <w:hyperlink w:history="1" r:id="rIdwsebdl_nfvznr3hoz7sws">
               <w:r>
                 <w:rPr>
                   <w:rFonts w:ascii="Arial" w:cs="Arial" w:eastAsia="Arial" w:hAnsi="Arial"/>
@@ -12373,7 +12373,7 @@
             <w:pPr>
               <w:spacing w:after="20" w:before="0"/>
             </w:pPr>
-            <w:hyperlink w:history="1" r:id="rId_2ljv2ulfb3l8ijxvwavf">
+            <w:hyperlink w:history="1" r:id="rIdulipjfsakgroghf_ijasw">
               <w:r>
                 <w:rPr>
                   <w:rFonts w:ascii="Arial" w:cs="Arial" w:eastAsia="Arial" w:hAnsi="Arial"/>
@@ -12406,7 +12406,7 @@
               <w:spacing w:after="10" w:before="0"/>
               <w:ind w:left="120"/>
             </w:pPr>
-            <w:hyperlink w:history="1" r:id="rIdkfptotrvg5mbq7ezqfzq2">
+            <w:hyperlink w:history="1" r:id="rIdxbzhyvkl9hjjjo_zuj2wz">
               <w:r>
                 <w:rPr>
                   <w:rFonts w:ascii="Arial" w:cs="Arial" w:eastAsia="Arial" w:hAnsi="Arial"/>
@@ -12451,7 +12451,7 @@
             <w:pPr>
               <w:spacing w:after="20" w:before="0"/>
             </w:pPr>
-            <w:hyperlink w:history="1" r:id="rId6x_coiakklj-jnktjiy1l">
+            <w:hyperlink w:history="1" r:id="rIdwkkakp1m5gnjgopgbhxf1">
               <w:r>
                 <w:rPr>
                   <w:rFonts w:ascii="Arial" w:cs="Arial" w:eastAsia="Arial" w:hAnsi="Arial"/>
@@ -12484,7 +12484,7 @@
               <w:spacing w:after="10" w:before="0"/>
               <w:ind w:left="120"/>
             </w:pPr>
-            <w:hyperlink w:history="1" r:id="rIdyjjw6dpmlmah7u0qi8lxp">
+            <w:hyperlink w:history="1" r:id="rIdmuk1xmdzgnqkqeu8n-e3g">
               <w:r>
                 <w:rPr>
                   <w:rFonts w:ascii="Arial" w:cs="Arial" w:eastAsia="Arial" w:hAnsi="Arial"/>
@@ -12679,7 +12679,7 @@
             <w:pPr>
               <w:spacing w:after="20" w:before="0"/>
             </w:pPr>
-            <w:hyperlink w:history="1" r:id="rIdwws51bdexxtu8o6feszoh">
+            <w:hyperlink w:history="1" r:id="rIdpsbczlukvftt-xmrlvg55">
               <w:r>
                 <w:rPr>
                   <w:rFonts w:ascii="Arial" w:cs="Arial" w:eastAsia="Arial" w:hAnsi="Arial"/>
@@ -12712,7 +12712,7 @@
               <w:spacing w:after="10" w:before="0"/>
               <w:ind w:left="120"/>
             </w:pPr>
-            <w:hyperlink w:history="1" r:id="rId4iwsh85xqstno7baevfp_">
+            <w:hyperlink w:history="1" r:id="rIdmqr_3bbaazmcycrh6tbud">
               <w:r>
                 <w:rPr>
                   <w:rFonts w:ascii="Arial" w:cs="Arial" w:eastAsia="Arial" w:hAnsi="Arial"/>
@@ -12757,7 +12757,7 @@
             <w:pPr>
               <w:spacing w:after="20" w:before="0"/>
             </w:pPr>
-            <w:hyperlink w:history="1" r:id="rIdh3zw21iya5l7v4bwz8odz">
+            <w:hyperlink w:history="1" r:id="rIdzp3d6biutqfqvzm_nx_bn">
               <w:r>
                 <w:rPr>
                   <w:rFonts w:ascii="Arial" w:cs="Arial" w:eastAsia="Arial" w:hAnsi="Arial"/>
@@ -12790,7 +12790,7 @@
               <w:spacing w:after="10" w:before="0"/>
               <w:ind w:left="120"/>
             </w:pPr>
-            <w:hyperlink w:history="1" r:id="rIdwbt9wx5s9c22hdqy3sml1">
+            <w:hyperlink w:history="1" r:id="rId4w-0mu-gsclsgq1uov4ac">
               <w:r>
                 <w:rPr>
                   <w:rFonts w:ascii="Arial" w:cs="Arial" w:eastAsia="Arial" w:hAnsi="Arial"/>
@@ -12985,7 +12985,7 @@
             <w:pPr>
               <w:spacing w:after="20" w:before="0"/>
             </w:pPr>
-            <w:hyperlink w:history="1" r:id="rIdrvohcqv20iiumnnmswpla">
+            <w:hyperlink w:history="1" r:id="rIdz9zmystrd1xf7ozhxk36i">
               <w:r>
                 <w:rPr>
                   <w:rFonts w:ascii="Arial" w:cs="Arial" w:eastAsia="Arial" w:hAnsi="Arial"/>
@@ -13018,7 +13018,7 @@
               <w:spacing w:after="10" w:before="0"/>
               <w:ind w:left="120"/>
             </w:pPr>
-            <w:hyperlink w:history="1" r:id="rIdmaplo96jqdzspyf0xcl8u">
+            <w:hyperlink w:history="1" r:id="rIdzx3ptzbrd8swaztujh5ag">
               <w:r>
                 <w:rPr>
                   <w:rFonts w:ascii="Arial" w:cs="Arial" w:eastAsia="Arial" w:hAnsi="Arial"/>
@@ -13063,7 +13063,7 @@
             <w:pPr>
               <w:spacing w:after="20" w:before="0"/>
             </w:pPr>
-            <w:hyperlink w:history="1" r:id="rIdihf6nxzck1o_omp0tfplm">
+            <w:hyperlink w:history="1" r:id="rIdlfzkqihfijz0yh0plgftp">
               <w:r>
                 <w:rPr>
                   <w:rFonts w:ascii="Arial" w:cs="Arial" w:eastAsia="Arial" w:hAnsi="Arial"/>
@@ -13096,7 +13096,7 @@
               <w:spacing w:after="10" w:before="0"/>
               <w:ind w:left="120"/>
             </w:pPr>
-            <w:hyperlink w:history="1" r:id="rId3maufpjy2tox25lsyyqcs">
+            <w:hyperlink w:history="1" r:id="rIdwik449jrrz3z7aj5ry_wp">
               <w:r>
                 <w:rPr>
                   <w:rFonts w:ascii="Arial" w:cs="Arial" w:eastAsia="Arial" w:hAnsi="Arial"/>
@@ -14583,7 +14583,7 @@
             <w:pPr>
               <w:spacing w:after="20" w:before="0"/>
             </w:pPr>
-            <w:hyperlink w:history="1" r:id="rIdtqtevbf1bju-t6kzvogej">
+            <w:hyperlink w:history="1" r:id="rIdhsrtczfmsgsmhnpqgzmbp">
               <w:r>
                 <w:rPr>
                   <w:rFonts w:ascii="Arial" w:cs="Arial" w:eastAsia="Arial" w:hAnsi="Arial"/>
@@ -14616,7 +14616,7 @@
               <w:spacing w:after="10" w:before="0"/>
               <w:ind w:left="120"/>
             </w:pPr>
-            <w:hyperlink w:history="1" r:id="rIdptj3nljcyr8xtqveoyuce">
+            <w:hyperlink w:history="1" r:id="rIdit8izvn_tehrl-48shw4j">
               <w:r>
                 <w:rPr>
                   <w:rFonts w:ascii="Arial" w:cs="Arial" w:eastAsia="Arial" w:hAnsi="Arial"/>
@@ -14661,7 +14661,7 @@
             <w:pPr>
               <w:spacing w:after="20" w:before="0"/>
             </w:pPr>
-            <w:hyperlink w:history="1" r:id="rIdhactvi2-86kazkhncbjdj">
+            <w:hyperlink w:history="1" r:id="rIdxwb7keehelskw85pwv0qm">
               <w:r>
                 <w:rPr>
                   <w:rFonts w:ascii="Arial" w:cs="Arial" w:eastAsia="Arial" w:hAnsi="Arial"/>
@@ -14694,7 +14694,7 @@
               <w:spacing w:after="10" w:before="0"/>
               <w:ind w:left="120"/>
             </w:pPr>
-            <w:hyperlink w:history="1" r:id="rIdrmzvkosen_fzugfq7t9we">
+            <w:hyperlink w:history="1" r:id="rId3emnu1-tt5vcjn_97zx8e">
               <w:r>
                 <w:rPr>
                   <w:rFonts w:ascii="Arial" w:cs="Arial" w:eastAsia="Arial" w:hAnsi="Arial"/>
@@ -14889,7 +14889,7 @@
             <w:pPr>
               <w:spacing w:after="20" w:before="0"/>
             </w:pPr>
-            <w:hyperlink w:history="1" r:id="rId0o8jhhx14bhvlb7uceuvj">
+            <w:hyperlink w:history="1" r:id="rIdku-klsxcegoartov1glvw">
               <w:r>
                 <w:rPr>
                   <w:rFonts w:ascii="Arial" w:cs="Arial" w:eastAsia="Arial" w:hAnsi="Arial"/>
@@ -14922,7 +14922,7 @@
               <w:spacing w:after="10" w:before="0"/>
               <w:ind w:left="120"/>
             </w:pPr>
-            <w:hyperlink w:history="1" r:id="rIdfjfdhxyf3kn1s2kcw3hzl">
+            <w:hyperlink w:history="1" r:id="rIdhpudtfnk-zky4kcwghilv">
               <w:r>
                 <w:rPr>
                   <w:rFonts w:ascii="Arial" w:cs="Arial" w:eastAsia="Arial" w:hAnsi="Arial"/>
@@ -14967,7 +14967,7 @@
             <w:pPr>
               <w:spacing w:after="20" w:before="0"/>
             </w:pPr>
-            <w:hyperlink w:history="1" r:id="rId_vxfa-jab_bawyclxitsl">
+            <w:hyperlink w:history="1" r:id="rIdtutktzunv_ju1nes9mhle">
               <w:r>
                 <w:rPr>
                   <w:rFonts w:ascii="Arial" w:cs="Arial" w:eastAsia="Arial" w:hAnsi="Arial"/>
@@ -15000,7 +15000,7 @@
               <w:spacing w:after="10" w:before="0"/>
               <w:ind w:left="120"/>
             </w:pPr>
-            <w:hyperlink w:history="1" r:id="rIdulghfbkqt6jghz9twdgws">
+            <w:hyperlink w:history="1" r:id="rIdqeztkqi43hrerw5l2ooop">
               <w:r>
                 <w:rPr>
                   <w:rFonts w:ascii="Arial" w:cs="Arial" w:eastAsia="Arial" w:hAnsi="Arial"/>
@@ -15195,7 +15195,7 @@
             <w:pPr>
               <w:spacing w:after="20" w:before="0"/>
             </w:pPr>
-            <w:hyperlink w:history="1" r:id="rId7cya0foz-twjhgecdlryb">
+            <w:hyperlink w:history="1" r:id="rIdcglybcjeekx65q_sgpfbs">
               <w:r>
                 <w:rPr>
                   <w:rFonts w:ascii="Arial" w:cs="Arial" w:eastAsia="Arial" w:hAnsi="Arial"/>
@@ -15228,7 +15228,7 @@
               <w:spacing w:after="10" w:before="0"/>
               <w:ind w:left="120"/>
             </w:pPr>
-            <w:hyperlink w:history="1" r:id="rIddldwwcl5h4n3rqrr_igou">
+            <w:hyperlink w:history="1" r:id="rIdoc5nzjxsz1kx480kxkrlt">
               <w:r>
                 <w:rPr>
                   <w:rFonts w:ascii="Arial" w:cs="Arial" w:eastAsia="Arial" w:hAnsi="Arial"/>
@@ -15273,7 +15273,7 @@
             <w:pPr>
               <w:spacing w:after="20" w:before="0"/>
             </w:pPr>
-            <w:hyperlink w:history="1" r:id="rId8fwess2i_nsxnclvbkzqg">
+            <w:hyperlink w:history="1" r:id="rIdgu0tp4odhgbhrtfrbywrk">
               <w:r>
                 <w:rPr>
                   <w:rFonts w:ascii="Arial" w:cs="Arial" w:eastAsia="Arial" w:hAnsi="Arial"/>
@@ -15306,7 +15306,7 @@
               <w:spacing w:after="10" w:before="0"/>
               <w:ind w:left="120"/>
             </w:pPr>
-            <w:hyperlink w:history="1" r:id="rId9wyjbvil9am9rwdqucdwk">
+            <w:hyperlink w:history="1" r:id="rIduncginkuotqnlcttcxwub">
               <w:r>
                 <w:rPr>
                   <w:rFonts w:ascii="Arial" w:cs="Arial" w:eastAsia="Arial" w:hAnsi="Arial"/>
@@ -15501,7 +15501,7 @@
             <w:pPr>
               <w:spacing w:after="20" w:before="0"/>
             </w:pPr>
-            <w:hyperlink w:history="1" r:id="rIdynlwnmqhpxvsahljgrez3">
+            <w:hyperlink w:history="1" r:id="rIdqcawqk6dbhdhv6l9ytdjn">
               <w:r>
                 <w:rPr>
                   <w:rFonts w:ascii="Arial" w:cs="Arial" w:eastAsia="Arial" w:hAnsi="Arial"/>
@@ -15534,7 +15534,7 @@
               <w:spacing w:after="10" w:before="0"/>
               <w:ind w:left="120"/>
             </w:pPr>
-            <w:hyperlink w:history="1" r:id="rId9_xr1cpq5hngw-5-wr4ai">
+            <w:hyperlink w:history="1" r:id="rId32nzhaewqcw1omvbmvzlc">
               <w:r>
                 <w:rPr>
                   <w:rFonts w:ascii="Arial" w:cs="Arial" w:eastAsia="Arial" w:hAnsi="Arial"/>
@@ -15579,7 +15579,7 @@
             <w:pPr>
               <w:spacing w:after="20" w:before="0"/>
             </w:pPr>
-            <w:hyperlink w:history="1" r:id="rId2urcsnv0lgfh238_gv7nc">
+            <w:hyperlink w:history="1" r:id="rIdyunknvdo4cagcgtyx81tk">
               <w:r>
                 <w:rPr>
                   <w:rFonts w:ascii="Arial" w:cs="Arial" w:eastAsia="Arial" w:hAnsi="Arial"/>
@@ -15612,7 +15612,7 @@
               <w:spacing w:after="10" w:before="0"/>
               <w:ind w:left="120"/>
             </w:pPr>
-            <w:hyperlink w:history="1" r:id="rIdofakz-nzllelrnpk7eao_">
+            <w:hyperlink w:history="1" r:id="rId_kvbvbrf4sxuprznymxre">
               <w:r>
                 <w:rPr>
                   <w:rFonts w:ascii="Arial" w:cs="Arial" w:eastAsia="Arial" w:hAnsi="Arial"/>
@@ -15807,7 +15807,7 @@
             <w:pPr>
               <w:spacing w:after="20" w:before="0"/>
             </w:pPr>
-            <w:hyperlink w:history="1" r:id="rIdylwappxnjeeefowap-ogf">
+            <w:hyperlink w:history="1" r:id="rIdpmya-xvihe3t2l-y76xbr">
               <w:r>
                 <w:rPr>
                   <w:rFonts w:ascii="Arial" w:cs="Arial" w:eastAsia="Arial" w:hAnsi="Arial"/>
@@ -15840,7 +15840,7 @@
               <w:spacing w:after="10" w:before="0"/>
               <w:ind w:left="120"/>
             </w:pPr>
-            <w:hyperlink w:history="1" r:id="rId6mkl7fxhjnae3z6m2fcbo">
+            <w:hyperlink w:history="1" r:id="rId12ivqmvcpwnbm1zud7u8t">
               <w:r>
                 <w:rPr>
                   <w:rFonts w:ascii="Arial" w:cs="Arial" w:eastAsia="Arial" w:hAnsi="Arial"/>
@@ -15885,7 +15885,7 @@
             <w:pPr>
               <w:spacing w:after="20" w:before="0"/>
             </w:pPr>
-            <w:hyperlink w:history="1" r:id="rIdg9yjp3xg7bggivwcbl_-p">
+            <w:hyperlink w:history="1" r:id="rId_wwl3q-kyeqa9_6i9hlws">
               <w:r>
                 <w:rPr>
                   <w:rFonts w:ascii="Arial" w:cs="Arial" w:eastAsia="Arial" w:hAnsi="Arial"/>
@@ -15918,7 +15918,7 @@
               <w:spacing w:after="10" w:before="0"/>
               <w:ind w:left="120"/>
             </w:pPr>
-            <w:hyperlink w:history="1" r:id="rIdkpybecqc1us19mvuz_rir">
+            <w:hyperlink w:history="1" r:id="rIdn_hodv0q-iadwldlrsmtf">
               <w:r>
                 <w:rPr>
                   <w:rFonts w:ascii="Arial" w:cs="Arial" w:eastAsia="Arial" w:hAnsi="Arial"/>
@@ -17405,7 +17405,7 @@
             <w:pPr>
               <w:spacing w:after="20" w:before="0"/>
             </w:pPr>
-            <w:hyperlink w:history="1" r:id="rIdd40j9a1xpsktwgr7nz8vu">
+            <w:hyperlink w:history="1" r:id="rIdudvdvfc8qdhgz_abele8k">
               <w:r>
                 <w:rPr>
                   <w:rFonts w:ascii="Arial" w:cs="Arial" w:eastAsia="Arial" w:hAnsi="Arial"/>
@@ -17438,7 +17438,7 @@
               <w:spacing w:after="10" w:before="0"/>
               <w:ind w:left="120"/>
             </w:pPr>
-            <w:hyperlink w:history="1" r:id="rIdxyzdkpxzbxcelvbjudtm_">
+            <w:hyperlink w:history="1" r:id="rIdlxzbe_bhbhyvc2wpfds9y">
               <w:r>
                 <w:rPr>
                   <w:rFonts w:ascii="Arial" w:cs="Arial" w:eastAsia="Arial" w:hAnsi="Arial"/>
@@ -17483,7 +17483,7 @@
             <w:pPr>
               <w:spacing w:after="20" w:before="0"/>
             </w:pPr>
-            <w:hyperlink w:history="1" r:id="rIdlxjxnhodyt2yjevwipaoz">
+            <w:hyperlink w:history="1" r:id="rId2q5stvk9jtyuhvkchzr0l">
               <w:r>
                 <w:rPr>
                   <w:rFonts w:ascii="Arial" w:cs="Arial" w:eastAsia="Arial" w:hAnsi="Arial"/>
@@ -17516,7 +17516,7 @@
               <w:spacing w:after="10" w:before="0"/>
               <w:ind w:left="120"/>
             </w:pPr>
-            <w:hyperlink w:history="1" r:id="rIdeuwlshonx4d1cf-btensw">
+            <w:hyperlink w:history="1" r:id="rIddv8lykbm3bdr7hdh1c8rv">
               <w:r>
                 <w:rPr>
                   <w:rFonts w:ascii="Arial" w:cs="Arial" w:eastAsia="Arial" w:hAnsi="Arial"/>
@@ -17711,7 +17711,7 @@
             <w:pPr>
               <w:spacing w:after="20" w:before="0"/>
             </w:pPr>
-            <w:hyperlink w:history="1" r:id="rIdsknh5fa81ctuf1g1b_6v4">
+            <w:hyperlink w:history="1" r:id="rIdsr2igdoq9mweh2ajseydo">
               <w:r>
                 <w:rPr>
                   <w:rFonts w:ascii="Arial" w:cs="Arial" w:eastAsia="Arial" w:hAnsi="Arial"/>
@@ -17744,7 +17744,7 @@
               <w:spacing w:after="10" w:before="0"/>
               <w:ind w:left="120"/>
             </w:pPr>
-            <w:hyperlink w:history="1" r:id="rIdljab6uozmrzbxld3qlahf">
+            <w:hyperlink w:history="1" r:id="rIdaqv8ttziovtdhxnbwhrl-">
               <w:r>
                 <w:rPr>
                   <w:rFonts w:ascii="Arial" w:cs="Arial" w:eastAsia="Arial" w:hAnsi="Arial"/>
@@ -17789,7 +17789,7 @@
             <w:pPr>
               <w:spacing w:after="20" w:before="0"/>
             </w:pPr>
-            <w:hyperlink w:history="1" r:id="rIdg_g2kftbqbydho4t7lgcv">
+            <w:hyperlink w:history="1" r:id="rIdqrp9bdgduulqrmhgtcbmn">
               <w:r>
                 <w:rPr>
                   <w:rFonts w:ascii="Arial" w:cs="Arial" w:eastAsia="Arial" w:hAnsi="Arial"/>
@@ -17822,7 +17822,7 @@
               <w:spacing w:after="10" w:before="0"/>
               <w:ind w:left="120"/>
             </w:pPr>
-            <w:hyperlink w:history="1" r:id="rId6xcsccp05lb-hayvag8y5">
+            <w:hyperlink w:history="1" r:id="rIdvbhrohxms2w3pfd8ib3ob">
               <w:r>
                 <w:rPr>
                   <w:rFonts w:ascii="Arial" w:cs="Arial" w:eastAsia="Arial" w:hAnsi="Arial"/>
@@ -18017,7 +18017,7 @@
             <w:pPr>
               <w:spacing w:after="20" w:before="0"/>
             </w:pPr>
-            <w:hyperlink w:history="1" r:id="rIdaqhhdszxbwntpfef14keg">
+            <w:hyperlink w:history="1" r:id="rId9algy_tvc8s5mak828pbj">
               <w:r>
                 <w:rPr>
                   <w:rFonts w:ascii="Arial" w:cs="Arial" w:eastAsia="Arial" w:hAnsi="Arial"/>
@@ -18050,7 +18050,7 @@
               <w:spacing w:after="10" w:before="0"/>
               <w:ind w:left="120"/>
             </w:pPr>
-            <w:hyperlink w:history="1" r:id="rIde4w5d7imdqclj_emun1jk">
+            <w:hyperlink w:history="1" r:id="rIduu4dk77dyo0pwzfinvjqm">
               <w:r>
                 <w:rPr>
                   <w:rFonts w:ascii="Arial" w:cs="Arial" w:eastAsia="Arial" w:hAnsi="Arial"/>
@@ -18095,7 +18095,7 @@
             <w:pPr>
               <w:spacing w:after="20" w:before="0"/>
             </w:pPr>
-            <w:hyperlink w:history="1" r:id="rIdrpevtixaiu4r-fyl0ofmr">
+            <w:hyperlink w:history="1" r:id="rIdzuyrgo_olxkfxjsv7khr3">
               <w:r>
                 <w:rPr>
                   <w:rFonts w:ascii="Arial" w:cs="Arial" w:eastAsia="Arial" w:hAnsi="Arial"/>
@@ -18128,7 +18128,7 @@
               <w:spacing w:after="10" w:before="0"/>
               <w:ind w:left="120"/>
             </w:pPr>
-            <w:hyperlink w:history="1" r:id="rIdf4d4bqfrftmrvgfnkla7_">
+            <w:hyperlink w:history="1" r:id="rIdfvkencmczczdrxm0sftc_">
               <w:r>
                 <w:rPr>
                   <w:rFonts w:ascii="Arial" w:cs="Arial" w:eastAsia="Arial" w:hAnsi="Arial"/>
@@ -18323,7 +18323,7 @@
             <w:pPr>
               <w:spacing w:after="20" w:before="0"/>
             </w:pPr>
-            <w:hyperlink w:history="1" r:id="rIdlkihfimq2fwif4hthodzi">
+            <w:hyperlink w:history="1" r:id="rIdsnonkqpwzwqtysfxae8yp">
               <w:r>
                 <w:rPr>
                   <w:rFonts w:ascii="Arial" w:cs="Arial" w:eastAsia="Arial" w:hAnsi="Arial"/>
@@ -18356,7 +18356,7 @@
               <w:spacing w:after="10" w:before="0"/>
               <w:ind w:left="120"/>
             </w:pPr>
-            <w:hyperlink w:history="1" r:id="rIdy4jurs3zagyjm_kblxrkr">
+            <w:hyperlink w:history="1" r:id="rId8fmkovewdultkcfkqdyss">
               <w:r>
                 <w:rPr>
                   <w:rFonts w:ascii="Arial" w:cs="Arial" w:eastAsia="Arial" w:hAnsi="Arial"/>
@@ -18401,7 +18401,7 @@
             <w:pPr>
               <w:spacing w:after="20" w:before="0"/>
             </w:pPr>
-            <w:hyperlink w:history="1" r:id="rIdzqhxqdbjl4_dzev6qyyin">
+            <w:hyperlink w:history="1" r:id="rIdg_msomhxwwfbtsw-dah4j">
               <w:r>
                 <w:rPr>
                   <w:rFonts w:ascii="Arial" w:cs="Arial" w:eastAsia="Arial" w:hAnsi="Arial"/>
@@ -18434,7 +18434,7 @@
               <w:spacing w:after="10" w:before="0"/>
               <w:ind w:left="120"/>
             </w:pPr>
-            <w:hyperlink w:history="1" r:id="rIdq8muggvqkdrpe2ylumych">
+            <w:hyperlink w:history="1" r:id="rIdkqhburtk8q5crgq6kwkxb">
               <w:r>
                 <w:rPr>
                   <w:rFonts w:ascii="Arial" w:cs="Arial" w:eastAsia="Arial" w:hAnsi="Arial"/>
@@ -18629,7 +18629,7 @@
             <w:pPr>
               <w:spacing w:after="20" w:before="0"/>
             </w:pPr>
-            <w:hyperlink w:history="1" r:id="rIdnkpf0fsqzidumpj3br1ub">
+            <w:hyperlink w:history="1" r:id="rId7ofra-pjvh-vf7xrjncao">
               <w:r>
                 <w:rPr>
                   <w:rFonts w:ascii="Arial" w:cs="Arial" w:eastAsia="Arial" w:hAnsi="Arial"/>
@@ -18662,7 +18662,7 @@
               <w:spacing w:after="10" w:before="0"/>
               <w:ind w:left="120"/>
             </w:pPr>
-            <w:hyperlink w:history="1" r:id="rIdoebkk_yrmcadfiu19cp7l">
+            <w:hyperlink w:history="1" r:id="rIdl6dorvsxp6b2ms77xxcqm">
               <w:r>
                 <w:rPr>
                   <w:rFonts w:ascii="Arial" w:cs="Arial" w:eastAsia="Arial" w:hAnsi="Arial"/>
@@ -18707,7 +18707,7 @@
             <w:pPr>
               <w:spacing w:after="20" w:before="0"/>
             </w:pPr>
-            <w:hyperlink w:history="1" r:id="rId88yrj1oqbx_lffoucsjin">
+            <w:hyperlink w:history="1" r:id="rIdj90dcnghvsf8qtipyhgv1">
               <w:r>
                 <w:rPr>
                   <w:rFonts w:ascii="Arial" w:cs="Arial" w:eastAsia="Arial" w:hAnsi="Arial"/>
@@ -18740,7 +18740,7 @@
               <w:spacing w:after="10" w:before="0"/>
               <w:ind w:left="120"/>
             </w:pPr>
-            <w:hyperlink w:history="1" r:id="rIdmp9fhsnkujelv2ibzc5g8">
+            <w:hyperlink w:history="1" r:id="rIdkmy3pgk3uetx4ygomsaub">
               <w:r>
                 <w:rPr>
                   <w:rFonts w:ascii="Arial" w:cs="Arial" w:eastAsia="Arial" w:hAnsi="Arial"/>
@@ -20227,7 +20227,7 @@
             <w:pPr>
               <w:spacing w:after="20" w:before="0"/>
             </w:pPr>
-            <w:hyperlink w:history="1" r:id="rIdke8sl5lynopgoif1yp8bg">
+            <w:hyperlink w:history="1" r:id="rIdwvcxvuefrexbbhuxhwpf7">
               <w:r>
                 <w:rPr>
                   <w:rFonts w:ascii="Arial" w:cs="Arial" w:eastAsia="Arial" w:hAnsi="Arial"/>
@@ -20260,7 +20260,7 @@
               <w:spacing w:after="10" w:before="0"/>
               <w:ind w:left="120"/>
             </w:pPr>
-            <w:hyperlink w:history="1" r:id="rIdfqbhm3yjjtnaro9xipt3j">
+            <w:hyperlink w:history="1" r:id="rIdguqhob6mdotcpgoxmncrj">
               <w:r>
                 <w:rPr>
                   <w:rFonts w:ascii="Arial" w:cs="Arial" w:eastAsia="Arial" w:hAnsi="Arial"/>
@@ -20305,7 +20305,7 @@
             <w:pPr>
               <w:spacing w:after="20" w:before="0"/>
             </w:pPr>
-            <w:hyperlink w:history="1" r:id="rId89_pqgzjp0augvex4pxke">
+            <w:hyperlink w:history="1" r:id="rIdf7eanrh5k5do4jl3mgvxw">
               <w:r>
                 <w:rPr>
                   <w:rFonts w:ascii="Arial" w:cs="Arial" w:eastAsia="Arial" w:hAnsi="Arial"/>
@@ -20338,7 +20338,7 @@
               <w:spacing w:after="10" w:before="0"/>
               <w:ind w:left="120"/>
             </w:pPr>
-            <w:hyperlink w:history="1" r:id="rIdlllakaq-n8mbc7rf0zwwz">
+            <w:hyperlink w:history="1" r:id="rIdlwmkkhmfwugwzgt_rogah">
               <w:r>
                 <w:rPr>
                   <w:rFonts w:ascii="Arial" w:cs="Arial" w:eastAsia="Arial" w:hAnsi="Arial"/>
@@ -20533,7 +20533,7 @@
             <w:pPr>
               <w:spacing w:after="20" w:before="0"/>
             </w:pPr>
-            <w:hyperlink w:history="1" r:id="rIdw5l59yxxenygaad5_4ne6">
+            <w:hyperlink w:history="1" r:id="rIdkuqj-humsyrpc9oof_boa">
               <w:r>
                 <w:rPr>
                   <w:rFonts w:ascii="Arial" w:cs="Arial" w:eastAsia="Arial" w:hAnsi="Arial"/>
@@ -20566,7 +20566,7 @@
               <w:spacing w:after="10" w:before="0"/>
               <w:ind w:left="120"/>
             </w:pPr>
-            <w:hyperlink w:history="1" r:id="rIdxzd6lr36dxfbrmmgbg8ap">
+            <w:hyperlink w:history="1" r:id="rIdbzlkf4gqrngpzhhz-ovrg">
               <w:r>
                 <w:rPr>
                   <w:rFonts w:ascii="Arial" w:cs="Arial" w:eastAsia="Arial" w:hAnsi="Arial"/>
@@ -20611,7 +20611,7 @@
             <w:pPr>
               <w:spacing w:after="20" w:before="0"/>
             </w:pPr>
-            <w:hyperlink w:history="1" r:id="rIdxs2vgma0ayr29mscndxex">
+            <w:hyperlink w:history="1" r:id="rIdjwo7wm0dbo1npj5qoszu7">
               <w:r>
                 <w:rPr>
                   <w:rFonts w:ascii="Arial" w:cs="Arial" w:eastAsia="Arial" w:hAnsi="Arial"/>
@@ -20644,7 +20644,7 @@
               <w:spacing w:after="10" w:before="0"/>
               <w:ind w:left="120"/>
             </w:pPr>
-            <w:hyperlink w:history="1" r:id="rIdlqimnwlpdfrecxy5-0zgq">
+            <w:hyperlink w:history="1" r:id="rIdeve-avpj3h04pao5t21fz">
               <w:r>
                 <w:rPr>
                   <w:rFonts w:ascii="Arial" w:cs="Arial" w:eastAsia="Arial" w:hAnsi="Arial"/>
@@ -20839,7 +20839,7 @@
             <w:pPr>
               <w:spacing w:after="20" w:before="0"/>
             </w:pPr>
-            <w:hyperlink w:history="1" r:id="rIdbw63ekckruljqfjdsqjlb">
+            <w:hyperlink w:history="1" r:id="rId4iz6wooq18nhtwygxoi2y">
               <w:r>
                 <w:rPr>
                   <w:rFonts w:ascii="Arial" w:cs="Arial" w:eastAsia="Arial" w:hAnsi="Arial"/>
@@ -20872,7 +20872,7 @@
               <w:spacing w:after="10" w:before="0"/>
               <w:ind w:left="120"/>
             </w:pPr>
-            <w:hyperlink w:history="1" r:id="rIdrw9tzh0-blrwhs0x30ef3">
+            <w:hyperlink w:history="1" r:id="rIdyt9dcnervc4yshgnfylqo">
               <w:r>
                 <w:rPr>
                   <w:rFonts w:ascii="Arial" w:cs="Arial" w:eastAsia="Arial" w:hAnsi="Arial"/>
@@ -20917,7 +20917,7 @@
             <w:pPr>
               <w:spacing w:after="20" w:before="0"/>
             </w:pPr>
-            <w:hyperlink w:history="1" r:id="rIdlwlz3hb_ymsbbbhy30n2i">
+            <w:hyperlink w:history="1" r:id="rIdf6scbkv6zplbb0twendop">
               <w:r>
                 <w:rPr>
                   <w:rFonts w:ascii="Arial" w:cs="Arial" w:eastAsia="Arial" w:hAnsi="Arial"/>
@@ -20950,7 +20950,7 @@
               <w:spacing w:after="10" w:before="0"/>
               <w:ind w:left="120"/>
             </w:pPr>
-            <w:hyperlink w:history="1" r:id="rIds501pwcq279xcdeqpo5ni">
+            <w:hyperlink w:history="1" r:id="rIdpfyescw29atao8-m_qzum">
               <w:r>
                 <w:rPr>
                   <w:rFonts w:ascii="Arial" w:cs="Arial" w:eastAsia="Arial" w:hAnsi="Arial"/>
@@ -21145,7 +21145,7 @@
             <w:pPr>
               <w:spacing w:after="20" w:before="0"/>
             </w:pPr>
-            <w:hyperlink w:history="1" r:id="rIdnrw7a2o_-qyhom2polcld">
+            <w:hyperlink w:history="1" r:id="rIdru_ydrafzypphf9dy1997">
               <w:r>
                 <w:rPr>
                   <w:rFonts w:ascii="Arial" w:cs="Arial" w:eastAsia="Arial" w:hAnsi="Arial"/>
@@ -21178,7 +21178,7 @@
               <w:spacing w:after="10" w:before="0"/>
               <w:ind w:left="120"/>
             </w:pPr>
-            <w:hyperlink w:history="1" r:id="rIdlhx3tfzk_qvbqmkyr4gzn">
+            <w:hyperlink w:history="1" r:id="rIde9lcnvt_khqmck2_rx80c">
               <w:r>
                 <w:rPr>
                   <w:rFonts w:ascii="Arial" w:cs="Arial" w:eastAsia="Arial" w:hAnsi="Arial"/>
@@ -21223,7 +21223,7 @@
             <w:pPr>
               <w:spacing w:after="20" w:before="0"/>
             </w:pPr>
-            <w:hyperlink w:history="1" r:id="rIdtrshvs-k0xxsnlexkzm-j">
+            <w:hyperlink w:history="1" r:id="rIdhg8jmls76k27og40xhaql">
               <w:r>
                 <w:rPr>
                   <w:rFonts w:ascii="Arial" w:cs="Arial" w:eastAsia="Arial" w:hAnsi="Arial"/>
@@ -21256,7 +21256,7 @@
               <w:spacing w:after="10" w:before="0"/>
               <w:ind w:left="120"/>
             </w:pPr>
-            <w:hyperlink w:history="1" r:id="rIdjttyefh0wdypvca94i0yr">
+            <w:hyperlink w:history="1" r:id="rIdm9g5swg1bygdqu_p227ld">
               <w:r>
                 <w:rPr>
                   <w:rFonts w:ascii="Arial" w:cs="Arial" w:eastAsia="Arial" w:hAnsi="Arial"/>
@@ -21451,7 +21451,7 @@
             <w:pPr>
               <w:spacing w:after="20" w:before="0"/>
             </w:pPr>
-            <w:hyperlink w:history="1" r:id="rIdepzppwancczjxtpldjl7o">
+            <w:hyperlink w:history="1" r:id="rIdy25dn05iv6cvswjyhak1d">
               <w:r>
                 <w:rPr>
                   <w:rFonts w:ascii="Arial" w:cs="Arial" w:eastAsia="Arial" w:hAnsi="Arial"/>
@@ -21484,7 +21484,7 @@
               <w:spacing w:after="10" w:before="0"/>
               <w:ind w:left="120"/>
             </w:pPr>
-            <w:hyperlink w:history="1" r:id="rId2_hd4l2jnadecmjt4vpp6">
+            <w:hyperlink w:history="1" r:id="rIdp5mfk5sjb8pgc5ug__lcq">
               <w:r>
                 <w:rPr>
                   <w:rFonts w:ascii="Arial" w:cs="Arial" w:eastAsia="Arial" w:hAnsi="Arial"/>
@@ -21529,7 +21529,7 @@
             <w:pPr>
               <w:spacing w:after="20" w:before="0"/>
             </w:pPr>
-            <w:hyperlink w:history="1" r:id="rIdrqyhdwvpsztsph8wwbb51">
+            <w:hyperlink w:history="1" r:id="rId11s7ftqheivkmy5os1bnb">
               <w:r>
                 <w:rPr>
                   <w:rFonts w:ascii="Arial" w:cs="Arial" w:eastAsia="Arial" w:hAnsi="Arial"/>
@@ -21562,7 +21562,7 @@
               <w:spacing w:after="10" w:before="0"/>
               <w:ind w:left="120"/>
             </w:pPr>
-            <w:hyperlink w:history="1" r:id="rIdy8pgb6hfh3ev2jzcgrwrb">
+            <w:hyperlink w:history="1" r:id="rIdj915bqv0v0ylyl5dcdb51">
               <w:r>
                 <w:rPr>
                   <w:rFonts w:ascii="Arial" w:cs="Arial" w:eastAsia="Arial" w:hAnsi="Arial"/>
@@ -23049,7 +23049,7 @@
             <w:pPr>
               <w:spacing w:after="20" w:before="0"/>
             </w:pPr>
-            <w:hyperlink w:history="1" r:id="rIdil_tmo_rbk1ed5frdgvab">
+            <w:hyperlink w:history="1" r:id="rIdm4kyihozxhere5mxfvmvj">
               <w:r>
                 <w:rPr>
                   <w:rFonts w:ascii="Arial" w:cs="Arial" w:eastAsia="Arial" w:hAnsi="Arial"/>
@@ -23082,7 +23082,7 @@
               <w:spacing w:after="10" w:before="0"/>
               <w:ind w:left="120"/>
             </w:pPr>
-            <w:hyperlink w:history="1" r:id="rIdu32_ryfpi37tddj8qqojz">
+            <w:hyperlink w:history="1" r:id="rIdgl5dkweta7xsyamxryzn5">
               <w:r>
                 <w:rPr>
                   <w:rFonts w:ascii="Arial" w:cs="Arial" w:eastAsia="Arial" w:hAnsi="Arial"/>
@@ -23127,7 +23127,7 @@
             <w:pPr>
               <w:spacing w:after="20" w:before="0"/>
             </w:pPr>
-            <w:hyperlink w:history="1" r:id="rId-ktnriygfgn44iknoexwu">
+            <w:hyperlink w:history="1" r:id="rIdo1igsl1bilkbwpuyt7wyw">
               <w:r>
                 <w:rPr>
                   <w:rFonts w:ascii="Arial" w:cs="Arial" w:eastAsia="Arial" w:hAnsi="Arial"/>
@@ -23160,7 +23160,7 @@
               <w:spacing w:after="10" w:before="0"/>
               <w:ind w:left="120"/>
             </w:pPr>
-            <w:hyperlink w:history="1" r:id="rId5bf2ys6hgkzxfghrqgc6t">
+            <w:hyperlink w:history="1" r:id="rId9_4rqxcp-l1vzpln7fhmn">
               <w:r>
                 <w:rPr>
                   <w:rFonts w:ascii="Arial" w:cs="Arial" w:eastAsia="Arial" w:hAnsi="Arial"/>
@@ -23355,7 +23355,7 @@
             <w:pPr>
               <w:spacing w:after="20" w:before="0"/>
             </w:pPr>
-            <w:hyperlink w:history="1" r:id="rId10oe6w5mwwh-k9pyio_ux">
+            <w:hyperlink w:history="1" r:id="rIdux_i1c4jxtwpp9hnwvhzy">
               <w:r>
                 <w:rPr>
                   <w:rFonts w:ascii="Arial" w:cs="Arial" w:eastAsia="Arial" w:hAnsi="Arial"/>
@@ -23388,7 +23388,7 @@
               <w:spacing w:after="10" w:before="0"/>
               <w:ind w:left="120"/>
             </w:pPr>
-            <w:hyperlink w:history="1" r:id="rId9hkppqgpoq7kvs1ttdssz">
+            <w:hyperlink w:history="1" r:id="rIdahlotenrdkr45trb1f33o">
               <w:r>
                 <w:rPr>
                   <w:rFonts w:ascii="Arial" w:cs="Arial" w:eastAsia="Arial" w:hAnsi="Arial"/>
@@ -23433,7 +23433,7 @@
             <w:pPr>
               <w:spacing w:after="20" w:before="0"/>
             </w:pPr>
-            <w:hyperlink w:history="1" r:id="rIdhzajixi1m3j-igjymwk3y">
+            <w:hyperlink w:history="1" r:id="rIdflncggxv2m6vfpos7dfrd">
               <w:r>
                 <w:rPr>
                   <w:rFonts w:ascii="Arial" w:cs="Arial" w:eastAsia="Arial" w:hAnsi="Arial"/>
@@ -23466,7 +23466,7 @@
               <w:spacing w:after="10" w:before="0"/>
               <w:ind w:left="120"/>
             </w:pPr>
-            <w:hyperlink w:history="1" r:id="rIdutwh44_ehjnzbh74srw-e">
+            <w:hyperlink w:history="1" r:id="rId_a4pa9rgagbp2ruzkfftw">
               <w:r>
                 <w:rPr>
                   <w:rFonts w:ascii="Arial" w:cs="Arial" w:eastAsia="Arial" w:hAnsi="Arial"/>
@@ -23661,7 +23661,7 @@
             <w:pPr>
               <w:spacing w:after="20" w:before="0"/>
             </w:pPr>
-            <w:hyperlink w:history="1" r:id="rIdovw7sebhk6i6dfmoafodt">
+            <w:hyperlink w:history="1" r:id="rIdpcyrvnianstlblqt2a9ut">
               <w:r>
                 <w:rPr>
                   <w:rFonts w:ascii="Arial" w:cs="Arial" w:eastAsia="Arial" w:hAnsi="Arial"/>
@@ -23694,7 +23694,7 @@
               <w:spacing w:after="10" w:before="0"/>
               <w:ind w:left="120"/>
             </w:pPr>
-            <w:hyperlink w:history="1" r:id="rIdcf1qsvuajca_8vxacqarm">
+            <w:hyperlink w:history="1" r:id="rIdqsj6prhlob8oske9rwmwz">
               <w:r>
                 <w:rPr>
                   <w:rFonts w:ascii="Arial" w:cs="Arial" w:eastAsia="Arial" w:hAnsi="Arial"/>
@@ -23739,7 +23739,7 @@
             <w:pPr>
               <w:spacing w:after="20" w:before="0"/>
             </w:pPr>
-            <w:hyperlink w:history="1" r:id="rId_w4jbmx5pofzcndcpywkp">
+            <w:hyperlink w:history="1" r:id="rIdi7byveg0_j-yhhv4neibi">
               <w:r>
                 <w:rPr>
                   <w:rFonts w:ascii="Arial" w:cs="Arial" w:eastAsia="Arial" w:hAnsi="Arial"/>
@@ -23772,7 +23772,7 @@
               <w:spacing w:after="10" w:before="0"/>
               <w:ind w:left="120"/>
             </w:pPr>
-            <w:hyperlink w:history="1" r:id="rIdf31mzbz7dc7avodiycu_z">
+            <w:hyperlink w:history="1" r:id="rIdm4bhxcphdz3wkfmw6wt2q">
               <w:r>
                 <w:rPr>
                   <w:rFonts w:ascii="Arial" w:cs="Arial" w:eastAsia="Arial" w:hAnsi="Arial"/>
@@ -23967,7 +23967,7 @@
             <w:pPr>
               <w:spacing w:after="20" w:before="0"/>
             </w:pPr>
-            <w:hyperlink w:history="1" r:id="rIdrnmasx84wzxtqkotz35xg">
+            <w:hyperlink w:history="1" r:id="rId8itzh4ol30yv_rxwtcqu8">
               <w:r>
                 <w:rPr>
                   <w:rFonts w:ascii="Arial" w:cs="Arial" w:eastAsia="Arial" w:hAnsi="Arial"/>
@@ -24000,7 +24000,7 @@
               <w:spacing w:after="10" w:before="0"/>
               <w:ind w:left="120"/>
             </w:pPr>
-            <w:hyperlink w:history="1" r:id="rId7-_osgtb38ve7dleigjqw">
+            <w:hyperlink w:history="1" r:id="rIdy5juzhksjwbgfwcx61bxm">
               <w:r>
                 <w:rPr>
                   <w:rFonts w:ascii="Arial" w:cs="Arial" w:eastAsia="Arial" w:hAnsi="Arial"/>
@@ -24045,7 +24045,7 @@
             <w:pPr>
               <w:spacing w:after="20" w:before="0"/>
             </w:pPr>
-            <w:hyperlink w:history="1" r:id="rIdwmljbjlhb9gg_kf3ri_-k">
+            <w:hyperlink w:history="1" r:id="rIdtmzfripvzu85hee5sj-pu">
               <w:r>
                 <w:rPr>
                   <w:rFonts w:ascii="Arial" w:cs="Arial" w:eastAsia="Arial" w:hAnsi="Arial"/>
@@ -24078,7 +24078,7 @@
               <w:spacing w:after="10" w:before="0"/>
               <w:ind w:left="120"/>
             </w:pPr>
-            <w:hyperlink w:history="1" r:id="rIdvrn6j5ph48_njwv_-go52">
+            <w:hyperlink w:history="1" r:id="rIdr8ta1dz-rzjr0athoacm8">
               <w:r>
                 <w:rPr>
                   <w:rFonts w:ascii="Arial" w:cs="Arial" w:eastAsia="Arial" w:hAnsi="Arial"/>
@@ -24273,7 +24273,7 @@
             <w:pPr>
               <w:spacing w:after="20" w:before="0"/>
             </w:pPr>
-            <w:hyperlink w:history="1" r:id="rIdqpzse1vuyulyeizq8mjtx">
+            <w:hyperlink w:history="1" r:id="rIdlzkjaordrjsli3hhec95v">
               <w:r>
                 <w:rPr>
                   <w:rFonts w:ascii="Arial" w:cs="Arial" w:eastAsia="Arial" w:hAnsi="Arial"/>
@@ -24306,7 +24306,7 @@
               <w:spacing w:after="10" w:before="0"/>
               <w:ind w:left="120"/>
             </w:pPr>
-            <w:hyperlink w:history="1" r:id="rId1fsu3ojajve5gn1v6js51">
+            <w:hyperlink w:history="1" r:id="rIdchkgtqm3g8vy5yrokj-lx">
               <w:r>
                 <w:rPr>
                   <w:rFonts w:ascii="Arial" w:cs="Arial" w:eastAsia="Arial" w:hAnsi="Arial"/>
@@ -24351,7 +24351,7 @@
             <w:pPr>
               <w:spacing w:after="20" w:before="0"/>
             </w:pPr>
-            <w:hyperlink w:history="1" r:id="rId2wdkjjo_wuyvv7l9boxqi">
+            <w:hyperlink w:history="1" r:id="rIdsaubvzsda2lszb5hf9ubg">
               <w:r>
                 <w:rPr>
                   <w:rFonts w:ascii="Arial" w:cs="Arial" w:eastAsia="Arial" w:hAnsi="Arial"/>
@@ -24384,7 +24384,7 @@
               <w:spacing w:after="10" w:before="0"/>
               <w:ind w:left="120"/>
             </w:pPr>
-            <w:hyperlink w:history="1" r:id="rIdekvvnuupc97u2by22vt2q">
+            <w:hyperlink w:history="1" r:id="rIdwloulm98k1e7iup6v4nd9">
               <w:r>
                 <w:rPr>
                   <w:rFonts w:ascii="Arial" w:cs="Arial" w:eastAsia="Arial" w:hAnsi="Arial"/>

--- a/data/outputs/v2/Chemistry/SS2.1_Introduction_to_Salts/Chemistry_Introduction_to_Salts_CBE_LessonSequence.docx
+++ b/data/outputs/v2/Chemistry/SS2.1_Introduction_to_Salts/Chemistry_Introduction_to_Salts_CBE_LessonSequence.docx
@@ -3086,7 +3086,7 @@
             <w:pPr>
               <w:spacing w:after="20" w:before="0"/>
             </w:pPr>
-            <w:hyperlink w:history="1" r:id="rIdusqtaiwxvgfhhnngt-xrz">
+            <w:hyperlink w:history="1" r:id="rIdeyhv_mdmh6xm8b2qkkmnh">
               <w:r>
                 <w:rPr>
                   <w:rFonts w:ascii="Arial" w:cs="Arial" w:eastAsia="Arial" w:hAnsi="Arial"/>
@@ -3119,7 +3119,7 @@
               <w:spacing w:after="10" w:before="0"/>
               <w:ind w:left="120"/>
             </w:pPr>
-            <w:hyperlink w:history="1" r:id="rIdrslh5-8eds6wrj76lxqu1">
+            <w:hyperlink w:history="1" r:id="rIdtvm9xqrkzgowqxpi06cvn">
               <w:r>
                 <w:rPr>
                   <w:rFonts w:ascii="Arial" w:cs="Arial" w:eastAsia="Arial" w:hAnsi="Arial"/>
@@ -3164,7 +3164,7 @@
             <w:pPr>
               <w:spacing w:after="20" w:before="0"/>
             </w:pPr>
-            <w:hyperlink w:history="1" r:id="rId7w9luep7tt6hqwdsz8suw">
+            <w:hyperlink w:history="1" r:id="rIdne6n0stxfwao2xzuzdyh1">
               <w:r>
                 <w:rPr>
                   <w:rFonts w:ascii="Arial" w:cs="Arial" w:eastAsia="Arial" w:hAnsi="Arial"/>
@@ -3197,7 +3197,7 @@
               <w:spacing w:after="10" w:before="0"/>
               <w:ind w:left="120"/>
             </w:pPr>
-            <w:hyperlink w:history="1" r:id="rIddzoahjertxabb5v_afdcv">
+            <w:hyperlink w:history="1" r:id="rIdmgcpt2pswbpxd4hnpeivf">
               <w:r>
                 <w:rPr>
                   <w:rFonts w:ascii="Arial" w:cs="Arial" w:eastAsia="Arial" w:hAnsi="Arial"/>
@@ -3392,7 +3392,7 @@
             <w:pPr>
               <w:spacing w:after="20" w:before="0"/>
             </w:pPr>
-            <w:hyperlink w:history="1" r:id="rIduw60icap_ltmkvazqvon4">
+            <w:hyperlink w:history="1" r:id="rIdmlnvuudjyhtdslkzsdwop">
               <w:r>
                 <w:rPr>
                   <w:rFonts w:ascii="Arial" w:cs="Arial" w:eastAsia="Arial" w:hAnsi="Arial"/>
@@ -3425,7 +3425,7 @@
               <w:spacing w:after="10" w:before="0"/>
               <w:ind w:left="120"/>
             </w:pPr>
-            <w:hyperlink w:history="1" r:id="rIdt21ooxbuop0pumbzmcmtl">
+            <w:hyperlink w:history="1" r:id="rIdslv1105qofsixziujlhsr">
               <w:r>
                 <w:rPr>
                   <w:rFonts w:ascii="Arial" w:cs="Arial" w:eastAsia="Arial" w:hAnsi="Arial"/>
@@ -3470,7 +3470,7 @@
             <w:pPr>
               <w:spacing w:after="20" w:before="0"/>
             </w:pPr>
-            <w:hyperlink w:history="1" r:id="rIdokkeopx5pglq5dvjgg10u">
+            <w:hyperlink w:history="1" r:id="rIdddy1vs_et5ulrrxdjhyrm">
               <w:r>
                 <w:rPr>
                   <w:rFonts w:ascii="Arial" w:cs="Arial" w:eastAsia="Arial" w:hAnsi="Arial"/>
@@ -3503,7 +3503,7 @@
               <w:spacing w:after="10" w:before="0"/>
               <w:ind w:left="120"/>
             </w:pPr>
-            <w:hyperlink w:history="1" r:id="rIdyznofuxlafletjs3h8_6t">
+            <w:hyperlink w:history="1" r:id="rId4j3bvonypeho3nnlrar29">
               <w:r>
                 <w:rPr>
                   <w:rFonts w:ascii="Arial" w:cs="Arial" w:eastAsia="Arial" w:hAnsi="Arial"/>
@@ -3698,7 +3698,7 @@
             <w:pPr>
               <w:spacing w:after="20" w:before="0"/>
             </w:pPr>
-            <w:hyperlink w:history="1" r:id="rId3pp2hgg7eupgs5gothyfa">
+            <w:hyperlink w:history="1" r:id="rId8h4ivqrbizyx3pqnebdo7">
               <w:r>
                 <w:rPr>
                   <w:rFonts w:ascii="Arial" w:cs="Arial" w:eastAsia="Arial" w:hAnsi="Arial"/>
@@ -3731,7 +3731,7 @@
               <w:spacing w:after="10" w:before="0"/>
               <w:ind w:left="120"/>
             </w:pPr>
-            <w:hyperlink w:history="1" r:id="rIdq6u-ckz2ae4ts0wvz0e-r">
+            <w:hyperlink w:history="1" r:id="rId3x7229xmchmd_ayvyamgb">
               <w:r>
                 <w:rPr>
                   <w:rFonts w:ascii="Arial" w:cs="Arial" w:eastAsia="Arial" w:hAnsi="Arial"/>
@@ -3776,7 +3776,7 @@
             <w:pPr>
               <w:spacing w:after="20" w:before="0"/>
             </w:pPr>
-            <w:hyperlink w:history="1" r:id="rId2lbpa3hyscxjtj_ygrlqg">
+            <w:hyperlink w:history="1" r:id="rIdxkzdzczragmshyukith8k">
               <w:r>
                 <w:rPr>
                   <w:rFonts w:ascii="Arial" w:cs="Arial" w:eastAsia="Arial" w:hAnsi="Arial"/>
@@ -3809,7 +3809,7 @@
               <w:spacing w:after="10" w:before="0"/>
               <w:ind w:left="120"/>
             </w:pPr>
-            <w:hyperlink w:history="1" r:id="rIdyaxfcjbv4liunzvf18xwn">
+            <w:hyperlink w:history="1" r:id="rIdzyjac2bweerkhydoboyxi">
               <w:r>
                 <w:rPr>
                   <w:rFonts w:ascii="Arial" w:cs="Arial" w:eastAsia="Arial" w:hAnsi="Arial"/>
@@ -4004,7 +4004,7 @@
             <w:pPr>
               <w:spacing w:after="20" w:before="0"/>
             </w:pPr>
-            <w:hyperlink w:history="1" r:id="rIdgaw63rcmbh-cg8zlookf3">
+            <w:hyperlink w:history="1" r:id="rIdoxoxow-h_9uthgdhomheb">
               <w:r>
                 <w:rPr>
                   <w:rFonts w:ascii="Arial" w:cs="Arial" w:eastAsia="Arial" w:hAnsi="Arial"/>
@@ -4037,7 +4037,7 @@
               <w:spacing w:after="10" w:before="0"/>
               <w:ind w:left="120"/>
             </w:pPr>
-            <w:hyperlink w:history="1" r:id="rIdoqcrs-hokugkcqc6r5k5k">
+            <w:hyperlink w:history="1" r:id="rIdynnfeji_av6asw1fyyyyr">
               <w:r>
                 <w:rPr>
                   <w:rFonts w:ascii="Arial" w:cs="Arial" w:eastAsia="Arial" w:hAnsi="Arial"/>
@@ -4082,7 +4082,7 @@
             <w:pPr>
               <w:spacing w:after="20" w:before="0"/>
             </w:pPr>
-            <w:hyperlink w:history="1" r:id="rIdrrgsbtmdeofr_lvwtgjg3">
+            <w:hyperlink w:history="1" r:id="rIdc3n4xrala_1hedjjzeard">
               <w:r>
                 <w:rPr>
                   <w:rFonts w:ascii="Arial" w:cs="Arial" w:eastAsia="Arial" w:hAnsi="Arial"/>
@@ -4115,7 +4115,7 @@
               <w:spacing w:after="10" w:before="0"/>
               <w:ind w:left="120"/>
             </w:pPr>
-            <w:hyperlink w:history="1" r:id="rIdi9b4i60bagltqr2cl4ozu">
+            <w:hyperlink w:history="1" r:id="rIdefv29alnm2jhyniccbqk8">
               <w:r>
                 <w:rPr>
                   <w:rFonts w:ascii="Arial" w:cs="Arial" w:eastAsia="Arial" w:hAnsi="Arial"/>
@@ -4310,7 +4310,7 @@
             <w:pPr>
               <w:spacing w:after="20" w:before="0"/>
             </w:pPr>
-            <w:hyperlink w:history="1" r:id="rIdqlenuta0qzaqa5euomctg">
+            <w:hyperlink w:history="1" r:id="rIdy8yc_h5g98nxqlngxxcrq">
               <w:r>
                 <w:rPr>
                   <w:rFonts w:ascii="Arial" w:cs="Arial" w:eastAsia="Arial" w:hAnsi="Arial"/>
@@ -4343,7 +4343,7 @@
               <w:spacing w:after="10" w:before="0"/>
               <w:ind w:left="120"/>
             </w:pPr>
-            <w:hyperlink w:history="1" r:id="rIdj-4y87vzgdo4ns8j8ff1x">
+            <w:hyperlink w:history="1" r:id="rIdfgbgg45ruddzwjonnzxqq">
               <w:r>
                 <w:rPr>
                   <w:rFonts w:ascii="Arial" w:cs="Arial" w:eastAsia="Arial" w:hAnsi="Arial"/>
@@ -4388,7 +4388,7 @@
             <w:pPr>
               <w:spacing w:after="20" w:before="0"/>
             </w:pPr>
-            <w:hyperlink w:history="1" r:id="rIdfhsee4ix1luj4mnwesrhp">
+            <w:hyperlink w:history="1" r:id="rIdhmaqryk5_3sehp7k_ywm5">
               <w:r>
                 <w:rPr>
                   <w:rFonts w:ascii="Arial" w:cs="Arial" w:eastAsia="Arial" w:hAnsi="Arial"/>
@@ -4421,7 +4421,7 @@
               <w:spacing w:after="10" w:before="0"/>
               <w:ind w:left="120"/>
             </w:pPr>
-            <w:hyperlink w:history="1" r:id="rIde2dpghtg7eqdveiehqdcp">
+            <w:hyperlink w:history="1" r:id="rIdyxgm6kcdjj18qytgblyuq">
               <w:r>
                 <w:rPr>
                   <w:rFonts w:ascii="Arial" w:cs="Arial" w:eastAsia="Arial" w:hAnsi="Arial"/>
@@ -6022,7 +6022,7 @@
             <w:pPr>
               <w:spacing w:after="20" w:before="0"/>
             </w:pPr>
-            <w:hyperlink w:history="1" r:id="rIddhbzmwc_2kosygriu6mdp">
+            <w:hyperlink w:history="1" r:id="rId6e6tnbxnxzguketn_qyoz">
               <w:r>
                 <w:rPr>
                   <w:rFonts w:ascii="Arial" w:cs="Arial" w:eastAsia="Arial" w:hAnsi="Arial"/>
@@ -6055,7 +6055,7 @@
               <w:spacing w:after="10" w:before="0"/>
               <w:ind w:left="120"/>
             </w:pPr>
-            <w:hyperlink w:history="1" r:id="rIdejmhetldxjgcmnjvdarrn">
+            <w:hyperlink w:history="1" r:id="rIdjzupgh0gwuvw4ovxaj0cl">
               <w:r>
                 <w:rPr>
                   <w:rFonts w:ascii="Arial" w:cs="Arial" w:eastAsia="Arial" w:hAnsi="Arial"/>
@@ -6100,7 +6100,7 @@
             <w:pPr>
               <w:spacing w:after="20" w:before="0"/>
             </w:pPr>
-            <w:hyperlink w:history="1" r:id="rId2ptymyjekn_g3pyczpy1i">
+            <w:hyperlink w:history="1" r:id="rIdkc5q36pamzuqckjdlyejk">
               <w:r>
                 <w:rPr>
                   <w:rFonts w:ascii="Arial" w:cs="Arial" w:eastAsia="Arial" w:hAnsi="Arial"/>
@@ -6133,7 +6133,7 @@
               <w:spacing w:after="10" w:before="0"/>
               <w:ind w:left="120"/>
             </w:pPr>
-            <w:hyperlink w:history="1" r:id="rIdecldoo2ydlgzgtihsauin">
+            <w:hyperlink w:history="1" r:id="rIdgnlcd08-wq0fzxa4rc6nl">
               <w:r>
                 <w:rPr>
                   <w:rFonts w:ascii="Arial" w:cs="Arial" w:eastAsia="Arial" w:hAnsi="Arial"/>
@@ -6328,7 +6328,7 @@
             <w:pPr>
               <w:spacing w:after="20" w:before="0"/>
             </w:pPr>
-            <w:hyperlink w:history="1" r:id="rIdyzlxcxnq54c_5zd31wc9m">
+            <w:hyperlink w:history="1" r:id="rIdzrn2ujesluk6sdjvuq7pc">
               <w:r>
                 <w:rPr>
                   <w:rFonts w:ascii="Arial" w:cs="Arial" w:eastAsia="Arial" w:hAnsi="Arial"/>
@@ -6361,7 +6361,7 @@
               <w:spacing w:after="10" w:before="0"/>
               <w:ind w:left="120"/>
             </w:pPr>
-            <w:hyperlink w:history="1" r:id="rIdgz6ubr4y82c6i_h0o-mbz">
+            <w:hyperlink w:history="1" r:id="rIdzi2pu-n-hyy59hjnfwalp">
               <w:r>
                 <w:rPr>
                   <w:rFonts w:ascii="Arial" w:cs="Arial" w:eastAsia="Arial" w:hAnsi="Arial"/>
@@ -6406,7 +6406,7 @@
             <w:pPr>
               <w:spacing w:after="20" w:before="0"/>
             </w:pPr>
-            <w:hyperlink w:history="1" r:id="rIdeqpma8g3-wryhomcbfroi">
+            <w:hyperlink w:history="1" r:id="rId--czc_5hfzm-ka1dzaqk6">
               <w:r>
                 <w:rPr>
                   <w:rFonts w:ascii="Arial" w:cs="Arial" w:eastAsia="Arial" w:hAnsi="Arial"/>
@@ -6439,7 +6439,7 @@
               <w:spacing w:after="10" w:before="0"/>
               <w:ind w:left="120"/>
             </w:pPr>
-            <w:hyperlink w:history="1" r:id="rIdsyu6chy6akmygrgpobcm4">
+            <w:hyperlink w:history="1" r:id="rIdqogv1hgdbritjo5zcfilr">
               <w:r>
                 <w:rPr>
                   <w:rFonts w:ascii="Arial" w:cs="Arial" w:eastAsia="Arial" w:hAnsi="Arial"/>
@@ -6634,7 +6634,7 @@
             <w:pPr>
               <w:spacing w:after="20" w:before="0"/>
             </w:pPr>
-            <w:hyperlink w:history="1" r:id="rIdwxgguowuezzbr7-di6opp">
+            <w:hyperlink w:history="1" r:id="rId1_jto5ojjae7sp-lrjxec">
               <w:r>
                 <w:rPr>
                   <w:rFonts w:ascii="Arial" w:cs="Arial" w:eastAsia="Arial" w:hAnsi="Arial"/>
@@ -6667,7 +6667,7 @@
               <w:spacing w:after="10" w:before="0"/>
               <w:ind w:left="120"/>
             </w:pPr>
-            <w:hyperlink w:history="1" r:id="rIdo_c7gapexdm-zpsgbfray">
+            <w:hyperlink w:history="1" r:id="rIdymdzq8muefzpularyhtp7">
               <w:r>
                 <w:rPr>
                   <w:rFonts w:ascii="Arial" w:cs="Arial" w:eastAsia="Arial" w:hAnsi="Arial"/>
@@ -6712,7 +6712,7 @@
             <w:pPr>
               <w:spacing w:after="20" w:before="0"/>
             </w:pPr>
-            <w:hyperlink w:history="1" r:id="rIdzjwrgnfk00xl9-ey30po9">
+            <w:hyperlink w:history="1" r:id="rIdgnjucni8lvc-gnt9jadvw">
               <w:r>
                 <w:rPr>
                   <w:rFonts w:ascii="Arial" w:cs="Arial" w:eastAsia="Arial" w:hAnsi="Arial"/>
@@ -6745,7 +6745,7 @@
               <w:spacing w:after="10" w:before="0"/>
               <w:ind w:left="120"/>
             </w:pPr>
-            <w:hyperlink w:history="1" r:id="rIdmmmejuayiks4ywdwv-tgc">
+            <w:hyperlink w:history="1" r:id="rIdeljrvppx8kluufq_ulxht">
               <w:r>
                 <w:rPr>
                   <w:rFonts w:ascii="Arial" w:cs="Arial" w:eastAsia="Arial" w:hAnsi="Arial"/>
@@ -6940,7 +6940,7 @@
             <w:pPr>
               <w:spacing w:after="20" w:before="0"/>
             </w:pPr>
-            <w:hyperlink w:history="1" r:id="rIdk4m0fn9iq9xyaoluid1ll">
+            <w:hyperlink w:history="1" r:id="rIdsynjvozz1cdsdam7knvtm">
               <w:r>
                 <w:rPr>
                   <w:rFonts w:ascii="Arial" w:cs="Arial" w:eastAsia="Arial" w:hAnsi="Arial"/>
@@ -6973,7 +6973,7 @@
               <w:spacing w:after="10" w:before="0"/>
               <w:ind w:left="120"/>
             </w:pPr>
-            <w:hyperlink w:history="1" r:id="rIdxkpa55vkoynihvly6_x0o">
+            <w:hyperlink w:history="1" r:id="rIdcizplozqabkvlx2hng-fp">
               <w:r>
                 <w:rPr>
                   <w:rFonts w:ascii="Arial" w:cs="Arial" w:eastAsia="Arial" w:hAnsi="Arial"/>
@@ -7018,7 +7018,7 @@
             <w:pPr>
               <w:spacing w:after="20" w:before="0"/>
             </w:pPr>
-            <w:hyperlink w:history="1" r:id="rIdrd0j3get4b3rmo3o_iyrr">
+            <w:hyperlink w:history="1" r:id="rId3ctnbrycvwzfwiq0-g87r">
               <w:r>
                 <w:rPr>
                   <w:rFonts w:ascii="Arial" w:cs="Arial" w:eastAsia="Arial" w:hAnsi="Arial"/>
@@ -7051,7 +7051,7 @@
               <w:spacing w:after="10" w:before="0"/>
               <w:ind w:left="120"/>
             </w:pPr>
-            <w:hyperlink w:history="1" r:id="rIds0iqt4pcpknflzr3gbjdz">
+            <w:hyperlink w:history="1" r:id="rIddncfvn0rfvq5lyvkakb39">
               <w:r>
                 <w:rPr>
                   <w:rFonts w:ascii="Arial" w:cs="Arial" w:eastAsia="Arial" w:hAnsi="Arial"/>
@@ -7246,7 +7246,7 @@
             <w:pPr>
               <w:spacing w:after="20" w:before="0"/>
             </w:pPr>
-            <w:hyperlink w:history="1" r:id="rIdqi8qjpjs0ifx-yglzf_7w">
+            <w:hyperlink w:history="1" r:id="rIdkhybgvqtrcrtfhg_dd6xy">
               <w:r>
                 <w:rPr>
                   <w:rFonts w:ascii="Arial" w:cs="Arial" w:eastAsia="Arial" w:hAnsi="Arial"/>
@@ -7279,7 +7279,7 @@
               <w:spacing w:after="10" w:before="0"/>
               <w:ind w:left="120"/>
             </w:pPr>
-            <w:hyperlink w:history="1" r:id="rId_rk4cj6dhxy-xxj7ppr6b">
+            <w:hyperlink w:history="1" r:id="rIdizhprqxrwygos9b7rtpkc">
               <w:r>
                 <w:rPr>
                   <w:rFonts w:ascii="Arial" w:cs="Arial" w:eastAsia="Arial" w:hAnsi="Arial"/>
@@ -7324,7 +7324,7 @@
             <w:pPr>
               <w:spacing w:after="20" w:before="0"/>
             </w:pPr>
-            <w:hyperlink w:history="1" r:id="rId4ilwqqgj1btbwzkho15aq">
+            <w:hyperlink w:history="1" r:id="rId4mak3thkr6gfvmld3xo0t">
               <w:r>
                 <w:rPr>
                   <w:rFonts w:ascii="Arial" w:cs="Arial" w:eastAsia="Arial" w:hAnsi="Arial"/>
@@ -7357,7 +7357,7 @@
               <w:spacing w:after="10" w:before="0"/>
               <w:ind w:left="120"/>
             </w:pPr>
-            <w:hyperlink w:history="1" r:id="rId3_v-bdapy6m4_gyx89yxv">
+            <w:hyperlink w:history="1" r:id="rIdc5t0d_bpttiwmucnn14p-">
               <w:r>
                 <w:rPr>
                   <w:rFonts w:ascii="Arial" w:cs="Arial" w:eastAsia="Arial" w:hAnsi="Arial"/>
@@ -8844,7 +8844,7 @@
             <w:pPr>
               <w:spacing w:after="20" w:before="0"/>
             </w:pPr>
-            <w:hyperlink w:history="1" r:id="rIdx7p1v9wk6e5ea5azynvvn">
+            <w:hyperlink w:history="1" r:id="rIdlaqjb-4mmgiroreqgnvsu">
               <w:r>
                 <w:rPr>
                   <w:rFonts w:ascii="Arial" w:cs="Arial" w:eastAsia="Arial" w:hAnsi="Arial"/>
@@ -8877,7 +8877,7 @@
               <w:spacing w:after="10" w:before="0"/>
               <w:ind w:left="120"/>
             </w:pPr>
-            <w:hyperlink w:history="1" r:id="rId-al2ccaxt1syvhay6drrf">
+            <w:hyperlink w:history="1" r:id="rIdibuuypbodywod27qw6ufj">
               <w:r>
                 <w:rPr>
                   <w:rFonts w:ascii="Arial" w:cs="Arial" w:eastAsia="Arial" w:hAnsi="Arial"/>
@@ -8922,7 +8922,7 @@
             <w:pPr>
               <w:spacing w:after="20" w:before="0"/>
             </w:pPr>
-            <w:hyperlink w:history="1" r:id="rIdwosxci_jkizo7qt2zbbuo">
+            <w:hyperlink w:history="1" r:id="rId7-yxiqxunxuddwayz017j">
               <w:r>
                 <w:rPr>
                   <w:rFonts w:ascii="Arial" w:cs="Arial" w:eastAsia="Arial" w:hAnsi="Arial"/>
@@ -8955,7 +8955,7 @@
               <w:spacing w:after="10" w:before="0"/>
               <w:ind w:left="120"/>
             </w:pPr>
-            <w:hyperlink w:history="1" r:id="rId6nuaqkqm0cyh6yvhk_haq">
+            <w:hyperlink w:history="1" r:id="rIdydgqnklgz6zohwesje90f">
               <w:r>
                 <w:rPr>
                   <w:rFonts w:ascii="Arial" w:cs="Arial" w:eastAsia="Arial" w:hAnsi="Arial"/>
@@ -9150,7 +9150,7 @@
             <w:pPr>
               <w:spacing w:after="20" w:before="0"/>
             </w:pPr>
-            <w:hyperlink w:history="1" r:id="rIdlfltjs_qzjz_4tnbdfg3y">
+            <w:hyperlink w:history="1" r:id="rIdobjzxj7x9qhz-yrz5my6h">
               <w:r>
                 <w:rPr>
                   <w:rFonts w:ascii="Arial" w:cs="Arial" w:eastAsia="Arial" w:hAnsi="Arial"/>
@@ -9183,7 +9183,7 @@
               <w:spacing w:after="10" w:before="0"/>
               <w:ind w:left="120"/>
             </w:pPr>
-            <w:hyperlink w:history="1" r:id="rIdroqkzo1zkddvdc4y5ww5x">
+            <w:hyperlink w:history="1" r:id="rIdoajgaaysp65gwc_8ueejw">
               <w:r>
                 <w:rPr>
                   <w:rFonts w:ascii="Arial" w:cs="Arial" w:eastAsia="Arial" w:hAnsi="Arial"/>
@@ -9228,7 +9228,7 @@
             <w:pPr>
               <w:spacing w:after="20" w:before="0"/>
             </w:pPr>
-            <w:hyperlink w:history="1" r:id="rIdnn1uv7__ojjvco0acdcb5">
+            <w:hyperlink w:history="1" r:id="rId3g1nbogv8c8rzkbs6d9qs">
               <w:r>
                 <w:rPr>
                   <w:rFonts w:ascii="Arial" w:cs="Arial" w:eastAsia="Arial" w:hAnsi="Arial"/>
@@ -9261,7 +9261,7 @@
               <w:spacing w:after="10" w:before="0"/>
               <w:ind w:left="120"/>
             </w:pPr>
-            <w:hyperlink w:history="1" r:id="rIdli0oxnz9wpzzfbg_2btu4">
+            <w:hyperlink w:history="1" r:id="rId4gn_aetjaiq_17twjjeag">
               <w:r>
                 <w:rPr>
                   <w:rFonts w:ascii="Arial" w:cs="Arial" w:eastAsia="Arial" w:hAnsi="Arial"/>
@@ -9456,7 +9456,7 @@
             <w:pPr>
               <w:spacing w:after="20" w:before="0"/>
             </w:pPr>
-            <w:hyperlink w:history="1" r:id="rIdrhdlmkrhtgvszytzex58s">
+            <w:hyperlink w:history="1" r:id="rIdz-tut4bffktm3zk4mhmrt">
               <w:r>
                 <w:rPr>
                   <w:rFonts w:ascii="Arial" w:cs="Arial" w:eastAsia="Arial" w:hAnsi="Arial"/>
@@ -9489,7 +9489,7 @@
               <w:spacing w:after="10" w:before="0"/>
               <w:ind w:left="120"/>
             </w:pPr>
-            <w:hyperlink w:history="1" r:id="rId3pknxbrgas-2638-srfc5">
+            <w:hyperlink w:history="1" r:id="rIdsr08i9ncgkg2o7b5bl82i">
               <w:r>
                 <w:rPr>
                   <w:rFonts w:ascii="Arial" w:cs="Arial" w:eastAsia="Arial" w:hAnsi="Arial"/>
@@ -9534,7 +9534,7 @@
             <w:pPr>
               <w:spacing w:after="20" w:before="0"/>
             </w:pPr>
-            <w:hyperlink w:history="1" r:id="rIdbz9fb0flwkolhraojibzs">
+            <w:hyperlink w:history="1" r:id="rIdg9nc_vxczg-cxqxemue3t">
               <w:r>
                 <w:rPr>
                   <w:rFonts w:ascii="Arial" w:cs="Arial" w:eastAsia="Arial" w:hAnsi="Arial"/>
@@ -9567,7 +9567,7 @@
               <w:spacing w:after="10" w:before="0"/>
               <w:ind w:left="120"/>
             </w:pPr>
-            <w:hyperlink w:history="1" r:id="rId1h9wgm7xkagbbyne3igoe">
+            <w:hyperlink w:history="1" r:id="rId3cwah9ea1md8oikfd4syr">
               <w:r>
                 <w:rPr>
                   <w:rFonts w:ascii="Arial" w:cs="Arial" w:eastAsia="Arial" w:hAnsi="Arial"/>
@@ -9762,7 +9762,7 @@
             <w:pPr>
               <w:spacing w:after="20" w:before="0"/>
             </w:pPr>
-            <w:hyperlink w:history="1" r:id="rId1m45erp6nya-yyysgtcfo">
+            <w:hyperlink w:history="1" r:id="rIdajrp0culyp0qe3sgbu0rw">
               <w:r>
                 <w:rPr>
                   <w:rFonts w:ascii="Arial" w:cs="Arial" w:eastAsia="Arial" w:hAnsi="Arial"/>
@@ -9795,7 +9795,7 @@
               <w:spacing w:after="10" w:before="0"/>
               <w:ind w:left="120"/>
             </w:pPr>
-            <w:hyperlink w:history="1" r:id="rId8vf0dhhonouzdyqfxs2vv">
+            <w:hyperlink w:history="1" r:id="rIdmvqje8kv0mfkujdxxsxw8">
               <w:r>
                 <w:rPr>
                   <w:rFonts w:ascii="Arial" w:cs="Arial" w:eastAsia="Arial" w:hAnsi="Arial"/>
@@ -9840,7 +9840,7 @@
             <w:pPr>
               <w:spacing w:after="20" w:before="0"/>
             </w:pPr>
-            <w:hyperlink w:history="1" r:id="rIdlm4l5h_qzehvv2e_vpdnk">
+            <w:hyperlink w:history="1" r:id="rIdwkwaq2mod-qwwvphc8ny1">
               <w:r>
                 <w:rPr>
                   <w:rFonts w:ascii="Arial" w:cs="Arial" w:eastAsia="Arial" w:hAnsi="Arial"/>
@@ -9873,7 +9873,7 @@
               <w:spacing w:after="10" w:before="0"/>
               <w:ind w:left="120"/>
             </w:pPr>
-            <w:hyperlink w:history="1" r:id="rIdm1tdvqqsn-ngmaa3jfzqw">
+            <w:hyperlink w:history="1" r:id="rIdjnq1eh9rfhhg10q6nz_kd">
               <w:r>
                 <w:rPr>
                   <w:rFonts w:ascii="Arial" w:cs="Arial" w:eastAsia="Arial" w:hAnsi="Arial"/>
@@ -10068,7 +10068,7 @@
             <w:pPr>
               <w:spacing w:after="20" w:before="0"/>
             </w:pPr>
-            <w:hyperlink w:history="1" r:id="rIdfr7qraaegks7nk0oymayi">
+            <w:hyperlink w:history="1" r:id="rIdzymjwxklhlhnpaifm_vuy">
               <w:r>
                 <w:rPr>
                   <w:rFonts w:ascii="Arial" w:cs="Arial" w:eastAsia="Arial" w:hAnsi="Arial"/>
@@ -10101,7 +10101,7 @@
               <w:spacing w:after="10" w:before="0"/>
               <w:ind w:left="120"/>
             </w:pPr>
-            <w:hyperlink w:history="1" r:id="rIdiyzuzofyazhcuprknwrb4">
+            <w:hyperlink w:history="1" r:id="rIdkql-irs61n1hzuuqx0dvy">
               <w:r>
                 <w:rPr>
                   <w:rFonts w:ascii="Arial" w:cs="Arial" w:eastAsia="Arial" w:hAnsi="Arial"/>
@@ -10146,7 +10146,7 @@
             <w:pPr>
               <w:spacing w:after="20" w:before="0"/>
             </w:pPr>
-            <w:hyperlink w:history="1" r:id="rIdaxt81x5tcocbuudpmthto">
+            <w:hyperlink w:history="1" r:id="rIdargjbxenfs24rzewstywx">
               <w:r>
                 <w:rPr>
                   <w:rFonts w:ascii="Arial" w:cs="Arial" w:eastAsia="Arial" w:hAnsi="Arial"/>
@@ -10179,7 +10179,7 @@
               <w:spacing w:after="10" w:before="0"/>
               <w:ind w:left="120"/>
             </w:pPr>
-            <w:hyperlink w:history="1" r:id="rId8lh-2nqpaexwut-xfoesj">
+            <w:hyperlink w:history="1" r:id="rIddmzq71kwfuasiindgaoyl">
               <w:r>
                 <w:rPr>
                   <w:rFonts w:ascii="Arial" w:cs="Arial" w:eastAsia="Arial" w:hAnsi="Arial"/>
@@ -11761,7 +11761,7 @@
             <w:pPr>
               <w:spacing w:after="20" w:before="0"/>
             </w:pPr>
-            <w:hyperlink w:history="1" r:id="rId0ulnb1y5an0apq_4co4bq">
+            <w:hyperlink w:history="1" r:id="rId69x6dr1tqqx3jh8_tstke">
               <w:r>
                 <w:rPr>
                   <w:rFonts w:ascii="Arial" w:cs="Arial" w:eastAsia="Arial" w:hAnsi="Arial"/>
@@ -11794,7 +11794,7 @@
               <w:spacing w:after="10" w:before="0"/>
               <w:ind w:left="120"/>
             </w:pPr>
-            <w:hyperlink w:history="1" r:id="rIdbh3mqlg6iynwvufc0qkln">
+            <w:hyperlink w:history="1" r:id="rIdcvjsmdjjwz7t3kj0-0pva">
               <w:r>
                 <w:rPr>
                   <w:rFonts w:ascii="Arial" w:cs="Arial" w:eastAsia="Arial" w:hAnsi="Arial"/>
@@ -11839,7 +11839,7 @@
             <w:pPr>
               <w:spacing w:after="20" w:before="0"/>
             </w:pPr>
-            <w:hyperlink w:history="1" r:id="rId_yju9hwpvp9ku_y_cveru">
+            <w:hyperlink w:history="1" r:id="rIdixbkzzsntvilhehheejfq">
               <w:r>
                 <w:rPr>
                   <w:rFonts w:ascii="Arial" w:cs="Arial" w:eastAsia="Arial" w:hAnsi="Arial"/>
@@ -11872,7 +11872,7 @@
               <w:spacing w:after="10" w:before="0"/>
               <w:ind w:left="120"/>
             </w:pPr>
-            <w:hyperlink w:history="1" r:id="rIdtidltgtop7crpmj8nym70">
+            <w:hyperlink w:history="1" r:id="rIdwp76vskkhb_qcpvb0nlpq">
               <w:r>
                 <w:rPr>
                   <w:rFonts w:ascii="Arial" w:cs="Arial" w:eastAsia="Arial" w:hAnsi="Arial"/>
@@ -12067,7 +12067,7 @@
             <w:pPr>
               <w:spacing w:after="20" w:before="0"/>
             </w:pPr>
-            <w:hyperlink w:history="1" r:id="rIdlo22sud7veiw3t4oa-vf8">
+            <w:hyperlink w:history="1" r:id="rIdegqd03-ogvlzvukyh5rwz">
               <w:r>
                 <w:rPr>
                   <w:rFonts w:ascii="Arial" w:cs="Arial" w:eastAsia="Arial" w:hAnsi="Arial"/>
@@ -12100,7 +12100,7 @@
               <w:spacing w:after="10" w:before="0"/>
               <w:ind w:left="120"/>
             </w:pPr>
-            <w:hyperlink w:history="1" r:id="rIdtd5iarkcquhhncbqamygj">
+            <w:hyperlink w:history="1" r:id="rIdbjdodz4ajbsfduh72qcvc">
               <w:r>
                 <w:rPr>
                   <w:rFonts w:ascii="Arial" w:cs="Arial" w:eastAsia="Arial" w:hAnsi="Arial"/>
@@ -12145,7 +12145,7 @@
             <w:pPr>
               <w:spacing w:after="20" w:before="0"/>
             </w:pPr>
-            <w:hyperlink w:history="1" r:id="rIdazhuixti-alqvwi2hs6uu">
+            <w:hyperlink w:history="1" r:id="rIdci4w80hvl0wd2hlawycau">
               <w:r>
                 <w:rPr>
                   <w:rFonts w:ascii="Arial" w:cs="Arial" w:eastAsia="Arial" w:hAnsi="Arial"/>
@@ -12178,7 +12178,7 @@
               <w:spacing w:after="10" w:before="0"/>
               <w:ind w:left="120"/>
             </w:pPr>
-            <w:hyperlink w:history="1" r:id="rIdwsebdl_nfvznr3hoz7sws">
+            <w:hyperlink w:history="1" r:id="rId07gd9vcyli0rnrkjl8ex6">
               <w:r>
                 <w:rPr>
                   <w:rFonts w:ascii="Arial" w:cs="Arial" w:eastAsia="Arial" w:hAnsi="Arial"/>
@@ -12373,7 +12373,7 @@
             <w:pPr>
               <w:spacing w:after="20" w:before="0"/>
             </w:pPr>
-            <w:hyperlink w:history="1" r:id="rIdulipjfsakgroghf_ijasw">
+            <w:hyperlink w:history="1" r:id="rId5c3q39xg2ceh8q_684bpv">
               <w:r>
                 <w:rPr>
                   <w:rFonts w:ascii="Arial" w:cs="Arial" w:eastAsia="Arial" w:hAnsi="Arial"/>
@@ -12406,7 +12406,7 @@
               <w:spacing w:after="10" w:before="0"/>
               <w:ind w:left="120"/>
             </w:pPr>
-            <w:hyperlink w:history="1" r:id="rIdxbzhyvkl9hjjjo_zuj2wz">
+            <w:hyperlink w:history="1" r:id="rIdud_dxtcddz9pikbal6ysx">
               <w:r>
                 <w:rPr>
                   <w:rFonts w:ascii="Arial" w:cs="Arial" w:eastAsia="Arial" w:hAnsi="Arial"/>
@@ -12451,7 +12451,7 @@
             <w:pPr>
               <w:spacing w:after="20" w:before="0"/>
             </w:pPr>
-            <w:hyperlink w:history="1" r:id="rIdwkkakp1m5gnjgopgbhxf1">
+            <w:hyperlink w:history="1" r:id="rId62514lwr5bzauo3_6pill">
               <w:r>
                 <w:rPr>
                   <w:rFonts w:ascii="Arial" w:cs="Arial" w:eastAsia="Arial" w:hAnsi="Arial"/>
@@ -12484,7 +12484,7 @@
               <w:spacing w:after="10" w:before="0"/>
               <w:ind w:left="120"/>
             </w:pPr>
-            <w:hyperlink w:history="1" r:id="rIdmuk1xmdzgnqkqeu8n-e3g">
+            <w:hyperlink w:history="1" r:id="rIdg8m9qbyayoafbwpk8-v65">
               <w:r>
                 <w:rPr>
                   <w:rFonts w:ascii="Arial" w:cs="Arial" w:eastAsia="Arial" w:hAnsi="Arial"/>
@@ -12679,7 +12679,7 @@
             <w:pPr>
               <w:spacing w:after="20" w:before="0"/>
             </w:pPr>
-            <w:hyperlink w:history="1" r:id="rIdpsbczlukvftt-xmrlvg55">
+            <w:hyperlink w:history="1" r:id="rIdlhsbil-dkzlafb1iljp0t">
               <w:r>
                 <w:rPr>
                   <w:rFonts w:ascii="Arial" w:cs="Arial" w:eastAsia="Arial" w:hAnsi="Arial"/>
@@ -12712,7 +12712,7 @@
               <w:spacing w:after="10" w:before="0"/>
               <w:ind w:left="120"/>
             </w:pPr>
-            <w:hyperlink w:history="1" r:id="rIdmqr_3bbaazmcycrh6tbud">
+            <w:hyperlink w:history="1" r:id="rIdoucruul0tz9k4hg3k2qxp">
               <w:r>
                 <w:rPr>
                   <w:rFonts w:ascii="Arial" w:cs="Arial" w:eastAsia="Arial" w:hAnsi="Arial"/>
@@ -12757,7 +12757,7 @@
             <w:pPr>
               <w:spacing w:after="20" w:before="0"/>
             </w:pPr>
-            <w:hyperlink w:history="1" r:id="rIdzp3d6biutqfqvzm_nx_bn">
+            <w:hyperlink w:history="1" r:id="rIdnl0x3_dakxtpe9arbnzyy">
               <w:r>
                 <w:rPr>
                   <w:rFonts w:ascii="Arial" w:cs="Arial" w:eastAsia="Arial" w:hAnsi="Arial"/>
@@ -12790,7 +12790,7 @@
               <w:spacing w:after="10" w:before="0"/>
               <w:ind w:left="120"/>
             </w:pPr>
-            <w:hyperlink w:history="1" r:id="rId4w-0mu-gsclsgq1uov4ac">
+            <w:hyperlink w:history="1" r:id="rIdgqrncixugtq_h_doiyycr">
               <w:r>
                 <w:rPr>
                   <w:rFonts w:ascii="Arial" w:cs="Arial" w:eastAsia="Arial" w:hAnsi="Arial"/>
@@ -12985,7 +12985,7 @@
             <w:pPr>
               <w:spacing w:after="20" w:before="0"/>
             </w:pPr>
-            <w:hyperlink w:history="1" r:id="rIdz9zmystrd1xf7ozhxk36i">
+            <w:hyperlink w:history="1" r:id="rIdr7joupm-ceu3wpuz3nhzv">
               <w:r>
                 <w:rPr>
                   <w:rFonts w:ascii="Arial" w:cs="Arial" w:eastAsia="Arial" w:hAnsi="Arial"/>
@@ -13018,7 +13018,7 @@
               <w:spacing w:after="10" w:before="0"/>
               <w:ind w:left="120"/>
             </w:pPr>
-            <w:hyperlink w:history="1" r:id="rIdzx3ptzbrd8swaztujh5ag">
+            <w:hyperlink w:history="1" r:id="rId_7m3r0vs1uzqjkq8jaqo6">
               <w:r>
                 <w:rPr>
                   <w:rFonts w:ascii="Arial" w:cs="Arial" w:eastAsia="Arial" w:hAnsi="Arial"/>
@@ -13063,7 +13063,7 @@
             <w:pPr>
               <w:spacing w:after="20" w:before="0"/>
             </w:pPr>
-            <w:hyperlink w:history="1" r:id="rIdlfzkqihfijz0yh0plgftp">
+            <w:hyperlink w:history="1" r:id="rIdql61lj3bmefvo_ock5jfh">
               <w:r>
                 <w:rPr>
                   <w:rFonts w:ascii="Arial" w:cs="Arial" w:eastAsia="Arial" w:hAnsi="Arial"/>
@@ -13096,7 +13096,7 @@
               <w:spacing w:after="10" w:before="0"/>
               <w:ind w:left="120"/>
             </w:pPr>
-            <w:hyperlink w:history="1" r:id="rIdwik449jrrz3z7aj5ry_wp">
+            <w:hyperlink w:history="1" r:id="rIds1rxwgur333ke1ujaz33g">
               <w:r>
                 <w:rPr>
                   <w:rFonts w:ascii="Arial" w:cs="Arial" w:eastAsia="Arial" w:hAnsi="Arial"/>
@@ -14583,7 +14583,7 @@
             <w:pPr>
               <w:spacing w:after="20" w:before="0"/>
             </w:pPr>
-            <w:hyperlink w:history="1" r:id="rIdhsrtczfmsgsmhnpqgzmbp">
+            <w:hyperlink w:history="1" r:id="rIdlepfk8d7ffp6pu1lxuylo">
               <w:r>
                 <w:rPr>
                   <w:rFonts w:ascii="Arial" w:cs="Arial" w:eastAsia="Arial" w:hAnsi="Arial"/>
@@ -14616,7 +14616,7 @@
               <w:spacing w:after="10" w:before="0"/>
               <w:ind w:left="120"/>
             </w:pPr>
-            <w:hyperlink w:history="1" r:id="rIdit8izvn_tehrl-48shw4j">
+            <w:hyperlink w:history="1" r:id="rId4cknvxiurbjqa-inx4blh">
               <w:r>
                 <w:rPr>
                   <w:rFonts w:ascii="Arial" w:cs="Arial" w:eastAsia="Arial" w:hAnsi="Arial"/>
@@ -14661,7 +14661,7 @@
             <w:pPr>
               <w:spacing w:after="20" w:before="0"/>
             </w:pPr>
-            <w:hyperlink w:history="1" r:id="rIdxwb7keehelskw85pwv0qm">
+            <w:hyperlink w:history="1" r:id="rIdc7wradv3eb767hg7c79a1">
               <w:r>
                 <w:rPr>
                   <w:rFonts w:ascii="Arial" w:cs="Arial" w:eastAsia="Arial" w:hAnsi="Arial"/>
@@ -14694,7 +14694,7 @@
               <w:spacing w:after="10" w:before="0"/>
               <w:ind w:left="120"/>
             </w:pPr>
-            <w:hyperlink w:history="1" r:id="rId3emnu1-tt5vcjn_97zx8e">
+            <w:hyperlink w:history="1" r:id="rIddnep3hwj9e-7wnkvcna_h">
               <w:r>
                 <w:rPr>
                   <w:rFonts w:ascii="Arial" w:cs="Arial" w:eastAsia="Arial" w:hAnsi="Arial"/>
@@ -14889,7 +14889,7 @@
             <w:pPr>
               <w:spacing w:after="20" w:before="0"/>
             </w:pPr>
-            <w:hyperlink w:history="1" r:id="rIdku-klsxcegoartov1glvw">
+            <w:hyperlink w:history="1" r:id="rIdujrz9uh3updxnj4a_nyov">
               <w:r>
                 <w:rPr>
                   <w:rFonts w:ascii="Arial" w:cs="Arial" w:eastAsia="Arial" w:hAnsi="Arial"/>
@@ -14922,7 +14922,7 @@
               <w:spacing w:after="10" w:before="0"/>
               <w:ind w:left="120"/>
             </w:pPr>
-            <w:hyperlink w:history="1" r:id="rIdhpudtfnk-zky4kcwghilv">
+            <w:hyperlink w:history="1" r:id="rIdpf__ixr74sppgdc2zv_ah">
               <w:r>
                 <w:rPr>
                   <w:rFonts w:ascii="Arial" w:cs="Arial" w:eastAsia="Arial" w:hAnsi="Arial"/>
@@ -14967,7 +14967,7 @@
             <w:pPr>
               <w:spacing w:after="20" w:before="0"/>
             </w:pPr>
-            <w:hyperlink w:history="1" r:id="rIdtutktzunv_ju1nes9mhle">
+            <w:hyperlink w:history="1" r:id="rIdz7i73kygshn6c1bgulwgg">
               <w:r>
                 <w:rPr>
                   <w:rFonts w:ascii="Arial" w:cs="Arial" w:eastAsia="Arial" w:hAnsi="Arial"/>
@@ -15000,7 +15000,7 @@
               <w:spacing w:after="10" w:before="0"/>
               <w:ind w:left="120"/>
             </w:pPr>
-            <w:hyperlink w:history="1" r:id="rIdqeztkqi43hrerw5l2ooop">
+            <w:hyperlink w:history="1" r:id="rIdnn79vjpmnrm7u88rbhrew">
               <w:r>
                 <w:rPr>
                   <w:rFonts w:ascii="Arial" w:cs="Arial" w:eastAsia="Arial" w:hAnsi="Arial"/>
@@ -15195,7 +15195,7 @@
             <w:pPr>
               <w:spacing w:after="20" w:before="0"/>
             </w:pPr>
-            <w:hyperlink w:history="1" r:id="rIdcglybcjeekx65q_sgpfbs">
+            <w:hyperlink w:history="1" r:id="rIdghxxa7gi_srjnixbl_oei">
               <w:r>
                 <w:rPr>
                   <w:rFonts w:ascii="Arial" w:cs="Arial" w:eastAsia="Arial" w:hAnsi="Arial"/>
@@ -15228,7 +15228,7 @@
               <w:spacing w:after="10" w:before="0"/>
               <w:ind w:left="120"/>
             </w:pPr>
-            <w:hyperlink w:history="1" r:id="rIdoc5nzjxsz1kx480kxkrlt">
+            <w:hyperlink w:history="1" r:id="rId8ilaiuro-xffxegnxneun">
               <w:r>
                 <w:rPr>
                   <w:rFonts w:ascii="Arial" w:cs="Arial" w:eastAsia="Arial" w:hAnsi="Arial"/>
@@ -15273,7 +15273,7 @@
             <w:pPr>
               <w:spacing w:after="20" w:before="0"/>
             </w:pPr>
-            <w:hyperlink w:history="1" r:id="rIdgu0tp4odhgbhrtfrbywrk">
+            <w:hyperlink w:history="1" r:id="rIdprksj1wb3ak2uxpatn3il">
               <w:r>
                 <w:rPr>
                   <w:rFonts w:ascii="Arial" w:cs="Arial" w:eastAsia="Arial" w:hAnsi="Arial"/>
@@ -15306,7 +15306,7 @@
               <w:spacing w:after="10" w:before="0"/>
               <w:ind w:left="120"/>
             </w:pPr>
-            <w:hyperlink w:history="1" r:id="rIduncginkuotqnlcttcxwub">
+            <w:hyperlink w:history="1" r:id="rIdsawoomhklxeocz-fdyof5">
               <w:r>
                 <w:rPr>
                   <w:rFonts w:ascii="Arial" w:cs="Arial" w:eastAsia="Arial" w:hAnsi="Arial"/>
@@ -15501,7 +15501,7 @@
             <w:pPr>
               <w:spacing w:after="20" w:before="0"/>
             </w:pPr>
-            <w:hyperlink w:history="1" r:id="rIdqcawqk6dbhdhv6l9ytdjn">
+            <w:hyperlink w:history="1" r:id="rIdy2vx2ng9yt-x1ysewebex">
               <w:r>
                 <w:rPr>
                   <w:rFonts w:ascii="Arial" w:cs="Arial" w:eastAsia="Arial" w:hAnsi="Arial"/>
@@ -15534,7 +15534,7 @@
               <w:spacing w:after="10" w:before="0"/>
               <w:ind w:left="120"/>
             </w:pPr>
-            <w:hyperlink w:history="1" r:id="rId32nzhaewqcw1omvbmvzlc">
+            <w:hyperlink w:history="1" r:id="rIdqqhq1od7tc-tphbb_q6ij">
               <w:r>
                 <w:rPr>
                   <w:rFonts w:ascii="Arial" w:cs="Arial" w:eastAsia="Arial" w:hAnsi="Arial"/>
@@ -15579,7 +15579,7 @@
             <w:pPr>
               <w:spacing w:after="20" w:before="0"/>
             </w:pPr>
-            <w:hyperlink w:history="1" r:id="rIdyunknvdo4cagcgtyx81tk">
+            <w:hyperlink w:history="1" r:id="rIdqufotvht-yxukt-cqflip">
               <w:r>
                 <w:rPr>
                   <w:rFonts w:ascii="Arial" w:cs="Arial" w:eastAsia="Arial" w:hAnsi="Arial"/>
@@ -15612,7 +15612,7 @@
               <w:spacing w:after="10" w:before="0"/>
               <w:ind w:left="120"/>
             </w:pPr>
-            <w:hyperlink w:history="1" r:id="rId_kvbvbrf4sxuprznymxre">
+            <w:hyperlink w:history="1" r:id="rIdhhxpipvivy1qsso9wzfht">
               <w:r>
                 <w:rPr>
                   <w:rFonts w:ascii="Arial" w:cs="Arial" w:eastAsia="Arial" w:hAnsi="Arial"/>
@@ -15807,7 +15807,7 @@
             <w:pPr>
               <w:spacing w:after="20" w:before="0"/>
             </w:pPr>
-            <w:hyperlink w:history="1" r:id="rIdpmya-xvihe3t2l-y76xbr">
+            <w:hyperlink w:history="1" r:id="rIdxu9stfvyfjmmbun3ahogb">
               <w:r>
                 <w:rPr>
                   <w:rFonts w:ascii="Arial" w:cs="Arial" w:eastAsia="Arial" w:hAnsi="Arial"/>
@@ -15840,7 +15840,7 @@
               <w:spacing w:after="10" w:before="0"/>
               <w:ind w:left="120"/>
             </w:pPr>
-            <w:hyperlink w:history="1" r:id="rId12ivqmvcpwnbm1zud7u8t">
+            <w:hyperlink w:history="1" r:id="rIdgrfgqsrsrxoqdmwks4wxb">
               <w:r>
                 <w:rPr>
                   <w:rFonts w:ascii="Arial" w:cs="Arial" w:eastAsia="Arial" w:hAnsi="Arial"/>
@@ -15885,7 +15885,7 @@
             <w:pPr>
               <w:spacing w:after="20" w:before="0"/>
             </w:pPr>
-            <w:hyperlink w:history="1" r:id="rId_wwl3q-kyeqa9_6i9hlws">
+            <w:hyperlink w:history="1" r:id="rId3jlwzoou69vwrxyb2pjup">
               <w:r>
                 <w:rPr>
                   <w:rFonts w:ascii="Arial" w:cs="Arial" w:eastAsia="Arial" w:hAnsi="Arial"/>
@@ -15918,7 +15918,7 @@
               <w:spacing w:after="10" w:before="0"/>
               <w:ind w:left="120"/>
             </w:pPr>
-            <w:hyperlink w:history="1" r:id="rIdn_hodv0q-iadwldlrsmtf">
+            <w:hyperlink w:history="1" r:id="rIdmqp6ds2raa7qt5rosysds">
               <w:r>
                 <w:rPr>
                   <w:rFonts w:ascii="Arial" w:cs="Arial" w:eastAsia="Arial" w:hAnsi="Arial"/>
@@ -17405,7 +17405,7 @@
             <w:pPr>
               <w:spacing w:after="20" w:before="0"/>
             </w:pPr>
-            <w:hyperlink w:history="1" r:id="rIdudvdvfc8qdhgz_abele8k">
+            <w:hyperlink w:history="1" r:id="rIdfv-ytd5rexnctdnktfnw5">
               <w:r>
                 <w:rPr>
                   <w:rFonts w:ascii="Arial" w:cs="Arial" w:eastAsia="Arial" w:hAnsi="Arial"/>
@@ -17438,7 +17438,7 @@
               <w:spacing w:after="10" w:before="0"/>
               <w:ind w:left="120"/>
             </w:pPr>
-            <w:hyperlink w:history="1" r:id="rIdlxzbe_bhbhyvc2wpfds9y">
+            <w:hyperlink w:history="1" r:id="rIdxynj7tk3zpnv8kc1puz__">
               <w:r>
                 <w:rPr>
                   <w:rFonts w:ascii="Arial" w:cs="Arial" w:eastAsia="Arial" w:hAnsi="Arial"/>
@@ -17483,7 +17483,7 @@
             <w:pPr>
               <w:spacing w:after="20" w:before="0"/>
             </w:pPr>
-            <w:hyperlink w:history="1" r:id="rId2q5stvk9jtyuhvkchzr0l">
+            <w:hyperlink w:history="1" r:id="rId06vecioqnf5h8elhmlvng">
               <w:r>
                 <w:rPr>
                   <w:rFonts w:ascii="Arial" w:cs="Arial" w:eastAsia="Arial" w:hAnsi="Arial"/>
@@ -17516,7 +17516,7 @@
               <w:spacing w:after="10" w:before="0"/>
               <w:ind w:left="120"/>
             </w:pPr>
-            <w:hyperlink w:history="1" r:id="rIddv8lykbm3bdr7hdh1c8rv">
+            <w:hyperlink w:history="1" r:id="rIda0naj8d_kdgpsmnye9_tq">
               <w:r>
                 <w:rPr>
                   <w:rFonts w:ascii="Arial" w:cs="Arial" w:eastAsia="Arial" w:hAnsi="Arial"/>
@@ -17711,7 +17711,7 @@
             <w:pPr>
               <w:spacing w:after="20" w:before="0"/>
             </w:pPr>
-            <w:hyperlink w:history="1" r:id="rIdsr2igdoq9mweh2ajseydo">
+            <w:hyperlink w:history="1" r:id="rIda0yqdupzsqbu813xj3mjz">
               <w:r>
                 <w:rPr>
                   <w:rFonts w:ascii="Arial" w:cs="Arial" w:eastAsia="Arial" w:hAnsi="Arial"/>
@@ -17744,7 +17744,7 @@
               <w:spacing w:after="10" w:before="0"/>
               <w:ind w:left="120"/>
             </w:pPr>
-            <w:hyperlink w:history="1" r:id="rIdaqv8ttziovtdhxnbwhrl-">
+            <w:hyperlink w:history="1" r:id="rId4lntqijbmr1emlmla_a-y">
               <w:r>
                 <w:rPr>
                   <w:rFonts w:ascii="Arial" w:cs="Arial" w:eastAsia="Arial" w:hAnsi="Arial"/>
@@ -17789,7 +17789,7 @@
             <w:pPr>
               <w:spacing w:after="20" w:before="0"/>
             </w:pPr>
-            <w:hyperlink w:history="1" r:id="rIdqrp9bdgduulqrmhgtcbmn">
+            <w:hyperlink w:history="1" r:id="rId1npqryr6-paelo3kdcrcm">
               <w:r>
                 <w:rPr>
                   <w:rFonts w:ascii="Arial" w:cs="Arial" w:eastAsia="Arial" w:hAnsi="Arial"/>
@@ -17822,7 +17822,7 @@
               <w:spacing w:after="10" w:before="0"/>
               <w:ind w:left="120"/>
             </w:pPr>
-            <w:hyperlink w:history="1" r:id="rIdvbhrohxms2w3pfd8ib3ob">
+            <w:hyperlink w:history="1" r:id="rIdmmj4bg8uah0blh99j2ksu">
               <w:r>
                 <w:rPr>
                   <w:rFonts w:ascii="Arial" w:cs="Arial" w:eastAsia="Arial" w:hAnsi="Arial"/>
@@ -18017,7 +18017,7 @@
             <w:pPr>
               <w:spacing w:after="20" w:before="0"/>
             </w:pPr>
-            <w:hyperlink w:history="1" r:id="rId9algy_tvc8s5mak828pbj">
+            <w:hyperlink w:history="1" r:id="rIdl11bj4t7g6dk17zylk2ub">
               <w:r>
                 <w:rPr>
                   <w:rFonts w:ascii="Arial" w:cs="Arial" w:eastAsia="Arial" w:hAnsi="Arial"/>
@@ -18050,7 +18050,7 @@
               <w:spacing w:after="10" w:before="0"/>
               <w:ind w:left="120"/>
             </w:pPr>
-            <w:hyperlink w:history="1" r:id="rIduu4dk77dyo0pwzfinvjqm">
+            <w:hyperlink w:history="1" r:id="rIdevsnq82mdcgsqvgjisbsb">
               <w:r>
                 <w:rPr>
                   <w:rFonts w:ascii="Arial" w:cs="Arial" w:eastAsia="Arial" w:hAnsi="Arial"/>
@@ -18095,7 +18095,7 @@
             <w:pPr>
               <w:spacing w:after="20" w:before="0"/>
             </w:pPr>
-            <w:hyperlink w:history="1" r:id="rIdzuyrgo_olxkfxjsv7khr3">
+            <w:hyperlink w:history="1" r:id="rIdjgsvjh6v-vpfz_meaumwj">
               <w:r>
                 <w:rPr>
                   <w:rFonts w:ascii="Arial" w:cs="Arial" w:eastAsia="Arial" w:hAnsi="Arial"/>
@@ -18128,7 +18128,7 @@
               <w:spacing w:after="10" w:before="0"/>
               <w:ind w:left="120"/>
             </w:pPr>
-            <w:hyperlink w:history="1" r:id="rIdfvkencmczczdrxm0sftc_">
+            <w:hyperlink w:history="1" r:id="rId_6rhicke3ganrjlcfhcwb">
               <w:r>
                 <w:rPr>
                   <w:rFonts w:ascii="Arial" w:cs="Arial" w:eastAsia="Arial" w:hAnsi="Arial"/>
@@ -18323,7 +18323,7 @@
             <w:pPr>
               <w:spacing w:after="20" w:before="0"/>
             </w:pPr>
-            <w:hyperlink w:history="1" r:id="rIdsnonkqpwzwqtysfxae8yp">
+            <w:hyperlink w:history="1" r:id="rIdushk5xjvgfhiw8_covqe9">
               <w:r>
                 <w:rPr>
                   <w:rFonts w:ascii="Arial" w:cs="Arial" w:eastAsia="Arial" w:hAnsi="Arial"/>
@@ -18356,7 +18356,7 @@
               <w:spacing w:after="10" w:before="0"/>
               <w:ind w:left="120"/>
             </w:pPr>
-            <w:hyperlink w:history="1" r:id="rId8fmkovewdultkcfkqdyss">
+            <w:hyperlink w:history="1" r:id="rIdmt6eh5mytzb7aqn0osvow">
               <w:r>
                 <w:rPr>
                   <w:rFonts w:ascii="Arial" w:cs="Arial" w:eastAsia="Arial" w:hAnsi="Arial"/>
@@ -18401,7 +18401,7 @@
             <w:pPr>
               <w:spacing w:after="20" w:before="0"/>
             </w:pPr>
-            <w:hyperlink w:history="1" r:id="rIdg_msomhxwwfbtsw-dah4j">
+            <w:hyperlink w:history="1" r:id="rIdfe4wd1fyiusgn83waqkq6">
               <w:r>
                 <w:rPr>
                   <w:rFonts w:ascii="Arial" w:cs="Arial" w:eastAsia="Arial" w:hAnsi="Arial"/>
@@ -18434,7 +18434,7 @@
               <w:spacing w:after="10" w:before="0"/>
               <w:ind w:left="120"/>
             </w:pPr>
-            <w:hyperlink w:history="1" r:id="rIdkqhburtk8q5crgq6kwkxb">
+            <w:hyperlink w:history="1" r:id="rId5jhv3n_wegdzupjnmfl-z">
               <w:r>
                 <w:rPr>
                   <w:rFonts w:ascii="Arial" w:cs="Arial" w:eastAsia="Arial" w:hAnsi="Arial"/>
@@ -18629,7 +18629,7 @@
             <w:pPr>
               <w:spacing w:after="20" w:before="0"/>
             </w:pPr>
-            <w:hyperlink w:history="1" r:id="rId7ofra-pjvh-vf7xrjncao">
+            <w:hyperlink w:history="1" r:id="rIddl5wnhwahtcrrioqnqgwn">
               <w:r>
                 <w:rPr>
                   <w:rFonts w:ascii="Arial" w:cs="Arial" w:eastAsia="Arial" w:hAnsi="Arial"/>
@@ -18662,7 +18662,7 @@
               <w:spacing w:after="10" w:before="0"/>
               <w:ind w:left="120"/>
             </w:pPr>
-            <w:hyperlink w:history="1" r:id="rIdl6dorvsxp6b2ms77xxcqm">
+            <w:hyperlink w:history="1" r:id="rId1m9ljuisid_khj3t2aogd">
               <w:r>
                 <w:rPr>
                   <w:rFonts w:ascii="Arial" w:cs="Arial" w:eastAsia="Arial" w:hAnsi="Arial"/>
@@ -18707,7 +18707,7 @@
             <w:pPr>
               <w:spacing w:after="20" w:before="0"/>
             </w:pPr>
-            <w:hyperlink w:history="1" r:id="rIdj90dcnghvsf8qtipyhgv1">
+            <w:hyperlink w:history="1" r:id="rIdit7hgd5vnkbnlmwqvakn8">
               <w:r>
                 <w:rPr>
                   <w:rFonts w:ascii="Arial" w:cs="Arial" w:eastAsia="Arial" w:hAnsi="Arial"/>
@@ -18740,7 +18740,7 @@
               <w:spacing w:after="10" w:before="0"/>
               <w:ind w:left="120"/>
             </w:pPr>
-            <w:hyperlink w:history="1" r:id="rIdkmy3pgk3uetx4ygomsaub">
+            <w:hyperlink w:history="1" r:id="rId4izixucmwhfruhc48gxjk">
               <w:r>
                 <w:rPr>
                   <w:rFonts w:ascii="Arial" w:cs="Arial" w:eastAsia="Arial" w:hAnsi="Arial"/>
@@ -20227,7 +20227,7 @@
             <w:pPr>
               <w:spacing w:after="20" w:before="0"/>
             </w:pPr>
-            <w:hyperlink w:history="1" r:id="rIdwvcxvuefrexbbhuxhwpf7">
+            <w:hyperlink w:history="1" r:id="rIdfkalyf-8l3hpfkga_r25j">
               <w:r>
                 <w:rPr>
                   <w:rFonts w:ascii="Arial" w:cs="Arial" w:eastAsia="Arial" w:hAnsi="Arial"/>
@@ -20260,7 +20260,7 @@
               <w:spacing w:after="10" w:before="0"/>
               <w:ind w:left="120"/>
             </w:pPr>
-            <w:hyperlink w:history="1" r:id="rIdguqhob6mdotcpgoxmncrj">
+            <w:hyperlink w:history="1" r:id="rIdvskayvn4-zg5bx6c6u5sq">
               <w:r>
                 <w:rPr>
                   <w:rFonts w:ascii="Arial" w:cs="Arial" w:eastAsia="Arial" w:hAnsi="Arial"/>
@@ -20305,7 +20305,7 @@
             <w:pPr>
               <w:spacing w:after="20" w:before="0"/>
             </w:pPr>
-            <w:hyperlink w:history="1" r:id="rIdf7eanrh5k5do4jl3mgvxw">
+            <w:hyperlink w:history="1" r:id="rIdxfrbmmnwrjzgnaptectvy">
               <w:r>
                 <w:rPr>
                   <w:rFonts w:ascii="Arial" w:cs="Arial" w:eastAsia="Arial" w:hAnsi="Arial"/>
@@ -20338,7 +20338,7 @@
               <w:spacing w:after="10" w:before="0"/>
               <w:ind w:left="120"/>
             </w:pPr>
-            <w:hyperlink w:history="1" r:id="rIdlwmkkhmfwugwzgt_rogah">
+            <w:hyperlink w:history="1" r:id="rIdd1yetrpkibnsernwli7cb">
               <w:r>
                 <w:rPr>
                   <w:rFonts w:ascii="Arial" w:cs="Arial" w:eastAsia="Arial" w:hAnsi="Arial"/>
@@ -20533,7 +20533,7 @@
             <w:pPr>
               <w:spacing w:after="20" w:before="0"/>
             </w:pPr>
-            <w:hyperlink w:history="1" r:id="rIdkuqj-humsyrpc9oof_boa">
+            <w:hyperlink w:history="1" r:id="rId1fwy6ohguutr-st9fyh1v">
               <w:r>
                 <w:rPr>
                   <w:rFonts w:ascii="Arial" w:cs="Arial" w:eastAsia="Arial" w:hAnsi="Arial"/>
@@ -20566,7 +20566,7 @@
               <w:spacing w:after="10" w:before="0"/>
               <w:ind w:left="120"/>
             </w:pPr>
-            <w:hyperlink w:history="1" r:id="rIdbzlkf4gqrngpzhhz-ovrg">
+            <w:hyperlink w:history="1" r:id="rIdegbhn16npcdngzt366zkk">
               <w:r>
                 <w:rPr>
                   <w:rFonts w:ascii="Arial" w:cs="Arial" w:eastAsia="Arial" w:hAnsi="Arial"/>
@@ -20611,7 +20611,7 @@
             <w:pPr>
               <w:spacing w:after="20" w:before="0"/>
             </w:pPr>
-            <w:hyperlink w:history="1" r:id="rIdjwo7wm0dbo1npj5qoszu7">
+            <w:hyperlink w:history="1" r:id="rIdjwae12q0cp71yu_qrg1v1">
               <w:r>
                 <w:rPr>
                   <w:rFonts w:ascii="Arial" w:cs="Arial" w:eastAsia="Arial" w:hAnsi="Arial"/>
@@ -20644,7 +20644,7 @@
               <w:spacing w:after="10" w:before="0"/>
               <w:ind w:left="120"/>
             </w:pPr>
-            <w:hyperlink w:history="1" r:id="rIdeve-avpj3h04pao5t21fz">
+            <w:hyperlink w:history="1" r:id="rIdkilautuo3hmk6ztfgaihw">
               <w:r>
                 <w:rPr>
                   <w:rFonts w:ascii="Arial" w:cs="Arial" w:eastAsia="Arial" w:hAnsi="Arial"/>
@@ -20839,7 +20839,7 @@
             <w:pPr>
               <w:spacing w:after="20" w:before="0"/>
             </w:pPr>
-            <w:hyperlink w:history="1" r:id="rId4iz6wooq18nhtwygxoi2y">
+            <w:hyperlink w:history="1" r:id="rIdjbrjm7cr5o6un_xrn3cao">
               <w:r>
                 <w:rPr>
                   <w:rFonts w:ascii="Arial" w:cs="Arial" w:eastAsia="Arial" w:hAnsi="Arial"/>
@@ -20872,7 +20872,7 @@
               <w:spacing w:after="10" w:before="0"/>
               <w:ind w:left="120"/>
             </w:pPr>
-            <w:hyperlink w:history="1" r:id="rIdyt9dcnervc4yshgnfylqo">
+            <w:hyperlink w:history="1" r:id="rId7qzebpulluhd8qejgbw0p">
               <w:r>
                 <w:rPr>
                   <w:rFonts w:ascii="Arial" w:cs="Arial" w:eastAsia="Arial" w:hAnsi="Arial"/>
@@ -20917,7 +20917,7 @@
             <w:pPr>
               <w:spacing w:after="20" w:before="0"/>
             </w:pPr>
-            <w:hyperlink w:history="1" r:id="rIdf6scbkv6zplbb0twendop">
+            <w:hyperlink w:history="1" r:id="rIdqxipzd3aaq0ybmr0lk3_l">
               <w:r>
                 <w:rPr>
                   <w:rFonts w:ascii="Arial" w:cs="Arial" w:eastAsia="Arial" w:hAnsi="Arial"/>
@@ -20950,7 +20950,7 @@
               <w:spacing w:after="10" w:before="0"/>
               <w:ind w:left="120"/>
             </w:pPr>
-            <w:hyperlink w:history="1" r:id="rIdpfyescw29atao8-m_qzum">
+            <w:hyperlink w:history="1" r:id="rIdmd7etaqfln45pviaz0msu">
               <w:r>
                 <w:rPr>
                   <w:rFonts w:ascii="Arial" w:cs="Arial" w:eastAsia="Arial" w:hAnsi="Arial"/>
@@ -21145,7 +21145,7 @@
             <w:pPr>
               <w:spacing w:after="20" w:before="0"/>
             </w:pPr>
-            <w:hyperlink w:history="1" r:id="rIdru_ydrafzypphf9dy1997">
+            <w:hyperlink w:history="1" r:id="rIdow0ijzgqjtbfpz3a-8faq">
               <w:r>
                 <w:rPr>
                   <w:rFonts w:ascii="Arial" w:cs="Arial" w:eastAsia="Arial" w:hAnsi="Arial"/>
@@ -21178,7 +21178,7 @@
               <w:spacing w:after="10" w:before="0"/>
               <w:ind w:left="120"/>
             </w:pPr>
-            <w:hyperlink w:history="1" r:id="rIde9lcnvt_khqmck2_rx80c">
+            <w:hyperlink w:history="1" r:id="rIdrqozq0tessvpiykw3igcw">
               <w:r>
                 <w:rPr>
                   <w:rFonts w:ascii="Arial" w:cs="Arial" w:eastAsia="Arial" w:hAnsi="Arial"/>
@@ -21223,7 +21223,7 @@
             <w:pPr>
               <w:spacing w:after="20" w:before="0"/>
             </w:pPr>
-            <w:hyperlink w:history="1" r:id="rIdhg8jmls76k27og40xhaql">
+            <w:hyperlink w:history="1" r:id="rIdxp1msmj0aiihst6ifvupg">
               <w:r>
                 <w:rPr>
                   <w:rFonts w:ascii="Arial" w:cs="Arial" w:eastAsia="Arial" w:hAnsi="Arial"/>
@@ -21256,7 +21256,7 @@
               <w:spacing w:after="10" w:before="0"/>
               <w:ind w:left="120"/>
             </w:pPr>
-            <w:hyperlink w:history="1" r:id="rIdm9g5swg1bygdqu_p227ld">
+            <w:hyperlink w:history="1" r:id="rIdgpozukgeqtu2fm1yfyupe">
               <w:r>
                 <w:rPr>
                   <w:rFonts w:ascii="Arial" w:cs="Arial" w:eastAsia="Arial" w:hAnsi="Arial"/>
@@ -21451,7 +21451,7 @@
             <w:pPr>
               <w:spacing w:after="20" w:before="0"/>
             </w:pPr>
-            <w:hyperlink w:history="1" r:id="rIdy25dn05iv6cvswjyhak1d">
+            <w:hyperlink w:history="1" r:id="rId9gkjhkrrydv3qemgzswro">
               <w:r>
                 <w:rPr>
                   <w:rFonts w:ascii="Arial" w:cs="Arial" w:eastAsia="Arial" w:hAnsi="Arial"/>
@@ -21484,7 +21484,7 @@
               <w:spacing w:after="10" w:before="0"/>
               <w:ind w:left="120"/>
             </w:pPr>
-            <w:hyperlink w:history="1" r:id="rIdp5mfk5sjb8pgc5ug__lcq">
+            <w:hyperlink w:history="1" r:id="rIdy_hjeoy3ayd9h6hmslao5">
               <w:r>
                 <w:rPr>
                   <w:rFonts w:ascii="Arial" w:cs="Arial" w:eastAsia="Arial" w:hAnsi="Arial"/>
@@ -21529,7 +21529,7 @@
             <w:pPr>
               <w:spacing w:after="20" w:before="0"/>
             </w:pPr>
-            <w:hyperlink w:history="1" r:id="rId11s7ftqheivkmy5os1bnb">
+            <w:hyperlink w:history="1" r:id="rId_6gf8wrfj4egpowuor87q">
               <w:r>
                 <w:rPr>
                   <w:rFonts w:ascii="Arial" w:cs="Arial" w:eastAsia="Arial" w:hAnsi="Arial"/>
@@ -21562,7 +21562,7 @@
               <w:spacing w:after="10" w:before="0"/>
               <w:ind w:left="120"/>
             </w:pPr>
-            <w:hyperlink w:history="1" r:id="rIdj915bqv0v0ylyl5dcdb51">
+            <w:hyperlink w:history="1" r:id="rId5wipy9whoixfanumir6ga">
               <w:r>
                 <w:rPr>
                   <w:rFonts w:ascii="Arial" w:cs="Arial" w:eastAsia="Arial" w:hAnsi="Arial"/>
@@ -23049,7 +23049,7 @@
             <w:pPr>
               <w:spacing w:after="20" w:before="0"/>
             </w:pPr>
-            <w:hyperlink w:history="1" r:id="rIdm4kyihozxhere5mxfvmvj">
+            <w:hyperlink w:history="1" r:id="rId8ynkrczme5dj1-nu7aief">
               <w:r>
                 <w:rPr>
                   <w:rFonts w:ascii="Arial" w:cs="Arial" w:eastAsia="Arial" w:hAnsi="Arial"/>
@@ -23082,7 +23082,7 @@
               <w:spacing w:after="10" w:before="0"/>
               <w:ind w:left="120"/>
             </w:pPr>
-            <w:hyperlink w:history="1" r:id="rIdgl5dkweta7xsyamxryzn5">
+            <w:hyperlink w:history="1" r:id="rIdoavfhq6oqin54_faredzb">
               <w:r>
                 <w:rPr>
                   <w:rFonts w:ascii="Arial" w:cs="Arial" w:eastAsia="Arial" w:hAnsi="Arial"/>
@@ -23127,7 +23127,7 @@
             <w:pPr>
               <w:spacing w:after="20" w:before="0"/>
             </w:pPr>
-            <w:hyperlink w:history="1" r:id="rIdo1igsl1bilkbwpuyt7wyw">
+            <w:hyperlink w:history="1" r:id="rIdc7br8d2t_tsyhmc0d42fe">
               <w:r>
                 <w:rPr>
                   <w:rFonts w:ascii="Arial" w:cs="Arial" w:eastAsia="Arial" w:hAnsi="Arial"/>
@@ -23160,7 +23160,7 @@
               <w:spacing w:after="10" w:before="0"/>
               <w:ind w:left="120"/>
             </w:pPr>
-            <w:hyperlink w:history="1" r:id="rId9_4rqxcp-l1vzpln7fhmn">
+            <w:hyperlink w:history="1" r:id="rIdddy0m7t2zkhynrwa5mla0">
               <w:r>
                 <w:rPr>
                   <w:rFonts w:ascii="Arial" w:cs="Arial" w:eastAsia="Arial" w:hAnsi="Arial"/>
@@ -23355,7 +23355,7 @@
             <w:pPr>
               <w:spacing w:after="20" w:before="0"/>
             </w:pPr>
-            <w:hyperlink w:history="1" r:id="rIdux_i1c4jxtwpp9hnwvhzy">
+            <w:hyperlink w:history="1" r:id="rId3y9xiznvopkmgmmeuggmp">
               <w:r>
                 <w:rPr>
                   <w:rFonts w:ascii="Arial" w:cs="Arial" w:eastAsia="Arial" w:hAnsi="Arial"/>
@@ -23388,7 +23388,7 @@
               <w:spacing w:after="10" w:before="0"/>
               <w:ind w:left="120"/>
             </w:pPr>
-            <w:hyperlink w:history="1" r:id="rIdahlotenrdkr45trb1f33o">
+            <w:hyperlink w:history="1" r:id="rIdfoini_6lk-ej9shq6lssr">
               <w:r>
                 <w:rPr>
                   <w:rFonts w:ascii="Arial" w:cs="Arial" w:eastAsia="Arial" w:hAnsi="Arial"/>
@@ -23433,7 +23433,7 @@
             <w:pPr>
               <w:spacing w:after="20" w:before="0"/>
             </w:pPr>
-            <w:hyperlink w:history="1" r:id="rIdflncggxv2m6vfpos7dfrd">
+            <w:hyperlink w:history="1" r:id="rIdhngb0ujcdnwuh-vdbv9yz">
               <w:r>
                 <w:rPr>
                   <w:rFonts w:ascii="Arial" w:cs="Arial" w:eastAsia="Arial" w:hAnsi="Arial"/>
@@ -23466,7 +23466,7 @@
               <w:spacing w:after="10" w:before="0"/>
               <w:ind w:left="120"/>
             </w:pPr>
-            <w:hyperlink w:history="1" r:id="rId_a4pa9rgagbp2ruzkfftw">
+            <w:hyperlink w:history="1" r:id="rIdye8irz_uxifequymhrtfv">
               <w:r>
                 <w:rPr>
                   <w:rFonts w:ascii="Arial" w:cs="Arial" w:eastAsia="Arial" w:hAnsi="Arial"/>
@@ -23661,7 +23661,7 @@
             <w:pPr>
               <w:spacing w:after="20" w:before="0"/>
             </w:pPr>
-            <w:hyperlink w:history="1" r:id="rIdpcyrvnianstlblqt2a9ut">
+            <w:hyperlink w:history="1" r:id="rId0qkf5ku_0wxyj62gdo_g-">
               <w:r>
                 <w:rPr>
                   <w:rFonts w:ascii="Arial" w:cs="Arial" w:eastAsia="Arial" w:hAnsi="Arial"/>
@@ -23694,7 +23694,7 @@
               <w:spacing w:after="10" w:before="0"/>
               <w:ind w:left="120"/>
             </w:pPr>
-            <w:hyperlink w:history="1" r:id="rIdqsj6prhlob8oske9rwmwz">
+            <w:hyperlink w:history="1" r:id="rIdk-_b2qgbmaa9mgtk739jg">
               <w:r>
                 <w:rPr>
                   <w:rFonts w:ascii="Arial" w:cs="Arial" w:eastAsia="Arial" w:hAnsi="Arial"/>
@@ -23739,7 +23739,7 @@
             <w:pPr>
               <w:spacing w:after="20" w:before="0"/>
             </w:pPr>
-            <w:hyperlink w:history="1" r:id="rIdi7byveg0_j-yhhv4neibi">
+            <w:hyperlink w:history="1" r:id="rIdg6hw38iam2insj5_yhnsv">
               <w:r>
                 <w:rPr>
                   <w:rFonts w:ascii="Arial" w:cs="Arial" w:eastAsia="Arial" w:hAnsi="Arial"/>
@@ -23772,7 +23772,7 @@
               <w:spacing w:after="10" w:before="0"/>
               <w:ind w:left="120"/>
             </w:pPr>
-            <w:hyperlink w:history="1" r:id="rIdm4bhxcphdz3wkfmw6wt2q">
+            <w:hyperlink w:history="1" r:id="rIdlchwukqvazq6fjkq9w1wc">
               <w:r>
                 <w:rPr>
                   <w:rFonts w:ascii="Arial" w:cs="Arial" w:eastAsia="Arial" w:hAnsi="Arial"/>
@@ -23967,7 +23967,7 @@
             <w:pPr>
               <w:spacing w:after="20" w:before="0"/>
             </w:pPr>
-            <w:hyperlink w:history="1" r:id="rId8itzh4ol30yv_rxwtcqu8">
+            <w:hyperlink w:history="1" r:id="rIdjb7wfm7bpkia-0knyjizt">
               <w:r>
                 <w:rPr>
                   <w:rFonts w:ascii="Arial" w:cs="Arial" w:eastAsia="Arial" w:hAnsi="Arial"/>
@@ -24000,7 +24000,7 @@
               <w:spacing w:after="10" w:before="0"/>
               <w:ind w:left="120"/>
             </w:pPr>
-            <w:hyperlink w:history="1" r:id="rIdy5juzhksjwbgfwcx61bxm">
+            <w:hyperlink w:history="1" r:id="rIddek9lanfttbvw1tjx9s-s">
               <w:r>
                 <w:rPr>
                   <w:rFonts w:ascii="Arial" w:cs="Arial" w:eastAsia="Arial" w:hAnsi="Arial"/>
@@ -24045,7 +24045,7 @@
             <w:pPr>
               <w:spacing w:after="20" w:before="0"/>
             </w:pPr>
-            <w:hyperlink w:history="1" r:id="rIdtmzfripvzu85hee5sj-pu">
+            <w:hyperlink w:history="1" r:id="rIdn-vevah5rd4c08iqp7cmh">
               <w:r>
                 <w:rPr>
                   <w:rFonts w:ascii="Arial" w:cs="Arial" w:eastAsia="Arial" w:hAnsi="Arial"/>
@@ -24078,7 +24078,7 @@
               <w:spacing w:after="10" w:before="0"/>
               <w:ind w:left="120"/>
             </w:pPr>
-            <w:hyperlink w:history="1" r:id="rIdr8ta1dz-rzjr0athoacm8">
+            <w:hyperlink w:history="1" r:id="rIdhjz4ef_gcigpyghm5wvux">
               <w:r>
                 <w:rPr>
                   <w:rFonts w:ascii="Arial" w:cs="Arial" w:eastAsia="Arial" w:hAnsi="Arial"/>
@@ -24273,7 +24273,7 @@
             <w:pPr>
               <w:spacing w:after="20" w:before="0"/>
             </w:pPr>
-            <w:hyperlink w:history="1" r:id="rIdlzkjaordrjsli3hhec95v">
+            <w:hyperlink w:history="1" r:id="rId0hm1zhadqrzkqyoecfbq2">
               <w:r>
                 <w:rPr>
                   <w:rFonts w:ascii="Arial" w:cs="Arial" w:eastAsia="Arial" w:hAnsi="Arial"/>
@@ -24306,7 +24306,7 @@
               <w:spacing w:after="10" w:before="0"/>
               <w:ind w:left="120"/>
             </w:pPr>
-            <w:hyperlink w:history="1" r:id="rIdchkgtqm3g8vy5yrokj-lx">
+            <w:hyperlink w:history="1" r:id="rIdiqfvfz6mrmzhc_bxzlkbx">
               <w:r>
                 <w:rPr>
                   <w:rFonts w:ascii="Arial" w:cs="Arial" w:eastAsia="Arial" w:hAnsi="Arial"/>
@@ -24351,7 +24351,7 @@
             <w:pPr>
               <w:spacing w:after="20" w:before="0"/>
             </w:pPr>
-            <w:hyperlink w:history="1" r:id="rIdsaubvzsda2lszb5hf9ubg">
+            <w:hyperlink w:history="1" r:id="rIdgodrpsqoqrrpvgmwo_rqn">
               <w:r>
                 <w:rPr>
                   <w:rFonts w:ascii="Arial" w:cs="Arial" w:eastAsia="Arial" w:hAnsi="Arial"/>
@@ -24384,7 +24384,7 @@
               <w:spacing w:after="10" w:before="0"/>
               <w:ind w:left="120"/>
             </w:pPr>
-            <w:hyperlink w:history="1" r:id="rIdwloulm98k1e7iup6v4nd9">
+            <w:hyperlink w:history="1" r:id="rIdt5fd2phguzwuw4evkjap2">
               <w:r>
                 <w:rPr>
                   <w:rFonts w:ascii="Arial" w:cs="Arial" w:eastAsia="Arial" w:hAnsi="Arial"/>

--- a/data/outputs/v2/Chemistry/SS2.1_Introduction_to_Salts/Chemistry_Introduction_to_Salts_CBE_LessonSequence.docx
+++ b/data/outputs/v2/Chemistry/SS2.1_Introduction_to_Salts/Chemistry_Introduction_to_Salts_CBE_LessonSequence.docx
@@ -3086,7 +3086,7 @@
             <w:pPr>
               <w:spacing w:after="20" w:before="0"/>
             </w:pPr>
-            <w:hyperlink w:history="1" r:id="rIdeyhv_mdmh6xm8b2qkkmnh">
+            <w:hyperlink w:history="1" r:id="rIdyrqpdwudk_cje_ojusslr">
               <w:r>
                 <w:rPr>
                   <w:rFonts w:ascii="Arial" w:cs="Arial" w:eastAsia="Arial" w:hAnsi="Arial"/>
@@ -3119,7 +3119,7 @@
               <w:spacing w:after="10" w:before="0"/>
               <w:ind w:left="120"/>
             </w:pPr>
-            <w:hyperlink w:history="1" r:id="rIdtvm9xqrkzgowqxpi06cvn">
+            <w:hyperlink w:history="1" r:id="rIdzsd_cgq_90-g1g-yazglv">
               <w:r>
                 <w:rPr>
                   <w:rFonts w:ascii="Arial" w:cs="Arial" w:eastAsia="Arial" w:hAnsi="Arial"/>
@@ -3164,7 +3164,7 @@
             <w:pPr>
               <w:spacing w:after="20" w:before="0"/>
             </w:pPr>
-            <w:hyperlink w:history="1" r:id="rIdne6n0stxfwao2xzuzdyh1">
+            <w:hyperlink w:history="1" r:id="rIdxajybpurovino20oipaav">
               <w:r>
                 <w:rPr>
                   <w:rFonts w:ascii="Arial" w:cs="Arial" w:eastAsia="Arial" w:hAnsi="Arial"/>
@@ -3197,7 +3197,7 @@
               <w:spacing w:after="10" w:before="0"/>
               <w:ind w:left="120"/>
             </w:pPr>
-            <w:hyperlink w:history="1" r:id="rIdmgcpt2pswbpxd4hnpeivf">
+            <w:hyperlink w:history="1" r:id="rIda0wxfok98bw3benqruxkh">
               <w:r>
                 <w:rPr>
                   <w:rFonts w:ascii="Arial" w:cs="Arial" w:eastAsia="Arial" w:hAnsi="Arial"/>
@@ -3392,7 +3392,7 @@
             <w:pPr>
               <w:spacing w:after="20" w:before="0"/>
             </w:pPr>
-            <w:hyperlink w:history="1" r:id="rIdmlnvuudjyhtdslkzsdwop">
+            <w:hyperlink w:history="1" r:id="rIdpujquuzif9vuzkkzk7smo">
               <w:r>
                 <w:rPr>
                   <w:rFonts w:ascii="Arial" w:cs="Arial" w:eastAsia="Arial" w:hAnsi="Arial"/>
@@ -3425,7 +3425,7 @@
               <w:spacing w:after="10" w:before="0"/>
               <w:ind w:left="120"/>
             </w:pPr>
-            <w:hyperlink w:history="1" r:id="rIdslv1105qofsixziujlhsr">
+            <w:hyperlink w:history="1" r:id="rIdenlumwtffii068dkxdpbu">
               <w:r>
                 <w:rPr>
                   <w:rFonts w:ascii="Arial" w:cs="Arial" w:eastAsia="Arial" w:hAnsi="Arial"/>
@@ -3470,7 +3470,7 @@
             <w:pPr>
               <w:spacing w:after="20" w:before="0"/>
             </w:pPr>
-            <w:hyperlink w:history="1" r:id="rIdddy1vs_et5ulrrxdjhyrm">
+            <w:hyperlink w:history="1" r:id="rIdmacmjh9xcuusav9krh2bc">
               <w:r>
                 <w:rPr>
                   <w:rFonts w:ascii="Arial" w:cs="Arial" w:eastAsia="Arial" w:hAnsi="Arial"/>
@@ -3503,7 +3503,7 @@
               <w:spacing w:after="10" w:before="0"/>
               <w:ind w:left="120"/>
             </w:pPr>
-            <w:hyperlink w:history="1" r:id="rId4j3bvonypeho3nnlrar29">
+            <w:hyperlink w:history="1" r:id="rId7merik4sqe9zsfkz-y-p0">
               <w:r>
                 <w:rPr>
                   <w:rFonts w:ascii="Arial" w:cs="Arial" w:eastAsia="Arial" w:hAnsi="Arial"/>
@@ -3698,7 +3698,7 @@
             <w:pPr>
               <w:spacing w:after="20" w:before="0"/>
             </w:pPr>
-            <w:hyperlink w:history="1" r:id="rId8h4ivqrbizyx3pqnebdo7">
+            <w:hyperlink w:history="1" r:id="rIdh8fr6q_m67rf-x2a6wdwb">
               <w:r>
                 <w:rPr>
                   <w:rFonts w:ascii="Arial" w:cs="Arial" w:eastAsia="Arial" w:hAnsi="Arial"/>
@@ -3731,7 +3731,7 @@
               <w:spacing w:after="10" w:before="0"/>
               <w:ind w:left="120"/>
             </w:pPr>
-            <w:hyperlink w:history="1" r:id="rId3x7229xmchmd_ayvyamgb">
+            <w:hyperlink w:history="1" r:id="rIdhhhilvh0tlmv9-fzodchj">
               <w:r>
                 <w:rPr>
                   <w:rFonts w:ascii="Arial" w:cs="Arial" w:eastAsia="Arial" w:hAnsi="Arial"/>
@@ -3776,7 +3776,7 @@
             <w:pPr>
               <w:spacing w:after="20" w:before="0"/>
             </w:pPr>
-            <w:hyperlink w:history="1" r:id="rIdxkzdzczragmshyukith8k">
+            <w:hyperlink w:history="1" r:id="rIdah4lfo4mkppmklxaaoufc">
               <w:r>
                 <w:rPr>
                   <w:rFonts w:ascii="Arial" w:cs="Arial" w:eastAsia="Arial" w:hAnsi="Arial"/>
@@ -3809,7 +3809,7 @@
               <w:spacing w:after="10" w:before="0"/>
               <w:ind w:left="120"/>
             </w:pPr>
-            <w:hyperlink w:history="1" r:id="rIdzyjac2bweerkhydoboyxi">
+            <w:hyperlink w:history="1" r:id="rId7ruckc72jvoulbclsyqow">
               <w:r>
                 <w:rPr>
                   <w:rFonts w:ascii="Arial" w:cs="Arial" w:eastAsia="Arial" w:hAnsi="Arial"/>
@@ -4004,7 +4004,7 @@
             <w:pPr>
               <w:spacing w:after="20" w:before="0"/>
             </w:pPr>
-            <w:hyperlink w:history="1" r:id="rIdoxoxow-h_9uthgdhomheb">
+            <w:hyperlink w:history="1" r:id="rIdoegbmvvnxqoqch6hvli7s">
               <w:r>
                 <w:rPr>
                   <w:rFonts w:ascii="Arial" w:cs="Arial" w:eastAsia="Arial" w:hAnsi="Arial"/>
@@ -4037,7 +4037,7 @@
               <w:spacing w:after="10" w:before="0"/>
               <w:ind w:left="120"/>
             </w:pPr>
-            <w:hyperlink w:history="1" r:id="rIdynnfeji_av6asw1fyyyyr">
+            <w:hyperlink w:history="1" r:id="rId26qmevo9xw95oevpl1y4_">
               <w:r>
                 <w:rPr>
                   <w:rFonts w:ascii="Arial" w:cs="Arial" w:eastAsia="Arial" w:hAnsi="Arial"/>
@@ -4082,7 +4082,7 @@
             <w:pPr>
               <w:spacing w:after="20" w:before="0"/>
             </w:pPr>
-            <w:hyperlink w:history="1" r:id="rIdc3n4xrala_1hedjjzeard">
+            <w:hyperlink w:history="1" r:id="rIdhmealapximvxqn-vp4qvu">
               <w:r>
                 <w:rPr>
                   <w:rFonts w:ascii="Arial" w:cs="Arial" w:eastAsia="Arial" w:hAnsi="Arial"/>
@@ -4115,7 +4115,7 @@
               <w:spacing w:after="10" w:before="0"/>
               <w:ind w:left="120"/>
             </w:pPr>
-            <w:hyperlink w:history="1" r:id="rIdefv29alnm2jhyniccbqk8">
+            <w:hyperlink w:history="1" r:id="rId156dcayi970elk0hanav-">
               <w:r>
                 <w:rPr>
                   <w:rFonts w:ascii="Arial" w:cs="Arial" w:eastAsia="Arial" w:hAnsi="Arial"/>
@@ -4310,7 +4310,7 @@
             <w:pPr>
               <w:spacing w:after="20" w:before="0"/>
             </w:pPr>
-            <w:hyperlink w:history="1" r:id="rIdy8yc_h5g98nxqlngxxcrq">
+            <w:hyperlink w:history="1" r:id="rIdot3ibeiagajn2qw2dyiou">
               <w:r>
                 <w:rPr>
                   <w:rFonts w:ascii="Arial" w:cs="Arial" w:eastAsia="Arial" w:hAnsi="Arial"/>
@@ -4343,7 +4343,7 @@
               <w:spacing w:after="10" w:before="0"/>
               <w:ind w:left="120"/>
             </w:pPr>
-            <w:hyperlink w:history="1" r:id="rIdfgbgg45ruddzwjonnzxqq">
+            <w:hyperlink w:history="1" r:id="rIdwf8017xnpb40d_b93boyn">
               <w:r>
                 <w:rPr>
                   <w:rFonts w:ascii="Arial" w:cs="Arial" w:eastAsia="Arial" w:hAnsi="Arial"/>
@@ -4388,7 +4388,7 @@
             <w:pPr>
               <w:spacing w:after="20" w:before="0"/>
             </w:pPr>
-            <w:hyperlink w:history="1" r:id="rIdhmaqryk5_3sehp7k_ywm5">
+            <w:hyperlink w:history="1" r:id="rIdim5qwu8vvss6aqkkqzhz0">
               <w:r>
                 <w:rPr>
                   <w:rFonts w:ascii="Arial" w:cs="Arial" w:eastAsia="Arial" w:hAnsi="Arial"/>
@@ -4421,7 +4421,7 @@
               <w:spacing w:after="10" w:before="0"/>
               <w:ind w:left="120"/>
             </w:pPr>
-            <w:hyperlink w:history="1" r:id="rIdyxgm6kcdjj18qytgblyuq">
+            <w:hyperlink w:history="1" r:id="rIdxnqubygzbv5ojeh62c1n2">
               <w:r>
                 <w:rPr>
                   <w:rFonts w:ascii="Arial" w:cs="Arial" w:eastAsia="Arial" w:hAnsi="Arial"/>
@@ -6022,7 +6022,7 @@
             <w:pPr>
               <w:spacing w:after="20" w:before="0"/>
             </w:pPr>
-            <w:hyperlink w:history="1" r:id="rId6e6tnbxnxzguketn_qyoz">
+            <w:hyperlink w:history="1" r:id="rIdngfwkqordf0not40uw3ey">
               <w:r>
                 <w:rPr>
                   <w:rFonts w:ascii="Arial" w:cs="Arial" w:eastAsia="Arial" w:hAnsi="Arial"/>
@@ -6055,7 +6055,7 @@
               <w:spacing w:after="10" w:before="0"/>
               <w:ind w:left="120"/>
             </w:pPr>
-            <w:hyperlink w:history="1" r:id="rIdjzupgh0gwuvw4ovxaj0cl">
+            <w:hyperlink w:history="1" r:id="rIdtxxygdzxfgoexs-sbhufa">
               <w:r>
                 <w:rPr>
                   <w:rFonts w:ascii="Arial" w:cs="Arial" w:eastAsia="Arial" w:hAnsi="Arial"/>
@@ -6100,7 +6100,7 @@
             <w:pPr>
               <w:spacing w:after="20" w:before="0"/>
             </w:pPr>
-            <w:hyperlink w:history="1" r:id="rIdkc5q36pamzuqckjdlyejk">
+            <w:hyperlink w:history="1" r:id="rIdhntdnn-j6jpa-onlezuhp">
               <w:r>
                 <w:rPr>
                   <w:rFonts w:ascii="Arial" w:cs="Arial" w:eastAsia="Arial" w:hAnsi="Arial"/>
@@ -6133,7 +6133,7 @@
               <w:spacing w:after="10" w:before="0"/>
               <w:ind w:left="120"/>
             </w:pPr>
-            <w:hyperlink w:history="1" r:id="rIdgnlcd08-wq0fzxa4rc6nl">
+            <w:hyperlink w:history="1" r:id="rIdxgmmrihyy3djyqzkrohae">
               <w:r>
                 <w:rPr>
                   <w:rFonts w:ascii="Arial" w:cs="Arial" w:eastAsia="Arial" w:hAnsi="Arial"/>
@@ -6328,7 +6328,7 @@
             <w:pPr>
               <w:spacing w:after="20" w:before="0"/>
             </w:pPr>
-            <w:hyperlink w:history="1" r:id="rIdzrn2ujesluk6sdjvuq7pc">
+            <w:hyperlink w:history="1" r:id="rId3hugolszxynfaq-1fb4bg">
               <w:r>
                 <w:rPr>
                   <w:rFonts w:ascii="Arial" w:cs="Arial" w:eastAsia="Arial" w:hAnsi="Arial"/>
@@ -6361,7 +6361,7 @@
               <w:spacing w:after="10" w:before="0"/>
               <w:ind w:left="120"/>
             </w:pPr>
-            <w:hyperlink w:history="1" r:id="rIdzi2pu-n-hyy59hjnfwalp">
+            <w:hyperlink w:history="1" r:id="rIdcpmc5xibq6wdkindownhb">
               <w:r>
                 <w:rPr>
                   <w:rFonts w:ascii="Arial" w:cs="Arial" w:eastAsia="Arial" w:hAnsi="Arial"/>
@@ -6406,7 +6406,7 @@
             <w:pPr>
               <w:spacing w:after="20" w:before="0"/>
             </w:pPr>
-            <w:hyperlink w:history="1" r:id="rId--czc_5hfzm-ka1dzaqk6">
+            <w:hyperlink w:history="1" r:id="rIdmzd5nxpsbxkbou4z5soqy">
               <w:r>
                 <w:rPr>
                   <w:rFonts w:ascii="Arial" w:cs="Arial" w:eastAsia="Arial" w:hAnsi="Arial"/>
@@ -6439,7 +6439,7 @@
               <w:spacing w:after="10" w:before="0"/>
               <w:ind w:left="120"/>
             </w:pPr>
-            <w:hyperlink w:history="1" r:id="rIdqogv1hgdbritjo5zcfilr">
+            <w:hyperlink w:history="1" r:id="rIdnecjcm2yfjlyjbtt1lbed">
               <w:r>
                 <w:rPr>
                   <w:rFonts w:ascii="Arial" w:cs="Arial" w:eastAsia="Arial" w:hAnsi="Arial"/>
@@ -6634,7 +6634,7 @@
             <w:pPr>
               <w:spacing w:after="20" w:before="0"/>
             </w:pPr>
-            <w:hyperlink w:history="1" r:id="rId1_jto5ojjae7sp-lrjxec">
+            <w:hyperlink w:history="1" r:id="rIdtjqj6idrshq2cqiu1awxk">
               <w:r>
                 <w:rPr>
                   <w:rFonts w:ascii="Arial" w:cs="Arial" w:eastAsia="Arial" w:hAnsi="Arial"/>
@@ -6667,7 +6667,7 @@
               <w:spacing w:after="10" w:before="0"/>
               <w:ind w:left="120"/>
             </w:pPr>
-            <w:hyperlink w:history="1" r:id="rIdymdzq8muefzpularyhtp7">
+            <w:hyperlink w:history="1" r:id="rIdynch9l3tzkw1h36s1lb3n">
               <w:r>
                 <w:rPr>
                   <w:rFonts w:ascii="Arial" w:cs="Arial" w:eastAsia="Arial" w:hAnsi="Arial"/>
@@ -6712,7 +6712,7 @@
             <w:pPr>
               <w:spacing w:after="20" w:before="0"/>
             </w:pPr>
-            <w:hyperlink w:history="1" r:id="rIdgnjucni8lvc-gnt9jadvw">
+            <w:hyperlink w:history="1" r:id="rIdq2hjxcktt2imxfdiipral">
               <w:r>
                 <w:rPr>
                   <w:rFonts w:ascii="Arial" w:cs="Arial" w:eastAsia="Arial" w:hAnsi="Arial"/>
@@ -6745,7 +6745,7 @@
               <w:spacing w:after="10" w:before="0"/>
               <w:ind w:left="120"/>
             </w:pPr>
-            <w:hyperlink w:history="1" r:id="rIdeljrvppx8kluufq_ulxht">
+            <w:hyperlink w:history="1" r:id="rIdgnipmadtrealvdwtwzjnb">
               <w:r>
                 <w:rPr>
                   <w:rFonts w:ascii="Arial" w:cs="Arial" w:eastAsia="Arial" w:hAnsi="Arial"/>
@@ -6940,7 +6940,7 @@
             <w:pPr>
               <w:spacing w:after="20" w:before="0"/>
             </w:pPr>
-            <w:hyperlink w:history="1" r:id="rIdsynjvozz1cdsdam7knvtm">
+            <w:hyperlink w:history="1" r:id="rIdkxok59yq_gupv7eqrhjts">
               <w:r>
                 <w:rPr>
                   <w:rFonts w:ascii="Arial" w:cs="Arial" w:eastAsia="Arial" w:hAnsi="Arial"/>
@@ -6973,7 +6973,7 @@
               <w:spacing w:after="10" w:before="0"/>
               <w:ind w:left="120"/>
             </w:pPr>
-            <w:hyperlink w:history="1" r:id="rIdcizplozqabkvlx2hng-fp">
+            <w:hyperlink w:history="1" r:id="rIdkn-ftlhen91f2hqjhta3_">
               <w:r>
                 <w:rPr>
                   <w:rFonts w:ascii="Arial" w:cs="Arial" w:eastAsia="Arial" w:hAnsi="Arial"/>
@@ -7018,7 +7018,7 @@
             <w:pPr>
               <w:spacing w:after="20" w:before="0"/>
             </w:pPr>
-            <w:hyperlink w:history="1" r:id="rId3ctnbrycvwzfwiq0-g87r">
+            <w:hyperlink w:history="1" r:id="rIdppo5hlp_pj7xsefajhwyb">
               <w:r>
                 <w:rPr>
                   <w:rFonts w:ascii="Arial" w:cs="Arial" w:eastAsia="Arial" w:hAnsi="Arial"/>
@@ -7051,7 +7051,7 @@
               <w:spacing w:after="10" w:before="0"/>
               <w:ind w:left="120"/>
             </w:pPr>
-            <w:hyperlink w:history="1" r:id="rIddncfvn0rfvq5lyvkakb39">
+            <w:hyperlink w:history="1" r:id="rIdwiiecggbdo7vgaj3obbof">
               <w:r>
                 <w:rPr>
                   <w:rFonts w:ascii="Arial" w:cs="Arial" w:eastAsia="Arial" w:hAnsi="Arial"/>
@@ -7246,7 +7246,7 @@
             <w:pPr>
               <w:spacing w:after="20" w:before="0"/>
             </w:pPr>
-            <w:hyperlink w:history="1" r:id="rIdkhybgvqtrcrtfhg_dd6xy">
+            <w:hyperlink w:history="1" r:id="rIdvpr3ok1qzjckekyzegbv9">
               <w:r>
                 <w:rPr>
                   <w:rFonts w:ascii="Arial" w:cs="Arial" w:eastAsia="Arial" w:hAnsi="Arial"/>
@@ -7279,7 +7279,7 @@
               <w:spacing w:after="10" w:before="0"/>
               <w:ind w:left="120"/>
             </w:pPr>
-            <w:hyperlink w:history="1" r:id="rIdizhprqxrwygos9b7rtpkc">
+            <w:hyperlink w:history="1" r:id="rIdax2bbksyhte5mg0ligl7z">
               <w:r>
                 <w:rPr>
                   <w:rFonts w:ascii="Arial" w:cs="Arial" w:eastAsia="Arial" w:hAnsi="Arial"/>
@@ -7324,7 +7324,7 @@
             <w:pPr>
               <w:spacing w:after="20" w:before="0"/>
             </w:pPr>
-            <w:hyperlink w:history="1" r:id="rId4mak3thkr6gfvmld3xo0t">
+            <w:hyperlink w:history="1" r:id="rId5ybczthggilpjuqxrlqqr">
               <w:r>
                 <w:rPr>
                   <w:rFonts w:ascii="Arial" w:cs="Arial" w:eastAsia="Arial" w:hAnsi="Arial"/>
@@ -7357,7 +7357,7 @@
               <w:spacing w:after="10" w:before="0"/>
               <w:ind w:left="120"/>
             </w:pPr>
-            <w:hyperlink w:history="1" r:id="rIdc5t0d_bpttiwmucnn14p-">
+            <w:hyperlink w:history="1" r:id="rId686d2iqlarlkyiaq8yh8g">
               <w:r>
                 <w:rPr>
                   <w:rFonts w:ascii="Arial" w:cs="Arial" w:eastAsia="Arial" w:hAnsi="Arial"/>
@@ -8844,7 +8844,7 @@
             <w:pPr>
               <w:spacing w:after="20" w:before="0"/>
             </w:pPr>
-            <w:hyperlink w:history="1" r:id="rIdlaqjb-4mmgiroreqgnvsu">
+            <w:hyperlink w:history="1" r:id="rIduhnjnsqx6l2jypl2s47gp">
               <w:r>
                 <w:rPr>
                   <w:rFonts w:ascii="Arial" w:cs="Arial" w:eastAsia="Arial" w:hAnsi="Arial"/>
@@ -8877,7 +8877,7 @@
               <w:spacing w:after="10" w:before="0"/>
               <w:ind w:left="120"/>
             </w:pPr>
-            <w:hyperlink w:history="1" r:id="rIdibuuypbodywod27qw6ufj">
+            <w:hyperlink w:history="1" r:id="rIdi420_padz27rekz90seyu">
               <w:r>
                 <w:rPr>
                   <w:rFonts w:ascii="Arial" w:cs="Arial" w:eastAsia="Arial" w:hAnsi="Arial"/>
@@ -8922,7 +8922,7 @@
             <w:pPr>
               <w:spacing w:after="20" w:before="0"/>
             </w:pPr>
-            <w:hyperlink w:history="1" r:id="rId7-yxiqxunxuddwayz017j">
+            <w:hyperlink w:history="1" r:id="rIdqwvunyvfyno8wac_59vb-">
               <w:r>
                 <w:rPr>
                   <w:rFonts w:ascii="Arial" w:cs="Arial" w:eastAsia="Arial" w:hAnsi="Arial"/>
@@ -8955,7 +8955,7 @@
               <w:spacing w:after="10" w:before="0"/>
               <w:ind w:left="120"/>
             </w:pPr>
-            <w:hyperlink w:history="1" r:id="rIdydgqnklgz6zohwesje90f">
+            <w:hyperlink w:history="1" r:id="rId_jfq8zuzu2v5k3irndncd">
               <w:r>
                 <w:rPr>
                   <w:rFonts w:ascii="Arial" w:cs="Arial" w:eastAsia="Arial" w:hAnsi="Arial"/>
@@ -9150,7 +9150,7 @@
             <w:pPr>
               <w:spacing w:after="20" w:before="0"/>
             </w:pPr>
-            <w:hyperlink w:history="1" r:id="rIdobjzxj7x9qhz-yrz5my6h">
+            <w:hyperlink w:history="1" r:id="rIdjhltlnybdwqv_nocyfspr">
               <w:r>
                 <w:rPr>
                   <w:rFonts w:ascii="Arial" w:cs="Arial" w:eastAsia="Arial" w:hAnsi="Arial"/>
@@ -9183,7 +9183,7 @@
               <w:spacing w:after="10" w:before="0"/>
               <w:ind w:left="120"/>
             </w:pPr>
-            <w:hyperlink w:history="1" r:id="rIdoajgaaysp65gwc_8ueejw">
+            <w:hyperlink w:history="1" r:id="rIdkf71csg4bxwpgd8miq_eu">
               <w:r>
                 <w:rPr>
                   <w:rFonts w:ascii="Arial" w:cs="Arial" w:eastAsia="Arial" w:hAnsi="Arial"/>
@@ -9228,7 +9228,7 @@
             <w:pPr>
               <w:spacing w:after="20" w:before="0"/>
             </w:pPr>
-            <w:hyperlink w:history="1" r:id="rId3g1nbogv8c8rzkbs6d9qs">
+            <w:hyperlink w:history="1" r:id="rIdkf-rcgtdlkfxrcbuubhcc">
               <w:r>
                 <w:rPr>
                   <w:rFonts w:ascii="Arial" w:cs="Arial" w:eastAsia="Arial" w:hAnsi="Arial"/>
@@ -9261,7 +9261,7 @@
               <w:spacing w:after="10" w:before="0"/>
               <w:ind w:left="120"/>
             </w:pPr>
-            <w:hyperlink w:history="1" r:id="rId4gn_aetjaiq_17twjjeag">
+            <w:hyperlink w:history="1" r:id="rIdzd7r7i4g1llwaz0rnm1yv">
               <w:r>
                 <w:rPr>
                   <w:rFonts w:ascii="Arial" w:cs="Arial" w:eastAsia="Arial" w:hAnsi="Arial"/>
@@ -9456,7 +9456,7 @@
             <w:pPr>
               <w:spacing w:after="20" w:before="0"/>
             </w:pPr>
-            <w:hyperlink w:history="1" r:id="rIdz-tut4bffktm3zk4mhmrt">
+            <w:hyperlink w:history="1" r:id="rIdvw1kmw83c4nqrm9kt2qiz">
               <w:r>
                 <w:rPr>
                   <w:rFonts w:ascii="Arial" w:cs="Arial" w:eastAsia="Arial" w:hAnsi="Arial"/>
@@ -9489,7 +9489,7 @@
               <w:spacing w:after="10" w:before="0"/>
               <w:ind w:left="120"/>
             </w:pPr>
-            <w:hyperlink w:history="1" r:id="rIdsr08i9ncgkg2o7b5bl82i">
+            <w:hyperlink w:history="1" r:id="rIdfmgssdf4r1gphar_f2xr9">
               <w:r>
                 <w:rPr>
                   <w:rFonts w:ascii="Arial" w:cs="Arial" w:eastAsia="Arial" w:hAnsi="Arial"/>
@@ -9534,7 +9534,7 @@
             <w:pPr>
               <w:spacing w:after="20" w:before="0"/>
             </w:pPr>
-            <w:hyperlink w:history="1" r:id="rIdg9nc_vxczg-cxqxemue3t">
+            <w:hyperlink w:history="1" r:id="rId6m8abazvwp2k9mmcmb_rv">
               <w:r>
                 <w:rPr>
                   <w:rFonts w:ascii="Arial" w:cs="Arial" w:eastAsia="Arial" w:hAnsi="Arial"/>
@@ -9567,7 +9567,7 @@
               <w:spacing w:after="10" w:before="0"/>
               <w:ind w:left="120"/>
             </w:pPr>
-            <w:hyperlink w:history="1" r:id="rId3cwah9ea1md8oikfd4syr">
+            <w:hyperlink w:history="1" r:id="rIddl2j0kcbchrexhbrgz56m">
               <w:r>
                 <w:rPr>
                   <w:rFonts w:ascii="Arial" w:cs="Arial" w:eastAsia="Arial" w:hAnsi="Arial"/>
@@ -9762,7 +9762,7 @@
             <w:pPr>
               <w:spacing w:after="20" w:before="0"/>
             </w:pPr>
-            <w:hyperlink w:history="1" r:id="rIdajrp0culyp0qe3sgbu0rw">
+            <w:hyperlink w:history="1" r:id="rIdr3eyfzici1ppstwxj82zf">
               <w:r>
                 <w:rPr>
                   <w:rFonts w:ascii="Arial" w:cs="Arial" w:eastAsia="Arial" w:hAnsi="Arial"/>
@@ -9795,7 +9795,7 @@
               <w:spacing w:after="10" w:before="0"/>
               <w:ind w:left="120"/>
             </w:pPr>
-            <w:hyperlink w:history="1" r:id="rIdmvqje8kv0mfkujdxxsxw8">
+            <w:hyperlink w:history="1" r:id="rId_obf6ubfwyzjjx34hqzri">
               <w:r>
                 <w:rPr>
                   <w:rFonts w:ascii="Arial" w:cs="Arial" w:eastAsia="Arial" w:hAnsi="Arial"/>
@@ -9840,7 +9840,7 @@
             <w:pPr>
               <w:spacing w:after="20" w:before="0"/>
             </w:pPr>
-            <w:hyperlink w:history="1" r:id="rIdwkwaq2mod-qwwvphc8ny1">
+            <w:hyperlink w:history="1" r:id="rIdbnm3s4ggzqazi-zofdjif">
               <w:r>
                 <w:rPr>
                   <w:rFonts w:ascii="Arial" w:cs="Arial" w:eastAsia="Arial" w:hAnsi="Arial"/>
@@ -9873,7 +9873,7 @@
               <w:spacing w:after="10" w:before="0"/>
               <w:ind w:left="120"/>
             </w:pPr>
-            <w:hyperlink w:history="1" r:id="rIdjnq1eh9rfhhg10q6nz_kd">
+            <w:hyperlink w:history="1" r:id="rIdwwnm3g7hw3zy0ek0eabp5">
               <w:r>
                 <w:rPr>
                   <w:rFonts w:ascii="Arial" w:cs="Arial" w:eastAsia="Arial" w:hAnsi="Arial"/>
@@ -10068,7 +10068,7 @@
             <w:pPr>
               <w:spacing w:after="20" w:before="0"/>
             </w:pPr>
-            <w:hyperlink w:history="1" r:id="rIdzymjwxklhlhnpaifm_vuy">
+            <w:hyperlink w:history="1" r:id="rIdqa5zqjgwo5s9fly02nujf">
               <w:r>
                 <w:rPr>
                   <w:rFonts w:ascii="Arial" w:cs="Arial" w:eastAsia="Arial" w:hAnsi="Arial"/>
@@ -10101,7 +10101,7 @@
               <w:spacing w:after="10" w:before="0"/>
               <w:ind w:left="120"/>
             </w:pPr>
-            <w:hyperlink w:history="1" r:id="rIdkql-irs61n1hzuuqx0dvy">
+            <w:hyperlink w:history="1" r:id="rIdcujt8u9rk6uf0wfbfwd5z">
               <w:r>
                 <w:rPr>
                   <w:rFonts w:ascii="Arial" w:cs="Arial" w:eastAsia="Arial" w:hAnsi="Arial"/>
@@ -10146,7 +10146,7 @@
             <w:pPr>
               <w:spacing w:after="20" w:before="0"/>
             </w:pPr>
-            <w:hyperlink w:history="1" r:id="rIdargjbxenfs24rzewstywx">
+            <w:hyperlink w:history="1" r:id="rIdudczzaua_iyeowmuq9kzj">
               <w:r>
                 <w:rPr>
                   <w:rFonts w:ascii="Arial" w:cs="Arial" w:eastAsia="Arial" w:hAnsi="Arial"/>
@@ -10179,7 +10179,7 @@
               <w:spacing w:after="10" w:before="0"/>
               <w:ind w:left="120"/>
             </w:pPr>
-            <w:hyperlink w:history="1" r:id="rIddmzq71kwfuasiindgaoyl">
+            <w:hyperlink w:history="1" r:id="rIdx7zqt4bbcjin1k-0stkmx">
               <w:r>
                 <w:rPr>
                   <w:rFonts w:ascii="Arial" w:cs="Arial" w:eastAsia="Arial" w:hAnsi="Arial"/>
@@ -11761,7 +11761,7 @@
             <w:pPr>
               <w:spacing w:after="20" w:before="0"/>
             </w:pPr>
-            <w:hyperlink w:history="1" r:id="rId69x6dr1tqqx3jh8_tstke">
+            <w:hyperlink w:history="1" r:id="rIdihkgr5ts1q4vesd0x7vtf">
               <w:r>
                 <w:rPr>
                   <w:rFonts w:ascii="Arial" w:cs="Arial" w:eastAsia="Arial" w:hAnsi="Arial"/>
@@ -11794,7 +11794,7 @@
               <w:spacing w:after="10" w:before="0"/>
               <w:ind w:left="120"/>
             </w:pPr>
-            <w:hyperlink w:history="1" r:id="rIdcvjsmdjjwz7t3kj0-0pva">
+            <w:hyperlink w:history="1" r:id="rIdpyqvzzz2krigagimajo-l">
               <w:r>
                 <w:rPr>
                   <w:rFonts w:ascii="Arial" w:cs="Arial" w:eastAsia="Arial" w:hAnsi="Arial"/>
@@ -11839,7 +11839,7 @@
             <w:pPr>
               <w:spacing w:after="20" w:before="0"/>
             </w:pPr>
-            <w:hyperlink w:history="1" r:id="rIdixbkzzsntvilhehheejfq">
+            <w:hyperlink w:history="1" r:id="rIdnkllur7ntjqdvcmefh3ea">
               <w:r>
                 <w:rPr>
                   <w:rFonts w:ascii="Arial" w:cs="Arial" w:eastAsia="Arial" w:hAnsi="Arial"/>
@@ -11872,7 +11872,7 @@
               <w:spacing w:after="10" w:before="0"/>
               <w:ind w:left="120"/>
             </w:pPr>
-            <w:hyperlink w:history="1" r:id="rIdwp76vskkhb_qcpvb0nlpq">
+            <w:hyperlink w:history="1" r:id="rIdqq3z8j1zyrpnbkzrdmrsy">
               <w:r>
                 <w:rPr>
                   <w:rFonts w:ascii="Arial" w:cs="Arial" w:eastAsia="Arial" w:hAnsi="Arial"/>
@@ -12067,7 +12067,7 @@
             <w:pPr>
               <w:spacing w:after="20" w:before="0"/>
             </w:pPr>
-            <w:hyperlink w:history="1" r:id="rIdegqd03-ogvlzvukyh5rwz">
+            <w:hyperlink w:history="1" r:id="rIdsoi5irmvtfbp8e65sv8xw">
               <w:r>
                 <w:rPr>
                   <w:rFonts w:ascii="Arial" w:cs="Arial" w:eastAsia="Arial" w:hAnsi="Arial"/>
@@ -12100,7 +12100,7 @@
               <w:spacing w:after="10" w:before="0"/>
               <w:ind w:left="120"/>
             </w:pPr>
-            <w:hyperlink w:history="1" r:id="rIdbjdodz4ajbsfduh72qcvc">
+            <w:hyperlink w:history="1" r:id="rIdqqlcuqqf2nziz3_r6gy7u">
               <w:r>
                 <w:rPr>
                   <w:rFonts w:ascii="Arial" w:cs="Arial" w:eastAsia="Arial" w:hAnsi="Arial"/>
@@ -12145,7 +12145,7 @@
             <w:pPr>
               <w:spacing w:after="20" w:before="0"/>
             </w:pPr>
-            <w:hyperlink w:history="1" r:id="rIdci4w80hvl0wd2hlawycau">
+            <w:hyperlink w:history="1" r:id="rIdwlxmpb4qsxsn0wqv0zlud">
               <w:r>
                 <w:rPr>
                   <w:rFonts w:ascii="Arial" w:cs="Arial" w:eastAsia="Arial" w:hAnsi="Arial"/>
@@ -12178,7 +12178,7 @@
               <w:spacing w:after="10" w:before="0"/>
               <w:ind w:left="120"/>
             </w:pPr>
-            <w:hyperlink w:history="1" r:id="rId07gd9vcyli0rnrkjl8ex6">
+            <w:hyperlink w:history="1" r:id="rId3tea_qovq6pqu2sq7dzq2">
               <w:r>
                 <w:rPr>
                   <w:rFonts w:ascii="Arial" w:cs="Arial" w:eastAsia="Arial" w:hAnsi="Arial"/>
@@ -12373,7 +12373,7 @@
             <w:pPr>
               <w:spacing w:after="20" w:before="0"/>
             </w:pPr>
-            <w:hyperlink w:history="1" r:id="rId5c3q39xg2ceh8q_684bpv">
+            <w:hyperlink w:history="1" r:id="rIdheep_2scch46t2lsorg-a">
               <w:r>
                 <w:rPr>
                   <w:rFonts w:ascii="Arial" w:cs="Arial" w:eastAsia="Arial" w:hAnsi="Arial"/>
@@ -12406,7 +12406,7 @@
               <w:spacing w:after="10" w:before="0"/>
               <w:ind w:left="120"/>
             </w:pPr>
-            <w:hyperlink w:history="1" r:id="rIdud_dxtcddz9pikbal6ysx">
+            <w:hyperlink w:history="1" r:id="rIdgnhsk5lqkjrgwfsd7abd5">
               <w:r>
                 <w:rPr>
                   <w:rFonts w:ascii="Arial" w:cs="Arial" w:eastAsia="Arial" w:hAnsi="Arial"/>
@@ -12451,7 +12451,7 @@
             <w:pPr>
               <w:spacing w:after="20" w:before="0"/>
             </w:pPr>
-            <w:hyperlink w:history="1" r:id="rId62514lwr5bzauo3_6pill">
+            <w:hyperlink w:history="1" r:id="rIddmhmrgnedi7vdyjqk24ih">
               <w:r>
                 <w:rPr>
                   <w:rFonts w:ascii="Arial" w:cs="Arial" w:eastAsia="Arial" w:hAnsi="Arial"/>
@@ -12484,7 +12484,7 @@
               <w:spacing w:after="10" w:before="0"/>
               <w:ind w:left="120"/>
             </w:pPr>
-            <w:hyperlink w:history="1" r:id="rIdg8m9qbyayoafbwpk8-v65">
+            <w:hyperlink w:history="1" r:id="rId7xev_xmwgcilhdohlq6gu">
               <w:r>
                 <w:rPr>
                   <w:rFonts w:ascii="Arial" w:cs="Arial" w:eastAsia="Arial" w:hAnsi="Arial"/>
@@ -12679,7 +12679,7 @@
             <w:pPr>
               <w:spacing w:after="20" w:before="0"/>
             </w:pPr>
-            <w:hyperlink w:history="1" r:id="rIdlhsbil-dkzlafb1iljp0t">
+            <w:hyperlink w:history="1" r:id="rIdy48e-drsi9uja_dccczsv">
               <w:r>
                 <w:rPr>
                   <w:rFonts w:ascii="Arial" w:cs="Arial" w:eastAsia="Arial" w:hAnsi="Arial"/>
@@ -12712,7 +12712,7 @@
               <w:spacing w:after="10" w:before="0"/>
               <w:ind w:left="120"/>
             </w:pPr>
-            <w:hyperlink w:history="1" r:id="rIdoucruul0tz9k4hg3k2qxp">
+            <w:hyperlink w:history="1" r:id="rIdtu3k8wl7tcggpxksqvl1y">
               <w:r>
                 <w:rPr>
                   <w:rFonts w:ascii="Arial" w:cs="Arial" w:eastAsia="Arial" w:hAnsi="Arial"/>
@@ -12757,7 +12757,7 @@
             <w:pPr>
               <w:spacing w:after="20" w:before="0"/>
             </w:pPr>
-            <w:hyperlink w:history="1" r:id="rIdnl0x3_dakxtpe9arbnzyy">
+            <w:hyperlink w:history="1" r:id="rId-jrdk2m4k9hnl_tvvasws">
               <w:r>
                 <w:rPr>
                   <w:rFonts w:ascii="Arial" w:cs="Arial" w:eastAsia="Arial" w:hAnsi="Arial"/>
@@ -12790,7 +12790,7 @@
               <w:spacing w:after="10" w:before="0"/>
               <w:ind w:left="120"/>
             </w:pPr>
-            <w:hyperlink w:history="1" r:id="rIdgqrncixugtq_h_doiyycr">
+            <w:hyperlink w:history="1" r:id="rIdyjqz3_ntdcxepctifjubw">
               <w:r>
                 <w:rPr>
                   <w:rFonts w:ascii="Arial" w:cs="Arial" w:eastAsia="Arial" w:hAnsi="Arial"/>
@@ -12985,7 +12985,7 @@
             <w:pPr>
               <w:spacing w:after="20" w:before="0"/>
             </w:pPr>
-            <w:hyperlink w:history="1" r:id="rIdr7joupm-ceu3wpuz3nhzv">
+            <w:hyperlink w:history="1" r:id="rIdmu_iqxl60moj0v6cx2kvh">
               <w:r>
                 <w:rPr>
                   <w:rFonts w:ascii="Arial" w:cs="Arial" w:eastAsia="Arial" w:hAnsi="Arial"/>
@@ -13018,7 +13018,7 @@
               <w:spacing w:after="10" w:before="0"/>
               <w:ind w:left="120"/>
             </w:pPr>
-            <w:hyperlink w:history="1" r:id="rId_7m3r0vs1uzqjkq8jaqo6">
+            <w:hyperlink w:history="1" r:id="rIddyy_umeqgsfe0w-0lrxau">
               <w:r>
                 <w:rPr>
                   <w:rFonts w:ascii="Arial" w:cs="Arial" w:eastAsia="Arial" w:hAnsi="Arial"/>
@@ -13063,7 +13063,7 @@
             <w:pPr>
               <w:spacing w:after="20" w:before="0"/>
             </w:pPr>
-            <w:hyperlink w:history="1" r:id="rIdql61lj3bmefvo_ock5jfh">
+            <w:hyperlink w:history="1" r:id="rIdzkuzhwoq87h6wkfpjqi-w">
               <w:r>
                 <w:rPr>
                   <w:rFonts w:ascii="Arial" w:cs="Arial" w:eastAsia="Arial" w:hAnsi="Arial"/>
@@ -13096,7 +13096,7 @@
               <w:spacing w:after="10" w:before="0"/>
               <w:ind w:left="120"/>
             </w:pPr>
-            <w:hyperlink w:history="1" r:id="rIds1rxwgur333ke1ujaz33g">
+            <w:hyperlink w:history="1" r:id="rIdaldtr5xfngllr5afywf3w">
               <w:r>
                 <w:rPr>
                   <w:rFonts w:ascii="Arial" w:cs="Arial" w:eastAsia="Arial" w:hAnsi="Arial"/>
@@ -14583,7 +14583,7 @@
             <w:pPr>
               <w:spacing w:after="20" w:before="0"/>
             </w:pPr>
-            <w:hyperlink w:history="1" r:id="rIdlepfk8d7ffp6pu1lxuylo">
+            <w:hyperlink w:history="1" r:id="rIdib636mypeh0bjlejqdfzf">
               <w:r>
                 <w:rPr>
                   <w:rFonts w:ascii="Arial" w:cs="Arial" w:eastAsia="Arial" w:hAnsi="Arial"/>
@@ -14616,7 +14616,7 @@
               <w:spacing w:after="10" w:before="0"/>
               <w:ind w:left="120"/>
             </w:pPr>
-            <w:hyperlink w:history="1" r:id="rId4cknvxiurbjqa-inx4blh">
+            <w:hyperlink w:history="1" r:id="rIdzgvos_usww1k9zw4vtgp9">
               <w:r>
                 <w:rPr>
                   <w:rFonts w:ascii="Arial" w:cs="Arial" w:eastAsia="Arial" w:hAnsi="Arial"/>
@@ -14661,7 +14661,7 @@
             <w:pPr>
               <w:spacing w:after="20" w:before="0"/>
             </w:pPr>
-            <w:hyperlink w:history="1" r:id="rIdc7wradv3eb767hg7c79a1">
+            <w:hyperlink w:history="1" r:id="rIdbf2_ivqbozmc78ih2amds">
               <w:r>
                 <w:rPr>
                   <w:rFonts w:ascii="Arial" w:cs="Arial" w:eastAsia="Arial" w:hAnsi="Arial"/>
@@ -14694,7 +14694,7 @@
               <w:spacing w:after="10" w:before="0"/>
               <w:ind w:left="120"/>
             </w:pPr>
-            <w:hyperlink w:history="1" r:id="rIddnep3hwj9e-7wnkvcna_h">
+            <w:hyperlink w:history="1" r:id="rIdrhnhp-fkvemzmumrymimo">
               <w:r>
                 <w:rPr>
                   <w:rFonts w:ascii="Arial" w:cs="Arial" w:eastAsia="Arial" w:hAnsi="Arial"/>
@@ -14889,7 +14889,7 @@
             <w:pPr>
               <w:spacing w:after="20" w:before="0"/>
             </w:pPr>
-            <w:hyperlink w:history="1" r:id="rIdujrz9uh3updxnj4a_nyov">
+            <w:hyperlink w:history="1" r:id="rIdcoklcvwe8chhn5jsqf_al">
               <w:r>
                 <w:rPr>
                   <w:rFonts w:ascii="Arial" w:cs="Arial" w:eastAsia="Arial" w:hAnsi="Arial"/>
@@ -14922,7 +14922,7 @@
               <w:spacing w:after="10" w:before="0"/>
               <w:ind w:left="120"/>
             </w:pPr>
-            <w:hyperlink w:history="1" r:id="rIdpf__ixr74sppgdc2zv_ah">
+            <w:hyperlink w:history="1" r:id="rId4z4hu4uhqow5ajzb9ivbc">
               <w:r>
                 <w:rPr>
                   <w:rFonts w:ascii="Arial" w:cs="Arial" w:eastAsia="Arial" w:hAnsi="Arial"/>
@@ -14967,7 +14967,7 @@
             <w:pPr>
               <w:spacing w:after="20" w:before="0"/>
             </w:pPr>
-            <w:hyperlink w:history="1" r:id="rIdz7i73kygshn6c1bgulwgg">
+            <w:hyperlink w:history="1" r:id="rIdo_cpoxurqwgzyhcv9q-gd">
               <w:r>
                 <w:rPr>
                   <w:rFonts w:ascii="Arial" w:cs="Arial" w:eastAsia="Arial" w:hAnsi="Arial"/>
@@ -15000,7 +15000,7 @@
               <w:spacing w:after="10" w:before="0"/>
               <w:ind w:left="120"/>
             </w:pPr>
-            <w:hyperlink w:history="1" r:id="rIdnn79vjpmnrm7u88rbhrew">
+            <w:hyperlink w:history="1" r:id="rIddpdcrkspsusartlihv90w">
               <w:r>
                 <w:rPr>
                   <w:rFonts w:ascii="Arial" w:cs="Arial" w:eastAsia="Arial" w:hAnsi="Arial"/>
@@ -15195,7 +15195,7 @@
             <w:pPr>
               <w:spacing w:after="20" w:before="0"/>
             </w:pPr>
-            <w:hyperlink w:history="1" r:id="rIdghxxa7gi_srjnixbl_oei">
+            <w:hyperlink w:history="1" r:id="rIdt0nyma1hyi1a2t7uoxwlh">
               <w:r>
                 <w:rPr>
                   <w:rFonts w:ascii="Arial" w:cs="Arial" w:eastAsia="Arial" w:hAnsi="Arial"/>
@@ -15228,7 +15228,7 @@
               <w:spacing w:after="10" w:before="0"/>
               <w:ind w:left="120"/>
             </w:pPr>
-            <w:hyperlink w:history="1" r:id="rId8ilaiuro-xffxegnxneun">
+            <w:hyperlink w:history="1" r:id="rIduypz9ylfpzsf3v2ohxlf_">
               <w:r>
                 <w:rPr>
                   <w:rFonts w:ascii="Arial" w:cs="Arial" w:eastAsia="Arial" w:hAnsi="Arial"/>
@@ -15273,7 +15273,7 @@
             <w:pPr>
               <w:spacing w:after="20" w:before="0"/>
             </w:pPr>
-            <w:hyperlink w:history="1" r:id="rIdprksj1wb3ak2uxpatn3il">
+            <w:hyperlink w:history="1" r:id="rId7yryagyszsemagbwetokx">
               <w:r>
                 <w:rPr>
                   <w:rFonts w:ascii="Arial" w:cs="Arial" w:eastAsia="Arial" w:hAnsi="Arial"/>
@@ -15306,7 +15306,7 @@
               <w:spacing w:after="10" w:before="0"/>
               <w:ind w:left="120"/>
             </w:pPr>
-            <w:hyperlink w:history="1" r:id="rIdsawoomhklxeocz-fdyof5">
+            <w:hyperlink w:history="1" r:id="rIdtkngn8k0iouk8urobhym-">
               <w:r>
                 <w:rPr>
                   <w:rFonts w:ascii="Arial" w:cs="Arial" w:eastAsia="Arial" w:hAnsi="Arial"/>
@@ -15501,7 +15501,7 @@
             <w:pPr>
               <w:spacing w:after="20" w:before="0"/>
             </w:pPr>
-            <w:hyperlink w:history="1" r:id="rIdy2vx2ng9yt-x1ysewebex">
+            <w:hyperlink w:history="1" r:id="rIdh5lpvufhhxsepzcg3ikc3">
               <w:r>
                 <w:rPr>
                   <w:rFonts w:ascii="Arial" w:cs="Arial" w:eastAsia="Arial" w:hAnsi="Arial"/>
@@ -15534,7 +15534,7 @@
               <w:spacing w:after="10" w:before="0"/>
               <w:ind w:left="120"/>
             </w:pPr>
-            <w:hyperlink w:history="1" r:id="rIdqqhq1od7tc-tphbb_q6ij">
+            <w:hyperlink w:history="1" r:id="rIdg597ritrgbb_e6j0ljwjo">
               <w:r>
                 <w:rPr>
                   <w:rFonts w:ascii="Arial" w:cs="Arial" w:eastAsia="Arial" w:hAnsi="Arial"/>
@@ -15579,7 +15579,7 @@
             <w:pPr>
               <w:spacing w:after="20" w:before="0"/>
             </w:pPr>
-            <w:hyperlink w:history="1" r:id="rIdqufotvht-yxukt-cqflip">
+            <w:hyperlink w:history="1" r:id="rId8wazmorohblmrvekbdut1">
               <w:r>
                 <w:rPr>
                   <w:rFonts w:ascii="Arial" w:cs="Arial" w:eastAsia="Arial" w:hAnsi="Arial"/>
@@ -15612,7 +15612,7 @@
               <w:spacing w:after="10" w:before="0"/>
               <w:ind w:left="120"/>
             </w:pPr>
-            <w:hyperlink w:history="1" r:id="rIdhhxpipvivy1qsso9wzfht">
+            <w:hyperlink w:history="1" r:id="rIdvrzsb-7yq7vbvbrnb0vja">
               <w:r>
                 <w:rPr>
                   <w:rFonts w:ascii="Arial" w:cs="Arial" w:eastAsia="Arial" w:hAnsi="Arial"/>
@@ -15807,7 +15807,7 @@
             <w:pPr>
               <w:spacing w:after="20" w:before="0"/>
             </w:pPr>
-            <w:hyperlink w:history="1" r:id="rIdxu9stfvyfjmmbun3ahogb">
+            <w:hyperlink w:history="1" r:id="rId2eocr-k2pwazz167g2ibc">
               <w:r>
                 <w:rPr>
                   <w:rFonts w:ascii="Arial" w:cs="Arial" w:eastAsia="Arial" w:hAnsi="Arial"/>
@@ -15840,7 +15840,7 @@
               <w:spacing w:after="10" w:before="0"/>
               <w:ind w:left="120"/>
             </w:pPr>
-            <w:hyperlink w:history="1" r:id="rIdgrfgqsrsrxoqdmwks4wxb">
+            <w:hyperlink w:history="1" r:id="rIdz5bh6bymjaaqf-wqa3e2n">
               <w:r>
                 <w:rPr>
                   <w:rFonts w:ascii="Arial" w:cs="Arial" w:eastAsia="Arial" w:hAnsi="Arial"/>
@@ -15885,7 +15885,7 @@
             <w:pPr>
               <w:spacing w:after="20" w:before="0"/>
             </w:pPr>
-            <w:hyperlink w:history="1" r:id="rId3jlwzoou69vwrxyb2pjup">
+            <w:hyperlink w:history="1" r:id="rId8_c1zuiulnfzouh4vlfts">
               <w:r>
                 <w:rPr>
                   <w:rFonts w:ascii="Arial" w:cs="Arial" w:eastAsia="Arial" w:hAnsi="Arial"/>
@@ -15918,7 +15918,7 @@
               <w:spacing w:after="10" w:before="0"/>
               <w:ind w:left="120"/>
             </w:pPr>
-            <w:hyperlink w:history="1" r:id="rIdmqp6ds2raa7qt5rosysds">
+            <w:hyperlink w:history="1" r:id="rIdiieevwfmt8ldab-i5wc74">
               <w:r>
                 <w:rPr>
                   <w:rFonts w:ascii="Arial" w:cs="Arial" w:eastAsia="Arial" w:hAnsi="Arial"/>
@@ -17405,7 +17405,7 @@
             <w:pPr>
               <w:spacing w:after="20" w:before="0"/>
             </w:pPr>
-            <w:hyperlink w:history="1" r:id="rIdfv-ytd5rexnctdnktfnw5">
+            <w:hyperlink w:history="1" r:id="rIdm_va2st7y-xjppxxdxcc_">
               <w:r>
                 <w:rPr>
                   <w:rFonts w:ascii="Arial" w:cs="Arial" w:eastAsia="Arial" w:hAnsi="Arial"/>
@@ -17438,7 +17438,7 @@
               <w:spacing w:after="10" w:before="0"/>
               <w:ind w:left="120"/>
             </w:pPr>
-            <w:hyperlink w:history="1" r:id="rIdxynj7tk3zpnv8kc1puz__">
+            <w:hyperlink w:history="1" r:id="rIdkgf-5r6epsddfsrmkerhg">
               <w:r>
                 <w:rPr>
                   <w:rFonts w:ascii="Arial" w:cs="Arial" w:eastAsia="Arial" w:hAnsi="Arial"/>
@@ -17483,7 +17483,7 @@
             <w:pPr>
               <w:spacing w:after="20" w:before="0"/>
             </w:pPr>
-            <w:hyperlink w:history="1" r:id="rId06vecioqnf5h8elhmlvng">
+            <w:hyperlink w:history="1" r:id="rIdkp19bwry8semhzmbz9ora">
               <w:r>
                 <w:rPr>
                   <w:rFonts w:ascii="Arial" w:cs="Arial" w:eastAsia="Arial" w:hAnsi="Arial"/>
@@ -17516,7 +17516,7 @@
               <w:spacing w:after="10" w:before="0"/>
               <w:ind w:left="120"/>
             </w:pPr>
-            <w:hyperlink w:history="1" r:id="rIda0naj8d_kdgpsmnye9_tq">
+            <w:hyperlink w:history="1" r:id="rIdf-qatdprc8-auez5cyy4i">
               <w:r>
                 <w:rPr>
                   <w:rFonts w:ascii="Arial" w:cs="Arial" w:eastAsia="Arial" w:hAnsi="Arial"/>
@@ -17711,7 +17711,7 @@
             <w:pPr>
               <w:spacing w:after="20" w:before="0"/>
             </w:pPr>
-            <w:hyperlink w:history="1" r:id="rIda0yqdupzsqbu813xj3mjz">
+            <w:hyperlink w:history="1" r:id="rIdm3kcqiwyrrdrtmjodltlq">
               <w:r>
                 <w:rPr>
                   <w:rFonts w:ascii="Arial" w:cs="Arial" w:eastAsia="Arial" w:hAnsi="Arial"/>
@@ -17744,7 +17744,7 @@
               <w:spacing w:after="10" w:before="0"/>
               <w:ind w:left="120"/>
             </w:pPr>
-            <w:hyperlink w:history="1" r:id="rId4lntqijbmr1emlmla_a-y">
+            <w:hyperlink w:history="1" r:id="rId8trebaposxhvbu0kfkohh">
               <w:r>
                 <w:rPr>
                   <w:rFonts w:ascii="Arial" w:cs="Arial" w:eastAsia="Arial" w:hAnsi="Arial"/>
@@ -17789,7 +17789,7 @@
             <w:pPr>
               <w:spacing w:after="20" w:before="0"/>
             </w:pPr>
-            <w:hyperlink w:history="1" r:id="rId1npqryr6-paelo3kdcrcm">
+            <w:hyperlink w:history="1" r:id="rIdzinyemsvtwn99ge2lvr7h">
               <w:r>
                 <w:rPr>
                   <w:rFonts w:ascii="Arial" w:cs="Arial" w:eastAsia="Arial" w:hAnsi="Arial"/>
@@ -17822,7 +17822,7 @@
               <w:spacing w:after="10" w:before="0"/>
               <w:ind w:left="120"/>
             </w:pPr>
-            <w:hyperlink w:history="1" r:id="rIdmmj4bg8uah0blh99j2ksu">
+            <w:hyperlink w:history="1" r:id="rIdw39scupryioq73kxzb6cj">
               <w:r>
                 <w:rPr>
                   <w:rFonts w:ascii="Arial" w:cs="Arial" w:eastAsia="Arial" w:hAnsi="Arial"/>
@@ -18017,7 +18017,7 @@
             <w:pPr>
               <w:spacing w:after="20" w:before="0"/>
             </w:pPr>
-            <w:hyperlink w:history="1" r:id="rIdl11bj4t7g6dk17zylk2ub">
+            <w:hyperlink w:history="1" r:id="rId3yvdbst-epecvbzbqdfsq">
               <w:r>
                 <w:rPr>
                   <w:rFonts w:ascii="Arial" w:cs="Arial" w:eastAsia="Arial" w:hAnsi="Arial"/>
@@ -18050,7 +18050,7 @@
               <w:spacing w:after="10" w:before="0"/>
               <w:ind w:left="120"/>
             </w:pPr>
-            <w:hyperlink w:history="1" r:id="rIdevsnq82mdcgsqvgjisbsb">
+            <w:hyperlink w:history="1" r:id="rIdllmobj1mxcu_6yv7o1csx">
               <w:r>
                 <w:rPr>
                   <w:rFonts w:ascii="Arial" w:cs="Arial" w:eastAsia="Arial" w:hAnsi="Arial"/>
@@ -18095,7 +18095,7 @@
             <w:pPr>
               <w:spacing w:after="20" w:before="0"/>
             </w:pPr>
-            <w:hyperlink w:history="1" r:id="rIdjgsvjh6v-vpfz_meaumwj">
+            <w:hyperlink w:history="1" r:id="rIdmudnapryaa-upgacawfee">
               <w:r>
                 <w:rPr>
                   <w:rFonts w:ascii="Arial" w:cs="Arial" w:eastAsia="Arial" w:hAnsi="Arial"/>
@@ -18128,7 +18128,7 @@
               <w:spacing w:after="10" w:before="0"/>
               <w:ind w:left="120"/>
             </w:pPr>
-            <w:hyperlink w:history="1" r:id="rId_6rhicke3ganrjlcfhcwb">
+            <w:hyperlink w:history="1" r:id="rIdxff0smcr7bm6efuxzn2so">
               <w:r>
                 <w:rPr>
                   <w:rFonts w:ascii="Arial" w:cs="Arial" w:eastAsia="Arial" w:hAnsi="Arial"/>
@@ -18323,7 +18323,7 @@
             <w:pPr>
               <w:spacing w:after="20" w:before="0"/>
             </w:pPr>
-            <w:hyperlink w:history="1" r:id="rIdushk5xjvgfhiw8_covqe9">
+            <w:hyperlink w:history="1" r:id="rId7lbz-vx_qcnv_3fojqasr">
               <w:r>
                 <w:rPr>
                   <w:rFonts w:ascii="Arial" w:cs="Arial" w:eastAsia="Arial" w:hAnsi="Arial"/>
@@ -18356,7 +18356,7 @@
               <w:spacing w:after="10" w:before="0"/>
               <w:ind w:left="120"/>
             </w:pPr>
-            <w:hyperlink w:history="1" r:id="rIdmt6eh5mytzb7aqn0osvow">
+            <w:hyperlink w:history="1" r:id="rIdlkxrgmqrda4gahx5yab-s">
               <w:r>
                 <w:rPr>
                   <w:rFonts w:ascii="Arial" w:cs="Arial" w:eastAsia="Arial" w:hAnsi="Arial"/>
@@ -18401,7 +18401,7 @@
             <w:pPr>
               <w:spacing w:after="20" w:before="0"/>
             </w:pPr>
-            <w:hyperlink w:history="1" r:id="rIdfe4wd1fyiusgn83waqkq6">
+            <w:hyperlink w:history="1" r:id="rIdw8vgivonpupkuchsc5r6h">
               <w:r>
                 <w:rPr>
                   <w:rFonts w:ascii="Arial" w:cs="Arial" w:eastAsia="Arial" w:hAnsi="Arial"/>
@@ -18434,7 +18434,7 @@
               <w:spacing w:after="10" w:before="0"/>
               <w:ind w:left="120"/>
             </w:pPr>
-            <w:hyperlink w:history="1" r:id="rId5jhv3n_wegdzupjnmfl-z">
+            <w:hyperlink w:history="1" r:id="rIdmueliyrrooi9rf3qknmn9">
               <w:r>
                 <w:rPr>
                   <w:rFonts w:ascii="Arial" w:cs="Arial" w:eastAsia="Arial" w:hAnsi="Arial"/>
@@ -18629,7 +18629,7 @@
             <w:pPr>
               <w:spacing w:after="20" w:before="0"/>
             </w:pPr>
-            <w:hyperlink w:history="1" r:id="rIddl5wnhwahtcrrioqnqgwn">
+            <w:hyperlink w:history="1" r:id="rId6vbjapj8lrxz2zh4xh5be">
               <w:r>
                 <w:rPr>
                   <w:rFonts w:ascii="Arial" w:cs="Arial" w:eastAsia="Arial" w:hAnsi="Arial"/>
@@ -18662,7 +18662,7 @@
               <w:spacing w:after="10" w:before="0"/>
               <w:ind w:left="120"/>
             </w:pPr>
-            <w:hyperlink w:history="1" r:id="rId1m9ljuisid_khj3t2aogd">
+            <w:hyperlink w:history="1" r:id="rIdjozj4keeukt7mqn9_2-ri">
               <w:r>
                 <w:rPr>
                   <w:rFonts w:ascii="Arial" w:cs="Arial" w:eastAsia="Arial" w:hAnsi="Arial"/>
@@ -18707,7 +18707,7 @@
             <w:pPr>
               <w:spacing w:after="20" w:before="0"/>
             </w:pPr>
-            <w:hyperlink w:history="1" r:id="rIdit7hgd5vnkbnlmwqvakn8">
+            <w:hyperlink w:history="1" r:id="rIdukrnhzbbati0wzthu9exa">
               <w:r>
                 <w:rPr>
                   <w:rFonts w:ascii="Arial" w:cs="Arial" w:eastAsia="Arial" w:hAnsi="Arial"/>
@@ -18740,7 +18740,7 @@
               <w:spacing w:after="10" w:before="0"/>
               <w:ind w:left="120"/>
             </w:pPr>
-            <w:hyperlink w:history="1" r:id="rId4izixucmwhfruhc48gxjk">
+            <w:hyperlink w:history="1" r:id="rIduxty8gpbjvngyhzv-jtqc">
               <w:r>
                 <w:rPr>
                   <w:rFonts w:ascii="Arial" w:cs="Arial" w:eastAsia="Arial" w:hAnsi="Arial"/>
@@ -20227,7 +20227,7 @@
             <w:pPr>
               <w:spacing w:after="20" w:before="0"/>
             </w:pPr>
-            <w:hyperlink w:history="1" r:id="rIdfkalyf-8l3hpfkga_r25j">
+            <w:hyperlink w:history="1" r:id="rId0zccgmuwiw0wvwstv-t_x">
               <w:r>
                 <w:rPr>
                   <w:rFonts w:ascii="Arial" w:cs="Arial" w:eastAsia="Arial" w:hAnsi="Arial"/>
@@ -20260,7 +20260,7 @@
               <w:spacing w:after="10" w:before="0"/>
               <w:ind w:left="120"/>
             </w:pPr>
-            <w:hyperlink w:history="1" r:id="rIdvskayvn4-zg5bx6c6u5sq">
+            <w:hyperlink w:history="1" r:id="rIdrwm1p3rc4_bhgeajjbhl2">
               <w:r>
                 <w:rPr>
                   <w:rFonts w:ascii="Arial" w:cs="Arial" w:eastAsia="Arial" w:hAnsi="Arial"/>
@@ -20305,7 +20305,7 @@
             <w:pPr>
               <w:spacing w:after="20" w:before="0"/>
             </w:pPr>
-            <w:hyperlink w:history="1" r:id="rIdxfrbmmnwrjzgnaptectvy">
+            <w:hyperlink w:history="1" r:id="rIdcnl_ubmctxk8a5moiyteq">
               <w:r>
                 <w:rPr>
                   <w:rFonts w:ascii="Arial" w:cs="Arial" w:eastAsia="Arial" w:hAnsi="Arial"/>
@@ -20338,7 +20338,7 @@
               <w:spacing w:after="10" w:before="0"/>
               <w:ind w:left="120"/>
             </w:pPr>
-            <w:hyperlink w:history="1" r:id="rIdd1yetrpkibnsernwli7cb">
+            <w:hyperlink w:history="1" r:id="rIddyspqb4dmal_wsji_73xn">
               <w:r>
                 <w:rPr>
                   <w:rFonts w:ascii="Arial" w:cs="Arial" w:eastAsia="Arial" w:hAnsi="Arial"/>
@@ -20533,7 +20533,7 @@
             <w:pPr>
               <w:spacing w:after="20" w:before="0"/>
             </w:pPr>
-            <w:hyperlink w:history="1" r:id="rId1fwy6ohguutr-st9fyh1v">
+            <w:hyperlink w:history="1" r:id="rIdn2x2bwlzkplmqhtspvuc-">
               <w:r>
                 <w:rPr>
                   <w:rFonts w:ascii="Arial" w:cs="Arial" w:eastAsia="Arial" w:hAnsi="Arial"/>
@@ -20566,7 +20566,7 @@
               <w:spacing w:after="10" w:before="0"/>
               <w:ind w:left="120"/>
             </w:pPr>
-            <w:hyperlink w:history="1" r:id="rIdegbhn16npcdngzt366zkk">
+            <w:hyperlink w:history="1" r:id="rIdh5v25qsid960j_-f0cfff">
               <w:r>
                 <w:rPr>
                   <w:rFonts w:ascii="Arial" w:cs="Arial" w:eastAsia="Arial" w:hAnsi="Arial"/>
@@ -20611,7 +20611,7 @@
             <w:pPr>
               <w:spacing w:after="20" w:before="0"/>
             </w:pPr>
-            <w:hyperlink w:history="1" r:id="rIdjwae12q0cp71yu_qrg1v1">
+            <w:hyperlink w:history="1" r:id="rIdweodw8ydiqvshbanp8aub">
               <w:r>
                 <w:rPr>
                   <w:rFonts w:ascii="Arial" w:cs="Arial" w:eastAsia="Arial" w:hAnsi="Arial"/>
@@ -20644,7 +20644,7 @@
               <w:spacing w:after="10" w:before="0"/>
               <w:ind w:left="120"/>
             </w:pPr>
-            <w:hyperlink w:history="1" r:id="rIdkilautuo3hmk6ztfgaihw">
+            <w:hyperlink w:history="1" r:id="rId2y1cquctzdqor8g-jb7sl">
               <w:r>
                 <w:rPr>
                   <w:rFonts w:ascii="Arial" w:cs="Arial" w:eastAsia="Arial" w:hAnsi="Arial"/>
@@ -20839,7 +20839,7 @@
             <w:pPr>
               <w:spacing w:after="20" w:before="0"/>
             </w:pPr>
-            <w:hyperlink w:history="1" r:id="rIdjbrjm7cr5o6un_xrn3cao">
+            <w:hyperlink w:history="1" r:id="rId-gdnkfzmfwnkdlicwfz1e">
               <w:r>
                 <w:rPr>
                   <w:rFonts w:ascii="Arial" w:cs="Arial" w:eastAsia="Arial" w:hAnsi="Arial"/>
@@ -20872,7 +20872,7 @@
               <w:spacing w:after="10" w:before="0"/>
               <w:ind w:left="120"/>
             </w:pPr>
-            <w:hyperlink w:history="1" r:id="rId7qzebpulluhd8qejgbw0p">
+            <w:hyperlink w:history="1" r:id="rIdxykfxzqllq409yrtccfe2">
               <w:r>
                 <w:rPr>
                   <w:rFonts w:ascii="Arial" w:cs="Arial" w:eastAsia="Arial" w:hAnsi="Arial"/>
@@ -20917,7 +20917,7 @@
             <w:pPr>
               <w:spacing w:after="20" w:before="0"/>
             </w:pPr>
-            <w:hyperlink w:history="1" r:id="rIdqxipzd3aaq0ybmr0lk3_l">
+            <w:hyperlink w:history="1" r:id="rId_belyh3me8pmrlxzymqcg">
               <w:r>
                 <w:rPr>
                   <w:rFonts w:ascii="Arial" w:cs="Arial" w:eastAsia="Arial" w:hAnsi="Arial"/>
@@ -20950,7 +20950,7 @@
               <w:spacing w:after="10" w:before="0"/>
               <w:ind w:left="120"/>
             </w:pPr>
-            <w:hyperlink w:history="1" r:id="rIdmd7etaqfln45pviaz0msu">
+            <w:hyperlink w:history="1" r:id="rId0aje4v4hemdxj2koppspq">
               <w:r>
                 <w:rPr>
                   <w:rFonts w:ascii="Arial" w:cs="Arial" w:eastAsia="Arial" w:hAnsi="Arial"/>
@@ -21145,7 +21145,7 @@
             <w:pPr>
               <w:spacing w:after="20" w:before="0"/>
             </w:pPr>
-            <w:hyperlink w:history="1" r:id="rIdow0ijzgqjtbfpz3a-8faq">
+            <w:hyperlink w:history="1" r:id="rId8wm4bwtsgbz09yecoyf-6">
               <w:r>
                 <w:rPr>
                   <w:rFonts w:ascii="Arial" w:cs="Arial" w:eastAsia="Arial" w:hAnsi="Arial"/>
@@ -21178,7 +21178,7 @@
               <w:spacing w:after="10" w:before="0"/>
               <w:ind w:left="120"/>
             </w:pPr>
-            <w:hyperlink w:history="1" r:id="rIdrqozq0tessvpiykw3igcw">
+            <w:hyperlink w:history="1" r:id="rId3gquuumu5qirhy3hzctoh">
               <w:r>
                 <w:rPr>
                   <w:rFonts w:ascii="Arial" w:cs="Arial" w:eastAsia="Arial" w:hAnsi="Arial"/>
@@ -21223,7 +21223,7 @@
             <w:pPr>
               <w:spacing w:after="20" w:before="0"/>
             </w:pPr>
-            <w:hyperlink w:history="1" r:id="rIdxp1msmj0aiihst6ifvupg">
+            <w:hyperlink w:history="1" r:id="rIdlj8oishiu7gffbgfeeskm">
               <w:r>
                 <w:rPr>
                   <w:rFonts w:ascii="Arial" w:cs="Arial" w:eastAsia="Arial" w:hAnsi="Arial"/>
@@ -21256,7 +21256,7 @@
               <w:spacing w:after="10" w:before="0"/>
               <w:ind w:left="120"/>
             </w:pPr>
-            <w:hyperlink w:history="1" r:id="rIdgpozukgeqtu2fm1yfyupe">
+            <w:hyperlink w:history="1" r:id="rId8p8divvupsqsrw46bemrd">
               <w:r>
                 <w:rPr>
                   <w:rFonts w:ascii="Arial" w:cs="Arial" w:eastAsia="Arial" w:hAnsi="Arial"/>
@@ -21451,7 +21451,7 @@
             <w:pPr>
               <w:spacing w:after="20" w:before="0"/>
             </w:pPr>
-            <w:hyperlink w:history="1" r:id="rId9gkjhkrrydv3qemgzswro">
+            <w:hyperlink w:history="1" r:id="rIdkwgkgrjgdnllsntd3k4ey">
               <w:r>
                 <w:rPr>
                   <w:rFonts w:ascii="Arial" w:cs="Arial" w:eastAsia="Arial" w:hAnsi="Arial"/>
@@ -21484,7 +21484,7 @@
               <w:spacing w:after="10" w:before="0"/>
               <w:ind w:left="120"/>
             </w:pPr>
-            <w:hyperlink w:history="1" r:id="rIdy_hjeoy3ayd9h6hmslao5">
+            <w:hyperlink w:history="1" r:id="rIdcvxzipgdbadbaftwgvdlu">
               <w:r>
                 <w:rPr>
                   <w:rFonts w:ascii="Arial" w:cs="Arial" w:eastAsia="Arial" w:hAnsi="Arial"/>
@@ -21529,7 +21529,7 @@
             <w:pPr>
               <w:spacing w:after="20" w:before="0"/>
             </w:pPr>
-            <w:hyperlink w:history="1" r:id="rId_6gf8wrfj4egpowuor87q">
+            <w:hyperlink w:history="1" r:id="rIdxcgpa23vbyhpg697mqlus">
               <w:r>
                 <w:rPr>
                   <w:rFonts w:ascii="Arial" w:cs="Arial" w:eastAsia="Arial" w:hAnsi="Arial"/>
@@ -21562,7 +21562,7 @@
               <w:spacing w:after="10" w:before="0"/>
               <w:ind w:left="120"/>
             </w:pPr>
-            <w:hyperlink w:history="1" r:id="rId5wipy9whoixfanumir6ga">
+            <w:hyperlink w:history="1" r:id="rIdycwxek9z1qvofa4awhcyi">
               <w:r>
                 <w:rPr>
                   <w:rFonts w:ascii="Arial" w:cs="Arial" w:eastAsia="Arial" w:hAnsi="Arial"/>
@@ -23049,7 +23049,7 @@
             <w:pPr>
               <w:spacing w:after="20" w:before="0"/>
             </w:pPr>
-            <w:hyperlink w:history="1" r:id="rId8ynkrczme5dj1-nu7aief">
+            <w:hyperlink w:history="1" r:id="rIdgm4hqxkcvwqmdy4ob2paw">
               <w:r>
                 <w:rPr>
                   <w:rFonts w:ascii="Arial" w:cs="Arial" w:eastAsia="Arial" w:hAnsi="Arial"/>
@@ -23082,7 +23082,7 @@
               <w:spacing w:after="10" w:before="0"/>
               <w:ind w:left="120"/>
             </w:pPr>
-            <w:hyperlink w:history="1" r:id="rIdoavfhq6oqin54_faredzb">
+            <w:hyperlink w:history="1" r:id="rIdioxbtgzhne8itwsut1vie">
               <w:r>
                 <w:rPr>
                   <w:rFonts w:ascii="Arial" w:cs="Arial" w:eastAsia="Arial" w:hAnsi="Arial"/>
@@ -23127,7 +23127,7 @@
             <w:pPr>
               <w:spacing w:after="20" w:before="0"/>
             </w:pPr>
-            <w:hyperlink w:history="1" r:id="rIdc7br8d2t_tsyhmc0d42fe">
+            <w:hyperlink w:history="1" r:id="rIdszndarwrga9ua6sfneca2">
               <w:r>
                 <w:rPr>
                   <w:rFonts w:ascii="Arial" w:cs="Arial" w:eastAsia="Arial" w:hAnsi="Arial"/>
@@ -23160,7 +23160,7 @@
               <w:spacing w:after="10" w:before="0"/>
               <w:ind w:left="120"/>
             </w:pPr>
-            <w:hyperlink w:history="1" r:id="rIdddy0m7t2zkhynrwa5mla0">
+            <w:hyperlink w:history="1" r:id="rIdecpos9mv0zifef91gyika">
               <w:r>
                 <w:rPr>
                   <w:rFonts w:ascii="Arial" w:cs="Arial" w:eastAsia="Arial" w:hAnsi="Arial"/>
@@ -23355,7 +23355,7 @@
             <w:pPr>
               <w:spacing w:after="20" w:before="0"/>
             </w:pPr>
-            <w:hyperlink w:history="1" r:id="rId3y9xiznvopkmgmmeuggmp">
+            <w:hyperlink w:history="1" r:id="rIdpolbtnqusacukgs9fqy9f">
               <w:r>
                 <w:rPr>
                   <w:rFonts w:ascii="Arial" w:cs="Arial" w:eastAsia="Arial" w:hAnsi="Arial"/>
@@ -23388,7 +23388,7 @@
               <w:spacing w:after="10" w:before="0"/>
               <w:ind w:left="120"/>
             </w:pPr>
-            <w:hyperlink w:history="1" r:id="rIdfoini_6lk-ej9shq6lssr">
+            <w:hyperlink w:history="1" r:id="rIduh3sevh7sokxwmfjeu_ta">
               <w:r>
                 <w:rPr>
                   <w:rFonts w:ascii="Arial" w:cs="Arial" w:eastAsia="Arial" w:hAnsi="Arial"/>
@@ -23433,7 +23433,7 @@
             <w:pPr>
               <w:spacing w:after="20" w:before="0"/>
             </w:pPr>
-            <w:hyperlink w:history="1" r:id="rIdhngb0ujcdnwuh-vdbv9yz">
+            <w:hyperlink w:history="1" r:id="rIdz2ex5f3cd4woke8vrnmun">
               <w:r>
                 <w:rPr>
                   <w:rFonts w:ascii="Arial" w:cs="Arial" w:eastAsia="Arial" w:hAnsi="Arial"/>
@@ -23466,7 +23466,7 @@
               <w:spacing w:after="10" w:before="0"/>
               <w:ind w:left="120"/>
             </w:pPr>
-            <w:hyperlink w:history="1" r:id="rIdye8irz_uxifequymhrtfv">
+            <w:hyperlink w:history="1" r:id="rIdq7hoqezbuojh1gfrjpyhh">
               <w:r>
                 <w:rPr>
                   <w:rFonts w:ascii="Arial" w:cs="Arial" w:eastAsia="Arial" w:hAnsi="Arial"/>
@@ -23661,7 +23661,7 @@
             <w:pPr>
               <w:spacing w:after="20" w:before="0"/>
             </w:pPr>
-            <w:hyperlink w:history="1" r:id="rId0qkf5ku_0wxyj62gdo_g-">
+            <w:hyperlink w:history="1" r:id="rIdp-lyhj6ne2xurdmuyesby">
               <w:r>
                 <w:rPr>
                   <w:rFonts w:ascii="Arial" w:cs="Arial" w:eastAsia="Arial" w:hAnsi="Arial"/>
@@ -23694,7 +23694,7 @@
               <w:spacing w:after="10" w:before="0"/>
               <w:ind w:left="120"/>
             </w:pPr>
-            <w:hyperlink w:history="1" r:id="rIdk-_b2qgbmaa9mgtk739jg">
+            <w:hyperlink w:history="1" r:id="rIdzncltvyd995mytlqbe9wx">
               <w:r>
                 <w:rPr>
                   <w:rFonts w:ascii="Arial" w:cs="Arial" w:eastAsia="Arial" w:hAnsi="Arial"/>
@@ -23739,7 +23739,7 @@
             <w:pPr>
               <w:spacing w:after="20" w:before="0"/>
             </w:pPr>
-            <w:hyperlink w:history="1" r:id="rIdg6hw38iam2insj5_yhnsv">
+            <w:hyperlink w:history="1" r:id="rIdtr61_aiurzhirov7wm7gw">
               <w:r>
                 <w:rPr>
                   <w:rFonts w:ascii="Arial" w:cs="Arial" w:eastAsia="Arial" w:hAnsi="Arial"/>
@@ -23772,7 +23772,7 @@
               <w:spacing w:after="10" w:before="0"/>
               <w:ind w:left="120"/>
             </w:pPr>
-            <w:hyperlink w:history="1" r:id="rIdlchwukqvazq6fjkq9w1wc">
+            <w:hyperlink w:history="1" r:id="rIdeikdsjiixos34rnekp_ir">
               <w:r>
                 <w:rPr>
                   <w:rFonts w:ascii="Arial" w:cs="Arial" w:eastAsia="Arial" w:hAnsi="Arial"/>
@@ -23967,7 +23967,7 @@
             <w:pPr>
               <w:spacing w:after="20" w:before="0"/>
             </w:pPr>
-            <w:hyperlink w:history="1" r:id="rIdjb7wfm7bpkia-0knyjizt">
+            <w:hyperlink w:history="1" r:id="rIdqqetmyamftwa7dlpdzjbb">
               <w:r>
                 <w:rPr>
                   <w:rFonts w:ascii="Arial" w:cs="Arial" w:eastAsia="Arial" w:hAnsi="Arial"/>
@@ -24000,7 +24000,7 @@
               <w:spacing w:after="10" w:before="0"/>
               <w:ind w:left="120"/>
             </w:pPr>
-            <w:hyperlink w:history="1" r:id="rIddek9lanfttbvw1tjx9s-s">
+            <w:hyperlink w:history="1" r:id="rId48d2s2yfzkmg-gc3bvnog">
               <w:r>
                 <w:rPr>
                   <w:rFonts w:ascii="Arial" w:cs="Arial" w:eastAsia="Arial" w:hAnsi="Arial"/>
@@ -24045,7 +24045,7 @@
             <w:pPr>
               <w:spacing w:after="20" w:before="0"/>
             </w:pPr>
-            <w:hyperlink w:history="1" r:id="rIdn-vevah5rd4c08iqp7cmh">
+            <w:hyperlink w:history="1" r:id="rId7lfbunm_giqlmvv3xurvc">
               <w:r>
                 <w:rPr>
                   <w:rFonts w:ascii="Arial" w:cs="Arial" w:eastAsia="Arial" w:hAnsi="Arial"/>
@@ -24078,7 +24078,7 @@
               <w:spacing w:after="10" w:before="0"/>
               <w:ind w:left="120"/>
             </w:pPr>
-            <w:hyperlink w:history="1" r:id="rIdhjz4ef_gcigpyghm5wvux">
+            <w:hyperlink w:history="1" r:id="rIdigda9iwr2bm_efxuuhjyp">
               <w:r>
                 <w:rPr>
                   <w:rFonts w:ascii="Arial" w:cs="Arial" w:eastAsia="Arial" w:hAnsi="Arial"/>
@@ -24273,7 +24273,7 @@
             <w:pPr>
               <w:spacing w:after="20" w:before="0"/>
             </w:pPr>
-            <w:hyperlink w:history="1" r:id="rId0hm1zhadqrzkqyoecfbq2">
+            <w:hyperlink w:history="1" r:id="rIdjsazpg64i8yc4btx63q-9">
               <w:r>
                 <w:rPr>
                   <w:rFonts w:ascii="Arial" w:cs="Arial" w:eastAsia="Arial" w:hAnsi="Arial"/>
@@ -24306,7 +24306,7 @@
               <w:spacing w:after="10" w:before="0"/>
               <w:ind w:left="120"/>
             </w:pPr>
-            <w:hyperlink w:history="1" r:id="rIdiqfvfz6mrmzhc_bxzlkbx">
+            <w:hyperlink w:history="1" r:id="rId7ga-c6vrcxcfpwsy8vmo0">
               <w:r>
                 <w:rPr>
                   <w:rFonts w:ascii="Arial" w:cs="Arial" w:eastAsia="Arial" w:hAnsi="Arial"/>
@@ -24351,7 +24351,7 @@
             <w:pPr>
               <w:spacing w:after="20" w:before="0"/>
             </w:pPr>
-            <w:hyperlink w:history="1" r:id="rIdgodrpsqoqrrpvgmwo_rqn">
+            <w:hyperlink w:history="1" r:id="rIdrrqjir0zjmipznulih36w">
               <w:r>
                 <w:rPr>
                   <w:rFonts w:ascii="Arial" w:cs="Arial" w:eastAsia="Arial" w:hAnsi="Arial"/>
@@ -24384,7 +24384,7 @@
               <w:spacing w:after="10" w:before="0"/>
               <w:ind w:left="120"/>
             </w:pPr>
-            <w:hyperlink w:history="1" r:id="rIdt5fd2phguzwuw4evkjap2">
+            <w:hyperlink w:history="1" r:id="rIdwb6nkooilsqo9nz3okrvz">
               <w:r>
                 <w:rPr>
                   <w:rFonts w:ascii="Arial" w:cs="Arial" w:eastAsia="Arial" w:hAnsi="Arial"/>

--- a/data/outputs/v2/Chemistry/SS2.1_Introduction_to_Salts/Chemistry_Introduction_to_Salts_CBE_LessonSequence.docx
+++ b/data/outputs/v2/Chemistry/SS2.1_Introduction_to_Salts/Chemistry_Introduction_to_Salts_CBE_LessonSequence.docx
@@ -3086,7 +3086,7 @@
             <w:pPr>
               <w:spacing w:after="20" w:before="0"/>
             </w:pPr>
-            <w:hyperlink w:history="1" r:id="rIdyrqpdwudk_cje_ojusslr">
+            <w:hyperlink w:history="1" r:id="rIdcnyiy_m-jkeikyo5fnwzy">
               <w:r>
                 <w:rPr>
                   <w:rFonts w:ascii="Arial" w:cs="Arial" w:eastAsia="Arial" w:hAnsi="Arial"/>
@@ -3119,7 +3119,7 @@
               <w:spacing w:after="10" w:before="0"/>
               <w:ind w:left="120"/>
             </w:pPr>
-            <w:hyperlink w:history="1" r:id="rIdzsd_cgq_90-g1g-yazglv">
+            <w:hyperlink w:history="1" r:id="rIdcjjyet7mathi0e2oxfipv">
               <w:r>
                 <w:rPr>
                   <w:rFonts w:ascii="Arial" w:cs="Arial" w:eastAsia="Arial" w:hAnsi="Arial"/>
@@ -3164,7 +3164,7 @@
             <w:pPr>
               <w:spacing w:after="20" w:before="0"/>
             </w:pPr>
-            <w:hyperlink w:history="1" r:id="rIdxajybpurovino20oipaav">
+            <w:hyperlink w:history="1" r:id="rIdv8mnslbb-hltb17uan6rz">
               <w:r>
                 <w:rPr>
                   <w:rFonts w:ascii="Arial" w:cs="Arial" w:eastAsia="Arial" w:hAnsi="Arial"/>
@@ -3197,7 +3197,7 @@
               <w:spacing w:after="10" w:before="0"/>
               <w:ind w:left="120"/>
             </w:pPr>
-            <w:hyperlink w:history="1" r:id="rIda0wxfok98bw3benqruxkh">
+            <w:hyperlink w:history="1" r:id="rId9vn11fcs-dtwijpznopvy">
               <w:r>
                 <w:rPr>
                   <w:rFonts w:ascii="Arial" w:cs="Arial" w:eastAsia="Arial" w:hAnsi="Arial"/>
@@ -3392,7 +3392,7 @@
             <w:pPr>
               <w:spacing w:after="20" w:before="0"/>
             </w:pPr>
-            <w:hyperlink w:history="1" r:id="rIdpujquuzif9vuzkkzk7smo">
+            <w:hyperlink w:history="1" r:id="rIdi1z_ywh8eqmxxdt_slxde">
               <w:r>
                 <w:rPr>
                   <w:rFonts w:ascii="Arial" w:cs="Arial" w:eastAsia="Arial" w:hAnsi="Arial"/>
@@ -3425,7 +3425,7 @@
               <w:spacing w:after="10" w:before="0"/>
               <w:ind w:left="120"/>
             </w:pPr>
-            <w:hyperlink w:history="1" r:id="rIdenlumwtffii068dkxdpbu">
+            <w:hyperlink w:history="1" r:id="rIdx2pxejefzekyg2fmlxvxf">
               <w:r>
                 <w:rPr>
                   <w:rFonts w:ascii="Arial" w:cs="Arial" w:eastAsia="Arial" w:hAnsi="Arial"/>
@@ -3470,7 +3470,7 @@
             <w:pPr>
               <w:spacing w:after="20" w:before="0"/>
             </w:pPr>
-            <w:hyperlink w:history="1" r:id="rIdmacmjh9xcuusav9krh2bc">
+            <w:hyperlink w:history="1" r:id="rIdhqyoj0vtx4ureyenyvxw8">
               <w:r>
                 <w:rPr>
                   <w:rFonts w:ascii="Arial" w:cs="Arial" w:eastAsia="Arial" w:hAnsi="Arial"/>
@@ -3503,7 +3503,7 @@
               <w:spacing w:after="10" w:before="0"/>
               <w:ind w:left="120"/>
             </w:pPr>
-            <w:hyperlink w:history="1" r:id="rId7merik4sqe9zsfkz-y-p0">
+            <w:hyperlink w:history="1" r:id="rIdtwrtfzibkagpjxxcpgwhs">
               <w:r>
                 <w:rPr>
                   <w:rFonts w:ascii="Arial" w:cs="Arial" w:eastAsia="Arial" w:hAnsi="Arial"/>
@@ -3698,7 +3698,7 @@
             <w:pPr>
               <w:spacing w:after="20" w:before="0"/>
             </w:pPr>
-            <w:hyperlink w:history="1" r:id="rIdh8fr6q_m67rf-x2a6wdwb">
+            <w:hyperlink w:history="1" r:id="rIdpeqnxrmtvfxqn9eqdcaie">
               <w:r>
                 <w:rPr>
                   <w:rFonts w:ascii="Arial" w:cs="Arial" w:eastAsia="Arial" w:hAnsi="Arial"/>
@@ -3731,7 +3731,7 @@
               <w:spacing w:after="10" w:before="0"/>
               <w:ind w:left="120"/>
             </w:pPr>
-            <w:hyperlink w:history="1" r:id="rIdhhhilvh0tlmv9-fzodchj">
+            <w:hyperlink w:history="1" r:id="rIdqnbjkuat-1fpo5mdlcere">
               <w:r>
                 <w:rPr>
                   <w:rFonts w:ascii="Arial" w:cs="Arial" w:eastAsia="Arial" w:hAnsi="Arial"/>
@@ -3776,7 +3776,7 @@
             <w:pPr>
               <w:spacing w:after="20" w:before="0"/>
             </w:pPr>
-            <w:hyperlink w:history="1" r:id="rIdah4lfo4mkppmklxaaoufc">
+            <w:hyperlink w:history="1" r:id="rIddyzq9kvb8hmebmw1raysp">
               <w:r>
                 <w:rPr>
                   <w:rFonts w:ascii="Arial" w:cs="Arial" w:eastAsia="Arial" w:hAnsi="Arial"/>
@@ -3809,7 +3809,7 @@
               <w:spacing w:after="10" w:before="0"/>
               <w:ind w:left="120"/>
             </w:pPr>
-            <w:hyperlink w:history="1" r:id="rId7ruckc72jvoulbclsyqow">
+            <w:hyperlink w:history="1" r:id="rIdzohnljyeeupc9yrmvtx7_">
               <w:r>
                 <w:rPr>
                   <w:rFonts w:ascii="Arial" w:cs="Arial" w:eastAsia="Arial" w:hAnsi="Arial"/>
@@ -4004,7 +4004,7 @@
             <w:pPr>
               <w:spacing w:after="20" w:before="0"/>
             </w:pPr>
-            <w:hyperlink w:history="1" r:id="rIdoegbmvvnxqoqch6hvli7s">
+            <w:hyperlink w:history="1" r:id="rId3mvijukatdbjomxeoknme">
               <w:r>
                 <w:rPr>
                   <w:rFonts w:ascii="Arial" w:cs="Arial" w:eastAsia="Arial" w:hAnsi="Arial"/>
@@ -4037,7 +4037,7 @@
               <w:spacing w:after="10" w:before="0"/>
               <w:ind w:left="120"/>
             </w:pPr>
-            <w:hyperlink w:history="1" r:id="rId26qmevo9xw95oevpl1y4_">
+            <w:hyperlink w:history="1" r:id="rIdf4q-2a1pxwbmety7c0xmz">
               <w:r>
                 <w:rPr>
                   <w:rFonts w:ascii="Arial" w:cs="Arial" w:eastAsia="Arial" w:hAnsi="Arial"/>
@@ -4082,7 +4082,7 @@
             <w:pPr>
               <w:spacing w:after="20" w:before="0"/>
             </w:pPr>
-            <w:hyperlink w:history="1" r:id="rIdhmealapximvxqn-vp4qvu">
+            <w:hyperlink w:history="1" r:id="rIdekwt8uex9wgyif31gma4c">
               <w:r>
                 <w:rPr>
                   <w:rFonts w:ascii="Arial" w:cs="Arial" w:eastAsia="Arial" w:hAnsi="Arial"/>
@@ -4115,7 +4115,7 @@
               <w:spacing w:after="10" w:before="0"/>
               <w:ind w:left="120"/>
             </w:pPr>
-            <w:hyperlink w:history="1" r:id="rId156dcayi970elk0hanav-">
+            <w:hyperlink w:history="1" r:id="rIdnfi6nenonusaed0mzx9ty">
               <w:r>
                 <w:rPr>
                   <w:rFonts w:ascii="Arial" w:cs="Arial" w:eastAsia="Arial" w:hAnsi="Arial"/>
@@ -4310,7 +4310,7 @@
             <w:pPr>
               <w:spacing w:after="20" w:before="0"/>
             </w:pPr>
-            <w:hyperlink w:history="1" r:id="rIdot3ibeiagajn2qw2dyiou">
+            <w:hyperlink w:history="1" r:id="rIdcbujylx5wrjm70hikjjub">
               <w:r>
                 <w:rPr>
                   <w:rFonts w:ascii="Arial" w:cs="Arial" w:eastAsia="Arial" w:hAnsi="Arial"/>
@@ -4343,7 +4343,7 @@
               <w:spacing w:after="10" w:before="0"/>
               <w:ind w:left="120"/>
             </w:pPr>
-            <w:hyperlink w:history="1" r:id="rIdwf8017xnpb40d_b93boyn">
+            <w:hyperlink w:history="1" r:id="rIdxfduljgc2bcrsahzosuzk">
               <w:r>
                 <w:rPr>
                   <w:rFonts w:ascii="Arial" w:cs="Arial" w:eastAsia="Arial" w:hAnsi="Arial"/>
@@ -4388,7 +4388,7 @@
             <w:pPr>
               <w:spacing w:after="20" w:before="0"/>
             </w:pPr>
-            <w:hyperlink w:history="1" r:id="rIdim5qwu8vvss6aqkkqzhz0">
+            <w:hyperlink w:history="1" r:id="rIdkmkdya53n2kgtkgv804el">
               <w:r>
                 <w:rPr>
                   <w:rFonts w:ascii="Arial" w:cs="Arial" w:eastAsia="Arial" w:hAnsi="Arial"/>
@@ -4421,7 +4421,7 @@
               <w:spacing w:after="10" w:before="0"/>
               <w:ind w:left="120"/>
             </w:pPr>
-            <w:hyperlink w:history="1" r:id="rIdxnqubygzbv5ojeh62c1n2">
+            <w:hyperlink w:history="1" r:id="rIdw_isba2unhrhrcqmdd-01">
               <w:r>
                 <w:rPr>
                   <w:rFonts w:ascii="Arial" w:cs="Arial" w:eastAsia="Arial" w:hAnsi="Arial"/>
@@ -6022,7 +6022,7 @@
             <w:pPr>
               <w:spacing w:after="20" w:before="0"/>
             </w:pPr>
-            <w:hyperlink w:history="1" r:id="rIdngfwkqordf0not40uw3ey">
+            <w:hyperlink w:history="1" r:id="rIdsi7rbnhjyn8sw3cso4lnx">
               <w:r>
                 <w:rPr>
                   <w:rFonts w:ascii="Arial" w:cs="Arial" w:eastAsia="Arial" w:hAnsi="Arial"/>
@@ -6055,7 +6055,7 @@
               <w:spacing w:after="10" w:before="0"/>
               <w:ind w:left="120"/>
             </w:pPr>
-            <w:hyperlink w:history="1" r:id="rIdtxxygdzxfgoexs-sbhufa">
+            <w:hyperlink w:history="1" r:id="rIdi8kelkydglbbdfgzz84na">
               <w:r>
                 <w:rPr>
                   <w:rFonts w:ascii="Arial" w:cs="Arial" w:eastAsia="Arial" w:hAnsi="Arial"/>
@@ -6100,7 +6100,7 @@
             <w:pPr>
               <w:spacing w:after="20" w:before="0"/>
             </w:pPr>
-            <w:hyperlink w:history="1" r:id="rIdhntdnn-j6jpa-onlezuhp">
+            <w:hyperlink w:history="1" r:id="rIdhrar7vfcisi_pput-igi3">
               <w:r>
                 <w:rPr>
                   <w:rFonts w:ascii="Arial" w:cs="Arial" w:eastAsia="Arial" w:hAnsi="Arial"/>
@@ -6133,7 +6133,7 @@
               <w:spacing w:after="10" w:before="0"/>
               <w:ind w:left="120"/>
             </w:pPr>
-            <w:hyperlink w:history="1" r:id="rIdxgmmrihyy3djyqzkrohae">
+            <w:hyperlink w:history="1" r:id="rIdlm-hohz3zrhn4thtfrhly">
               <w:r>
                 <w:rPr>
                   <w:rFonts w:ascii="Arial" w:cs="Arial" w:eastAsia="Arial" w:hAnsi="Arial"/>
@@ -6328,7 +6328,7 @@
             <w:pPr>
               <w:spacing w:after="20" w:before="0"/>
             </w:pPr>
-            <w:hyperlink w:history="1" r:id="rId3hugolszxynfaq-1fb4bg">
+            <w:hyperlink w:history="1" r:id="rIdgztbbvow3cqtnxzsmz9jv">
               <w:r>
                 <w:rPr>
                   <w:rFonts w:ascii="Arial" w:cs="Arial" w:eastAsia="Arial" w:hAnsi="Arial"/>
@@ -6361,7 +6361,7 @@
               <w:spacing w:after="10" w:before="0"/>
               <w:ind w:left="120"/>
             </w:pPr>
-            <w:hyperlink w:history="1" r:id="rIdcpmc5xibq6wdkindownhb">
+            <w:hyperlink w:history="1" r:id="rIdlsl-wfhvzsec_xzo0gbfr">
               <w:r>
                 <w:rPr>
                   <w:rFonts w:ascii="Arial" w:cs="Arial" w:eastAsia="Arial" w:hAnsi="Arial"/>
@@ -6406,7 +6406,7 @@
             <w:pPr>
               <w:spacing w:after="20" w:before="0"/>
             </w:pPr>
-            <w:hyperlink w:history="1" r:id="rIdmzd5nxpsbxkbou4z5soqy">
+            <w:hyperlink w:history="1" r:id="rIdo0ibb0b8fyhiehobvl62e">
               <w:r>
                 <w:rPr>
                   <w:rFonts w:ascii="Arial" w:cs="Arial" w:eastAsia="Arial" w:hAnsi="Arial"/>
@@ -6439,7 +6439,7 @@
               <w:spacing w:after="10" w:before="0"/>
               <w:ind w:left="120"/>
             </w:pPr>
-            <w:hyperlink w:history="1" r:id="rIdnecjcm2yfjlyjbtt1lbed">
+            <w:hyperlink w:history="1" r:id="rIdtpj1hcxdhz8k2xzdomc6d">
               <w:r>
                 <w:rPr>
                   <w:rFonts w:ascii="Arial" w:cs="Arial" w:eastAsia="Arial" w:hAnsi="Arial"/>
@@ -6634,7 +6634,7 @@
             <w:pPr>
               <w:spacing w:after="20" w:before="0"/>
             </w:pPr>
-            <w:hyperlink w:history="1" r:id="rIdtjqj6idrshq2cqiu1awxk">
+            <w:hyperlink w:history="1" r:id="rIdovia3r6lrgllkcju9ndkr">
               <w:r>
                 <w:rPr>
                   <w:rFonts w:ascii="Arial" w:cs="Arial" w:eastAsia="Arial" w:hAnsi="Arial"/>
@@ -6667,7 +6667,7 @@
               <w:spacing w:after="10" w:before="0"/>
               <w:ind w:left="120"/>
             </w:pPr>
-            <w:hyperlink w:history="1" r:id="rIdynch9l3tzkw1h36s1lb3n">
+            <w:hyperlink w:history="1" r:id="rIdfb_ercz6fhil4q4vsvgrw">
               <w:r>
                 <w:rPr>
                   <w:rFonts w:ascii="Arial" w:cs="Arial" w:eastAsia="Arial" w:hAnsi="Arial"/>
@@ -6712,7 +6712,7 @@
             <w:pPr>
               <w:spacing w:after="20" w:before="0"/>
             </w:pPr>
-            <w:hyperlink w:history="1" r:id="rIdq2hjxcktt2imxfdiipral">
+            <w:hyperlink w:history="1" r:id="rId58d_nwcymiqkh3wa4kk6u">
               <w:r>
                 <w:rPr>
                   <w:rFonts w:ascii="Arial" w:cs="Arial" w:eastAsia="Arial" w:hAnsi="Arial"/>
@@ -6745,7 +6745,7 @@
               <w:spacing w:after="10" w:before="0"/>
               <w:ind w:left="120"/>
             </w:pPr>
-            <w:hyperlink w:history="1" r:id="rIdgnipmadtrealvdwtwzjnb">
+            <w:hyperlink w:history="1" r:id="rIdluyk_ujnrbhqbzrex4c_8">
               <w:r>
                 <w:rPr>
                   <w:rFonts w:ascii="Arial" w:cs="Arial" w:eastAsia="Arial" w:hAnsi="Arial"/>
@@ -6940,7 +6940,7 @@
             <w:pPr>
               <w:spacing w:after="20" w:before="0"/>
             </w:pPr>
-            <w:hyperlink w:history="1" r:id="rIdkxok59yq_gupv7eqrhjts">
+            <w:hyperlink w:history="1" r:id="rIdaaeaxrke3mndasr-u1kav">
               <w:r>
                 <w:rPr>
                   <w:rFonts w:ascii="Arial" w:cs="Arial" w:eastAsia="Arial" w:hAnsi="Arial"/>
@@ -6973,7 +6973,7 @@
               <w:spacing w:after="10" w:before="0"/>
               <w:ind w:left="120"/>
             </w:pPr>
-            <w:hyperlink w:history="1" r:id="rIdkn-ftlhen91f2hqjhta3_">
+            <w:hyperlink w:history="1" r:id="rIdl_lvnd_3-ommlleijkhx5">
               <w:r>
                 <w:rPr>
                   <w:rFonts w:ascii="Arial" w:cs="Arial" w:eastAsia="Arial" w:hAnsi="Arial"/>
@@ -7018,7 +7018,7 @@
             <w:pPr>
               <w:spacing w:after="20" w:before="0"/>
             </w:pPr>
-            <w:hyperlink w:history="1" r:id="rIdppo5hlp_pj7xsefajhwyb">
+            <w:hyperlink w:history="1" r:id="rId_khyp5prsb1otsnrjksw0">
               <w:r>
                 <w:rPr>
                   <w:rFonts w:ascii="Arial" w:cs="Arial" w:eastAsia="Arial" w:hAnsi="Arial"/>
@@ -7051,7 +7051,7 @@
               <w:spacing w:after="10" w:before="0"/>
               <w:ind w:left="120"/>
             </w:pPr>
-            <w:hyperlink w:history="1" r:id="rIdwiiecggbdo7vgaj3obbof">
+            <w:hyperlink w:history="1" r:id="rId6vpkokmyyroa52vo-esn5">
               <w:r>
                 <w:rPr>
                   <w:rFonts w:ascii="Arial" w:cs="Arial" w:eastAsia="Arial" w:hAnsi="Arial"/>
@@ -7246,7 +7246,7 @@
             <w:pPr>
               <w:spacing w:after="20" w:before="0"/>
             </w:pPr>
-            <w:hyperlink w:history="1" r:id="rIdvpr3ok1qzjckekyzegbv9">
+            <w:hyperlink w:history="1" r:id="rId1lvh_rc82c0vqsqlujtts">
               <w:r>
                 <w:rPr>
                   <w:rFonts w:ascii="Arial" w:cs="Arial" w:eastAsia="Arial" w:hAnsi="Arial"/>
@@ -7279,7 +7279,7 @@
               <w:spacing w:after="10" w:before="0"/>
               <w:ind w:left="120"/>
             </w:pPr>
-            <w:hyperlink w:history="1" r:id="rIdax2bbksyhte5mg0ligl7z">
+            <w:hyperlink w:history="1" r:id="rIdmrhwycg78yvhwzohiw58-">
               <w:r>
                 <w:rPr>
                   <w:rFonts w:ascii="Arial" w:cs="Arial" w:eastAsia="Arial" w:hAnsi="Arial"/>
@@ -7324,7 +7324,7 @@
             <w:pPr>
               <w:spacing w:after="20" w:before="0"/>
             </w:pPr>
-            <w:hyperlink w:history="1" r:id="rId5ybczthggilpjuqxrlqqr">
+            <w:hyperlink w:history="1" r:id="rId8y55pchtojiko6x7o9mvn">
               <w:r>
                 <w:rPr>
                   <w:rFonts w:ascii="Arial" w:cs="Arial" w:eastAsia="Arial" w:hAnsi="Arial"/>
@@ -7357,7 +7357,7 @@
               <w:spacing w:after="10" w:before="0"/>
               <w:ind w:left="120"/>
             </w:pPr>
-            <w:hyperlink w:history="1" r:id="rId686d2iqlarlkyiaq8yh8g">
+            <w:hyperlink w:history="1" r:id="rIdqtapgs3vdwelkktk7mzsg">
               <w:r>
                 <w:rPr>
                   <w:rFonts w:ascii="Arial" w:cs="Arial" w:eastAsia="Arial" w:hAnsi="Arial"/>
@@ -8844,7 +8844,7 @@
             <w:pPr>
               <w:spacing w:after="20" w:before="0"/>
             </w:pPr>
-            <w:hyperlink w:history="1" r:id="rIduhnjnsqx6l2jypl2s47gp">
+            <w:hyperlink w:history="1" r:id="rIdv8uktuncqsbxswbdxo83w">
               <w:r>
                 <w:rPr>
                   <w:rFonts w:ascii="Arial" w:cs="Arial" w:eastAsia="Arial" w:hAnsi="Arial"/>
@@ -8877,7 +8877,7 @@
               <w:spacing w:after="10" w:before="0"/>
               <w:ind w:left="120"/>
             </w:pPr>
-            <w:hyperlink w:history="1" r:id="rIdi420_padz27rekz90seyu">
+            <w:hyperlink w:history="1" r:id="rIdoidqi6rppuncusy26ork0">
               <w:r>
                 <w:rPr>
                   <w:rFonts w:ascii="Arial" w:cs="Arial" w:eastAsia="Arial" w:hAnsi="Arial"/>
@@ -8922,7 +8922,7 @@
             <w:pPr>
               <w:spacing w:after="20" w:before="0"/>
             </w:pPr>
-            <w:hyperlink w:history="1" r:id="rIdqwvunyvfyno8wac_59vb-">
+            <w:hyperlink w:history="1" r:id="rId2gddus6lkgnhkbu62qdw9">
               <w:r>
                 <w:rPr>
                   <w:rFonts w:ascii="Arial" w:cs="Arial" w:eastAsia="Arial" w:hAnsi="Arial"/>
@@ -8955,7 +8955,7 @@
               <w:spacing w:after="10" w:before="0"/>
               <w:ind w:left="120"/>
             </w:pPr>
-            <w:hyperlink w:history="1" r:id="rId_jfq8zuzu2v5k3irndncd">
+            <w:hyperlink w:history="1" r:id="rId12rp3tmt4zfvfxn4ehx94">
               <w:r>
                 <w:rPr>
                   <w:rFonts w:ascii="Arial" w:cs="Arial" w:eastAsia="Arial" w:hAnsi="Arial"/>
@@ -9150,7 +9150,7 @@
             <w:pPr>
               <w:spacing w:after="20" w:before="0"/>
             </w:pPr>
-            <w:hyperlink w:history="1" r:id="rIdjhltlnybdwqv_nocyfspr">
+            <w:hyperlink w:history="1" r:id="rIdyvyxwjmde1q0ryifzbjws">
               <w:r>
                 <w:rPr>
                   <w:rFonts w:ascii="Arial" w:cs="Arial" w:eastAsia="Arial" w:hAnsi="Arial"/>
@@ -9183,7 +9183,7 @@
               <w:spacing w:after="10" w:before="0"/>
               <w:ind w:left="120"/>
             </w:pPr>
-            <w:hyperlink w:history="1" r:id="rIdkf71csg4bxwpgd8miq_eu">
+            <w:hyperlink w:history="1" r:id="rId8-2lidu4oz7uzrcqrkxbb">
               <w:r>
                 <w:rPr>
                   <w:rFonts w:ascii="Arial" w:cs="Arial" w:eastAsia="Arial" w:hAnsi="Arial"/>
@@ -9228,7 +9228,7 @@
             <w:pPr>
               <w:spacing w:after="20" w:before="0"/>
             </w:pPr>
-            <w:hyperlink w:history="1" r:id="rIdkf-rcgtdlkfxrcbuubhcc">
+            <w:hyperlink w:history="1" r:id="rIdctht4duxkhpowesharzi0">
               <w:r>
                 <w:rPr>
                   <w:rFonts w:ascii="Arial" w:cs="Arial" w:eastAsia="Arial" w:hAnsi="Arial"/>
@@ -9261,7 +9261,7 @@
               <w:spacing w:after="10" w:before="0"/>
               <w:ind w:left="120"/>
             </w:pPr>
-            <w:hyperlink w:history="1" r:id="rIdzd7r7i4g1llwaz0rnm1yv">
+            <w:hyperlink w:history="1" r:id="rId-3jx-0bxmi_dru1xhgs_e">
               <w:r>
                 <w:rPr>
                   <w:rFonts w:ascii="Arial" w:cs="Arial" w:eastAsia="Arial" w:hAnsi="Arial"/>
@@ -9456,7 +9456,7 @@
             <w:pPr>
               <w:spacing w:after="20" w:before="0"/>
             </w:pPr>
-            <w:hyperlink w:history="1" r:id="rIdvw1kmw83c4nqrm9kt2qiz">
+            <w:hyperlink w:history="1" r:id="rIdimnbbkidmo3m9cg06o06n">
               <w:r>
                 <w:rPr>
                   <w:rFonts w:ascii="Arial" w:cs="Arial" w:eastAsia="Arial" w:hAnsi="Arial"/>
@@ -9489,7 +9489,7 @@
               <w:spacing w:after="10" w:before="0"/>
               <w:ind w:left="120"/>
             </w:pPr>
-            <w:hyperlink w:history="1" r:id="rIdfmgssdf4r1gphar_f2xr9">
+            <w:hyperlink w:history="1" r:id="rId4ldl1nkzi_ynbdngsoiv3">
               <w:r>
                 <w:rPr>
                   <w:rFonts w:ascii="Arial" w:cs="Arial" w:eastAsia="Arial" w:hAnsi="Arial"/>
@@ -9534,7 +9534,7 @@
             <w:pPr>
               <w:spacing w:after="20" w:before="0"/>
             </w:pPr>
-            <w:hyperlink w:history="1" r:id="rId6m8abazvwp2k9mmcmb_rv">
+            <w:hyperlink w:history="1" r:id="rIdkqfbuq2eczqhjck-ba-lr">
               <w:r>
                 <w:rPr>
                   <w:rFonts w:ascii="Arial" w:cs="Arial" w:eastAsia="Arial" w:hAnsi="Arial"/>
@@ -9567,7 +9567,7 @@
               <w:spacing w:after="10" w:before="0"/>
               <w:ind w:left="120"/>
             </w:pPr>
-            <w:hyperlink w:history="1" r:id="rIddl2j0kcbchrexhbrgz56m">
+            <w:hyperlink w:history="1" r:id="rIdhaqoivqvtt4bcss3axheb">
               <w:r>
                 <w:rPr>
                   <w:rFonts w:ascii="Arial" w:cs="Arial" w:eastAsia="Arial" w:hAnsi="Arial"/>
@@ -9762,7 +9762,7 @@
             <w:pPr>
               <w:spacing w:after="20" w:before="0"/>
             </w:pPr>
-            <w:hyperlink w:history="1" r:id="rIdr3eyfzici1ppstwxj82zf">
+            <w:hyperlink w:history="1" r:id="rIdieorwtmqs_ux7puc4deyt">
               <w:r>
                 <w:rPr>
                   <w:rFonts w:ascii="Arial" w:cs="Arial" w:eastAsia="Arial" w:hAnsi="Arial"/>
@@ -9795,7 +9795,7 @@
               <w:spacing w:after="10" w:before="0"/>
               <w:ind w:left="120"/>
             </w:pPr>
-            <w:hyperlink w:history="1" r:id="rId_obf6ubfwyzjjx34hqzri">
+            <w:hyperlink w:history="1" r:id="rIda_vhpxhdily379pwg1owk">
               <w:r>
                 <w:rPr>
                   <w:rFonts w:ascii="Arial" w:cs="Arial" w:eastAsia="Arial" w:hAnsi="Arial"/>
@@ -9840,7 +9840,7 @@
             <w:pPr>
               <w:spacing w:after="20" w:before="0"/>
             </w:pPr>
-            <w:hyperlink w:history="1" r:id="rIdbnm3s4ggzqazi-zofdjif">
+            <w:hyperlink w:history="1" r:id="rIdw9q_hastbn5ynue99eik_">
               <w:r>
                 <w:rPr>
                   <w:rFonts w:ascii="Arial" w:cs="Arial" w:eastAsia="Arial" w:hAnsi="Arial"/>
@@ -9873,7 +9873,7 @@
               <w:spacing w:after="10" w:before="0"/>
               <w:ind w:left="120"/>
             </w:pPr>
-            <w:hyperlink w:history="1" r:id="rIdwwnm3g7hw3zy0ek0eabp5">
+            <w:hyperlink w:history="1" r:id="rIdp-v6p-dpnkjlhwtvmrcmn">
               <w:r>
                 <w:rPr>
                   <w:rFonts w:ascii="Arial" w:cs="Arial" w:eastAsia="Arial" w:hAnsi="Arial"/>
@@ -10068,7 +10068,7 @@
             <w:pPr>
               <w:spacing w:after="20" w:before="0"/>
             </w:pPr>
-            <w:hyperlink w:history="1" r:id="rIdqa5zqjgwo5s9fly02nujf">
+            <w:hyperlink w:history="1" r:id="rIdytfnurculpsfxehyow8yn">
               <w:r>
                 <w:rPr>
                   <w:rFonts w:ascii="Arial" w:cs="Arial" w:eastAsia="Arial" w:hAnsi="Arial"/>
@@ -10101,7 +10101,7 @@
               <w:spacing w:after="10" w:before="0"/>
               <w:ind w:left="120"/>
             </w:pPr>
-            <w:hyperlink w:history="1" r:id="rIdcujt8u9rk6uf0wfbfwd5z">
+            <w:hyperlink w:history="1" r:id="rIdprzdnnbtleb7lqsuysrpx">
               <w:r>
                 <w:rPr>
                   <w:rFonts w:ascii="Arial" w:cs="Arial" w:eastAsia="Arial" w:hAnsi="Arial"/>
@@ -10146,7 +10146,7 @@
             <w:pPr>
               <w:spacing w:after="20" w:before="0"/>
             </w:pPr>
-            <w:hyperlink w:history="1" r:id="rIdudczzaua_iyeowmuq9kzj">
+            <w:hyperlink w:history="1" r:id="rId-dnoidiyh8culz6rm4vva">
               <w:r>
                 <w:rPr>
                   <w:rFonts w:ascii="Arial" w:cs="Arial" w:eastAsia="Arial" w:hAnsi="Arial"/>
@@ -10179,7 +10179,7 @@
               <w:spacing w:after="10" w:before="0"/>
               <w:ind w:left="120"/>
             </w:pPr>
-            <w:hyperlink w:history="1" r:id="rIdx7zqt4bbcjin1k-0stkmx">
+            <w:hyperlink w:history="1" r:id="rIdljwn78urzs1lqypvkmbkm">
               <w:r>
                 <w:rPr>
                   <w:rFonts w:ascii="Arial" w:cs="Arial" w:eastAsia="Arial" w:hAnsi="Arial"/>
@@ -11761,7 +11761,7 @@
             <w:pPr>
               <w:spacing w:after="20" w:before="0"/>
             </w:pPr>
-            <w:hyperlink w:history="1" r:id="rIdihkgr5ts1q4vesd0x7vtf">
+            <w:hyperlink w:history="1" r:id="rIddy7w8kyvkyunqlxuwjq9a">
               <w:r>
                 <w:rPr>
                   <w:rFonts w:ascii="Arial" w:cs="Arial" w:eastAsia="Arial" w:hAnsi="Arial"/>
@@ -11794,7 +11794,7 @@
               <w:spacing w:after="10" w:before="0"/>
               <w:ind w:left="120"/>
             </w:pPr>
-            <w:hyperlink w:history="1" r:id="rIdpyqvzzz2krigagimajo-l">
+            <w:hyperlink w:history="1" r:id="rIdsyen-1bzyiroj_fllgsmg">
               <w:r>
                 <w:rPr>
                   <w:rFonts w:ascii="Arial" w:cs="Arial" w:eastAsia="Arial" w:hAnsi="Arial"/>
@@ -11839,7 +11839,7 @@
             <w:pPr>
               <w:spacing w:after="20" w:before="0"/>
             </w:pPr>
-            <w:hyperlink w:history="1" r:id="rIdnkllur7ntjqdvcmefh3ea">
+            <w:hyperlink w:history="1" r:id="rIdnmhkejzgkbqll_0nibvii">
               <w:r>
                 <w:rPr>
                   <w:rFonts w:ascii="Arial" w:cs="Arial" w:eastAsia="Arial" w:hAnsi="Arial"/>
@@ -11872,7 +11872,7 @@
               <w:spacing w:after="10" w:before="0"/>
               <w:ind w:left="120"/>
             </w:pPr>
-            <w:hyperlink w:history="1" r:id="rIdqq3z8j1zyrpnbkzrdmrsy">
+            <w:hyperlink w:history="1" r:id="rIdbmovkfr5h7q5ebjz-kml5">
               <w:r>
                 <w:rPr>
                   <w:rFonts w:ascii="Arial" w:cs="Arial" w:eastAsia="Arial" w:hAnsi="Arial"/>
@@ -12067,7 +12067,7 @@
             <w:pPr>
               <w:spacing w:after="20" w:before="0"/>
             </w:pPr>
-            <w:hyperlink w:history="1" r:id="rIdsoi5irmvtfbp8e65sv8xw">
+            <w:hyperlink w:history="1" r:id="rId5ie7h2tttfqvuy6rysit2">
               <w:r>
                 <w:rPr>
                   <w:rFonts w:ascii="Arial" w:cs="Arial" w:eastAsia="Arial" w:hAnsi="Arial"/>
@@ -12100,7 +12100,7 @@
               <w:spacing w:after="10" w:before="0"/>
               <w:ind w:left="120"/>
             </w:pPr>
-            <w:hyperlink w:history="1" r:id="rIdqqlcuqqf2nziz3_r6gy7u">
+            <w:hyperlink w:history="1" r:id="rIdur-9tvypi4l54tn8_z92c">
               <w:r>
                 <w:rPr>
                   <w:rFonts w:ascii="Arial" w:cs="Arial" w:eastAsia="Arial" w:hAnsi="Arial"/>
@@ -12145,7 +12145,7 @@
             <w:pPr>
               <w:spacing w:after="20" w:before="0"/>
             </w:pPr>
-            <w:hyperlink w:history="1" r:id="rIdwlxmpb4qsxsn0wqv0zlud">
+            <w:hyperlink w:history="1" r:id="rIdh72yirdpyjcoxu6otckmp">
               <w:r>
                 <w:rPr>
                   <w:rFonts w:ascii="Arial" w:cs="Arial" w:eastAsia="Arial" w:hAnsi="Arial"/>
@@ -12178,7 +12178,7 @@
               <w:spacing w:after="10" w:before="0"/>
               <w:ind w:left="120"/>
             </w:pPr>
-            <w:hyperlink w:history="1" r:id="rId3tea_qovq6pqu2sq7dzq2">
+            <w:hyperlink w:history="1" r:id="rIda7mkndf_rmnxktevmsmci">
               <w:r>
                 <w:rPr>
                   <w:rFonts w:ascii="Arial" w:cs="Arial" w:eastAsia="Arial" w:hAnsi="Arial"/>
@@ -12373,7 +12373,7 @@
             <w:pPr>
               <w:spacing w:after="20" w:before="0"/>
             </w:pPr>
-            <w:hyperlink w:history="1" r:id="rIdheep_2scch46t2lsorg-a">
+            <w:hyperlink w:history="1" r:id="rIdgw0_pde-zwoi0hhs8fspg">
               <w:r>
                 <w:rPr>
                   <w:rFonts w:ascii="Arial" w:cs="Arial" w:eastAsia="Arial" w:hAnsi="Arial"/>
@@ -12406,7 +12406,7 @@
               <w:spacing w:after="10" w:before="0"/>
               <w:ind w:left="120"/>
             </w:pPr>
-            <w:hyperlink w:history="1" r:id="rIdgnhsk5lqkjrgwfsd7abd5">
+            <w:hyperlink w:history="1" r:id="rIdsuysmfscesro4cwd-enzc">
               <w:r>
                 <w:rPr>
                   <w:rFonts w:ascii="Arial" w:cs="Arial" w:eastAsia="Arial" w:hAnsi="Arial"/>
@@ -12451,7 +12451,7 @@
             <w:pPr>
               <w:spacing w:after="20" w:before="0"/>
             </w:pPr>
-            <w:hyperlink w:history="1" r:id="rIddmhmrgnedi7vdyjqk24ih">
+            <w:hyperlink w:history="1" r:id="rIdlgmb0nl4jlri_vz-xqiye">
               <w:r>
                 <w:rPr>
                   <w:rFonts w:ascii="Arial" w:cs="Arial" w:eastAsia="Arial" w:hAnsi="Arial"/>
@@ -12484,7 +12484,7 @@
               <w:spacing w:after="10" w:before="0"/>
               <w:ind w:left="120"/>
             </w:pPr>
-            <w:hyperlink w:history="1" r:id="rId7xev_xmwgcilhdohlq6gu">
+            <w:hyperlink w:history="1" r:id="rIdgx7a2_xacx9qbrnlpl1_z">
               <w:r>
                 <w:rPr>
                   <w:rFonts w:ascii="Arial" w:cs="Arial" w:eastAsia="Arial" w:hAnsi="Arial"/>
@@ -12679,7 +12679,7 @@
             <w:pPr>
               <w:spacing w:after="20" w:before="0"/>
             </w:pPr>
-            <w:hyperlink w:history="1" r:id="rIdy48e-drsi9uja_dccczsv">
+            <w:hyperlink w:history="1" r:id="rIdnb8-xtmxjb-x1ck_bbiq1">
               <w:r>
                 <w:rPr>
                   <w:rFonts w:ascii="Arial" w:cs="Arial" w:eastAsia="Arial" w:hAnsi="Arial"/>
@@ -12712,7 +12712,7 @@
               <w:spacing w:after="10" w:before="0"/>
               <w:ind w:left="120"/>
             </w:pPr>
-            <w:hyperlink w:history="1" r:id="rIdtu3k8wl7tcggpxksqvl1y">
+            <w:hyperlink w:history="1" r:id="rIddhy5p13y324z2biatimjt">
               <w:r>
                 <w:rPr>
                   <w:rFonts w:ascii="Arial" w:cs="Arial" w:eastAsia="Arial" w:hAnsi="Arial"/>
@@ -12757,7 +12757,7 @@
             <w:pPr>
               <w:spacing w:after="20" w:before="0"/>
             </w:pPr>
-            <w:hyperlink w:history="1" r:id="rId-jrdk2m4k9hnl_tvvasws">
+            <w:hyperlink w:history="1" r:id="rIdovcd2ae6gtozvrdtkea2w">
               <w:r>
                 <w:rPr>
                   <w:rFonts w:ascii="Arial" w:cs="Arial" w:eastAsia="Arial" w:hAnsi="Arial"/>
@@ -12790,7 +12790,7 @@
               <w:spacing w:after="10" w:before="0"/>
               <w:ind w:left="120"/>
             </w:pPr>
-            <w:hyperlink w:history="1" r:id="rIdyjqz3_ntdcxepctifjubw">
+            <w:hyperlink w:history="1" r:id="rIdagoqisaiyk_vf6kjuzhhg">
               <w:r>
                 <w:rPr>
                   <w:rFonts w:ascii="Arial" w:cs="Arial" w:eastAsia="Arial" w:hAnsi="Arial"/>
@@ -12985,7 +12985,7 @@
             <w:pPr>
               <w:spacing w:after="20" w:before="0"/>
             </w:pPr>
-            <w:hyperlink w:history="1" r:id="rIdmu_iqxl60moj0v6cx2kvh">
+            <w:hyperlink w:history="1" r:id="rId9zz90dwu4bz09tulgwipi">
               <w:r>
                 <w:rPr>
                   <w:rFonts w:ascii="Arial" w:cs="Arial" w:eastAsia="Arial" w:hAnsi="Arial"/>
@@ -13018,7 +13018,7 @@
               <w:spacing w:after="10" w:before="0"/>
               <w:ind w:left="120"/>
             </w:pPr>
-            <w:hyperlink w:history="1" r:id="rIddyy_umeqgsfe0w-0lrxau">
+            <w:hyperlink w:history="1" r:id="rIdj5_0wa7answxyt4v04vqq">
               <w:r>
                 <w:rPr>
                   <w:rFonts w:ascii="Arial" w:cs="Arial" w:eastAsia="Arial" w:hAnsi="Arial"/>
@@ -13063,7 +13063,7 @@
             <w:pPr>
               <w:spacing w:after="20" w:before="0"/>
             </w:pPr>
-            <w:hyperlink w:history="1" r:id="rIdzkuzhwoq87h6wkfpjqi-w">
+            <w:hyperlink w:history="1" r:id="rIde-ia6an86ibfew1_yglck">
               <w:r>
                 <w:rPr>
                   <w:rFonts w:ascii="Arial" w:cs="Arial" w:eastAsia="Arial" w:hAnsi="Arial"/>
@@ -13096,7 +13096,7 @@
               <w:spacing w:after="10" w:before="0"/>
               <w:ind w:left="120"/>
             </w:pPr>
-            <w:hyperlink w:history="1" r:id="rIdaldtr5xfngllr5afywf3w">
+            <w:hyperlink w:history="1" r:id="rIdxrmwxc1pbdxqlyqlgwa4q">
               <w:r>
                 <w:rPr>
                   <w:rFonts w:ascii="Arial" w:cs="Arial" w:eastAsia="Arial" w:hAnsi="Arial"/>
@@ -14583,7 +14583,7 @@
             <w:pPr>
               <w:spacing w:after="20" w:before="0"/>
             </w:pPr>
-            <w:hyperlink w:history="1" r:id="rIdib636mypeh0bjlejqdfzf">
+            <w:hyperlink w:history="1" r:id="rId0mw31hfjmgdgvbzsxx7nj">
               <w:r>
                 <w:rPr>
                   <w:rFonts w:ascii="Arial" w:cs="Arial" w:eastAsia="Arial" w:hAnsi="Arial"/>
@@ -14616,7 +14616,7 @@
               <w:spacing w:after="10" w:before="0"/>
               <w:ind w:left="120"/>
             </w:pPr>
-            <w:hyperlink w:history="1" r:id="rIdzgvos_usww1k9zw4vtgp9">
+            <w:hyperlink w:history="1" r:id="rIdromujy3tshdu-te8lsvej">
               <w:r>
                 <w:rPr>
                   <w:rFonts w:ascii="Arial" w:cs="Arial" w:eastAsia="Arial" w:hAnsi="Arial"/>
@@ -14661,7 +14661,7 @@
             <w:pPr>
               <w:spacing w:after="20" w:before="0"/>
             </w:pPr>
-            <w:hyperlink w:history="1" r:id="rIdbf2_ivqbozmc78ih2amds">
+            <w:hyperlink w:history="1" r:id="rId0f-wtamwqkopr0cna6up4">
               <w:r>
                 <w:rPr>
                   <w:rFonts w:ascii="Arial" w:cs="Arial" w:eastAsia="Arial" w:hAnsi="Arial"/>
@@ -14694,7 +14694,7 @@
               <w:spacing w:after="10" w:before="0"/>
               <w:ind w:left="120"/>
             </w:pPr>
-            <w:hyperlink w:history="1" r:id="rIdrhnhp-fkvemzmumrymimo">
+            <w:hyperlink w:history="1" r:id="rIdofzulcgozbc5mbaoytjgp">
               <w:r>
                 <w:rPr>
                   <w:rFonts w:ascii="Arial" w:cs="Arial" w:eastAsia="Arial" w:hAnsi="Arial"/>
@@ -14889,7 +14889,7 @@
             <w:pPr>
               <w:spacing w:after="20" w:before="0"/>
             </w:pPr>
-            <w:hyperlink w:history="1" r:id="rIdcoklcvwe8chhn5jsqf_al">
+            <w:hyperlink w:history="1" r:id="rIdsa8byf2z9apz4k8dneatd">
               <w:r>
                 <w:rPr>
                   <w:rFonts w:ascii="Arial" w:cs="Arial" w:eastAsia="Arial" w:hAnsi="Arial"/>
@@ -14922,7 +14922,7 @@
               <w:spacing w:after="10" w:before="0"/>
               <w:ind w:left="120"/>
             </w:pPr>
-            <w:hyperlink w:history="1" r:id="rId4z4hu4uhqow5ajzb9ivbc">
+            <w:hyperlink w:history="1" r:id="rIdcffkxoxjcf9n9dv6sevfy">
               <w:r>
                 <w:rPr>
                   <w:rFonts w:ascii="Arial" w:cs="Arial" w:eastAsia="Arial" w:hAnsi="Arial"/>
@@ -14967,7 +14967,7 @@
             <w:pPr>
               <w:spacing w:after="20" w:before="0"/>
             </w:pPr>
-            <w:hyperlink w:history="1" r:id="rIdo_cpoxurqwgzyhcv9q-gd">
+            <w:hyperlink w:history="1" r:id="rIdedwq1qwr9zi0xpyd-63qp">
               <w:r>
                 <w:rPr>
                   <w:rFonts w:ascii="Arial" w:cs="Arial" w:eastAsia="Arial" w:hAnsi="Arial"/>
@@ -15000,7 +15000,7 @@
               <w:spacing w:after="10" w:before="0"/>
               <w:ind w:left="120"/>
             </w:pPr>
-            <w:hyperlink w:history="1" r:id="rIddpdcrkspsusartlihv90w">
+            <w:hyperlink w:history="1" r:id="rIdxrtef0tcxiqjar3o3edxc">
               <w:r>
                 <w:rPr>
                   <w:rFonts w:ascii="Arial" w:cs="Arial" w:eastAsia="Arial" w:hAnsi="Arial"/>
@@ -15195,7 +15195,7 @@
             <w:pPr>
               <w:spacing w:after="20" w:before="0"/>
             </w:pPr>
-            <w:hyperlink w:history="1" r:id="rIdt0nyma1hyi1a2t7uoxwlh">
+            <w:hyperlink w:history="1" r:id="rIdfisiioikkj_45qu-imca3">
               <w:r>
                 <w:rPr>
                   <w:rFonts w:ascii="Arial" w:cs="Arial" w:eastAsia="Arial" w:hAnsi="Arial"/>
@@ -15228,7 +15228,7 @@
               <w:spacing w:after="10" w:before="0"/>
               <w:ind w:left="120"/>
             </w:pPr>
-            <w:hyperlink w:history="1" r:id="rIduypz9ylfpzsf3v2ohxlf_">
+            <w:hyperlink w:history="1" r:id="rIdqx_aasl4lkhclubbbsz0d">
               <w:r>
                 <w:rPr>
                   <w:rFonts w:ascii="Arial" w:cs="Arial" w:eastAsia="Arial" w:hAnsi="Arial"/>
@@ -15273,7 +15273,7 @@
             <w:pPr>
               <w:spacing w:after="20" w:before="0"/>
             </w:pPr>
-            <w:hyperlink w:history="1" r:id="rId7yryagyszsemagbwetokx">
+            <w:hyperlink w:history="1" r:id="rIdvve9fpxi2svcwrbxeaq_8">
               <w:r>
                 <w:rPr>
                   <w:rFonts w:ascii="Arial" w:cs="Arial" w:eastAsia="Arial" w:hAnsi="Arial"/>
@@ -15306,7 +15306,7 @@
               <w:spacing w:after="10" w:before="0"/>
               <w:ind w:left="120"/>
             </w:pPr>
-            <w:hyperlink w:history="1" r:id="rIdtkngn8k0iouk8urobhym-">
+            <w:hyperlink w:history="1" r:id="rId_51lcxgta4epreh_w7hkv">
               <w:r>
                 <w:rPr>
                   <w:rFonts w:ascii="Arial" w:cs="Arial" w:eastAsia="Arial" w:hAnsi="Arial"/>
@@ -15501,7 +15501,7 @@
             <w:pPr>
               <w:spacing w:after="20" w:before="0"/>
             </w:pPr>
-            <w:hyperlink w:history="1" r:id="rIdh5lpvufhhxsepzcg3ikc3">
+            <w:hyperlink w:history="1" r:id="rId1bo6uxasvo2gjs9psadj-">
               <w:r>
                 <w:rPr>
                   <w:rFonts w:ascii="Arial" w:cs="Arial" w:eastAsia="Arial" w:hAnsi="Arial"/>
@@ -15534,7 +15534,7 @@
               <w:spacing w:after="10" w:before="0"/>
               <w:ind w:left="120"/>
             </w:pPr>
-            <w:hyperlink w:history="1" r:id="rIdg597ritrgbb_e6j0ljwjo">
+            <w:hyperlink w:history="1" r:id="rIde7qfs0qw37ssddmiyduag">
               <w:r>
                 <w:rPr>
                   <w:rFonts w:ascii="Arial" w:cs="Arial" w:eastAsia="Arial" w:hAnsi="Arial"/>
@@ -15579,7 +15579,7 @@
             <w:pPr>
               <w:spacing w:after="20" w:before="0"/>
             </w:pPr>
-            <w:hyperlink w:history="1" r:id="rId8wazmorohblmrvekbdut1">
+            <w:hyperlink w:history="1" r:id="rIdqifiucnljh1acbsjw5q5o">
               <w:r>
                 <w:rPr>
                   <w:rFonts w:ascii="Arial" w:cs="Arial" w:eastAsia="Arial" w:hAnsi="Arial"/>
@@ -15612,7 +15612,7 @@
               <w:spacing w:after="10" w:before="0"/>
               <w:ind w:left="120"/>
             </w:pPr>
-            <w:hyperlink w:history="1" r:id="rIdvrzsb-7yq7vbvbrnb0vja">
+            <w:hyperlink w:history="1" r:id="rIdhlu_tyj7xzsm1o1gmener">
               <w:r>
                 <w:rPr>
                   <w:rFonts w:ascii="Arial" w:cs="Arial" w:eastAsia="Arial" w:hAnsi="Arial"/>
@@ -15807,7 +15807,7 @@
             <w:pPr>
               <w:spacing w:after="20" w:before="0"/>
             </w:pPr>
-            <w:hyperlink w:history="1" r:id="rId2eocr-k2pwazz167g2ibc">
+            <w:hyperlink w:history="1" r:id="rIdcbtdto2roebd35cqm-hdu">
               <w:r>
                 <w:rPr>
                   <w:rFonts w:ascii="Arial" w:cs="Arial" w:eastAsia="Arial" w:hAnsi="Arial"/>
@@ -15840,7 +15840,7 @@
               <w:spacing w:after="10" w:before="0"/>
               <w:ind w:left="120"/>
             </w:pPr>
-            <w:hyperlink w:history="1" r:id="rIdz5bh6bymjaaqf-wqa3e2n">
+            <w:hyperlink w:history="1" r:id="rIde9f-4lz8qijzeqovnj3bz">
               <w:r>
                 <w:rPr>
                   <w:rFonts w:ascii="Arial" w:cs="Arial" w:eastAsia="Arial" w:hAnsi="Arial"/>
@@ -15885,7 +15885,7 @@
             <w:pPr>
               <w:spacing w:after="20" w:before="0"/>
             </w:pPr>
-            <w:hyperlink w:history="1" r:id="rId8_c1zuiulnfzouh4vlfts">
+            <w:hyperlink w:history="1" r:id="rIdnynj0bz4easjcpnejpzjc">
               <w:r>
                 <w:rPr>
                   <w:rFonts w:ascii="Arial" w:cs="Arial" w:eastAsia="Arial" w:hAnsi="Arial"/>
@@ -15918,7 +15918,7 @@
               <w:spacing w:after="10" w:before="0"/>
               <w:ind w:left="120"/>
             </w:pPr>
-            <w:hyperlink w:history="1" r:id="rIdiieevwfmt8ldab-i5wc74">
+            <w:hyperlink w:history="1" r:id="rId_qnrkctfzrz6gxiehvp_3">
               <w:r>
                 <w:rPr>
                   <w:rFonts w:ascii="Arial" w:cs="Arial" w:eastAsia="Arial" w:hAnsi="Arial"/>
@@ -17405,7 +17405,7 @@
             <w:pPr>
               <w:spacing w:after="20" w:before="0"/>
             </w:pPr>
-            <w:hyperlink w:history="1" r:id="rIdm_va2st7y-xjppxxdxcc_">
+            <w:hyperlink w:history="1" r:id="rIdd6txmh6kml1exr-6k1q9-">
               <w:r>
                 <w:rPr>
                   <w:rFonts w:ascii="Arial" w:cs="Arial" w:eastAsia="Arial" w:hAnsi="Arial"/>
@@ -17438,7 +17438,7 @@
               <w:spacing w:after="10" w:before="0"/>
               <w:ind w:left="120"/>
             </w:pPr>
-            <w:hyperlink w:history="1" r:id="rIdkgf-5r6epsddfsrmkerhg">
+            <w:hyperlink w:history="1" r:id="rIdtgx0_er6vpml4b65wmopn">
               <w:r>
                 <w:rPr>
                   <w:rFonts w:ascii="Arial" w:cs="Arial" w:eastAsia="Arial" w:hAnsi="Arial"/>
@@ -17483,7 +17483,7 @@
             <w:pPr>
               <w:spacing w:after="20" w:before="0"/>
             </w:pPr>
-            <w:hyperlink w:history="1" r:id="rIdkp19bwry8semhzmbz9ora">
+            <w:hyperlink w:history="1" r:id="rIdupearhnctavo0svz42qrw">
               <w:r>
                 <w:rPr>
                   <w:rFonts w:ascii="Arial" w:cs="Arial" w:eastAsia="Arial" w:hAnsi="Arial"/>
@@ -17516,7 +17516,7 @@
               <w:spacing w:after="10" w:before="0"/>
               <w:ind w:left="120"/>
             </w:pPr>
-            <w:hyperlink w:history="1" r:id="rIdf-qatdprc8-auez5cyy4i">
+            <w:hyperlink w:history="1" r:id="rIdpq6opp9syhivsxp6eb9ka">
               <w:r>
                 <w:rPr>
                   <w:rFonts w:ascii="Arial" w:cs="Arial" w:eastAsia="Arial" w:hAnsi="Arial"/>
@@ -17711,7 +17711,7 @@
             <w:pPr>
               <w:spacing w:after="20" w:before="0"/>
             </w:pPr>
-            <w:hyperlink w:history="1" r:id="rIdm3kcqiwyrrdrtmjodltlq">
+            <w:hyperlink w:history="1" r:id="rIdarrqmr4nca0rpya1rln9d">
               <w:r>
                 <w:rPr>
                   <w:rFonts w:ascii="Arial" w:cs="Arial" w:eastAsia="Arial" w:hAnsi="Arial"/>
@@ -17744,7 +17744,7 @@
               <w:spacing w:after="10" w:before="0"/>
               <w:ind w:left="120"/>
             </w:pPr>
-            <w:hyperlink w:history="1" r:id="rId8trebaposxhvbu0kfkohh">
+            <w:hyperlink w:history="1" r:id="rIddxxnt2neztt_-_gtwcrm5">
               <w:r>
                 <w:rPr>
                   <w:rFonts w:ascii="Arial" w:cs="Arial" w:eastAsia="Arial" w:hAnsi="Arial"/>
@@ -17789,7 +17789,7 @@
             <w:pPr>
               <w:spacing w:after="20" w:before="0"/>
             </w:pPr>
-            <w:hyperlink w:history="1" r:id="rIdzinyemsvtwn99ge2lvr7h">
+            <w:hyperlink w:history="1" r:id="rIdit9bv7uhkmzddixu7ap3b">
               <w:r>
                 <w:rPr>
                   <w:rFonts w:ascii="Arial" w:cs="Arial" w:eastAsia="Arial" w:hAnsi="Arial"/>
@@ -17822,7 +17822,7 @@
               <w:spacing w:after="10" w:before="0"/>
               <w:ind w:left="120"/>
             </w:pPr>
-            <w:hyperlink w:history="1" r:id="rIdw39scupryioq73kxzb6cj">
+            <w:hyperlink w:history="1" r:id="rIdqspusk8scds_wfhuxkva5">
               <w:r>
                 <w:rPr>
                   <w:rFonts w:ascii="Arial" w:cs="Arial" w:eastAsia="Arial" w:hAnsi="Arial"/>
@@ -18017,7 +18017,7 @@
             <w:pPr>
               <w:spacing w:after="20" w:before="0"/>
             </w:pPr>
-            <w:hyperlink w:history="1" r:id="rId3yvdbst-epecvbzbqdfsq">
+            <w:hyperlink w:history="1" r:id="rIda96zbdvb0sxirdbka_dlw">
               <w:r>
                 <w:rPr>
                   <w:rFonts w:ascii="Arial" w:cs="Arial" w:eastAsia="Arial" w:hAnsi="Arial"/>
@@ -18050,7 +18050,7 @@
               <w:spacing w:after="10" w:before="0"/>
               <w:ind w:left="120"/>
             </w:pPr>
-            <w:hyperlink w:history="1" r:id="rIdllmobj1mxcu_6yv7o1csx">
+            <w:hyperlink w:history="1" r:id="rIdmjy9amnlztwnal7vrpo8o">
               <w:r>
                 <w:rPr>
                   <w:rFonts w:ascii="Arial" w:cs="Arial" w:eastAsia="Arial" w:hAnsi="Arial"/>
@@ -18095,7 +18095,7 @@
             <w:pPr>
               <w:spacing w:after="20" w:before="0"/>
             </w:pPr>
-            <w:hyperlink w:history="1" r:id="rIdmudnapryaa-upgacawfee">
+            <w:hyperlink w:history="1" r:id="rIdsl_dvm9mvbvkojky0fvwf">
               <w:r>
                 <w:rPr>
                   <w:rFonts w:ascii="Arial" w:cs="Arial" w:eastAsia="Arial" w:hAnsi="Arial"/>
@@ -18128,7 +18128,7 @@
               <w:spacing w:after="10" w:before="0"/>
               <w:ind w:left="120"/>
             </w:pPr>
-            <w:hyperlink w:history="1" r:id="rIdxff0smcr7bm6efuxzn2so">
+            <w:hyperlink w:history="1" r:id="rIdnhlfwggd1shlopknnlf45">
               <w:r>
                 <w:rPr>
                   <w:rFonts w:ascii="Arial" w:cs="Arial" w:eastAsia="Arial" w:hAnsi="Arial"/>
@@ -18323,7 +18323,7 @@
             <w:pPr>
               <w:spacing w:after="20" w:before="0"/>
             </w:pPr>
-            <w:hyperlink w:history="1" r:id="rId7lbz-vx_qcnv_3fojqasr">
+            <w:hyperlink w:history="1" r:id="rIdrx4fw3zt94zbhrv5dszbc">
               <w:r>
                 <w:rPr>
                   <w:rFonts w:ascii="Arial" w:cs="Arial" w:eastAsia="Arial" w:hAnsi="Arial"/>
@@ -18356,7 +18356,7 @@
               <w:spacing w:after="10" w:before="0"/>
               <w:ind w:left="120"/>
             </w:pPr>
-            <w:hyperlink w:history="1" r:id="rIdlkxrgmqrda4gahx5yab-s">
+            <w:hyperlink w:history="1" r:id="rIdrjmcohfoi2qyrd3oxxzqv">
               <w:r>
                 <w:rPr>
                   <w:rFonts w:ascii="Arial" w:cs="Arial" w:eastAsia="Arial" w:hAnsi="Arial"/>
@@ -18401,7 +18401,7 @@
             <w:pPr>
               <w:spacing w:after="20" w:before="0"/>
             </w:pPr>
-            <w:hyperlink w:history="1" r:id="rIdw8vgivonpupkuchsc5r6h">
+            <w:hyperlink w:history="1" r:id="rIdjgomisj5zecqbw-isja76">
               <w:r>
                 <w:rPr>
                   <w:rFonts w:ascii="Arial" w:cs="Arial" w:eastAsia="Arial" w:hAnsi="Arial"/>
@@ -18434,7 +18434,7 @@
               <w:spacing w:after="10" w:before="0"/>
               <w:ind w:left="120"/>
             </w:pPr>
-            <w:hyperlink w:history="1" r:id="rIdmueliyrrooi9rf3qknmn9">
+            <w:hyperlink w:history="1" r:id="rIdb3bsglrrztsnrhb8vqlgd">
               <w:r>
                 <w:rPr>
                   <w:rFonts w:ascii="Arial" w:cs="Arial" w:eastAsia="Arial" w:hAnsi="Arial"/>
@@ -18629,7 +18629,7 @@
             <w:pPr>
               <w:spacing w:after="20" w:before="0"/>
             </w:pPr>
-            <w:hyperlink w:history="1" r:id="rId6vbjapj8lrxz2zh4xh5be">
+            <w:hyperlink w:history="1" r:id="rIdxqhwq_sron9lsqio8lxit">
               <w:r>
                 <w:rPr>
                   <w:rFonts w:ascii="Arial" w:cs="Arial" w:eastAsia="Arial" w:hAnsi="Arial"/>
@@ -18662,7 +18662,7 @@
               <w:spacing w:after="10" w:before="0"/>
               <w:ind w:left="120"/>
             </w:pPr>
-            <w:hyperlink w:history="1" r:id="rIdjozj4keeukt7mqn9_2-ri">
+            <w:hyperlink w:history="1" r:id="rIdudylkxyn4higfuxotwfud">
               <w:r>
                 <w:rPr>
                   <w:rFonts w:ascii="Arial" w:cs="Arial" w:eastAsia="Arial" w:hAnsi="Arial"/>
@@ -18707,7 +18707,7 @@
             <w:pPr>
               <w:spacing w:after="20" w:before="0"/>
             </w:pPr>
-            <w:hyperlink w:history="1" r:id="rIdukrnhzbbati0wzthu9exa">
+            <w:hyperlink w:history="1" r:id="rIdmacvwwuvvay6lanqtumjr">
               <w:r>
                 <w:rPr>
                   <w:rFonts w:ascii="Arial" w:cs="Arial" w:eastAsia="Arial" w:hAnsi="Arial"/>
@@ -18740,7 +18740,7 @@
               <w:spacing w:after="10" w:before="0"/>
               <w:ind w:left="120"/>
             </w:pPr>
-            <w:hyperlink w:history="1" r:id="rIduxty8gpbjvngyhzv-jtqc">
+            <w:hyperlink w:history="1" r:id="rIddriav5qxxyydfboppmps2">
               <w:r>
                 <w:rPr>
                   <w:rFonts w:ascii="Arial" w:cs="Arial" w:eastAsia="Arial" w:hAnsi="Arial"/>
@@ -20227,7 +20227,7 @@
             <w:pPr>
               <w:spacing w:after="20" w:before="0"/>
             </w:pPr>
-            <w:hyperlink w:history="1" r:id="rId0zccgmuwiw0wvwstv-t_x">
+            <w:hyperlink w:history="1" r:id="rIdztvr6spd359vnzunaqfvf">
               <w:r>
                 <w:rPr>
                   <w:rFonts w:ascii="Arial" w:cs="Arial" w:eastAsia="Arial" w:hAnsi="Arial"/>
@@ -20260,7 +20260,7 @@
               <w:spacing w:after="10" w:before="0"/>
               <w:ind w:left="120"/>
             </w:pPr>
-            <w:hyperlink w:history="1" r:id="rIdrwm1p3rc4_bhgeajjbhl2">
+            <w:hyperlink w:history="1" r:id="rIdvrmixktstk56dvnfcan7n">
               <w:r>
                 <w:rPr>
                   <w:rFonts w:ascii="Arial" w:cs="Arial" w:eastAsia="Arial" w:hAnsi="Arial"/>
@@ -20305,7 +20305,7 @@
             <w:pPr>
               <w:spacing w:after="20" w:before="0"/>
             </w:pPr>
-            <w:hyperlink w:history="1" r:id="rIdcnl_ubmctxk8a5moiyteq">
+            <w:hyperlink w:history="1" r:id="rIdex9oukectmubh50gyt98z">
               <w:r>
                 <w:rPr>
                   <w:rFonts w:ascii="Arial" w:cs="Arial" w:eastAsia="Arial" w:hAnsi="Arial"/>
@@ -20338,7 +20338,7 @@
               <w:spacing w:after="10" w:before="0"/>
               <w:ind w:left="120"/>
             </w:pPr>
-            <w:hyperlink w:history="1" r:id="rIddyspqb4dmal_wsji_73xn">
+            <w:hyperlink w:history="1" r:id="rIdd_dergq3trweadcs-_g5b">
               <w:r>
                 <w:rPr>
                   <w:rFonts w:ascii="Arial" w:cs="Arial" w:eastAsia="Arial" w:hAnsi="Arial"/>
@@ -20533,7 +20533,7 @@
             <w:pPr>
               <w:spacing w:after="20" w:before="0"/>
             </w:pPr>
-            <w:hyperlink w:history="1" r:id="rIdn2x2bwlzkplmqhtspvuc-">
+            <w:hyperlink w:history="1" r:id="rIdlds1o1bt2yjkz7gvxyd4v">
               <w:r>
                 <w:rPr>
                   <w:rFonts w:ascii="Arial" w:cs="Arial" w:eastAsia="Arial" w:hAnsi="Arial"/>
@@ -20566,7 +20566,7 @@
               <w:spacing w:after="10" w:before="0"/>
               <w:ind w:left="120"/>
             </w:pPr>
-            <w:hyperlink w:history="1" r:id="rIdh5v25qsid960j_-f0cfff">
+            <w:hyperlink w:history="1" r:id="rIdiqybieqkoolcd3schzp2v">
               <w:r>
                 <w:rPr>
                   <w:rFonts w:ascii="Arial" w:cs="Arial" w:eastAsia="Arial" w:hAnsi="Arial"/>
@@ -20611,7 +20611,7 @@
             <w:pPr>
               <w:spacing w:after="20" w:before="0"/>
             </w:pPr>
-            <w:hyperlink w:history="1" r:id="rIdweodw8ydiqvshbanp8aub">
+            <w:hyperlink w:history="1" r:id="rId9ya3iyrwsrkdt_ge7-cpo">
               <w:r>
                 <w:rPr>
                   <w:rFonts w:ascii="Arial" w:cs="Arial" w:eastAsia="Arial" w:hAnsi="Arial"/>
@@ -20644,7 +20644,7 @@
               <w:spacing w:after="10" w:before="0"/>
               <w:ind w:left="120"/>
             </w:pPr>
-            <w:hyperlink w:history="1" r:id="rId2y1cquctzdqor8g-jb7sl">
+            <w:hyperlink w:history="1" r:id="rIdzh0_uj7wzlrpwt0b--mn3">
               <w:r>
                 <w:rPr>
                   <w:rFonts w:ascii="Arial" w:cs="Arial" w:eastAsia="Arial" w:hAnsi="Arial"/>
@@ -20839,7 +20839,7 @@
             <w:pPr>
               <w:spacing w:after="20" w:before="0"/>
             </w:pPr>
-            <w:hyperlink w:history="1" r:id="rId-gdnkfzmfwnkdlicwfz1e">
+            <w:hyperlink w:history="1" r:id="rIdjzme741rfdvqfymidtjse">
               <w:r>
                 <w:rPr>
                   <w:rFonts w:ascii="Arial" w:cs="Arial" w:eastAsia="Arial" w:hAnsi="Arial"/>
@@ -20872,7 +20872,7 @@
               <w:spacing w:after="10" w:before="0"/>
               <w:ind w:left="120"/>
             </w:pPr>
-            <w:hyperlink w:history="1" r:id="rIdxykfxzqllq409yrtccfe2">
+            <w:hyperlink w:history="1" r:id="rIdnpoj71sfehr3pyqvj5ygv">
               <w:r>
                 <w:rPr>
                   <w:rFonts w:ascii="Arial" w:cs="Arial" w:eastAsia="Arial" w:hAnsi="Arial"/>
@@ -20917,7 +20917,7 @@
             <w:pPr>
               <w:spacing w:after="20" w:before="0"/>
             </w:pPr>
-            <w:hyperlink w:history="1" r:id="rId_belyh3me8pmrlxzymqcg">
+            <w:hyperlink w:history="1" r:id="rId4tdq48znd4pgtlmzwjtdk">
               <w:r>
                 <w:rPr>
                   <w:rFonts w:ascii="Arial" w:cs="Arial" w:eastAsia="Arial" w:hAnsi="Arial"/>
@@ -20950,7 +20950,7 @@
               <w:spacing w:after="10" w:before="0"/>
               <w:ind w:left="120"/>
             </w:pPr>
-            <w:hyperlink w:history="1" r:id="rId0aje4v4hemdxj2koppspq">
+            <w:hyperlink w:history="1" r:id="rIdf7a_xxsw7tbwoj7hndhml">
               <w:r>
                 <w:rPr>
                   <w:rFonts w:ascii="Arial" w:cs="Arial" w:eastAsia="Arial" w:hAnsi="Arial"/>
@@ -21145,7 +21145,7 @@
             <w:pPr>
               <w:spacing w:after="20" w:before="0"/>
             </w:pPr>
-            <w:hyperlink w:history="1" r:id="rId8wm4bwtsgbz09yecoyf-6">
+            <w:hyperlink w:history="1" r:id="rIdnzag_7ykl9tqhkevdlvdd">
               <w:r>
                 <w:rPr>
                   <w:rFonts w:ascii="Arial" w:cs="Arial" w:eastAsia="Arial" w:hAnsi="Arial"/>
@@ -21178,7 +21178,7 @@
               <w:spacing w:after="10" w:before="0"/>
               <w:ind w:left="120"/>
             </w:pPr>
-            <w:hyperlink w:history="1" r:id="rId3gquuumu5qirhy3hzctoh">
+            <w:hyperlink w:history="1" r:id="rIdlktfdg-hdd5ejzu9zznpc">
               <w:r>
                 <w:rPr>
                   <w:rFonts w:ascii="Arial" w:cs="Arial" w:eastAsia="Arial" w:hAnsi="Arial"/>
@@ -21223,7 +21223,7 @@
             <w:pPr>
               <w:spacing w:after="20" w:before="0"/>
             </w:pPr>
-            <w:hyperlink w:history="1" r:id="rIdlj8oishiu7gffbgfeeskm">
+            <w:hyperlink w:history="1" r:id="rIdypnwgn8jts5j2560hnbqx">
               <w:r>
                 <w:rPr>
                   <w:rFonts w:ascii="Arial" w:cs="Arial" w:eastAsia="Arial" w:hAnsi="Arial"/>
@@ -21256,7 +21256,7 @@
               <w:spacing w:after="10" w:before="0"/>
               <w:ind w:left="120"/>
             </w:pPr>
-            <w:hyperlink w:history="1" r:id="rId8p8divvupsqsrw46bemrd">
+            <w:hyperlink w:history="1" r:id="rId2mfzusdysylnymtwluef5">
               <w:r>
                 <w:rPr>
                   <w:rFonts w:ascii="Arial" w:cs="Arial" w:eastAsia="Arial" w:hAnsi="Arial"/>
@@ -21451,7 +21451,7 @@
             <w:pPr>
               <w:spacing w:after="20" w:before="0"/>
             </w:pPr>
-            <w:hyperlink w:history="1" r:id="rIdkwgkgrjgdnllsntd3k4ey">
+            <w:hyperlink w:history="1" r:id="rIdn1fa4jgaoc7pahh8wf6kn">
               <w:r>
                 <w:rPr>
                   <w:rFonts w:ascii="Arial" w:cs="Arial" w:eastAsia="Arial" w:hAnsi="Arial"/>
@@ -21484,7 +21484,7 @@
               <w:spacing w:after="10" w:before="0"/>
               <w:ind w:left="120"/>
             </w:pPr>
-            <w:hyperlink w:history="1" r:id="rIdcvxzipgdbadbaftwgvdlu">
+            <w:hyperlink w:history="1" r:id="rIdj_psf_jpmdqdivqyla1ut">
               <w:r>
                 <w:rPr>
                   <w:rFonts w:ascii="Arial" w:cs="Arial" w:eastAsia="Arial" w:hAnsi="Arial"/>
@@ -21529,7 +21529,7 @@
             <w:pPr>
               <w:spacing w:after="20" w:before="0"/>
             </w:pPr>
-            <w:hyperlink w:history="1" r:id="rIdxcgpa23vbyhpg697mqlus">
+            <w:hyperlink w:history="1" r:id="rIdlafzpfwihwviyxgmgtmfo">
               <w:r>
                 <w:rPr>
                   <w:rFonts w:ascii="Arial" w:cs="Arial" w:eastAsia="Arial" w:hAnsi="Arial"/>
@@ -21562,7 +21562,7 @@
               <w:spacing w:after="10" w:before="0"/>
               <w:ind w:left="120"/>
             </w:pPr>
-            <w:hyperlink w:history="1" r:id="rIdycwxek9z1qvofa4awhcyi">
+            <w:hyperlink w:history="1" r:id="rId2vvda2dkccjrsfvjrnzyd">
               <w:r>
                 <w:rPr>
                   <w:rFonts w:ascii="Arial" w:cs="Arial" w:eastAsia="Arial" w:hAnsi="Arial"/>
@@ -23049,7 +23049,7 @@
             <w:pPr>
               <w:spacing w:after="20" w:before="0"/>
             </w:pPr>
-            <w:hyperlink w:history="1" r:id="rIdgm4hqxkcvwqmdy4ob2paw">
+            <w:hyperlink w:history="1" r:id="rIdwya2j1y-qgm3ujr6hawio">
               <w:r>
                 <w:rPr>
                   <w:rFonts w:ascii="Arial" w:cs="Arial" w:eastAsia="Arial" w:hAnsi="Arial"/>
@@ -23082,7 +23082,7 @@
               <w:spacing w:after="10" w:before="0"/>
               <w:ind w:left="120"/>
             </w:pPr>
-            <w:hyperlink w:history="1" r:id="rIdioxbtgzhne8itwsut1vie">
+            <w:hyperlink w:history="1" r:id="rId5tqi-92mfxtpzd7duuzv4">
               <w:r>
                 <w:rPr>
                   <w:rFonts w:ascii="Arial" w:cs="Arial" w:eastAsia="Arial" w:hAnsi="Arial"/>
@@ -23127,7 +23127,7 @@
             <w:pPr>
               <w:spacing w:after="20" w:before="0"/>
             </w:pPr>
-            <w:hyperlink w:history="1" r:id="rIdszndarwrga9ua6sfneca2">
+            <w:hyperlink w:history="1" r:id="rIdxxpcksszsxhwwfmkiditn">
               <w:r>
                 <w:rPr>
                   <w:rFonts w:ascii="Arial" w:cs="Arial" w:eastAsia="Arial" w:hAnsi="Arial"/>
@@ -23160,7 +23160,7 @@
               <w:spacing w:after="10" w:before="0"/>
               <w:ind w:left="120"/>
             </w:pPr>
-            <w:hyperlink w:history="1" r:id="rIdecpos9mv0zifef91gyika">
+            <w:hyperlink w:history="1" r:id="rIdhzh7nj6ln8coox-_3f42q">
               <w:r>
                 <w:rPr>
                   <w:rFonts w:ascii="Arial" w:cs="Arial" w:eastAsia="Arial" w:hAnsi="Arial"/>
@@ -23355,7 +23355,7 @@
             <w:pPr>
               <w:spacing w:after="20" w:before="0"/>
             </w:pPr>
-            <w:hyperlink w:history="1" r:id="rIdpolbtnqusacukgs9fqy9f">
+            <w:hyperlink w:history="1" r:id="rIdaj6fdjcciqrojeydlyncd">
               <w:r>
                 <w:rPr>
                   <w:rFonts w:ascii="Arial" w:cs="Arial" w:eastAsia="Arial" w:hAnsi="Arial"/>
@@ -23388,7 +23388,7 @@
               <w:spacing w:after="10" w:before="0"/>
               <w:ind w:left="120"/>
             </w:pPr>
-            <w:hyperlink w:history="1" r:id="rIduh3sevh7sokxwmfjeu_ta">
+            <w:hyperlink w:history="1" r:id="rIdiaeybj9vnl0dcd50plmbx">
               <w:r>
                 <w:rPr>
                   <w:rFonts w:ascii="Arial" w:cs="Arial" w:eastAsia="Arial" w:hAnsi="Arial"/>
@@ -23433,7 +23433,7 @@
             <w:pPr>
               <w:spacing w:after="20" w:before="0"/>
             </w:pPr>
-            <w:hyperlink w:history="1" r:id="rIdz2ex5f3cd4woke8vrnmun">
+            <w:hyperlink w:history="1" r:id="rId05a6c4coxq7bm_r_cpib3">
               <w:r>
                 <w:rPr>
                   <w:rFonts w:ascii="Arial" w:cs="Arial" w:eastAsia="Arial" w:hAnsi="Arial"/>
@@ -23466,7 +23466,7 @@
               <w:spacing w:after="10" w:before="0"/>
               <w:ind w:left="120"/>
             </w:pPr>
-            <w:hyperlink w:history="1" r:id="rIdq7hoqezbuojh1gfrjpyhh">
+            <w:hyperlink w:history="1" r:id="rIdad6fbl2agwozfvc_pte_6">
               <w:r>
                 <w:rPr>
                   <w:rFonts w:ascii="Arial" w:cs="Arial" w:eastAsia="Arial" w:hAnsi="Arial"/>
@@ -23661,7 +23661,7 @@
             <w:pPr>
               <w:spacing w:after="20" w:before="0"/>
             </w:pPr>
-            <w:hyperlink w:history="1" r:id="rIdp-lyhj6ne2xurdmuyesby">
+            <w:hyperlink w:history="1" r:id="rIdph-ybgdukru8jb8f-wlq_">
               <w:r>
                 <w:rPr>
                   <w:rFonts w:ascii="Arial" w:cs="Arial" w:eastAsia="Arial" w:hAnsi="Arial"/>
@@ -23694,7 +23694,7 @@
               <w:spacing w:after="10" w:before="0"/>
               <w:ind w:left="120"/>
             </w:pPr>
-            <w:hyperlink w:history="1" r:id="rIdzncltvyd995mytlqbe9wx">
+            <w:hyperlink w:history="1" r:id="rIdrphj_6cruwgtola5ic1o9">
               <w:r>
                 <w:rPr>
                   <w:rFonts w:ascii="Arial" w:cs="Arial" w:eastAsia="Arial" w:hAnsi="Arial"/>
@@ -23739,7 +23739,7 @@
             <w:pPr>
               <w:spacing w:after="20" w:before="0"/>
             </w:pPr>
-            <w:hyperlink w:history="1" r:id="rIdtr61_aiurzhirov7wm7gw">
+            <w:hyperlink w:history="1" r:id="rIdd3c_dpkcf-zcpagftycxe">
               <w:r>
                 <w:rPr>
                   <w:rFonts w:ascii="Arial" w:cs="Arial" w:eastAsia="Arial" w:hAnsi="Arial"/>
@@ -23772,7 +23772,7 @@
               <w:spacing w:after="10" w:before="0"/>
               <w:ind w:left="120"/>
             </w:pPr>
-            <w:hyperlink w:history="1" r:id="rIdeikdsjiixos34rnekp_ir">
+            <w:hyperlink w:history="1" r:id="rIdpskokppjqfq6dedc8g7te">
               <w:r>
                 <w:rPr>
                   <w:rFonts w:ascii="Arial" w:cs="Arial" w:eastAsia="Arial" w:hAnsi="Arial"/>
@@ -23967,7 +23967,7 @@
             <w:pPr>
               <w:spacing w:after="20" w:before="0"/>
             </w:pPr>
-            <w:hyperlink w:history="1" r:id="rIdqqetmyamftwa7dlpdzjbb">
+            <w:hyperlink w:history="1" r:id="rIdrclyq8njemhxr_e6u-oun">
               <w:r>
                 <w:rPr>
                   <w:rFonts w:ascii="Arial" w:cs="Arial" w:eastAsia="Arial" w:hAnsi="Arial"/>
@@ -24000,7 +24000,7 @@
               <w:spacing w:after="10" w:before="0"/>
               <w:ind w:left="120"/>
             </w:pPr>
-            <w:hyperlink w:history="1" r:id="rId48d2s2yfzkmg-gc3bvnog">
+            <w:hyperlink w:history="1" r:id="rIdpjsysc_xyj7tjc6hsmgsf">
               <w:r>
                 <w:rPr>
                   <w:rFonts w:ascii="Arial" w:cs="Arial" w:eastAsia="Arial" w:hAnsi="Arial"/>
@@ -24045,7 +24045,7 @@
             <w:pPr>
               <w:spacing w:after="20" w:before="0"/>
             </w:pPr>
-            <w:hyperlink w:history="1" r:id="rId7lfbunm_giqlmvv3xurvc">
+            <w:hyperlink w:history="1" r:id="rIdq509gq6ocht1fmmpmeyn_">
               <w:r>
                 <w:rPr>
                   <w:rFonts w:ascii="Arial" w:cs="Arial" w:eastAsia="Arial" w:hAnsi="Arial"/>
@@ -24078,7 +24078,7 @@
               <w:spacing w:after="10" w:before="0"/>
               <w:ind w:left="120"/>
             </w:pPr>
-            <w:hyperlink w:history="1" r:id="rIdigda9iwr2bm_efxuuhjyp">
+            <w:hyperlink w:history="1" r:id="rId8xrsauhxxyzhpnkztqcxm">
               <w:r>
                 <w:rPr>
                   <w:rFonts w:ascii="Arial" w:cs="Arial" w:eastAsia="Arial" w:hAnsi="Arial"/>
@@ -24273,7 +24273,7 @@
             <w:pPr>
               <w:spacing w:after="20" w:before="0"/>
             </w:pPr>
-            <w:hyperlink w:history="1" r:id="rIdjsazpg64i8yc4btx63q-9">
+            <w:hyperlink w:history="1" r:id="rIdxszqc2quvnmekodumlc1i">
               <w:r>
                 <w:rPr>
                   <w:rFonts w:ascii="Arial" w:cs="Arial" w:eastAsia="Arial" w:hAnsi="Arial"/>
@@ -24306,7 +24306,7 @@
               <w:spacing w:after="10" w:before="0"/>
               <w:ind w:left="120"/>
             </w:pPr>
-            <w:hyperlink w:history="1" r:id="rId7ga-c6vrcxcfpwsy8vmo0">
+            <w:hyperlink w:history="1" r:id="rIdfy9_ljdelupsismxjegw-">
               <w:r>
                 <w:rPr>
                   <w:rFonts w:ascii="Arial" w:cs="Arial" w:eastAsia="Arial" w:hAnsi="Arial"/>
@@ -24351,7 +24351,7 @@
             <w:pPr>
               <w:spacing w:after="20" w:before="0"/>
             </w:pPr>
-            <w:hyperlink w:history="1" r:id="rIdrrqjir0zjmipznulih36w">
+            <w:hyperlink w:history="1" r:id="rIdagiclr40r3cfzsiyrgyhv">
               <w:r>
                 <w:rPr>
                   <w:rFonts w:ascii="Arial" w:cs="Arial" w:eastAsia="Arial" w:hAnsi="Arial"/>
@@ -24384,7 +24384,7 @@
               <w:spacing w:after="10" w:before="0"/>
               <w:ind w:left="120"/>
             </w:pPr>
-            <w:hyperlink w:history="1" r:id="rIdwb6nkooilsqo9nz3okrvz">
+            <w:hyperlink w:history="1" r:id="rIdpjjkg38tnwp6tvim-u5hs">
               <w:r>
                 <w:rPr>
                   <w:rFonts w:ascii="Arial" w:cs="Arial" w:eastAsia="Arial" w:hAnsi="Arial"/>

--- a/data/outputs/v2/Chemistry/SS2.1_Introduction_to_Salts/Chemistry_Introduction_to_Salts_CBE_LessonSequence.docx
+++ b/data/outputs/v2/Chemistry/SS2.1_Introduction_to_Salts/Chemistry_Introduction_to_Salts_CBE_LessonSequence.docx
@@ -3086,7 +3086,7 @@
             <w:pPr>
               <w:spacing w:after="20" w:before="0"/>
             </w:pPr>
-            <w:hyperlink w:history="1" r:id="rIdcnyiy_m-jkeikyo5fnwzy">
+            <w:hyperlink w:history="1" r:id="rId_5nqdibg0icffdyozvdn2">
               <w:r>
                 <w:rPr>
                   <w:rFonts w:ascii="Arial" w:cs="Arial" w:eastAsia="Arial" w:hAnsi="Arial"/>
@@ -3119,7 +3119,7 @@
               <w:spacing w:after="10" w:before="0"/>
               <w:ind w:left="120"/>
             </w:pPr>
-            <w:hyperlink w:history="1" r:id="rIdcjjyet7mathi0e2oxfipv">
+            <w:hyperlink w:history="1" r:id="rIdqk20e03i6_ibsljfqfpc1">
               <w:r>
                 <w:rPr>
                   <w:rFonts w:ascii="Arial" w:cs="Arial" w:eastAsia="Arial" w:hAnsi="Arial"/>
@@ -3164,7 +3164,7 @@
             <w:pPr>
               <w:spacing w:after="20" w:before="0"/>
             </w:pPr>
-            <w:hyperlink w:history="1" r:id="rIdv8mnslbb-hltb17uan6rz">
+            <w:hyperlink w:history="1" r:id="rId7qpnmbtj3okuzo4ucgakd">
               <w:r>
                 <w:rPr>
                   <w:rFonts w:ascii="Arial" w:cs="Arial" w:eastAsia="Arial" w:hAnsi="Arial"/>
@@ -3197,7 +3197,7 @@
               <w:spacing w:after="10" w:before="0"/>
               <w:ind w:left="120"/>
             </w:pPr>
-            <w:hyperlink w:history="1" r:id="rId9vn11fcs-dtwijpznopvy">
+            <w:hyperlink w:history="1" r:id="rIdu8dj-vw7gz09jcqbsuoyx">
               <w:r>
                 <w:rPr>
                   <w:rFonts w:ascii="Arial" w:cs="Arial" w:eastAsia="Arial" w:hAnsi="Arial"/>
@@ -3392,7 +3392,7 @@
             <w:pPr>
               <w:spacing w:after="20" w:before="0"/>
             </w:pPr>
-            <w:hyperlink w:history="1" r:id="rIdi1z_ywh8eqmxxdt_slxde">
+            <w:hyperlink w:history="1" r:id="rIdlmyvslmhmytvfzni_d1jv">
               <w:r>
                 <w:rPr>
                   <w:rFonts w:ascii="Arial" w:cs="Arial" w:eastAsia="Arial" w:hAnsi="Arial"/>
@@ -3425,7 +3425,7 @@
               <w:spacing w:after="10" w:before="0"/>
               <w:ind w:left="120"/>
             </w:pPr>
-            <w:hyperlink w:history="1" r:id="rIdx2pxejefzekyg2fmlxvxf">
+            <w:hyperlink w:history="1" r:id="rIde7yzs3t-rj_ny7glugffj">
               <w:r>
                 <w:rPr>
                   <w:rFonts w:ascii="Arial" w:cs="Arial" w:eastAsia="Arial" w:hAnsi="Arial"/>
@@ -3470,7 +3470,7 @@
             <w:pPr>
               <w:spacing w:after="20" w:before="0"/>
             </w:pPr>
-            <w:hyperlink w:history="1" r:id="rIdhqyoj0vtx4ureyenyvxw8">
+            <w:hyperlink w:history="1" r:id="rIdtc4ov5xq1grlj4-8ofmor">
               <w:r>
                 <w:rPr>
                   <w:rFonts w:ascii="Arial" w:cs="Arial" w:eastAsia="Arial" w:hAnsi="Arial"/>
@@ -3503,7 +3503,7 @@
               <w:spacing w:after="10" w:before="0"/>
               <w:ind w:left="120"/>
             </w:pPr>
-            <w:hyperlink w:history="1" r:id="rIdtwrtfzibkagpjxxcpgwhs">
+            <w:hyperlink w:history="1" r:id="rIdcrxws_-xi9mv5serlvsdg">
               <w:r>
                 <w:rPr>
                   <w:rFonts w:ascii="Arial" w:cs="Arial" w:eastAsia="Arial" w:hAnsi="Arial"/>
@@ -3698,7 +3698,7 @@
             <w:pPr>
               <w:spacing w:after="20" w:before="0"/>
             </w:pPr>
-            <w:hyperlink w:history="1" r:id="rIdpeqnxrmtvfxqn9eqdcaie">
+            <w:hyperlink w:history="1" r:id="rId-eiivhvzlqcrauxmard1p">
               <w:r>
                 <w:rPr>
                   <w:rFonts w:ascii="Arial" w:cs="Arial" w:eastAsia="Arial" w:hAnsi="Arial"/>
@@ -3731,7 +3731,7 @@
               <w:spacing w:after="10" w:before="0"/>
               <w:ind w:left="120"/>
             </w:pPr>
-            <w:hyperlink w:history="1" r:id="rIdqnbjkuat-1fpo5mdlcere">
+            <w:hyperlink w:history="1" r:id="rIdecnzqx4bl-xlo-sq_d6dv">
               <w:r>
                 <w:rPr>
                   <w:rFonts w:ascii="Arial" w:cs="Arial" w:eastAsia="Arial" w:hAnsi="Arial"/>
@@ -3776,7 +3776,7 @@
             <w:pPr>
               <w:spacing w:after="20" w:before="0"/>
             </w:pPr>
-            <w:hyperlink w:history="1" r:id="rIddyzq9kvb8hmebmw1raysp">
+            <w:hyperlink w:history="1" r:id="rIdw7drq5zhvu1447qcjslwq">
               <w:r>
                 <w:rPr>
                   <w:rFonts w:ascii="Arial" w:cs="Arial" w:eastAsia="Arial" w:hAnsi="Arial"/>
@@ -3809,7 +3809,7 @@
               <w:spacing w:after="10" w:before="0"/>
               <w:ind w:left="120"/>
             </w:pPr>
-            <w:hyperlink w:history="1" r:id="rIdzohnljyeeupc9yrmvtx7_">
+            <w:hyperlink w:history="1" r:id="rIdjwawiuxim6qnwnlawjg-q">
               <w:r>
                 <w:rPr>
                   <w:rFonts w:ascii="Arial" w:cs="Arial" w:eastAsia="Arial" w:hAnsi="Arial"/>
@@ -4004,7 +4004,7 @@
             <w:pPr>
               <w:spacing w:after="20" w:before="0"/>
             </w:pPr>
-            <w:hyperlink w:history="1" r:id="rId3mvijukatdbjomxeoknme">
+            <w:hyperlink w:history="1" r:id="rIdozvitxafnlpoqew2onjri">
               <w:r>
                 <w:rPr>
                   <w:rFonts w:ascii="Arial" w:cs="Arial" w:eastAsia="Arial" w:hAnsi="Arial"/>
@@ -4037,7 +4037,7 @@
               <w:spacing w:after="10" w:before="0"/>
               <w:ind w:left="120"/>
             </w:pPr>
-            <w:hyperlink w:history="1" r:id="rIdf4q-2a1pxwbmety7c0xmz">
+            <w:hyperlink w:history="1" r:id="rIdgc2vgt2b6wou7qfixifvs">
               <w:r>
                 <w:rPr>
                   <w:rFonts w:ascii="Arial" w:cs="Arial" w:eastAsia="Arial" w:hAnsi="Arial"/>
@@ -4082,7 +4082,7 @@
             <w:pPr>
               <w:spacing w:after="20" w:before="0"/>
             </w:pPr>
-            <w:hyperlink w:history="1" r:id="rIdekwt8uex9wgyif31gma4c">
+            <w:hyperlink w:history="1" r:id="rIdydpltu54sj2zcdrdpvfpd">
               <w:r>
                 <w:rPr>
                   <w:rFonts w:ascii="Arial" w:cs="Arial" w:eastAsia="Arial" w:hAnsi="Arial"/>
@@ -4115,7 +4115,7 @@
               <w:spacing w:after="10" w:before="0"/>
               <w:ind w:left="120"/>
             </w:pPr>
-            <w:hyperlink w:history="1" r:id="rIdnfi6nenonusaed0mzx9ty">
+            <w:hyperlink w:history="1" r:id="rIdqmhobv6gq9pkhrlwhak9u">
               <w:r>
                 <w:rPr>
                   <w:rFonts w:ascii="Arial" w:cs="Arial" w:eastAsia="Arial" w:hAnsi="Arial"/>
@@ -4310,7 +4310,7 @@
             <w:pPr>
               <w:spacing w:after="20" w:before="0"/>
             </w:pPr>
-            <w:hyperlink w:history="1" r:id="rIdcbujylx5wrjm70hikjjub">
+            <w:hyperlink w:history="1" r:id="rIdqpihk0orjs9tzj-q8kjf0">
               <w:r>
                 <w:rPr>
                   <w:rFonts w:ascii="Arial" w:cs="Arial" w:eastAsia="Arial" w:hAnsi="Arial"/>
@@ -4343,7 +4343,7 @@
               <w:spacing w:after="10" w:before="0"/>
               <w:ind w:left="120"/>
             </w:pPr>
-            <w:hyperlink w:history="1" r:id="rIdxfduljgc2bcrsahzosuzk">
+            <w:hyperlink w:history="1" r:id="rIddvxh3gbeedu2grlnvr5wz">
               <w:r>
                 <w:rPr>
                   <w:rFonts w:ascii="Arial" w:cs="Arial" w:eastAsia="Arial" w:hAnsi="Arial"/>
@@ -4388,7 +4388,7 @@
             <w:pPr>
               <w:spacing w:after="20" w:before="0"/>
             </w:pPr>
-            <w:hyperlink w:history="1" r:id="rIdkmkdya53n2kgtkgv804el">
+            <w:hyperlink w:history="1" r:id="rId4sih7fsf-pfzgzkpriwdg">
               <w:r>
                 <w:rPr>
                   <w:rFonts w:ascii="Arial" w:cs="Arial" w:eastAsia="Arial" w:hAnsi="Arial"/>
@@ -4421,7 +4421,7 @@
               <w:spacing w:after="10" w:before="0"/>
               <w:ind w:left="120"/>
             </w:pPr>
-            <w:hyperlink w:history="1" r:id="rIdw_isba2unhrhrcqmdd-01">
+            <w:hyperlink w:history="1" r:id="rIdverjjx40nyjio8pmk0tqi">
               <w:r>
                 <w:rPr>
                   <w:rFonts w:ascii="Arial" w:cs="Arial" w:eastAsia="Arial" w:hAnsi="Arial"/>
@@ -6022,7 +6022,7 @@
             <w:pPr>
               <w:spacing w:after="20" w:before="0"/>
             </w:pPr>
-            <w:hyperlink w:history="1" r:id="rIdsi7rbnhjyn8sw3cso4lnx">
+            <w:hyperlink w:history="1" r:id="rId-oqnzfwoiaeuhouefuld-">
               <w:r>
                 <w:rPr>
                   <w:rFonts w:ascii="Arial" w:cs="Arial" w:eastAsia="Arial" w:hAnsi="Arial"/>
@@ -6055,7 +6055,7 @@
               <w:spacing w:after="10" w:before="0"/>
               <w:ind w:left="120"/>
             </w:pPr>
-            <w:hyperlink w:history="1" r:id="rIdi8kelkydglbbdfgzz84na">
+            <w:hyperlink w:history="1" r:id="rIdjxtktjleoi_smz2vdtuet">
               <w:r>
                 <w:rPr>
                   <w:rFonts w:ascii="Arial" w:cs="Arial" w:eastAsia="Arial" w:hAnsi="Arial"/>
@@ -6100,7 +6100,7 @@
             <w:pPr>
               <w:spacing w:after="20" w:before="0"/>
             </w:pPr>
-            <w:hyperlink w:history="1" r:id="rIdhrar7vfcisi_pput-igi3">
+            <w:hyperlink w:history="1" r:id="rId7-lmuprbdfmctsazox7kd">
               <w:r>
                 <w:rPr>
                   <w:rFonts w:ascii="Arial" w:cs="Arial" w:eastAsia="Arial" w:hAnsi="Arial"/>
@@ -6133,7 +6133,7 @@
               <w:spacing w:after="10" w:before="0"/>
               <w:ind w:left="120"/>
             </w:pPr>
-            <w:hyperlink w:history="1" r:id="rIdlm-hohz3zrhn4thtfrhly">
+            <w:hyperlink w:history="1" r:id="rIdza2ptyedyjtxvbw5cwdst">
               <w:r>
                 <w:rPr>
                   <w:rFonts w:ascii="Arial" w:cs="Arial" w:eastAsia="Arial" w:hAnsi="Arial"/>
@@ -6328,7 +6328,7 @@
             <w:pPr>
               <w:spacing w:after="20" w:before="0"/>
             </w:pPr>
-            <w:hyperlink w:history="1" r:id="rIdgztbbvow3cqtnxzsmz9jv">
+            <w:hyperlink w:history="1" r:id="rIdeimg23qj6n7o1cnogzfxs">
               <w:r>
                 <w:rPr>
                   <w:rFonts w:ascii="Arial" w:cs="Arial" w:eastAsia="Arial" w:hAnsi="Arial"/>
@@ -6361,7 +6361,7 @@
               <w:spacing w:after="10" w:before="0"/>
               <w:ind w:left="120"/>
             </w:pPr>
-            <w:hyperlink w:history="1" r:id="rIdlsl-wfhvzsec_xzo0gbfr">
+            <w:hyperlink w:history="1" r:id="rIdjo5gepiu2yr9pexpaxbhw">
               <w:r>
                 <w:rPr>
                   <w:rFonts w:ascii="Arial" w:cs="Arial" w:eastAsia="Arial" w:hAnsi="Arial"/>
@@ -6406,7 +6406,7 @@
             <w:pPr>
               <w:spacing w:after="20" w:before="0"/>
             </w:pPr>
-            <w:hyperlink w:history="1" r:id="rIdo0ibb0b8fyhiehobvl62e">
+            <w:hyperlink w:history="1" r:id="rId4b3etosistfq5i2qbofqu">
               <w:r>
                 <w:rPr>
                   <w:rFonts w:ascii="Arial" w:cs="Arial" w:eastAsia="Arial" w:hAnsi="Arial"/>
@@ -6439,7 +6439,7 @@
               <w:spacing w:after="10" w:before="0"/>
               <w:ind w:left="120"/>
             </w:pPr>
-            <w:hyperlink w:history="1" r:id="rIdtpj1hcxdhz8k2xzdomc6d">
+            <w:hyperlink w:history="1" r:id="rIdy-wgyjnmtofbbvjsjs61p">
               <w:r>
                 <w:rPr>
                   <w:rFonts w:ascii="Arial" w:cs="Arial" w:eastAsia="Arial" w:hAnsi="Arial"/>
@@ -6634,7 +6634,7 @@
             <w:pPr>
               <w:spacing w:after="20" w:before="0"/>
             </w:pPr>
-            <w:hyperlink w:history="1" r:id="rIdovia3r6lrgllkcju9ndkr">
+            <w:hyperlink w:history="1" r:id="rIdmioalfvel-vu8kx-wjqdr">
               <w:r>
                 <w:rPr>
                   <w:rFonts w:ascii="Arial" w:cs="Arial" w:eastAsia="Arial" w:hAnsi="Arial"/>
@@ -6667,7 +6667,7 @@
               <w:spacing w:after="10" w:before="0"/>
               <w:ind w:left="120"/>
             </w:pPr>
-            <w:hyperlink w:history="1" r:id="rIdfb_ercz6fhil4q4vsvgrw">
+            <w:hyperlink w:history="1" r:id="rIda4seaqfxmwactpocwkwvw">
               <w:r>
                 <w:rPr>
                   <w:rFonts w:ascii="Arial" w:cs="Arial" w:eastAsia="Arial" w:hAnsi="Arial"/>
@@ -6712,7 +6712,7 @@
             <w:pPr>
               <w:spacing w:after="20" w:before="0"/>
             </w:pPr>
-            <w:hyperlink w:history="1" r:id="rId58d_nwcymiqkh3wa4kk6u">
+            <w:hyperlink w:history="1" r:id="rId2znuphd4-wdzzxcoqg3dq">
               <w:r>
                 <w:rPr>
                   <w:rFonts w:ascii="Arial" w:cs="Arial" w:eastAsia="Arial" w:hAnsi="Arial"/>
@@ -6745,7 +6745,7 @@
               <w:spacing w:after="10" w:before="0"/>
               <w:ind w:left="120"/>
             </w:pPr>
-            <w:hyperlink w:history="1" r:id="rIdluyk_ujnrbhqbzrex4c_8">
+            <w:hyperlink w:history="1" r:id="rIdqci5ncdkyfnzqnkv1mjos">
               <w:r>
                 <w:rPr>
                   <w:rFonts w:ascii="Arial" w:cs="Arial" w:eastAsia="Arial" w:hAnsi="Arial"/>
@@ -6940,7 +6940,7 @@
             <w:pPr>
               <w:spacing w:after="20" w:before="0"/>
             </w:pPr>
-            <w:hyperlink w:history="1" r:id="rIdaaeaxrke3mndasr-u1kav">
+            <w:hyperlink w:history="1" r:id="rIdz-gvdlwp-oyiq0u1dbcwh">
               <w:r>
                 <w:rPr>
                   <w:rFonts w:ascii="Arial" w:cs="Arial" w:eastAsia="Arial" w:hAnsi="Arial"/>
@@ -6973,7 +6973,7 @@
               <w:spacing w:after="10" w:before="0"/>
               <w:ind w:left="120"/>
             </w:pPr>
-            <w:hyperlink w:history="1" r:id="rIdl_lvnd_3-ommlleijkhx5">
+            <w:hyperlink w:history="1" r:id="rId5ob3m-4ibaazxdw_dmegr">
               <w:r>
                 <w:rPr>
                   <w:rFonts w:ascii="Arial" w:cs="Arial" w:eastAsia="Arial" w:hAnsi="Arial"/>
@@ -7018,7 +7018,7 @@
             <w:pPr>
               <w:spacing w:after="20" w:before="0"/>
             </w:pPr>
-            <w:hyperlink w:history="1" r:id="rId_khyp5prsb1otsnrjksw0">
+            <w:hyperlink w:history="1" r:id="rIdewr46wxhamayp8hurvfzh">
               <w:r>
                 <w:rPr>
                   <w:rFonts w:ascii="Arial" w:cs="Arial" w:eastAsia="Arial" w:hAnsi="Arial"/>
@@ -7051,7 +7051,7 @@
               <w:spacing w:after="10" w:before="0"/>
               <w:ind w:left="120"/>
             </w:pPr>
-            <w:hyperlink w:history="1" r:id="rId6vpkokmyyroa52vo-esn5">
+            <w:hyperlink w:history="1" r:id="rIdilokxjtr14uhogzfxuykc">
               <w:r>
                 <w:rPr>
                   <w:rFonts w:ascii="Arial" w:cs="Arial" w:eastAsia="Arial" w:hAnsi="Arial"/>
@@ -7246,7 +7246,7 @@
             <w:pPr>
               <w:spacing w:after="20" w:before="0"/>
             </w:pPr>
-            <w:hyperlink w:history="1" r:id="rId1lvh_rc82c0vqsqlujtts">
+            <w:hyperlink w:history="1" r:id="rIdycgwbpk62md_l0xd0x-mb">
               <w:r>
                 <w:rPr>
                   <w:rFonts w:ascii="Arial" w:cs="Arial" w:eastAsia="Arial" w:hAnsi="Arial"/>
@@ -7279,7 +7279,7 @@
               <w:spacing w:after="10" w:before="0"/>
               <w:ind w:left="120"/>
             </w:pPr>
-            <w:hyperlink w:history="1" r:id="rIdmrhwycg78yvhwzohiw58-">
+            <w:hyperlink w:history="1" r:id="rIdee7bogcksc8lrahadnpfs">
               <w:r>
                 <w:rPr>
                   <w:rFonts w:ascii="Arial" w:cs="Arial" w:eastAsia="Arial" w:hAnsi="Arial"/>
@@ -7324,7 +7324,7 @@
             <w:pPr>
               <w:spacing w:after="20" w:before="0"/>
             </w:pPr>
-            <w:hyperlink w:history="1" r:id="rId8y55pchtojiko6x7o9mvn">
+            <w:hyperlink w:history="1" r:id="rIdugzshyogm9hs5m3kmqhpw">
               <w:r>
                 <w:rPr>
                   <w:rFonts w:ascii="Arial" w:cs="Arial" w:eastAsia="Arial" w:hAnsi="Arial"/>
@@ -7357,7 +7357,7 @@
               <w:spacing w:after="10" w:before="0"/>
               <w:ind w:left="120"/>
             </w:pPr>
-            <w:hyperlink w:history="1" r:id="rIdqtapgs3vdwelkktk7mzsg">
+            <w:hyperlink w:history="1" r:id="rIdav7vwt1n1tuqcz2urrfgq">
               <w:r>
                 <w:rPr>
                   <w:rFonts w:ascii="Arial" w:cs="Arial" w:eastAsia="Arial" w:hAnsi="Arial"/>
@@ -8844,7 +8844,7 @@
             <w:pPr>
               <w:spacing w:after="20" w:before="0"/>
             </w:pPr>
-            <w:hyperlink w:history="1" r:id="rIdv8uktuncqsbxswbdxo83w">
+            <w:hyperlink w:history="1" r:id="rId72bomol1nwyc1ippksizn">
               <w:r>
                 <w:rPr>
                   <w:rFonts w:ascii="Arial" w:cs="Arial" w:eastAsia="Arial" w:hAnsi="Arial"/>
@@ -8877,7 +8877,7 @@
               <w:spacing w:after="10" w:before="0"/>
               <w:ind w:left="120"/>
             </w:pPr>
-            <w:hyperlink w:history="1" r:id="rIdoidqi6rppuncusy26ork0">
+            <w:hyperlink w:history="1" r:id="rIdcmhgakfhffejwkc9-tt9d">
               <w:r>
                 <w:rPr>
                   <w:rFonts w:ascii="Arial" w:cs="Arial" w:eastAsia="Arial" w:hAnsi="Arial"/>
@@ -8922,7 +8922,7 @@
             <w:pPr>
               <w:spacing w:after="20" w:before="0"/>
             </w:pPr>
-            <w:hyperlink w:history="1" r:id="rId2gddus6lkgnhkbu62qdw9">
+            <w:hyperlink w:history="1" r:id="rIdzlkqjkmtg8eu-xp4rexs4">
               <w:r>
                 <w:rPr>
                   <w:rFonts w:ascii="Arial" w:cs="Arial" w:eastAsia="Arial" w:hAnsi="Arial"/>
@@ -8955,7 +8955,7 @@
               <w:spacing w:after="10" w:before="0"/>
               <w:ind w:left="120"/>
             </w:pPr>
-            <w:hyperlink w:history="1" r:id="rId12rp3tmt4zfvfxn4ehx94">
+            <w:hyperlink w:history="1" r:id="rId5fs6tmm-cqp79vpuw7zco">
               <w:r>
                 <w:rPr>
                   <w:rFonts w:ascii="Arial" w:cs="Arial" w:eastAsia="Arial" w:hAnsi="Arial"/>
@@ -9150,7 +9150,7 @@
             <w:pPr>
               <w:spacing w:after="20" w:before="0"/>
             </w:pPr>
-            <w:hyperlink w:history="1" r:id="rIdyvyxwjmde1q0ryifzbjws">
+            <w:hyperlink w:history="1" r:id="rIdw_mt7rljmvvzvoaz-rzhm">
               <w:r>
                 <w:rPr>
                   <w:rFonts w:ascii="Arial" w:cs="Arial" w:eastAsia="Arial" w:hAnsi="Arial"/>
@@ -9183,7 +9183,7 @@
               <w:spacing w:after="10" w:before="0"/>
               <w:ind w:left="120"/>
             </w:pPr>
-            <w:hyperlink w:history="1" r:id="rId8-2lidu4oz7uzrcqrkxbb">
+            <w:hyperlink w:history="1" r:id="rIdsnjarjpupa80nkue9w-bd">
               <w:r>
                 <w:rPr>
                   <w:rFonts w:ascii="Arial" w:cs="Arial" w:eastAsia="Arial" w:hAnsi="Arial"/>
@@ -9228,7 +9228,7 @@
             <w:pPr>
               <w:spacing w:after="20" w:before="0"/>
             </w:pPr>
-            <w:hyperlink w:history="1" r:id="rIdctht4duxkhpowesharzi0">
+            <w:hyperlink w:history="1" r:id="rIdbclsxe9cxckzdqx2td6xj">
               <w:r>
                 <w:rPr>
                   <w:rFonts w:ascii="Arial" w:cs="Arial" w:eastAsia="Arial" w:hAnsi="Arial"/>
@@ -9261,7 +9261,7 @@
               <w:spacing w:after="10" w:before="0"/>
               <w:ind w:left="120"/>
             </w:pPr>
-            <w:hyperlink w:history="1" r:id="rId-3jx-0bxmi_dru1xhgs_e">
+            <w:hyperlink w:history="1" r:id="rIdflssywwyymytdgbhkqe9e">
               <w:r>
                 <w:rPr>
                   <w:rFonts w:ascii="Arial" w:cs="Arial" w:eastAsia="Arial" w:hAnsi="Arial"/>
@@ -9456,7 +9456,7 @@
             <w:pPr>
               <w:spacing w:after="20" w:before="0"/>
             </w:pPr>
-            <w:hyperlink w:history="1" r:id="rIdimnbbkidmo3m9cg06o06n">
+            <w:hyperlink w:history="1" r:id="rIdxaltfzfyx4iwpuu84fptm">
               <w:r>
                 <w:rPr>
                   <w:rFonts w:ascii="Arial" w:cs="Arial" w:eastAsia="Arial" w:hAnsi="Arial"/>
@@ -9489,7 +9489,7 @@
               <w:spacing w:after="10" w:before="0"/>
               <w:ind w:left="120"/>
             </w:pPr>
-            <w:hyperlink w:history="1" r:id="rId4ldl1nkzi_ynbdngsoiv3">
+            <w:hyperlink w:history="1" r:id="rIdkm5gr_psadj6p2fvhfmbc">
               <w:r>
                 <w:rPr>
                   <w:rFonts w:ascii="Arial" w:cs="Arial" w:eastAsia="Arial" w:hAnsi="Arial"/>
@@ -9534,7 +9534,7 @@
             <w:pPr>
               <w:spacing w:after="20" w:before="0"/>
             </w:pPr>
-            <w:hyperlink w:history="1" r:id="rIdkqfbuq2eczqhjck-ba-lr">
+            <w:hyperlink w:history="1" r:id="rId28puxqvqy0jkty3vcjqf4">
               <w:r>
                 <w:rPr>
                   <w:rFonts w:ascii="Arial" w:cs="Arial" w:eastAsia="Arial" w:hAnsi="Arial"/>
@@ -9567,7 +9567,7 @@
               <w:spacing w:after="10" w:before="0"/>
               <w:ind w:left="120"/>
             </w:pPr>
-            <w:hyperlink w:history="1" r:id="rIdhaqoivqvtt4bcss3axheb">
+            <w:hyperlink w:history="1" r:id="rIddeay8prtx4vjzya_ogvwi">
               <w:r>
                 <w:rPr>
                   <w:rFonts w:ascii="Arial" w:cs="Arial" w:eastAsia="Arial" w:hAnsi="Arial"/>
@@ -9762,7 +9762,7 @@
             <w:pPr>
               <w:spacing w:after="20" w:before="0"/>
             </w:pPr>
-            <w:hyperlink w:history="1" r:id="rIdieorwtmqs_ux7puc4deyt">
+            <w:hyperlink w:history="1" r:id="rIdt1iwttfvyvo16bxqxlz99">
               <w:r>
                 <w:rPr>
                   <w:rFonts w:ascii="Arial" w:cs="Arial" w:eastAsia="Arial" w:hAnsi="Arial"/>
@@ -9795,7 +9795,7 @@
               <w:spacing w:after="10" w:before="0"/>
               <w:ind w:left="120"/>
             </w:pPr>
-            <w:hyperlink w:history="1" r:id="rIda_vhpxhdily379pwg1owk">
+            <w:hyperlink w:history="1" r:id="rIdhxrokq6b0si2of-vr2fsn">
               <w:r>
                 <w:rPr>
                   <w:rFonts w:ascii="Arial" w:cs="Arial" w:eastAsia="Arial" w:hAnsi="Arial"/>
@@ -9840,7 +9840,7 @@
             <w:pPr>
               <w:spacing w:after="20" w:before="0"/>
             </w:pPr>
-            <w:hyperlink w:history="1" r:id="rIdw9q_hastbn5ynue99eik_">
+            <w:hyperlink w:history="1" r:id="rIdwmlv5iza-qyhy45h7hsi5">
               <w:r>
                 <w:rPr>
                   <w:rFonts w:ascii="Arial" w:cs="Arial" w:eastAsia="Arial" w:hAnsi="Arial"/>
@@ -9873,7 +9873,7 @@
               <w:spacing w:after="10" w:before="0"/>
               <w:ind w:left="120"/>
             </w:pPr>
-            <w:hyperlink w:history="1" r:id="rIdp-v6p-dpnkjlhwtvmrcmn">
+            <w:hyperlink w:history="1" r:id="rIdd6kqn-ogtg1xsbqjyzgk9">
               <w:r>
                 <w:rPr>
                   <w:rFonts w:ascii="Arial" w:cs="Arial" w:eastAsia="Arial" w:hAnsi="Arial"/>
@@ -10068,7 +10068,7 @@
             <w:pPr>
               <w:spacing w:after="20" w:before="0"/>
             </w:pPr>
-            <w:hyperlink w:history="1" r:id="rIdytfnurculpsfxehyow8yn">
+            <w:hyperlink w:history="1" r:id="rIdtzvxvxqfjhtlsr_3hd9qn">
               <w:r>
                 <w:rPr>
                   <w:rFonts w:ascii="Arial" w:cs="Arial" w:eastAsia="Arial" w:hAnsi="Arial"/>
@@ -10101,7 +10101,7 @@
               <w:spacing w:after="10" w:before="0"/>
               <w:ind w:left="120"/>
             </w:pPr>
-            <w:hyperlink w:history="1" r:id="rIdprzdnnbtleb7lqsuysrpx">
+            <w:hyperlink w:history="1" r:id="rIdr5iazjyfgdsgpcuy2j-pb">
               <w:r>
                 <w:rPr>
                   <w:rFonts w:ascii="Arial" w:cs="Arial" w:eastAsia="Arial" w:hAnsi="Arial"/>
@@ -10146,7 +10146,7 @@
             <w:pPr>
               <w:spacing w:after="20" w:before="0"/>
             </w:pPr>
-            <w:hyperlink w:history="1" r:id="rId-dnoidiyh8culz6rm4vva">
+            <w:hyperlink w:history="1" r:id="rIdkb2v75yftwtvp5okga6hd">
               <w:r>
                 <w:rPr>
                   <w:rFonts w:ascii="Arial" w:cs="Arial" w:eastAsia="Arial" w:hAnsi="Arial"/>
@@ -10179,7 +10179,7 @@
               <w:spacing w:after="10" w:before="0"/>
               <w:ind w:left="120"/>
             </w:pPr>
-            <w:hyperlink w:history="1" r:id="rIdljwn78urzs1lqypvkmbkm">
+            <w:hyperlink w:history="1" r:id="rIdnflisjypdiz7w-bs1rzwq">
               <w:r>
                 <w:rPr>
                   <w:rFonts w:ascii="Arial" w:cs="Arial" w:eastAsia="Arial" w:hAnsi="Arial"/>
@@ -11761,7 +11761,7 @@
             <w:pPr>
               <w:spacing w:after="20" w:before="0"/>
             </w:pPr>
-            <w:hyperlink w:history="1" r:id="rIddy7w8kyvkyunqlxuwjq9a">
+            <w:hyperlink w:history="1" r:id="rIdrbvbj82hswigzwf5cvjmi">
               <w:r>
                 <w:rPr>
                   <w:rFonts w:ascii="Arial" w:cs="Arial" w:eastAsia="Arial" w:hAnsi="Arial"/>
@@ -11794,7 +11794,7 @@
               <w:spacing w:after="10" w:before="0"/>
               <w:ind w:left="120"/>
             </w:pPr>
-            <w:hyperlink w:history="1" r:id="rIdsyen-1bzyiroj_fllgsmg">
+            <w:hyperlink w:history="1" r:id="rId4yo6osyvcgim1dizjtcel">
               <w:r>
                 <w:rPr>
                   <w:rFonts w:ascii="Arial" w:cs="Arial" w:eastAsia="Arial" w:hAnsi="Arial"/>
@@ -11839,7 +11839,7 @@
             <w:pPr>
               <w:spacing w:after="20" w:before="0"/>
             </w:pPr>
-            <w:hyperlink w:history="1" r:id="rIdnmhkejzgkbqll_0nibvii">
+            <w:hyperlink w:history="1" r:id="rIdavze5q-zk_hpvzqcbnj7i">
               <w:r>
                 <w:rPr>
                   <w:rFonts w:ascii="Arial" w:cs="Arial" w:eastAsia="Arial" w:hAnsi="Arial"/>
@@ -11872,7 +11872,7 @@
               <w:spacing w:after="10" w:before="0"/>
               <w:ind w:left="120"/>
             </w:pPr>
-            <w:hyperlink w:history="1" r:id="rIdbmovkfr5h7q5ebjz-kml5">
+            <w:hyperlink w:history="1" r:id="rIdycwodafgb5z78bkt5csyq">
               <w:r>
                 <w:rPr>
                   <w:rFonts w:ascii="Arial" w:cs="Arial" w:eastAsia="Arial" w:hAnsi="Arial"/>
@@ -12067,7 +12067,7 @@
             <w:pPr>
               <w:spacing w:after="20" w:before="0"/>
             </w:pPr>
-            <w:hyperlink w:history="1" r:id="rId5ie7h2tttfqvuy6rysit2">
+            <w:hyperlink w:history="1" r:id="rIdh2d_q_drzsr810ovzzidy">
               <w:r>
                 <w:rPr>
                   <w:rFonts w:ascii="Arial" w:cs="Arial" w:eastAsia="Arial" w:hAnsi="Arial"/>
@@ -12100,7 +12100,7 @@
               <w:spacing w:after="10" w:before="0"/>
               <w:ind w:left="120"/>
             </w:pPr>
-            <w:hyperlink w:history="1" r:id="rIdur-9tvypi4l54tn8_z92c">
+            <w:hyperlink w:history="1" r:id="rIdff8yiyqjztdiywikow6n7">
               <w:r>
                 <w:rPr>
                   <w:rFonts w:ascii="Arial" w:cs="Arial" w:eastAsia="Arial" w:hAnsi="Arial"/>
@@ -12145,7 +12145,7 @@
             <w:pPr>
               <w:spacing w:after="20" w:before="0"/>
             </w:pPr>
-            <w:hyperlink w:history="1" r:id="rIdh72yirdpyjcoxu6otckmp">
+            <w:hyperlink w:history="1" r:id="rId9tvprcu-h4hvjpl_odfwh">
               <w:r>
                 <w:rPr>
                   <w:rFonts w:ascii="Arial" w:cs="Arial" w:eastAsia="Arial" w:hAnsi="Arial"/>
@@ -12178,7 +12178,7 @@
               <w:spacing w:after="10" w:before="0"/>
               <w:ind w:left="120"/>
             </w:pPr>
-            <w:hyperlink w:history="1" r:id="rIda7mkndf_rmnxktevmsmci">
+            <w:hyperlink w:history="1" r:id="rIdjdwmbrr-fysdsmz2x3sot">
               <w:r>
                 <w:rPr>
                   <w:rFonts w:ascii="Arial" w:cs="Arial" w:eastAsia="Arial" w:hAnsi="Arial"/>
@@ -12373,7 +12373,7 @@
             <w:pPr>
               <w:spacing w:after="20" w:before="0"/>
             </w:pPr>
-            <w:hyperlink w:history="1" r:id="rIdgw0_pde-zwoi0hhs8fspg">
+            <w:hyperlink w:history="1" r:id="rIdq1ghvuxeizhj-aods5m1n">
               <w:r>
                 <w:rPr>
                   <w:rFonts w:ascii="Arial" w:cs="Arial" w:eastAsia="Arial" w:hAnsi="Arial"/>
@@ -12406,7 +12406,7 @@
               <w:spacing w:after="10" w:before="0"/>
               <w:ind w:left="120"/>
             </w:pPr>
-            <w:hyperlink w:history="1" r:id="rIdsuysmfscesro4cwd-enzc">
+            <w:hyperlink w:history="1" r:id="rIdckswpp_ze-5ywp_locmg2">
               <w:r>
                 <w:rPr>
                   <w:rFonts w:ascii="Arial" w:cs="Arial" w:eastAsia="Arial" w:hAnsi="Arial"/>
@@ -12451,7 +12451,7 @@
             <w:pPr>
               <w:spacing w:after="20" w:before="0"/>
             </w:pPr>
-            <w:hyperlink w:history="1" r:id="rIdlgmb0nl4jlri_vz-xqiye">
+            <w:hyperlink w:history="1" r:id="rIdzyn_gna7jlvxpguvk8dik">
               <w:r>
                 <w:rPr>
                   <w:rFonts w:ascii="Arial" w:cs="Arial" w:eastAsia="Arial" w:hAnsi="Arial"/>
@@ -12484,7 +12484,7 @@
               <w:spacing w:after="10" w:before="0"/>
               <w:ind w:left="120"/>
             </w:pPr>
-            <w:hyperlink w:history="1" r:id="rIdgx7a2_xacx9qbrnlpl1_z">
+            <w:hyperlink w:history="1" r:id="rId256bcyffalh_ygqc9f9pw">
               <w:r>
                 <w:rPr>
                   <w:rFonts w:ascii="Arial" w:cs="Arial" w:eastAsia="Arial" w:hAnsi="Arial"/>
@@ -12679,7 +12679,7 @@
             <w:pPr>
               <w:spacing w:after="20" w:before="0"/>
             </w:pPr>
-            <w:hyperlink w:history="1" r:id="rIdnb8-xtmxjb-x1ck_bbiq1">
+            <w:hyperlink w:history="1" r:id="rIdhcvmjzhroztgaag6gxcp5">
               <w:r>
                 <w:rPr>
                   <w:rFonts w:ascii="Arial" w:cs="Arial" w:eastAsia="Arial" w:hAnsi="Arial"/>
@@ -12712,7 +12712,7 @@
               <w:spacing w:after="10" w:before="0"/>
               <w:ind w:left="120"/>
             </w:pPr>
-            <w:hyperlink w:history="1" r:id="rIddhy5p13y324z2biatimjt">
+            <w:hyperlink w:history="1" r:id="rId3et-hh2zrs4gpwf0jin6e">
               <w:r>
                 <w:rPr>
                   <w:rFonts w:ascii="Arial" w:cs="Arial" w:eastAsia="Arial" w:hAnsi="Arial"/>
@@ -12757,7 +12757,7 @@
             <w:pPr>
               <w:spacing w:after="20" w:before="0"/>
             </w:pPr>
-            <w:hyperlink w:history="1" r:id="rIdovcd2ae6gtozvrdtkea2w">
+            <w:hyperlink w:history="1" r:id="rIdudtgm6fkyev3_wfznlefv">
               <w:r>
                 <w:rPr>
                   <w:rFonts w:ascii="Arial" w:cs="Arial" w:eastAsia="Arial" w:hAnsi="Arial"/>
@@ -12790,7 +12790,7 @@
               <w:spacing w:after="10" w:before="0"/>
               <w:ind w:left="120"/>
             </w:pPr>
-            <w:hyperlink w:history="1" r:id="rIdagoqisaiyk_vf6kjuzhhg">
+            <w:hyperlink w:history="1" r:id="rIdrvgqwpdafvidvsfcnt2s0">
               <w:r>
                 <w:rPr>
                   <w:rFonts w:ascii="Arial" w:cs="Arial" w:eastAsia="Arial" w:hAnsi="Arial"/>
@@ -12985,7 +12985,7 @@
             <w:pPr>
               <w:spacing w:after="20" w:before="0"/>
             </w:pPr>
-            <w:hyperlink w:history="1" r:id="rId9zz90dwu4bz09tulgwipi">
+            <w:hyperlink w:history="1" r:id="rIdktrihec0thidwritj0rsq">
               <w:r>
                 <w:rPr>
                   <w:rFonts w:ascii="Arial" w:cs="Arial" w:eastAsia="Arial" w:hAnsi="Arial"/>
@@ -13018,7 +13018,7 @@
               <w:spacing w:after="10" w:before="0"/>
               <w:ind w:left="120"/>
             </w:pPr>
-            <w:hyperlink w:history="1" r:id="rIdj5_0wa7answxyt4v04vqq">
+            <w:hyperlink w:history="1" r:id="rIdzm_ieibn3wosye0kldqvp">
               <w:r>
                 <w:rPr>
                   <w:rFonts w:ascii="Arial" w:cs="Arial" w:eastAsia="Arial" w:hAnsi="Arial"/>
@@ -13063,7 +13063,7 @@
             <w:pPr>
               <w:spacing w:after="20" w:before="0"/>
             </w:pPr>
-            <w:hyperlink w:history="1" r:id="rIde-ia6an86ibfew1_yglck">
+            <w:hyperlink w:history="1" r:id="rIdmkek81vdjxxyepiztnk1z">
               <w:r>
                 <w:rPr>
                   <w:rFonts w:ascii="Arial" w:cs="Arial" w:eastAsia="Arial" w:hAnsi="Arial"/>
@@ -13096,7 +13096,7 @@
               <w:spacing w:after="10" w:before="0"/>
               <w:ind w:left="120"/>
             </w:pPr>
-            <w:hyperlink w:history="1" r:id="rIdxrmwxc1pbdxqlyqlgwa4q">
+            <w:hyperlink w:history="1" r:id="rIdr8z_qhd5fjrnoramqy5-e">
               <w:r>
                 <w:rPr>
                   <w:rFonts w:ascii="Arial" w:cs="Arial" w:eastAsia="Arial" w:hAnsi="Arial"/>
@@ -14583,7 +14583,7 @@
             <w:pPr>
               <w:spacing w:after="20" w:before="0"/>
             </w:pPr>
-            <w:hyperlink w:history="1" r:id="rId0mw31hfjmgdgvbzsxx7nj">
+            <w:hyperlink w:history="1" r:id="rId-ph9qsyugiwslx3gefipq">
               <w:r>
                 <w:rPr>
                   <w:rFonts w:ascii="Arial" w:cs="Arial" w:eastAsia="Arial" w:hAnsi="Arial"/>
@@ -14616,7 +14616,7 @@
               <w:spacing w:after="10" w:before="0"/>
               <w:ind w:left="120"/>
             </w:pPr>
-            <w:hyperlink w:history="1" r:id="rIdromujy3tshdu-te8lsvej">
+            <w:hyperlink w:history="1" r:id="rId-3obiy17wp0yxqe2y32wb">
               <w:r>
                 <w:rPr>
                   <w:rFonts w:ascii="Arial" w:cs="Arial" w:eastAsia="Arial" w:hAnsi="Arial"/>
@@ -14661,7 +14661,7 @@
             <w:pPr>
               <w:spacing w:after="20" w:before="0"/>
             </w:pPr>
-            <w:hyperlink w:history="1" r:id="rId0f-wtamwqkopr0cna6up4">
+            <w:hyperlink w:history="1" r:id="rIdglurqf-ub4i6ha4jyhsk_">
               <w:r>
                 <w:rPr>
                   <w:rFonts w:ascii="Arial" w:cs="Arial" w:eastAsia="Arial" w:hAnsi="Arial"/>
@@ -14694,7 +14694,7 @@
               <w:spacing w:after="10" w:before="0"/>
               <w:ind w:left="120"/>
             </w:pPr>
-            <w:hyperlink w:history="1" r:id="rIdofzulcgozbc5mbaoytjgp">
+            <w:hyperlink w:history="1" r:id="rIdb4ser3nhc_om7g6a-yt_6">
               <w:r>
                 <w:rPr>
                   <w:rFonts w:ascii="Arial" w:cs="Arial" w:eastAsia="Arial" w:hAnsi="Arial"/>
@@ -14889,7 +14889,7 @@
             <w:pPr>
               <w:spacing w:after="20" w:before="0"/>
             </w:pPr>
-            <w:hyperlink w:history="1" r:id="rIdsa8byf2z9apz4k8dneatd">
+            <w:hyperlink w:history="1" r:id="rIdurbryx-ufhqwf4vgry8ff">
               <w:r>
                 <w:rPr>
                   <w:rFonts w:ascii="Arial" w:cs="Arial" w:eastAsia="Arial" w:hAnsi="Arial"/>
@@ -14922,7 +14922,7 @@
               <w:spacing w:after="10" w:before="0"/>
               <w:ind w:left="120"/>
             </w:pPr>
-            <w:hyperlink w:history="1" r:id="rIdcffkxoxjcf9n9dv6sevfy">
+            <w:hyperlink w:history="1" r:id="rIdiqoghsb33_km6q0ou50d-">
               <w:r>
                 <w:rPr>
                   <w:rFonts w:ascii="Arial" w:cs="Arial" w:eastAsia="Arial" w:hAnsi="Arial"/>
@@ -14967,7 +14967,7 @@
             <w:pPr>
               <w:spacing w:after="20" w:before="0"/>
             </w:pPr>
-            <w:hyperlink w:history="1" r:id="rIdedwq1qwr9zi0xpyd-63qp">
+            <w:hyperlink w:history="1" r:id="rIdakvndlo-uueitcoxzhddo">
               <w:r>
                 <w:rPr>
                   <w:rFonts w:ascii="Arial" w:cs="Arial" w:eastAsia="Arial" w:hAnsi="Arial"/>
@@ -15000,7 +15000,7 @@
               <w:spacing w:after="10" w:before="0"/>
               <w:ind w:left="120"/>
             </w:pPr>
-            <w:hyperlink w:history="1" r:id="rIdxrtef0tcxiqjar3o3edxc">
+            <w:hyperlink w:history="1" r:id="rIdh-icthluv1kcik8xvasge">
               <w:r>
                 <w:rPr>
                   <w:rFonts w:ascii="Arial" w:cs="Arial" w:eastAsia="Arial" w:hAnsi="Arial"/>
@@ -15195,7 +15195,7 @@
             <w:pPr>
               <w:spacing w:after="20" w:before="0"/>
             </w:pPr>
-            <w:hyperlink w:history="1" r:id="rIdfisiioikkj_45qu-imca3">
+            <w:hyperlink w:history="1" r:id="rIdcuh8qtawsvhwp7_t7stn2">
               <w:r>
                 <w:rPr>
                   <w:rFonts w:ascii="Arial" w:cs="Arial" w:eastAsia="Arial" w:hAnsi="Arial"/>
@@ -15228,7 +15228,7 @@
               <w:spacing w:after="10" w:before="0"/>
               <w:ind w:left="120"/>
             </w:pPr>
-            <w:hyperlink w:history="1" r:id="rIdqx_aasl4lkhclubbbsz0d">
+            <w:hyperlink w:history="1" r:id="rId53h_cvxhu831u65bkgq4j">
               <w:r>
                 <w:rPr>
                   <w:rFonts w:ascii="Arial" w:cs="Arial" w:eastAsia="Arial" w:hAnsi="Arial"/>
@@ -15273,7 +15273,7 @@
             <w:pPr>
               <w:spacing w:after="20" w:before="0"/>
             </w:pPr>
-            <w:hyperlink w:history="1" r:id="rIdvve9fpxi2svcwrbxeaq_8">
+            <w:hyperlink w:history="1" r:id="rIdh1zrgmwcz3whfwxbq0uur">
               <w:r>
                 <w:rPr>
                   <w:rFonts w:ascii="Arial" w:cs="Arial" w:eastAsia="Arial" w:hAnsi="Arial"/>
@@ -15306,7 +15306,7 @@
               <w:spacing w:after="10" w:before="0"/>
               <w:ind w:left="120"/>
             </w:pPr>
-            <w:hyperlink w:history="1" r:id="rId_51lcxgta4epreh_w7hkv">
+            <w:hyperlink w:history="1" r:id="rIdplspclqqocy-_d-mtofam">
               <w:r>
                 <w:rPr>
                   <w:rFonts w:ascii="Arial" w:cs="Arial" w:eastAsia="Arial" w:hAnsi="Arial"/>
@@ -15501,7 +15501,7 @@
             <w:pPr>
               <w:spacing w:after="20" w:before="0"/>
             </w:pPr>
-            <w:hyperlink w:history="1" r:id="rId1bo6uxasvo2gjs9psadj-">
+            <w:hyperlink w:history="1" r:id="rId-3e62a4eii74cpdaqhv19">
               <w:r>
                 <w:rPr>
                   <w:rFonts w:ascii="Arial" w:cs="Arial" w:eastAsia="Arial" w:hAnsi="Arial"/>
@@ -15534,7 +15534,7 @@
               <w:spacing w:after="10" w:before="0"/>
               <w:ind w:left="120"/>
             </w:pPr>
-            <w:hyperlink w:history="1" r:id="rIde7qfs0qw37ssddmiyduag">
+            <w:hyperlink w:history="1" r:id="rIddwosbpkifzo5sik-w1-ne">
               <w:r>
                 <w:rPr>
                   <w:rFonts w:ascii="Arial" w:cs="Arial" w:eastAsia="Arial" w:hAnsi="Arial"/>
@@ -15579,7 +15579,7 @@
             <w:pPr>
               <w:spacing w:after="20" w:before="0"/>
             </w:pPr>
-            <w:hyperlink w:history="1" r:id="rIdqifiucnljh1acbsjw5q5o">
+            <w:hyperlink w:history="1" r:id="rIdaj4svckqo2rcngi_bxzda">
               <w:r>
                 <w:rPr>
                   <w:rFonts w:ascii="Arial" w:cs="Arial" w:eastAsia="Arial" w:hAnsi="Arial"/>
@@ -15612,7 +15612,7 @@
               <w:spacing w:after="10" w:before="0"/>
               <w:ind w:left="120"/>
             </w:pPr>
-            <w:hyperlink w:history="1" r:id="rIdhlu_tyj7xzsm1o1gmener">
+            <w:hyperlink w:history="1" r:id="rIdqs90_ldynovukhmzyiht4">
               <w:r>
                 <w:rPr>
                   <w:rFonts w:ascii="Arial" w:cs="Arial" w:eastAsia="Arial" w:hAnsi="Arial"/>
@@ -15807,7 +15807,7 @@
             <w:pPr>
               <w:spacing w:after="20" w:before="0"/>
             </w:pPr>
-            <w:hyperlink w:history="1" r:id="rIdcbtdto2roebd35cqm-hdu">
+            <w:hyperlink w:history="1" r:id="rId6eqquevjir29o4bzl4jo3">
               <w:r>
                 <w:rPr>
                   <w:rFonts w:ascii="Arial" w:cs="Arial" w:eastAsia="Arial" w:hAnsi="Arial"/>
@@ -15840,7 +15840,7 @@
               <w:spacing w:after="10" w:before="0"/>
               <w:ind w:left="120"/>
             </w:pPr>
-            <w:hyperlink w:history="1" r:id="rIde9f-4lz8qijzeqovnj3bz">
+            <w:hyperlink w:history="1" r:id="rIdedv80ngdvqgymz57qbyhh">
               <w:r>
                 <w:rPr>
                   <w:rFonts w:ascii="Arial" w:cs="Arial" w:eastAsia="Arial" w:hAnsi="Arial"/>
@@ -15885,7 +15885,7 @@
             <w:pPr>
               <w:spacing w:after="20" w:before="0"/>
             </w:pPr>
-            <w:hyperlink w:history="1" r:id="rIdnynj0bz4easjcpnejpzjc">
+            <w:hyperlink w:history="1" r:id="rIdfy4v9besukdf19j72k7js">
               <w:r>
                 <w:rPr>
                   <w:rFonts w:ascii="Arial" w:cs="Arial" w:eastAsia="Arial" w:hAnsi="Arial"/>
@@ -15918,7 +15918,7 @@
               <w:spacing w:after="10" w:before="0"/>
               <w:ind w:left="120"/>
             </w:pPr>
-            <w:hyperlink w:history="1" r:id="rId_qnrkctfzrz6gxiehvp_3">
+            <w:hyperlink w:history="1" r:id="rIdaqeonwwmbsrgabhxbdkqz">
               <w:r>
                 <w:rPr>
                   <w:rFonts w:ascii="Arial" w:cs="Arial" w:eastAsia="Arial" w:hAnsi="Arial"/>
@@ -17405,7 +17405,7 @@
             <w:pPr>
               <w:spacing w:after="20" w:before="0"/>
             </w:pPr>
-            <w:hyperlink w:history="1" r:id="rIdd6txmh6kml1exr-6k1q9-">
+            <w:hyperlink w:history="1" r:id="rIdyp4pvdofxyvqukyx1jsdl">
               <w:r>
                 <w:rPr>
                   <w:rFonts w:ascii="Arial" w:cs="Arial" w:eastAsia="Arial" w:hAnsi="Arial"/>
@@ -17438,7 +17438,7 @@
               <w:spacing w:after="10" w:before="0"/>
               <w:ind w:left="120"/>
             </w:pPr>
-            <w:hyperlink w:history="1" r:id="rIdtgx0_er6vpml4b65wmopn">
+            <w:hyperlink w:history="1" r:id="rIdk6bvirxikddsjac1togos">
               <w:r>
                 <w:rPr>
                   <w:rFonts w:ascii="Arial" w:cs="Arial" w:eastAsia="Arial" w:hAnsi="Arial"/>
@@ -17483,7 +17483,7 @@
             <w:pPr>
               <w:spacing w:after="20" w:before="0"/>
             </w:pPr>
-            <w:hyperlink w:history="1" r:id="rIdupearhnctavo0svz42qrw">
+            <w:hyperlink w:history="1" r:id="rIdiahlhyegsivg1m3lyef9v">
               <w:r>
                 <w:rPr>
                   <w:rFonts w:ascii="Arial" w:cs="Arial" w:eastAsia="Arial" w:hAnsi="Arial"/>
@@ -17516,7 +17516,7 @@
               <w:spacing w:after="10" w:before="0"/>
               <w:ind w:left="120"/>
             </w:pPr>
-            <w:hyperlink w:history="1" r:id="rIdpq6opp9syhivsxp6eb9ka">
+            <w:hyperlink w:history="1" r:id="rIdhkwdgpxbe_spgdcptzpe-">
               <w:r>
                 <w:rPr>
                   <w:rFonts w:ascii="Arial" w:cs="Arial" w:eastAsia="Arial" w:hAnsi="Arial"/>
@@ -17711,7 +17711,7 @@
             <w:pPr>
               <w:spacing w:after="20" w:before="0"/>
             </w:pPr>
-            <w:hyperlink w:history="1" r:id="rIdarrqmr4nca0rpya1rln9d">
+            <w:hyperlink w:history="1" r:id="rIds9hil-eyihfdvrvm_ijkq">
               <w:r>
                 <w:rPr>
                   <w:rFonts w:ascii="Arial" w:cs="Arial" w:eastAsia="Arial" w:hAnsi="Arial"/>
@@ -17744,7 +17744,7 @@
               <w:spacing w:after="10" w:before="0"/>
               <w:ind w:left="120"/>
             </w:pPr>
-            <w:hyperlink w:history="1" r:id="rIddxxnt2neztt_-_gtwcrm5">
+            <w:hyperlink w:history="1" r:id="rIdabioh4izdjcxqchyigbqq">
               <w:r>
                 <w:rPr>
                   <w:rFonts w:ascii="Arial" w:cs="Arial" w:eastAsia="Arial" w:hAnsi="Arial"/>
@@ -17789,7 +17789,7 @@
             <w:pPr>
               <w:spacing w:after="20" w:before="0"/>
             </w:pPr>
-            <w:hyperlink w:history="1" r:id="rIdit9bv7uhkmzddixu7ap3b">
+            <w:hyperlink w:history="1" r:id="rIddw97gyucy1vuq8hcoeet_">
               <w:r>
                 <w:rPr>
                   <w:rFonts w:ascii="Arial" w:cs="Arial" w:eastAsia="Arial" w:hAnsi="Arial"/>
@@ -17822,7 +17822,7 @@
               <w:spacing w:after="10" w:before="0"/>
               <w:ind w:left="120"/>
             </w:pPr>
-            <w:hyperlink w:history="1" r:id="rIdqspusk8scds_wfhuxkva5">
+            <w:hyperlink w:history="1" r:id="rIdfhwaclovqnkt7jeb0h6x_">
               <w:r>
                 <w:rPr>
                   <w:rFonts w:ascii="Arial" w:cs="Arial" w:eastAsia="Arial" w:hAnsi="Arial"/>
@@ -18017,7 +18017,7 @@
             <w:pPr>
               <w:spacing w:after="20" w:before="0"/>
             </w:pPr>
-            <w:hyperlink w:history="1" r:id="rIda96zbdvb0sxirdbka_dlw">
+            <w:hyperlink w:history="1" r:id="rIddlt_gufwwo--pgpfl98-n">
               <w:r>
                 <w:rPr>
                   <w:rFonts w:ascii="Arial" w:cs="Arial" w:eastAsia="Arial" w:hAnsi="Arial"/>
@@ -18050,7 +18050,7 @@
               <w:spacing w:after="10" w:before="0"/>
               <w:ind w:left="120"/>
             </w:pPr>
-            <w:hyperlink w:history="1" r:id="rIdmjy9amnlztwnal7vrpo8o">
+            <w:hyperlink w:history="1" r:id="rIdobeshgza1iraozakj4to7">
               <w:r>
                 <w:rPr>
                   <w:rFonts w:ascii="Arial" w:cs="Arial" w:eastAsia="Arial" w:hAnsi="Arial"/>
@@ -18095,7 +18095,7 @@
             <w:pPr>
               <w:spacing w:after="20" w:before="0"/>
             </w:pPr>
-            <w:hyperlink w:history="1" r:id="rIdsl_dvm9mvbvkojky0fvwf">
+            <w:hyperlink w:history="1" r:id="rIdrelstatndimbwq1g1n_42">
               <w:r>
                 <w:rPr>
                   <w:rFonts w:ascii="Arial" w:cs="Arial" w:eastAsia="Arial" w:hAnsi="Arial"/>
@@ -18128,7 +18128,7 @@
               <w:spacing w:after="10" w:before="0"/>
               <w:ind w:left="120"/>
             </w:pPr>
-            <w:hyperlink w:history="1" r:id="rIdnhlfwggd1shlopknnlf45">
+            <w:hyperlink w:history="1" r:id="rIda9_pukpoehjvbu8beilfl">
               <w:r>
                 <w:rPr>
                   <w:rFonts w:ascii="Arial" w:cs="Arial" w:eastAsia="Arial" w:hAnsi="Arial"/>
@@ -18323,7 +18323,7 @@
             <w:pPr>
               <w:spacing w:after="20" w:before="0"/>
             </w:pPr>
-            <w:hyperlink w:history="1" r:id="rIdrx4fw3zt94zbhrv5dszbc">
+            <w:hyperlink w:history="1" r:id="rIdz4py6ynbx4iypkdqca_hf">
               <w:r>
                 <w:rPr>
                   <w:rFonts w:ascii="Arial" w:cs="Arial" w:eastAsia="Arial" w:hAnsi="Arial"/>
@@ -18356,7 +18356,7 @@
               <w:spacing w:after="10" w:before="0"/>
               <w:ind w:left="120"/>
             </w:pPr>
-            <w:hyperlink w:history="1" r:id="rIdrjmcohfoi2qyrd3oxxzqv">
+            <w:hyperlink w:history="1" r:id="rIdk-kkjw8q7w54967dutsyq">
               <w:r>
                 <w:rPr>
                   <w:rFonts w:ascii="Arial" w:cs="Arial" w:eastAsia="Arial" w:hAnsi="Arial"/>
@@ -18401,7 +18401,7 @@
             <w:pPr>
               <w:spacing w:after="20" w:before="0"/>
             </w:pPr>
-            <w:hyperlink w:history="1" r:id="rIdjgomisj5zecqbw-isja76">
+            <w:hyperlink w:history="1" r:id="rIdgrtk_ll8eb3ndl2galgqk">
               <w:r>
                 <w:rPr>
                   <w:rFonts w:ascii="Arial" w:cs="Arial" w:eastAsia="Arial" w:hAnsi="Arial"/>
@@ -18434,7 +18434,7 @@
               <w:spacing w:after="10" w:before="0"/>
               <w:ind w:left="120"/>
             </w:pPr>
-            <w:hyperlink w:history="1" r:id="rIdb3bsglrrztsnrhb8vqlgd">
+            <w:hyperlink w:history="1" r:id="rIdme0tvymck2-9iy-zriiaf">
               <w:r>
                 <w:rPr>
                   <w:rFonts w:ascii="Arial" w:cs="Arial" w:eastAsia="Arial" w:hAnsi="Arial"/>
@@ -18629,7 +18629,7 @@
             <w:pPr>
               <w:spacing w:after="20" w:before="0"/>
             </w:pPr>
-            <w:hyperlink w:history="1" r:id="rIdxqhwq_sron9lsqio8lxit">
+            <w:hyperlink w:history="1" r:id="rIdv9c9thkz_tzsdoxy07tz4">
               <w:r>
                 <w:rPr>
                   <w:rFonts w:ascii="Arial" w:cs="Arial" w:eastAsia="Arial" w:hAnsi="Arial"/>
@@ -18662,7 +18662,7 @@
               <w:spacing w:after="10" w:before="0"/>
               <w:ind w:left="120"/>
             </w:pPr>
-            <w:hyperlink w:history="1" r:id="rIdudylkxyn4higfuxotwfud">
+            <w:hyperlink w:history="1" r:id="rIdj7y6cz1cpredl__vjyd-g">
               <w:r>
                 <w:rPr>
                   <w:rFonts w:ascii="Arial" w:cs="Arial" w:eastAsia="Arial" w:hAnsi="Arial"/>
@@ -18707,7 +18707,7 @@
             <w:pPr>
               <w:spacing w:after="20" w:before="0"/>
             </w:pPr>
-            <w:hyperlink w:history="1" r:id="rIdmacvwwuvvay6lanqtumjr">
+            <w:hyperlink w:history="1" r:id="rIdve7wdbslz6q_yayjjxwtn">
               <w:r>
                 <w:rPr>
                   <w:rFonts w:ascii="Arial" w:cs="Arial" w:eastAsia="Arial" w:hAnsi="Arial"/>
@@ -18740,7 +18740,7 @@
               <w:spacing w:after="10" w:before="0"/>
               <w:ind w:left="120"/>
             </w:pPr>
-            <w:hyperlink w:history="1" r:id="rIddriav5qxxyydfboppmps2">
+            <w:hyperlink w:history="1" r:id="rIdiofao35segs1r6waddnza">
               <w:r>
                 <w:rPr>
                   <w:rFonts w:ascii="Arial" w:cs="Arial" w:eastAsia="Arial" w:hAnsi="Arial"/>
@@ -20227,7 +20227,7 @@
             <w:pPr>
               <w:spacing w:after="20" w:before="0"/>
             </w:pPr>
-            <w:hyperlink w:history="1" r:id="rIdztvr6spd359vnzunaqfvf">
+            <w:hyperlink w:history="1" r:id="rIdevbrlgi_ish_snhse3bzu">
               <w:r>
                 <w:rPr>
                   <w:rFonts w:ascii="Arial" w:cs="Arial" w:eastAsia="Arial" w:hAnsi="Arial"/>
@@ -20260,7 +20260,7 @@
               <w:spacing w:after="10" w:before="0"/>
               <w:ind w:left="120"/>
             </w:pPr>
-            <w:hyperlink w:history="1" r:id="rIdvrmixktstk56dvnfcan7n">
+            <w:hyperlink w:history="1" r:id="rIdgjxkjrdv0szuh0zejkqkw">
               <w:r>
                 <w:rPr>
                   <w:rFonts w:ascii="Arial" w:cs="Arial" w:eastAsia="Arial" w:hAnsi="Arial"/>
@@ -20305,7 +20305,7 @@
             <w:pPr>
               <w:spacing w:after="20" w:before="0"/>
             </w:pPr>
-            <w:hyperlink w:history="1" r:id="rIdex9oukectmubh50gyt98z">
+            <w:hyperlink w:history="1" r:id="rIdisutrke7doiet5poigled">
               <w:r>
                 <w:rPr>
                   <w:rFonts w:ascii="Arial" w:cs="Arial" w:eastAsia="Arial" w:hAnsi="Arial"/>
@@ -20338,7 +20338,7 @@
               <w:spacing w:after="10" w:before="0"/>
               <w:ind w:left="120"/>
             </w:pPr>
-            <w:hyperlink w:history="1" r:id="rIdd_dergq3trweadcs-_g5b">
+            <w:hyperlink w:history="1" r:id="rIdnk4p0kc1yvixscc29jfxj">
               <w:r>
                 <w:rPr>
                   <w:rFonts w:ascii="Arial" w:cs="Arial" w:eastAsia="Arial" w:hAnsi="Arial"/>
@@ -20533,7 +20533,7 @@
             <w:pPr>
               <w:spacing w:after="20" w:before="0"/>
             </w:pPr>
-            <w:hyperlink w:history="1" r:id="rIdlds1o1bt2yjkz7gvxyd4v">
+            <w:hyperlink w:history="1" r:id="rIdte30anzfprvy1uxiwlspb">
               <w:r>
                 <w:rPr>
                   <w:rFonts w:ascii="Arial" w:cs="Arial" w:eastAsia="Arial" w:hAnsi="Arial"/>
@@ -20566,7 +20566,7 @@
               <w:spacing w:after="10" w:before="0"/>
               <w:ind w:left="120"/>
             </w:pPr>
-            <w:hyperlink w:history="1" r:id="rIdiqybieqkoolcd3schzp2v">
+            <w:hyperlink w:history="1" r:id="rId2tc2yiv5ugdqr50cdkhhw">
               <w:r>
                 <w:rPr>
                   <w:rFonts w:ascii="Arial" w:cs="Arial" w:eastAsia="Arial" w:hAnsi="Arial"/>
@@ -20611,7 +20611,7 @@
             <w:pPr>
               <w:spacing w:after="20" w:before="0"/>
             </w:pPr>
-            <w:hyperlink w:history="1" r:id="rId9ya3iyrwsrkdt_ge7-cpo">
+            <w:hyperlink w:history="1" r:id="rIdutj98pna5jtssgmogcaci">
               <w:r>
                 <w:rPr>
                   <w:rFonts w:ascii="Arial" w:cs="Arial" w:eastAsia="Arial" w:hAnsi="Arial"/>
@@ -20644,7 +20644,7 @@
               <w:spacing w:after="10" w:before="0"/>
               <w:ind w:left="120"/>
             </w:pPr>
-            <w:hyperlink w:history="1" r:id="rIdzh0_uj7wzlrpwt0b--mn3">
+            <w:hyperlink w:history="1" r:id="rIdv3nc7y5thw-unl62bqrhn">
               <w:r>
                 <w:rPr>
                   <w:rFonts w:ascii="Arial" w:cs="Arial" w:eastAsia="Arial" w:hAnsi="Arial"/>
@@ -20839,7 +20839,7 @@
             <w:pPr>
               <w:spacing w:after="20" w:before="0"/>
             </w:pPr>
-            <w:hyperlink w:history="1" r:id="rIdjzme741rfdvqfymidtjse">
+            <w:hyperlink w:history="1" r:id="rIdnfxkaxm2wf4uf5lvbkcyu">
               <w:r>
                 <w:rPr>
                   <w:rFonts w:ascii="Arial" w:cs="Arial" w:eastAsia="Arial" w:hAnsi="Arial"/>
@@ -20872,7 +20872,7 @@
               <w:spacing w:after="10" w:before="0"/>
               <w:ind w:left="120"/>
             </w:pPr>
-            <w:hyperlink w:history="1" r:id="rIdnpoj71sfehr3pyqvj5ygv">
+            <w:hyperlink w:history="1" r:id="rIdhaxjvhta4ovjtiarmb2et">
               <w:r>
                 <w:rPr>
                   <w:rFonts w:ascii="Arial" w:cs="Arial" w:eastAsia="Arial" w:hAnsi="Arial"/>
@@ -20917,7 +20917,7 @@
             <w:pPr>
               <w:spacing w:after="20" w:before="0"/>
             </w:pPr>
-            <w:hyperlink w:history="1" r:id="rId4tdq48znd4pgtlmzwjtdk">
+            <w:hyperlink w:history="1" r:id="rIdnfgbsqdztg3hgogmbmehq">
               <w:r>
                 <w:rPr>
                   <w:rFonts w:ascii="Arial" w:cs="Arial" w:eastAsia="Arial" w:hAnsi="Arial"/>
@@ -20950,7 +20950,7 @@
               <w:spacing w:after="10" w:before="0"/>
               <w:ind w:left="120"/>
             </w:pPr>
-            <w:hyperlink w:history="1" r:id="rIdf7a_xxsw7tbwoj7hndhml">
+            <w:hyperlink w:history="1" r:id="rIdts3hjnpxqjbq9i5h-r6-z">
               <w:r>
                 <w:rPr>
                   <w:rFonts w:ascii="Arial" w:cs="Arial" w:eastAsia="Arial" w:hAnsi="Arial"/>
@@ -21145,7 +21145,7 @@
             <w:pPr>
               <w:spacing w:after="20" w:before="0"/>
             </w:pPr>
-            <w:hyperlink w:history="1" r:id="rIdnzag_7ykl9tqhkevdlvdd">
+            <w:hyperlink w:history="1" r:id="rIdcx8kdtpp79rtjpui38bsc">
               <w:r>
                 <w:rPr>
                   <w:rFonts w:ascii="Arial" w:cs="Arial" w:eastAsia="Arial" w:hAnsi="Arial"/>
@@ -21178,7 +21178,7 @@
               <w:spacing w:after="10" w:before="0"/>
               <w:ind w:left="120"/>
             </w:pPr>
-            <w:hyperlink w:history="1" r:id="rIdlktfdg-hdd5ejzu9zznpc">
+            <w:hyperlink w:history="1" r:id="rIdw72bfkwrhekmnbvli5si2">
               <w:r>
                 <w:rPr>
                   <w:rFonts w:ascii="Arial" w:cs="Arial" w:eastAsia="Arial" w:hAnsi="Arial"/>
@@ -21223,7 +21223,7 @@
             <w:pPr>
               <w:spacing w:after="20" w:before="0"/>
             </w:pPr>
-            <w:hyperlink w:history="1" r:id="rIdypnwgn8jts5j2560hnbqx">
+            <w:hyperlink w:history="1" r:id="rId2fplhtt61nwsxjdm1ucie">
               <w:r>
                 <w:rPr>
                   <w:rFonts w:ascii="Arial" w:cs="Arial" w:eastAsia="Arial" w:hAnsi="Arial"/>
@@ -21256,7 +21256,7 @@
               <w:spacing w:after="10" w:before="0"/>
               <w:ind w:left="120"/>
             </w:pPr>
-            <w:hyperlink w:history="1" r:id="rId2mfzusdysylnymtwluef5">
+            <w:hyperlink w:history="1" r:id="rIdi76yfrudkcddqgmh_cbuj">
               <w:r>
                 <w:rPr>
                   <w:rFonts w:ascii="Arial" w:cs="Arial" w:eastAsia="Arial" w:hAnsi="Arial"/>
@@ -21451,7 +21451,7 @@
             <w:pPr>
               <w:spacing w:after="20" w:before="0"/>
             </w:pPr>
-            <w:hyperlink w:history="1" r:id="rIdn1fa4jgaoc7pahh8wf6kn">
+            <w:hyperlink w:history="1" r:id="rIdgvdqtkaog62e86pwhykq_">
               <w:r>
                 <w:rPr>
                   <w:rFonts w:ascii="Arial" w:cs="Arial" w:eastAsia="Arial" w:hAnsi="Arial"/>
@@ -21484,7 +21484,7 @@
               <w:spacing w:after="10" w:before="0"/>
               <w:ind w:left="120"/>
             </w:pPr>
-            <w:hyperlink w:history="1" r:id="rIdj_psf_jpmdqdivqyla1ut">
+            <w:hyperlink w:history="1" r:id="rIdiurxkztczrwudkyhbnmij">
               <w:r>
                 <w:rPr>
                   <w:rFonts w:ascii="Arial" w:cs="Arial" w:eastAsia="Arial" w:hAnsi="Arial"/>
@@ -21529,7 +21529,7 @@
             <w:pPr>
               <w:spacing w:after="20" w:before="0"/>
             </w:pPr>
-            <w:hyperlink w:history="1" r:id="rIdlafzpfwihwviyxgmgtmfo">
+            <w:hyperlink w:history="1" r:id="rIdrtypkk3ffg9fjphnrwt8y">
               <w:r>
                 <w:rPr>
                   <w:rFonts w:ascii="Arial" w:cs="Arial" w:eastAsia="Arial" w:hAnsi="Arial"/>
@@ -21562,7 +21562,7 @@
               <w:spacing w:after="10" w:before="0"/>
               <w:ind w:left="120"/>
             </w:pPr>
-            <w:hyperlink w:history="1" r:id="rId2vvda2dkccjrsfvjrnzyd">
+            <w:hyperlink w:history="1" r:id="rIdpgmmggnz7wuy_ku6cip_m">
               <w:r>
                 <w:rPr>
                   <w:rFonts w:ascii="Arial" w:cs="Arial" w:eastAsia="Arial" w:hAnsi="Arial"/>
@@ -23049,7 +23049,7 @@
             <w:pPr>
               <w:spacing w:after="20" w:before="0"/>
             </w:pPr>
-            <w:hyperlink w:history="1" r:id="rIdwya2j1y-qgm3ujr6hawio">
+            <w:hyperlink w:history="1" r:id="rIdjdw9bun77g5eikhstdj4a">
               <w:r>
                 <w:rPr>
                   <w:rFonts w:ascii="Arial" w:cs="Arial" w:eastAsia="Arial" w:hAnsi="Arial"/>
@@ -23082,7 +23082,7 @@
               <w:spacing w:after="10" w:before="0"/>
               <w:ind w:left="120"/>
             </w:pPr>
-            <w:hyperlink w:history="1" r:id="rId5tqi-92mfxtpzd7duuzv4">
+            <w:hyperlink w:history="1" r:id="rId6kjzfu7ka8nc7crd_6itb">
               <w:r>
                 <w:rPr>
                   <w:rFonts w:ascii="Arial" w:cs="Arial" w:eastAsia="Arial" w:hAnsi="Arial"/>
@@ -23127,7 +23127,7 @@
             <w:pPr>
               <w:spacing w:after="20" w:before="0"/>
             </w:pPr>
-            <w:hyperlink w:history="1" r:id="rIdxxpcksszsxhwwfmkiditn">
+            <w:hyperlink w:history="1" r:id="rIduw7r1jnoanlseqtuvn651">
               <w:r>
                 <w:rPr>
                   <w:rFonts w:ascii="Arial" w:cs="Arial" w:eastAsia="Arial" w:hAnsi="Arial"/>
@@ -23160,7 +23160,7 @@
               <w:spacing w:after="10" w:before="0"/>
               <w:ind w:left="120"/>
             </w:pPr>
-            <w:hyperlink w:history="1" r:id="rIdhzh7nj6ln8coox-_3f42q">
+            <w:hyperlink w:history="1" r:id="rIdpx8iushdai5wcpoy2cbyt">
               <w:r>
                 <w:rPr>
                   <w:rFonts w:ascii="Arial" w:cs="Arial" w:eastAsia="Arial" w:hAnsi="Arial"/>
@@ -23355,7 +23355,7 @@
             <w:pPr>
               <w:spacing w:after="20" w:before="0"/>
             </w:pPr>
-            <w:hyperlink w:history="1" r:id="rIdaj6fdjcciqrojeydlyncd">
+            <w:hyperlink w:history="1" r:id="rIdeq_ueemomp7rod03llq2z">
               <w:r>
                 <w:rPr>
                   <w:rFonts w:ascii="Arial" w:cs="Arial" w:eastAsia="Arial" w:hAnsi="Arial"/>
@@ -23388,7 +23388,7 @@
               <w:spacing w:after="10" w:before="0"/>
               <w:ind w:left="120"/>
             </w:pPr>
-            <w:hyperlink w:history="1" r:id="rIdiaeybj9vnl0dcd50plmbx">
+            <w:hyperlink w:history="1" r:id="rIdbx-aoq6niosttbx6fhyiv">
               <w:r>
                 <w:rPr>
                   <w:rFonts w:ascii="Arial" w:cs="Arial" w:eastAsia="Arial" w:hAnsi="Arial"/>
@@ -23433,7 +23433,7 @@
             <w:pPr>
               <w:spacing w:after="20" w:before="0"/>
             </w:pPr>
-            <w:hyperlink w:history="1" r:id="rId05a6c4coxq7bm_r_cpib3">
+            <w:hyperlink w:history="1" r:id="rIdhmr37vnm6ayilkbgn_iub">
               <w:r>
                 <w:rPr>
                   <w:rFonts w:ascii="Arial" w:cs="Arial" w:eastAsia="Arial" w:hAnsi="Arial"/>
@@ -23466,7 +23466,7 @@
               <w:spacing w:after="10" w:before="0"/>
               <w:ind w:left="120"/>
             </w:pPr>
-            <w:hyperlink w:history="1" r:id="rIdad6fbl2agwozfvc_pte_6">
+            <w:hyperlink w:history="1" r:id="rIdnpxvv3ebeam2siimi3wvo">
               <w:r>
                 <w:rPr>
                   <w:rFonts w:ascii="Arial" w:cs="Arial" w:eastAsia="Arial" w:hAnsi="Arial"/>
@@ -23661,7 +23661,7 @@
             <w:pPr>
               <w:spacing w:after="20" w:before="0"/>
             </w:pPr>
-            <w:hyperlink w:history="1" r:id="rIdph-ybgdukru8jb8f-wlq_">
+            <w:hyperlink w:history="1" r:id="rIdvo3gqkol2i9xelmovyqdx">
               <w:r>
                 <w:rPr>
                   <w:rFonts w:ascii="Arial" w:cs="Arial" w:eastAsia="Arial" w:hAnsi="Arial"/>
@@ -23694,7 +23694,7 @@
               <w:spacing w:after="10" w:before="0"/>
               <w:ind w:left="120"/>
             </w:pPr>
-            <w:hyperlink w:history="1" r:id="rIdrphj_6cruwgtola5ic1o9">
+            <w:hyperlink w:history="1" r:id="rIdckj9pe33kske24ltobfa0">
               <w:r>
                 <w:rPr>
                   <w:rFonts w:ascii="Arial" w:cs="Arial" w:eastAsia="Arial" w:hAnsi="Arial"/>
@@ -23739,7 +23739,7 @@
             <w:pPr>
               <w:spacing w:after="20" w:before="0"/>
             </w:pPr>
-            <w:hyperlink w:history="1" r:id="rIdd3c_dpkcf-zcpagftycxe">
+            <w:hyperlink w:history="1" r:id="rIdo0gqq4ejdlafp3cfwaofc">
               <w:r>
                 <w:rPr>
                   <w:rFonts w:ascii="Arial" w:cs="Arial" w:eastAsia="Arial" w:hAnsi="Arial"/>
@@ -23772,7 +23772,7 @@
               <w:spacing w:after="10" w:before="0"/>
               <w:ind w:left="120"/>
             </w:pPr>
-            <w:hyperlink w:history="1" r:id="rIdpskokppjqfq6dedc8g7te">
+            <w:hyperlink w:history="1" r:id="rIdurichzvnd5btsxnhrygce">
               <w:r>
                 <w:rPr>
                   <w:rFonts w:ascii="Arial" w:cs="Arial" w:eastAsia="Arial" w:hAnsi="Arial"/>
@@ -23967,7 +23967,7 @@
             <w:pPr>
               <w:spacing w:after="20" w:before="0"/>
             </w:pPr>
-            <w:hyperlink w:history="1" r:id="rIdrclyq8njemhxr_e6u-oun">
+            <w:hyperlink w:history="1" r:id="rIdgkdv1nqmqcllwidapnpak">
               <w:r>
                 <w:rPr>
                   <w:rFonts w:ascii="Arial" w:cs="Arial" w:eastAsia="Arial" w:hAnsi="Arial"/>
@@ -24000,7 +24000,7 @@
               <w:spacing w:after="10" w:before="0"/>
               <w:ind w:left="120"/>
             </w:pPr>
-            <w:hyperlink w:history="1" r:id="rIdpjsysc_xyj7tjc6hsmgsf">
+            <w:hyperlink w:history="1" r:id="rIdpsc8wnu6jk65ofgcyirck">
               <w:r>
                 <w:rPr>
                   <w:rFonts w:ascii="Arial" w:cs="Arial" w:eastAsia="Arial" w:hAnsi="Arial"/>
@@ -24045,7 +24045,7 @@
             <w:pPr>
               <w:spacing w:after="20" w:before="0"/>
             </w:pPr>
-            <w:hyperlink w:history="1" r:id="rIdq509gq6ocht1fmmpmeyn_">
+            <w:hyperlink w:history="1" r:id="rIdnxx_fiudd25lziufetdtz">
               <w:r>
                 <w:rPr>
                   <w:rFonts w:ascii="Arial" w:cs="Arial" w:eastAsia="Arial" w:hAnsi="Arial"/>
@@ -24078,7 +24078,7 @@
               <w:spacing w:after="10" w:before="0"/>
               <w:ind w:left="120"/>
             </w:pPr>
-            <w:hyperlink w:history="1" r:id="rId8xrsauhxxyzhpnkztqcxm">
+            <w:hyperlink w:history="1" r:id="rId_gk7gwwdf-ubsaet7xujd">
               <w:r>
                 <w:rPr>
                   <w:rFonts w:ascii="Arial" w:cs="Arial" w:eastAsia="Arial" w:hAnsi="Arial"/>
@@ -24273,7 +24273,7 @@
             <w:pPr>
               <w:spacing w:after="20" w:before="0"/>
             </w:pPr>
-            <w:hyperlink w:history="1" r:id="rIdxszqc2quvnmekodumlc1i">
+            <w:hyperlink w:history="1" r:id="rIdu3einumjywymn0j_sjf5r">
               <w:r>
                 <w:rPr>
                   <w:rFonts w:ascii="Arial" w:cs="Arial" w:eastAsia="Arial" w:hAnsi="Arial"/>
@@ -24306,7 +24306,7 @@
               <w:spacing w:after="10" w:before="0"/>
               <w:ind w:left="120"/>
             </w:pPr>
-            <w:hyperlink w:history="1" r:id="rIdfy9_ljdelupsismxjegw-">
+            <w:hyperlink w:history="1" r:id="rIdcj06ozbmslqu32m909le9">
               <w:r>
                 <w:rPr>
                   <w:rFonts w:ascii="Arial" w:cs="Arial" w:eastAsia="Arial" w:hAnsi="Arial"/>
@@ -24351,7 +24351,7 @@
             <w:pPr>
               <w:spacing w:after="20" w:before="0"/>
             </w:pPr>
-            <w:hyperlink w:history="1" r:id="rIdagiclr40r3cfzsiyrgyhv">
+            <w:hyperlink w:history="1" r:id="rIduqfkg0imm-cb541xhaeao">
               <w:r>
                 <w:rPr>
                   <w:rFonts w:ascii="Arial" w:cs="Arial" w:eastAsia="Arial" w:hAnsi="Arial"/>
@@ -24384,7 +24384,7 @@
               <w:spacing w:after="10" w:before="0"/>
               <w:ind w:left="120"/>
             </w:pPr>
-            <w:hyperlink w:history="1" r:id="rIdpjjkg38tnwp6tvim-u5hs">
+            <w:hyperlink w:history="1" r:id="rId4_5lwsoehe7iwmkkmocdr">
               <w:r>
                 <w:rPr>
                   <w:rFonts w:ascii="Arial" w:cs="Arial" w:eastAsia="Arial" w:hAnsi="Arial"/>
